--- a/Microcontroller_Basics/report/Microcontroller_Basics_Report.docx
+++ b/Microcontroller_Basics/report/Microcontroller_Basics_Report.docx
@@ -150,7 +150,8 @@
       <w:pPr>
         <w:spacing w:after="0"/>
         <w:rPr>
-          <w:sz w:val="24"/>
+          <w:b/>
+          <w:bCs/>
         </w:rPr>
       </w:pPr>
       <w:r>
@@ -161,24 +162,55 @@
         <w:tab/>
       </w:r>
       <w:r>
-        <w:rPr>
-          <w:sz w:val="24"/>
-        </w:rPr>
-        <w:t xml:space="preserve">This module was a thorough introduction into the embedded systems / firmware design flow process. The lab focused entirely on programming the </w:t>
+        <w:t>This module was a thorough introduction into the embedded systems / firmware design flow process</w:t>
+      </w:r>
+      <w:r>
+        <w:t xml:space="preserve"> with a microcontroller</w:t>
+      </w:r>
+      <w:r>
+        <w:t>.</w:t>
+      </w:r>
+      <w:r>
+        <w:t xml:space="preserve"> A microcontroller is a device with multiple modules that connect to a microprocessor (single-chip CPU) like the </w:t>
       </w:r>
       <w:r>
         <w:rPr>
           <w:b/>
           <w:bCs/>
-          <w:sz w:val="24"/>
-        </w:rPr>
-        <w:t>Raspberry Pi Pico 2 Microcontoller</w:t>
-      </w:r>
-      <w:r>
-        <w:rPr>
-          <w:sz w:val="24"/>
-        </w:rPr>
-        <w:t xml:space="preserve"> and using it for a two simple processes: blinking an LED and toggling a Piezo Buzzer. </w:t>
+        </w:rPr>
+        <w:t xml:space="preserve">RP2350. </w:t>
+      </w:r>
+      <w:r>
+        <w:t xml:space="preserve"> The lab focused entirely on programming the </w:t>
+      </w:r>
+      <w:r>
+        <w:rPr>
+          <w:b/>
+          <w:bCs/>
+        </w:rPr>
+        <w:t xml:space="preserve">Raspberry Pi Pico 2 </w:t>
+      </w:r>
+      <w:r>
+        <w:rPr>
+          <w:b/>
+          <w:bCs/>
+        </w:rPr>
+        <w:t>Microcontroller</w:t>
+      </w:r>
+      <w:r>
+        <w:t xml:space="preserve"> and using it for </w:t>
+      </w:r>
+      <w:r>
+        <w:t>two</w:t>
+      </w:r>
+      <w:r>
+        <w:t xml:space="preserve"> simple processes: blinking an </w:t>
+      </w:r>
+      <w:r>
+        <w:t>LED</w:t>
+      </w:r>
+      <w:r>
+        <w:t xml:space="preserve"> and toggling a Piezo Buzzer. </w:t>
       </w:r>
     </w:p>
     <w:p>
@@ -208,120 +240,82 @@
     </w:p>
     <w:p>
       <w:pPr>
-        <w:spacing w:after="0"/>
-        <w:ind w:firstLine="720"/>
-        <w:rPr>
-          <w:sz w:val="24"/>
-        </w:rPr>
-      </w:pPr>
-      <w:r>
-        <w:rPr>
-          <w:sz w:val="24"/>
-        </w:rPr>
-        <w:t xml:space="preserve">The </w:t>
-      </w:r>
-      <w:r>
-        <w:rPr>
-          <w:sz w:val="24"/>
-        </w:rPr>
-        <w:t xml:space="preserve">methods section should include all background information needed for the </w:t>
-      </w:r>
-      <w:r>
-        <w:rPr>
-          <w:sz w:val="24"/>
-        </w:rPr>
-        <w:t>design</w:t>
-      </w:r>
-      <w:r>
-        <w:rPr>
-          <w:sz w:val="24"/>
-        </w:rPr>
-        <w:t xml:space="preserve"> and steps used to create the </w:t>
-      </w:r>
-      <w:r>
-        <w:rPr>
-          <w:sz w:val="24"/>
-        </w:rPr>
-        <w:t>results</w:t>
-      </w:r>
-      <w:r>
-        <w:rPr>
-          <w:sz w:val="24"/>
-        </w:rPr>
-        <w:t>.</w:t>
-      </w:r>
-      <w:r>
-        <w:rPr>
-          <w:sz w:val="24"/>
-        </w:rPr>
+        <w:pStyle w:val="ListParagraph"/>
+        <w:keepNext/>
+        <w:spacing w:after="0"/>
+        <w:ind w:left="0"/>
+        <w:rPr>
+          <w:u w:val="single"/>
+        </w:rPr>
+      </w:pPr>
+    </w:p>
+    <w:p>
+      <w:pPr>
+        <w:pStyle w:val="ListParagraph"/>
+        <w:keepNext/>
+        <w:spacing w:after="0"/>
+        <w:ind w:left="0"/>
+        <w:rPr>
+          <w:sz w:val="24"/>
+          <w:szCs w:val="24"/>
+          <w:u w:val="single"/>
+        </w:rPr>
+      </w:pPr>
+      <w:r>
+        <w:rPr>
+          <w:sz w:val="24"/>
+          <w:szCs w:val="24"/>
+          <w:u w:val="single"/>
+        </w:rPr>
+        <w:t xml:space="preserve">Background Information: </w:t>
+      </w:r>
+    </w:p>
+    <w:p>
+      <w:pPr>
+        <w:pStyle w:val="ListParagraph"/>
+        <w:spacing w:after="0"/>
+        <w:ind w:left="0"/>
+      </w:pPr>
+      <w:r>
+        <w:t xml:space="preserve">This design implements the Raspberry Pi Pico 2 microcontroller alongside a </w:t>
+      </w:r>
+      <w:r>
+        <w:t>LED</w:t>
+      </w:r>
+      <w:r>
+        <w:t xml:space="preserve">, piezo buzzer, a potentiometer, a switch, and 2 resistors. The project is deliberately simple to flatten the curve of the </w:t>
+      </w:r>
+      <w:r>
+        <w:t>e</w:t>
+      </w:r>
+      <w:r>
+        <w:t xml:space="preserve">mbedded design process. </w:t>
+      </w:r>
+      <w:r>
+        <w:t>Therefore, the number of components is much smaller than for later projects or even the final project for this course.</w:t>
+      </w:r>
+      <w:r>
         <w:t xml:space="preserve"> </w:t>
       </w:r>
-      <w:r>
-        <w:rPr>
-          <w:sz w:val="24"/>
-        </w:rPr>
-        <w:t xml:space="preserve">Please cite any references used. Use </w:t>
-      </w:r>
-      <w:r>
-        <w:rPr>
-          <w:sz w:val="24"/>
-        </w:rPr>
-        <w:t>s</w:t>
-      </w:r>
-      <w:r>
-        <w:rPr>
-          <w:sz w:val="24"/>
-        </w:rPr>
-        <w:t>ubheadings as necessary.</w:t>
-      </w:r>
-      <w:r>
-        <w:rPr>
-          <w:sz w:val="24"/>
-        </w:rPr>
-        <w:t xml:space="preserve"> Pictures of neat breadboard implementations </w:t>
-      </w:r>
-      <w:r>
-        <w:rPr>
-          <w:sz w:val="24"/>
-        </w:rPr>
-        <w:t xml:space="preserve">of the </w:t>
-      </w:r>
-      <w:r>
-        <w:rPr>
-          <w:sz w:val="24"/>
-        </w:rPr>
-        <w:t>circuits</w:t>
-      </w:r>
-      <w:r>
-        <w:rPr>
-          <w:sz w:val="24"/>
-        </w:rPr>
-        <w:t xml:space="preserve"> </w:t>
-      </w:r>
-      <w:r>
-        <w:rPr>
-          <w:sz w:val="24"/>
-        </w:rPr>
-        <w:t>could also be included in this section.</w:t>
-      </w:r>
-    </w:p>
-    <w:p>
-      <w:pPr>
-        <w:spacing w:after="0"/>
-        <w:ind w:firstLine="720"/>
-        <w:rPr>
-          <w:i/>
-          <w:iCs/>
-          <w:sz w:val="24"/>
-        </w:rPr>
-      </w:pPr>
-      <w:r>
-        <w:rPr>
-          <w:i/>
-          <w:iCs/>
-          <w:sz w:val="24"/>
-        </w:rPr>
-        <w:t>The Figures you will need is this section are the following:</w:t>
+    </w:p>
+    <w:p>
+      <w:pPr>
+        <w:pStyle w:val="ListParagraph"/>
+        <w:spacing w:after="0"/>
+        <w:ind w:left="0" w:firstLine="720"/>
+      </w:pPr>
+      <w:r>
+        <w:t xml:space="preserve">The most important component is the Raspberry Pi Pico 2 which is a microcontroller board that houses the </w:t>
+      </w:r>
+      <w:r>
+        <w:rPr>
+          <w:b/>
+          <w:bCs/>
+        </w:rPr>
+        <w:t>RP2350 microcontroller chip</w:t>
+      </w:r>
+      <w:r>
+        <w:t xml:space="preserve">. The RP2350 is a more powerful version of the RP2040 chip on the Raspberry Pi Pico that has these specifications (specs): </w:t>
       </w:r>
     </w:p>
     <w:p>
@@ -329,30 +323,12 @@
         <w:pStyle w:val="ListParagraph"/>
         <w:numPr>
           <w:ilvl w:val="0"/>
-          <w:numId w:val="5"/>
+          <w:numId w:val="8"/>
         </w:numPr>
         <w:spacing w:after="0"/>
-        <w:rPr>
-          <w:i/>
-          <w:iCs/>
-          <w:sz w:val="24"/>
-        </w:rPr>
-      </w:pPr>
-      <w:r>
-        <w:rPr>
-          <w:i/>
-          <w:iCs/>
-          <w:sz w:val="24"/>
-        </w:rPr>
-        <w:t>Altium schematic of your circuit</w:t>
-      </w:r>
-      <w:r>
-        <w:rPr>
-          <w:i/>
-          <w:iCs/>
-          <w:sz w:val="24"/>
-        </w:rPr>
-        <w:t xml:space="preserve"> (by doing an Altium schematic now, you will save time in the Final Project)</w:t>
+      </w:pPr>
+      <w:r>
+        <w:t>Dual-Cortex M33 Processors at 150MHz</w:t>
       </w:r>
     </w:p>
     <w:p>
@@ -360,22 +336,12 @@
         <w:pStyle w:val="ListParagraph"/>
         <w:numPr>
           <w:ilvl w:val="0"/>
-          <w:numId w:val="5"/>
+          <w:numId w:val="8"/>
         </w:numPr>
         <w:spacing w:after="0"/>
-        <w:rPr>
-          <w:i/>
-          <w:iCs/>
-          <w:sz w:val="24"/>
-        </w:rPr>
-      </w:pPr>
-      <w:r>
-        <w:rPr>
-          <w:i/>
-          <w:iCs/>
-          <w:sz w:val="24"/>
-        </w:rPr>
-        <w:t>Block diagram of hardware</w:t>
+      </w:pPr>
+      <w:r>
+        <w:t>520 kB of on-chip SRAM</w:t>
       </w:r>
     </w:p>
     <w:p>
@@ -383,69 +349,166 @@
         <w:pStyle w:val="ListParagraph"/>
         <w:numPr>
           <w:ilvl w:val="0"/>
-          <w:numId w:val="5"/>
+          <w:numId w:val="8"/>
         </w:numPr>
         <w:spacing w:after="0"/>
-        <w:rPr>
-          <w:i/>
-          <w:iCs/>
-          <w:sz w:val="24"/>
-        </w:rPr>
-      </w:pPr>
-      <w:r>
-        <w:rPr>
-          <w:i/>
-          <w:iCs/>
-          <w:sz w:val="24"/>
-        </w:rPr>
-        <w:t>Block diagram of code</w:t>
-      </w:r>
-      <w:r>
-        <w:rPr>
-          <w:i/>
-          <w:iCs/>
-          <w:sz w:val="24"/>
-        </w:rPr>
-        <w:t xml:space="preserve"> sequence</w:t>
+      </w:pPr>
+      <w:r>
+        <w:t>GPIOs are 5 V-tolerant (powered) and 3.3 V-failsafe (unpowered)</w:t>
       </w:r>
     </w:p>
     <w:p>
       <w:pPr>
         <w:pStyle w:val="ListParagraph"/>
-        <w:spacing w:after="0"/>
-        <w:ind w:left="1080"/>
-        <w:rPr>
-          <w:i/>
-          <w:iCs/>
-          <w:sz w:val="24"/>
-        </w:rPr>
-      </w:pPr>
-      <w:r>
-        <w:rPr>
-          <w:i/>
-          <w:iCs/>
-          <w:noProof/>
-          <w:sz w:val="24"/>
-        </w:rPr>
+        <w:numPr>
+          <w:ilvl w:val="0"/>
+          <w:numId w:val="8"/>
+        </w:numPr>
+        <w:spacing w:after="0"/>
+      </w:pPr>
+      <w:r>
+        <w:t>Peripherals:</w:t>
+      </w:r>
+    </w:p>
+    <w:p>
+      <w:pPr>
+        <w:pStyle w:val="ListParagraph"/>
+        <w:numPr>
+          <w:ilvl w:val="1"/>
+          <w:numId w:val="8"/>
+        </w:numPr>
+        <w:spacing w:after="0"/>
+      </w:pPr>
+      <w:r>
+        <w:t>2 UART Channels</w:t>
+      </w:r>
+    </w:p>
+    <w:p>
+      <w:pPr>
+        <w:pStyle w:val="ListParagraph"/>
+        <w:numPr>
+          <w:ilvl w:val="1"/>
+          <w:numId w:val="8"/>
+        </w:numPr>
+        <w:spacing w:after="0"/>
+      </w:pPr>
+      <w:r>
+        <w:t xml:space="preserve">2 SPI Channels </w:t>
+      </w:r>
+    </w:p>
+    <w:p>
+      <w:pPr>
+        <w:pStyle w:val="ListParagraph"/>
+        <w:numPr>
+          <w:ilvl w:val="1"/>
+          <w:numId w:val="8"/>
+        </w:numPr>
+        <w:spacing w:after="0"/>
+      </w:pPr>
+      <w:r>
+        <w:t>2 I2C Channels</w:t>
+      </w:r>
+    </w:p>
+    <w:p>
+      <w:pPr>
+        <w:spacing w:after="0"/>
+      </w:pPr>
+      <w:r>
+        <w:t>Ultimately, these specifications are not the most vital when programming th</w:t>
+      </w:r>
+      <w:r>
+        <w:t xml:space="preserve">e Pico 2 for this lab, but they are important as they provide a greater insight into the internal architecture of a complex device like the RP2350 [1]. </w:t>
+      </w:r>
+    </w:p>
+    <w:p>
+      <w:pPr>
+        <w:spacing w:after="0"/>
+        <w:ind w:firstLine="720"/>
+        <w:rPr>
+          <w:b/>
+          <w:bCs/>
+        </w:rPr>
+      </w:pPr>
+      <w:r>
+        <w:t>Now, the term “microcontroller” has been used a few times up until this point without much of an explanation, so the following sentences will provide more information on that term. A microcontroller is very similar to a Central Processing Unit (CPU)</w:t>
+      </w:r>
+      <w:r>
+        <w:t xml:space="preserve">. The CPU is a part of a computer/system that is effectively “the ‘brain’ of a device” by performing arithmetic calculations, executing instructions, and controlling dataflow between the main device and peripherals [2]. The CPU is for a complete computing system and is a much larger scale than a smaller microcontroller. A </w:t>
+      </w:r>
+      <w:r>
+        <w:lastRenderedPageBreak/>
+        <w:t xml:space="preserve">microcontroller is essentially a CPU on an IC chip that also controls the Input/Output (IO) interface [3]. This makes a microcontroller a </w:t>
+      </w:r>
+      <w:r>
+        <w:t xml:space="preserve">fundamental </w:t>
+      </w:r>
+      <w:r>
+        <w:t>asset with a much smaller Non-Recurring Engineering (NRE) cost as it can be efficiently reproduced</w:t>
+      </w:r>
+      <w:r>
+        <w:t xml:space="preserve"> to be applied to a variety of situations. For example, the Raspberry Pi Pico 2 W is often also used for wireless capabilities, but it has the same chip as the regular Pico 2. The only difference lies in the peripherals on each board</w:t>
+      </w:r>
+      <w:r>
+        <w:t xml:space="preserve"> since the Pico 2 W has a powerful Infineon CYW43439 Chip that allows for BLE (Bluetooth Low Energy), Bluetooth, and Wi-Fi capabilities [4]. Therefore, microcontrollers can be flexible and powerful enough that they can work for a variety of different peripherals </w:t>
+      </w:r>
+      <w:r>
+        <w:t>if</w:t>
+      </w:r>
+      <w:r>
+        <w:t xml:space="preserve"> they </w:t>
+      </w:r>
+      <w:r>
+        <w:t>allow</w:t>
+      </w:r>
+      <w:r>
+        <w:t xml:space="preserve"> </w:t>
+      </w:r>
+      <w:r>
+        <w:rPr>
+          <w:b/>
+          <w:bCs/>
+        </w:rPr>
+        <w:t>pin multiplexing</w:t>
+      </w:r>
+      <w:r>
+        <w:t xml:space="preserve">, being able to configure a pin’s use for a different module. </w:t>
+      </w:r>
+      <w:r>
+        <w:rPr>
+          <w:b/>
+          <w:bCs/>
+        </w:rPr>
+        <w:t xml:space="preserve"> </w:t>
+      </w:r>
+      <w:r>
+        <w:rPr>
+          <w:b/>
+          <w:bCs/>
+        </w:rPr>
+        <w:t xml:space="preserve">These differences are emphasized by the different pinouts for Pico 2 and Pico 2 W as shown below. </w:t>
+      </w:r>
+    </w:p>
+    <w:p>
+      <w:pPr>
+        <w:keepNext/>
+        <w:spacing w:after="0"/>
+        <w:ind w:firstLine="720"/>
+        <w:jc w:val="center"/>
+      </w:pPr>
+    </w:p>
+    <w:p>
+      <w:pPr>
+        <w:keepNext/>
+        <w:spacing w:after="0"/>
+        <w:ind w:left="-576" w:firstLine="720"/>
+        <w:jc w:val="center"/>
+      </w:pPr>
+      <w:r>
         <w:drawing>
-          <wp:anchor distT="0" distB="0" distL="114300" distR="114300" simplePos="0" relativeHeight="251662336" behindDoc="0" locked="0" layoutInCell="1" allowOverlap="1" wp14:anchorId="31F82F60" wp14:editId="2E29772E">
-            <wp:simplePos x="0" y="0"/>
-            <wp:positionH relativeFrom="column">
-              <wp:posOffset>3357245</wp:posOffset>
-            </wp:positionH>
-            <wp:positionV relativeFrom="paragraph">
-              <wp:posOffset>213360</wp:posOffset>
-            </wp:positionV>
-            <wp:extent cx="1994535" cy="1795145"/>
-            <wp:effectExtent l="0" t="0" r="0" b="0"/>
-            <wp:wrapSquare wrapText="bothSides"/>
-            <wp:docPr id="12" name="Picture 6" descr="Design Flowchart In Programming (With Examples) - Programiz">
-              <a:extLst xmlns:a="http://schemas.openxmlformats.org/drawingml/2006/main">
-                <a:ext uri="{FF2B5EF4-FFF2-40B4-BE49-F238E27FC236}">
-                  <a16:creationId xmlns:a16="http://schemas.microsoft.com/office/drawing/2014/main" id="{2CA6C09E-F21A-CF4F-B9F3-CBA5AC84A555}"/>
-                </a:ext>
-              </a:extLst>
-            </wp:docPr>
+          <wp:inline distT="0" distB="0" distL="0" distR="0" wp14:anchorId="2151E7ED" wp14:editId="6BBEB292">
+            <wp:extent cx="4450715" cy="2391410"/>
+            <wp:effectExtent l="0" t="0" r="6985" b="8890"/>
+            <wp:docPr id="1480246914" name="Picture 1" descr="The image depicts a circuit diagram with various components including LEDs, microcontrollers (UART TX, RX, GP25, GP1, GP2, GP3, GP4, GP5, GP28, GP27, GP26, GP22), and various input/output connections such as SPI, SDA, SCL, VSYS, and ADC.&#10;&#10;AI-generated content may be incorrect."/>
             <wp:cNvGraphicFramePr>
               <a:graphicFrameLocks xmlns:a="http://schemas.openxmlformats.org/drawingml/2006/main" noChangeAspect="1"/>
             </wp:cNvGraphicFramePr>
@@ -453,16 +516,8 @@
               <a:graphicData uri="http://schemas.openxmlformats.org/drawingml/2006/picture">
                 <pic:pic xmlns:pic="http://schemas.openxmlformats.org/drawingml/2006/picture">
                   <pic:nvPicPr>
-                    <pic:cNvPr id="12" name="Picture 6" descr="Design Flowchart In Programming (With Examples) - Programiz">
-                      <a:extLst>
-                        <a:ext uri="{FF2B5EF4-FFF2-40B4-BE49-F238E27FC236}">
-                          <a16:creationId xmlns:a16="http://schemas.microsoft.com/office/drawing/2014/main" id="{2CA6C09E-F21A-CF4F-B9F3-CBA5AC84A555}"/>
-                        </a:ext>
-                      </a:extLst>
-                    </pic:cNvPr>
-                    <pic:cNvPicPr>
-                      <a:picLocks noChangeAspect="1" noChangeArrowheads="1"/>
-                    </pic:cNvPicPr>
+                    <pic:cNvPr id="1480246914" name="Picture 1" descr="The image depicts a circuit diagram with various components including LEDs, microcontrollers (UART TX, RX, GP25, GP1, GP2, GP3, GP4, GP5, GP28, GP27, GP26, GP22), and various input/output connections such as SPI, SDA, SCL, VSYS, and ADC.&#10;&#10;AI-generated content may be incorrect."/>
+                    <pic:cNvPicPr/>
                   </pic:nvPicPr>
                   <pic:blipFill>
                     <a:blip r:embed="rId5" cstate="print">
@@ -472,464 +527,709 @@
                         </a:ext>
                       </a:extLst>
                     </a:blip>
-                    <a:srcRect/>
                     <a:stretch>
                       <a:fillRect/>
                     </a:stretch>
                   </pic:blipFill>
-                  <pic:spPr bwMode="auto">
+                  <pic:spPr>
                     <a:xfrm>
                       <a:off x="0" y="0"/>
-                      <a:ext cx="1994535" cy="1795145"/>
+                      <a:ext cx="4450715" cy="2391410"/>
                     </a:xfrm>
                     <a:prstGeom prst="rect">
                       <a:avLst/>
                     </a:prstGeom>
-                    <a:noFill/>
                   </pic:spPr>
                 </pic:pic>
               </a:graphicData>
             </a:graphic>
-            <wp14:sizeRelH relativeFrom="page">
-              <wp14:pctWidth>0</wp14:pctWidth>
-            </wp14:sizeRelH>
-            <wp14:sizeRelV relativeFrom="page">
-              <wp14:pctHeight>0</wp14:pctHeight>
-            </wp14:sizeRelV>
-          </wp:anchor>
+          </wp:inline>
         </w:drawing>
       </w:r>
+    </w:p>
+    <w:p>
+      <w:pPr>
+        <w:pStyle w:val="Caption"/>
+        <w:jc w:val="center"/>
+        <w:rPr>
+          <w:sz w:val="22"/>
+          <w:szCs w:val="22"/>
+        </w:rPr>
+      </w:pPr>
+      <w:r>
+        <w:rPr>
+          <w:sz w:val="22"/>
+          <w:szCs w:val="22"/>
+        </w:rPr>
+        <w:t xml:space="preserve">Figure </w:t>
+      </w:r>
+      <w:r>
+        <w:rPr>
+          <w:sz w:val="22"/>
+          <w:szCs w:val="22"/>
+        </w:rPr>
+        <w:fldChar w:fldCharType="begin"/>
+      </w:r>
+      <w:r>
+        <w:rPr>
+          <w:sz w:val="22"/>
+          <w:szCs w:val="22"/>
+        </w:rPr>
+        <w:instrText xml:space="preserve"> SEQ Figure \* ARABIC </w:instrText>
+      </w:r>
+      <w:r>
+        <w:rPr>
+          <w:sz w:val="22"/>
+          <w:szCs w:val="22"/>
+        </w:rPr>
+        <w:fldChar w:fldCharType="separate"/>
+      </w:r>
+      <w:r>
+        <w:rPr>
+          <w:noProof/>
+          <w:sz w:val="22"/>
+          <w:szCs w:val="22"/>
+        </w:rPr>
+        <w:t>1</w:t>
+      </w:r>
+      <w:r>
+        <w:rPr>
+          <w:sz w:val="22"/>
+          <w:szCs w:val="22"/>
+        </w:rPr>
+        <w:fldChar w:fldCharType="end"/>
+      </w:r>
+      <w:r>
+        <w:rPr>
+          <w:sz w:val="22"/>
+          <w:szCs w:val="22"/>
+        </w:rPr>
+        <w:t>: Raspberry Pi Pico 2 Pinout</w:t>
+      </w:r>
+    </w:p>
+    <w:p>
+      <w:pPr>
+        <w:pStyle w:val="Caption"/>
+        <w:jc w:val="center"/>
+      </w:pPr>
+    </w:p>
+    <w:p>
+      <w:pPr>
+        <w:pStyle w:val="Caption"/>
+        <w:keepNext/>
+        <w:ind w:right="-288"/>
+        <w:jc w:val="center"/>
+      </w:pPr>
+      <w:r>
+        <w:lastRenderedPageBreak/>
+        <w:drawing>
+          <wp:inline distT="0" distB="0" distL="0" distR="0" wp14:anchorId="1E044D3A" wp14:editId="4A976402">
+            <wp:extent cx="4613666" cy="2746513"/>
+            <wp:effectExtent l="0" t="0" r="0" b="0"/>
+            <wp:docPr id="1517462790" name="Picture 1" descr="The image depicts a circuit diagram with various components including LEDs, UART, SPI, GPIO, and power connections, along with labels for different functionalities such as voltage regulation and debugging.&#10;&#10;AI-generated content may be incorrect."/>
+            <wp:cNvGraphicFramePr>
+              <a:graphicFrameLocks xmlns:a="http://schemas.openxmlformats.org/drawingml/2006/main" noChangeAspect="1"/>
+            </wp:cNvGraphicFramePr>
+            <a:graphic xmlns:a="http://schemas.openxmlformats.org/drawingml/2006/main">
+              <a:graphicData uri="http://schemas.openxmlformats.org/drawingml/2006/picture">
+                <pic:pic xmlns:pic="http://schemas.openxmlformats.org/drawingml/2006/picture">
+                  <pic:nvPicPr>
+                    <pic:cNvPr id="1517462790" name="Picture 1" descr="The image depicts a circuit diagram with various components including LEDs, UART, SPI, GPIO, and power connections, along with labels for different functionalities such as voltage regulation and debugging.&#10;&#10;AI-generated content may be incorrect."/>
+                    <pic:cNvPicPr/>
+                  </pic:nvPicPr>
+                  <pic:blipFill>
+                    <a:blip r:embed="rId6"/>
+                    <a:stretch>
+                      <a:fillRect/>
+                    </a:stretch>
+                  </pic:blipFill>
+                  <pic:spPr>
+                    <a:xfrm>
+                      <a:off x="0" y="0"/>
+                      <a:ext cx="4654905" cy="2771063"/>
+                    </a:xfrm>
+                    <a:prstGeom prst="rect">
+                      <a:avLst/>
+                    </a:prstGeom>
+                  </pic:spPr>
+                </pic:pic>
+              </a:graphicData>
+            </a:graphic>
+          </wp:inline>
+        </w:drawing>
+      </w:r>
+    </w:p>
+    <w:p>
+      <w:pPr>
+        <w:pStyle w:val="Caption"/>
+        <w:jc w:val="center"/>
+        <w:rPr>
+          <w:sz w:val="22"/>
+          <w:szCs w:val="22"/>
+        </w:rPr>
+      </w:pPr>
+      <w:r>
+        <w:rPr>
+          <w:sz w:val="22"/>
+          <w:szCs w:val="22"/>
+        </w:rPr>
+        <w:t xml:space="preserve">Figure </w:t>
+      </w:r>
+      <w:r>
+        <w:rPr>
+          <w:sz w:val="22"/>
+          <w:szCs w:val="22"/>
+        </w:rPr>
+        <w:fldChar w:fldCharType="begin"/>
+      </w:r>
+      <w:r>
+        <w:rPr>
+          <w:sz w:val="22"/>
+          <w:szCs w:val="22"/>
+        </w:rPr>
+        <w:instrText xml:space="preserve"> SEQ Figure \* ARABIC </w:instrText>
+      </w:r>
+      <w:r>
+        <w:rPr>
+          <w:sz w:val="22"/>
+          <w:szCs w:val="22"/>
+        </w:rPr>
+        <w:fldChar w:fldCharType="separate"/>
+      </w:r>
+      <w:r>
+        <w:rPr>
+          <w:noProof/>
+          <w:sz w:val="22"/>
+          <w:szCs w:val="22"/>
+        </w:rPr>
+        <w:t>2</w:t>
+      </w:r>
+      <w:r>
+        <w:rPr>
+          <w:sz w:val="22"/>
+          <w:szCs w:val="22"/>
+        </w:rPr>
+        <w:fldChar w:fldCharType="end"/>
+      </w:r>
+      <w:r>
+        <w:rPr>
+          <w:sz w:val="22"/>
+          <w:szCs w:val="22"/>
+        </w:rPr>
+        <w:t>: Raspberry Pi Pico 2 W Pinout</w:t>
+      </w:r>
+    </w:p>
+    <w:p>
+      <w:pPr>
+        <w:pStyle w:val="Caption"/>
+      </w:pPr>
+    </w:p>
+    <w:p>
+      <w:pPr>
+        <w:pStyle w:val="Caption"/>
+        <w:rPr>
+          <w:i w:val="0"/>
+          <w:iCs w:val="0"/>
+          <w:sz w:val="22"/>
+          <w:szCs w:val="22"/>
+        </w:rPr>
+      </w:pPr>
+      <w:r>
+        <w:rPr>
+          <w:sz w:val="22"/>
+          <w:szCs w:val="22"/>
+        </w:rPr>
+        <w:tab/>
+      </w:r>
+      <w:r>
+        <w:rPr>
+          <w:i w:val="0"/>
+          <w:iCs w:val="0"/>
+          <w:sz w:val="22"/>
+          <w:szCs w:val="22"/>
+        </w:rPr>
+        <w:t xml:space="preserve">Apart from the microcontroller, the switch, piezo, and LED were the most important devices used for this lab. The LED is simple since it is a direct semiconductor that releases energy primarily as light which is useful for the case of the Red LED used in this lab. The switch is a device that can open/close circuit connections. The switch used was wired in active-high configuration as shown in the image below. An </w:t>
+      </w:r>
+      <w:r>
+        <w:rPr>
+          <w:b/>
+          <w:bCs/>
+          <w:i w:val="0"/>
+          <w:iCs w:val="0"/>
+          <w:sz w:val="22"/>
+          <w:szCs w:val="22"/>
+        </w:rPr>
+        <w:t>active-high</w:t>
+      </w:r>
+      <w:r>
+        <w:rPr>
+          <w:b/>
+          <w:bCs/>
+          <w:i w:val="0"/>
+          <w:iCs w:val="0"/>
+          <w:sz w:val="22"/>
+          <w:szCs w:val="22"/>
+        </w:rPr>
+        <w:t>/pullup</w:t>
+      </w:r>
+      <w:r>
+        <w:rPr>
+          <w:i w:val="0"/>
+          <w:iCs w:val="0"/>
+          <w:sz w:val="22"/>
+          <w:szCs w:val="22"/>
+        </w:rPr>
+        <w:t xml:space="preserve"> switch configuration defaults to VCC/HIGH (the supply voltage) when the circuit is open, the switch is not </w:t>
+      </w:r>
+      <w:r>
+        <w:rPr>
+          <w:i w:val="0"/>
+          <w:iCs w:val="0"/>
+          <w:sz w:val="22"/>
+          <w:szCs w:val="22"/>
+        </w:rPr>
+        <w:t>pressed</w:t>
+      </w:r>
+      <w:r>
+        <w:rPr>
+          <w:i w:val="0"/>
+          <w:iCs w:val="0"/>
+          <w:sz w:val="22"/>
+          <w:szCs w:val="22"/>
+        </w:rPr>
+        <w:t xml:space="preserve">, and </w:t>
+      </w:r>
+      <w:r>
+        <w:rPr>
+          <w:i w:val="0"/>
+          <w:iCs w:val="0"/>
+          <w:sz w:val="22"/>
+          <w:szCs w:val="22"/>
+        </w:rPr>
+        <w:t xml:space="preserve">GND/LOW when the circuit is closed, the switch is pressed. This is advantageous because it can both provide a default state for a signal and save energy as power is only dissipated across a resistor when the switch is pressed as no current passes through the resistor in the default case. </w:t>
+      </w:r>
+      <w:r>
+        <w:rPr>
+          <w:i w:val="0"/>
+          <w:iCs w:val="0"/>
+          <w:sz w:val="22"/>
+          <w:szCs w:val="22"/>
+        </w:rPr>
+        <w:t xml:space="preserve">Additionally, switches are often made badly, so they bounce, oscillate in value before settling at a final value, so they require </w:t>
+      </w:r>
+      <w:r>
+        <w:rPr>
+          <w:b/>
+          <w:bCs/>
+          <w:i w:val="0"/>
+          <w:iCs w:val="0"/>
+          <w:sz w:val="22"/>
+          <w:szCs w:val="22"/>
+        </w:rPr>
+        <w:t xml:space="preserve">debouncing </w:t>
+      </w:r>
+      <w:r>
+        <w:rPr>
+          <w:i w:val="0"/>
+          <w:iCs w:val="0"/>
+          <w:sz w:val="22"/>
+          <w:szCs w:val="22"/>
+        </w:rPr>
+        <w:t>which can be done via several methods, but</w:t>
+      </w:r>
+      <w:r>
+        <w:rPr>
+          <w:b/>
+          <w:bCs/>
+          <w:i w:val="0"/>
+          <w:iCs w:val="0"/>
+          <w:sz w:val="22"/>
+          <w:szCs w:val="22"/>
+        </w:rPr>
+        <w:t xml:space="preserve"> hardware interrupts are the most common. </w:t>
+      </w:r>
+      <w:r>
+        <w:rPr>
+          <w:i w:val="0"/>
+          <w:iCs w:val="0"/>
+          <w:sz w:val="22"/>
+          <w:szCs w:val="22"/>
+        </w:rPr>
+        <w:t xml:space="preserve">The </w:t>
+      </w:r>
+      <w:r>
+        <w:rPr>
+          <w:i w:val="0"/>
+          <w:iCs w:val="0"/>
+          <w:sz w:val="22"/>
+          <w:szCs w:val="22"/>
+        </w:rPr>
+        <w:t>last</w:t>
+      </w:r>
+      <w:r>
+        <w:rPr>
+          <w:i w:val="0"/>
+          <w:iCs w:val="0"/>
+          <w:sz w:val="22"/>
+          <w:szCs w:val="22"/>
+        </w:rPr>
+        <w:t xml:space="preserve"> important component in this design is the piezo buzzer which implements the fundamental piezoelectric effect but in reverse. Instead of a device under mechanical pressure producing electrical charge, the </w:t>
+      </w:r>
+      <w:r>
+        <w:rPr>
+          <w:i w:val="0"/>
+          <w:iCs w:val="0"/>
+          <w:sz w:val="22"/>
+          <w:szCs w:val="22"/>
+        </w:rPr>
+        <w:t xml:space="preserve">presence of electrical charge deforms a mechanical device and causes it to produce sound [5]. This is a simple explanation of each of these devices, but their specs are not vital in understanding the design flow of this project. </w:t>
+      </w:r>
+    </w:p>
+    <w:p>
+      <w:pPr>
+        <w:pStyle w:val="Caption"/>
+        <w:rPr>
+          <w:i w:val="0"/>
+          <w:iCs w:val="0"/>
+          <w:sz w:val="22"/>
+          <w:szCs w:val="22"/>
+        </w:rPr>
+      </w:pPr>
+      <w:r>
+        <w:rPr>
+          <w:i w:val="0"/>
+          <w:iCs w:val="0"/>
+          <w:sz w:val="22"/>
+          <w:szCs w:val="22"/>
+        </w:rPr>
+        <w:tab/>
+      </w:r>
+      <w:r>
+        <w:rPr>
+          <w:b/>
+          <w:bCs/>
+          <w:i w:val="0"/>
+          <w:iCs w:val="0"/>
+          <w:sz w:val="22"/>
+          <w:szCs w:val="22"/>
+        </w:rPr>
+        <w:t>Hardware interrupts</w:t>
+      </w:r>
+      <w:r>
+        <w:rPr>
+          <w:b/>
+          <w:bCs/>
+          <w:i w:val="0"/>
+          <w:iCs w:val="0"/>
+          <w:sz w:val="22"/>
+          <w:szCs w:val="22"/>
+        </w:rPr>
+        <w:t xml:space="preserve"> </w:t>
+      </w:r>
+      <w:r>
+        <w:rPr>
+          <w:i w:val="0"/>
+          <w:iCs w:val="0"/>
+          <w:sz w:val="22"/>
+          <w:szCs w:val="22"/>
+        </w:rPr>
+        <w:t xml:space="preserve">are the most common way to debounce switches because of how accurate they can be. Interrupts are . </w:t>
+      </w:r>
+    </w:p>
+    <w:p>
+      <w:pPr>
+        <w:pStyle w:val="Caption"/>
+        <w:rPr>
+          <w:i w:val="0"/>
+          <w:iCs w:val="0"/>
+        </w:rPr>
+      </w:pPr>
+    </w:p>
+    <w:p>
+      <w:pPr>
+        <w:pStyle w:val="Caption"/>
+        <w:keepNext/>
+        <w:jc w:val="center"/>
+      </w:pPr>
+      <w:r>
+        <w:rPr>
+          <w:noProof/>
+        </w:rPr>
+        <w:lastRenderedPageBreak/>
+        <w:drawing>
+          <wp:inline distT="0" distB="0" distL="0" distR="0" wp14:anchorId="377890C8" wp14:editId="386886A9">
+            <wp:extent cx="2653748" cy="2681535"/>
+            <wp:effectExtent l="0" t="0" r="0" b="5080"/>
+            <wp:docPr id="1914660575" name="Picture 5" descr="The image depicts a simple electronic circuit diagram with a power supply (Vcc) and a control unit (PD), and a control signal (A).&#10;&#10;AI-generated content may be incorrect."/>
+            <wp:cNvGraphicFramePr>
+              <a:graphicFrameLocks xmlns:a="http://schemas.openxmlformats.org/drawingml/2006/main" noChangeAspect="1"/>
+            </wp:cNvGraphicFramePr>
+            <a:graphic xmlns:a="http://schemas.openxmlformats.org/drawingml/2006/main">
+              <a:graphicData uri="http://schemas.openxmlformats.org/drawingml/2006/picture">
+                <pic:pic xmlns:pic="http://schemas.openxmlformats.org/drawingml/2006/picture">
+                  <pic:nvPicPr>
+                    <pic:cNvPr id="1914660575" name="Picture 5" descr="The image depicts a simple electronic circuit diagram with a power supply (Vcc) and a control unit (PD), and a control signal (A).&#10;&#10;AI-generated content may be incorrect."/>
+                    <pic:cNvPicPr/>
+                  </pic:nvPicPr>
+                  <pic:blipFill>
+                    <a:blip r:embed="rId7" cstate="print">
+                      <a:extLst>
+                        <a:ext uri="{28A0092B-C50C-407E-A947-70E740481C1C}">
+                          <a14:useLocalDpi xmlns:a14="http://schemas.microsoft.com/office/drawing/2010/main" val="0"/>
+                        </a:ext>
+                      </a:extLst>
+                    </a:blip>
+                    <a:stretch>
+                      <a:fillRect/>
+                    </a:stretch>
+                  </pic:blipFill>
+                  <pic:spPr>
+                    <a:xfrm>
+                      <a:off x="0" y="0"/>
+                      <a:ext cx="2692269" cy="2720459"/>
+                    </a:xfrm>
+                    <a:prstGeom prst="rect">
+                      <a:avLst/>
+                    </a:prstGeom>
+                  </pic:spPr>
+                </pic:pic>
+              </a:graphicData>
+            </a:graphic>
+          </wp:inline>
+        </w:drawing>
+      </w:r>
+    </w:p>
+    <w:p>
+      <w:pPr>
+        <w:pStyle w:val="Caption"/>
+        <w:jc w:val="center"/>
+        <w:rPr>
+          <w:sz w:val="22"/>
+          <w:szCs w:val="22"/>
+        </w:rPr>
+      </w:pPr>
+      <w:r>
+        <w:rPr>
+          <w:sz w:val="22"/>
+          <w:szCs w:val="22"/>
+        </w:rPr>
+        <w:t xml:space="preserve">Figure </w:t>
+      </w:r>
+      <w:r>
+        <w:rPr>
+          <w:sz w:val="22"/>
+          <w:szCs w:val="22"/>
+        </w:rPr>
+        <w:fldChar w:fldCharType="begin"/>
+      </w:r>
+      <w:r>
+        <w:rPr>
+          <w:sz w:val="22"/>
+          <w:szCs w:val="22"/>
+        </w:rPr>
+        <w:instrText xml:space="preserve"> SEQ Figure \* ARABIC </w:instrText>
+      </w:r>
+      <w:r>
+        <w:rPr>
+          <w:sz w:val="22"/>
+          <w:szCs w:val="22"/>
+        </w:rPr>
+        <w:fldChar w:fldCharType="separate"/>
+      </w:r>
+      <w:r>
+        <w:rPr>
+          <w:noProof/>
+          <w:sz w:val="22"/>
+          <w:szCs w:val="22"/>
+        </w:rPr>
+        <w:t>3</w:t>
+      </w:r>
+      <w:r>
+        <w:rPr>
+          <w:sz w:val="22"/>
+          <w:szCs w:val="22"/>
+        </w:rPr>
+        <w:fldChar w:fldCharType="end"/>
+      </w:r>
+      <w:r>
+        <w:rPr>
+          <w:sz w:val="22"/>
+          <w:szCs w:val="22"/>
+        </w:rPr>
+        <w:t>: Pullup (PU) and Pulldown (PD) Switch Configurations</w:t>
+      </w:r>
+    </w:p>
+    <w:p>
+      <w:pPr>
+        <w:keepNext/>
+        <w:spacing w:after="0"/>
+        <w:rPr>
+          <w:sz w:val="24"/>
+          <w:szCs w:val="24"/>
+        </w:rPr>
+      </w:pPr>
+    </w:p>
+    <w:p>
+      <w:pPr>
+        <w:pStyle w:val="ListParagraph"/>
+        <w:keepNext/>
+        <w:spacing w:after="0"/>
+        <w:ind w:left="0"/>
+        <w:rPr>
+          <w:sz w:val="24"/>
+          <w:szCs w:val="24"/>
+          <w:u w:val="single"/>
+        </w:rPr>
+      </w:pPr>
+      <w:r>
+        <w:rPr>
+          <w:sz w:val="24"/>
+          <w:szCs w:val="24"/>
+          <w:u w:val="single"/>
+        </w:rPr>
+        <w:t>Design Process Methodology</w:t>
+      </w:r>
+      <w:r>
+        <w:rPr>
+          <w:sz w:val="24"/>
+          <w:szCs w:val="24"/>
+          <w:u w:val="single"/>
+        </w:rPr>
+        <w:t>:</w:t>
+      </w:r>
+    </w:p>
+    <w:p>
+      <w:pPr>
+        <w:pStyle w:val="ListParagraph"/>
+        <w:keepNext/>
+        <w:spacing w:after="0"/>
+        <w:ind w:left="1080"/>
+      </w:pPr>
+    </w:p>
+    <w:p>
+      <w:pPr>
+        <w:pStyle w:val="ListParagraph"/>
+        <w:keepNext/>
+        <w:spacing w:after="0"/>
+        <w:ind w:left="1080"/>
+      </w:pPr>
       <w:r>
         <w:rPr>
           <w:i/>
           <w:iCs/>
           <w:noProof/>
-          <w:sz w:val="24"/>
-        </w:rPr>
-        <mc:AlternateContent>
-          <mc:Choice Requires="wps">
-            <w:drawing>
-              <wp:anchor distT="0" distB="0" distL="114300" distR="114300" simplePos="0" relativeHeight="251661312" behindDoc="0" locked="0" layoutInCell="1" allowOverlap="1" wp14:anchorId="38F69859" wp14:editId="397F93D2">
-                <wp:simplePos x="0" y="0"/>
-                <wp:positionH relativeFrom="column">
-                  <wp:posOffset>3103245</wp:posOffset>
-                </wp:positionH>
-                <wp:positionV relativeFrom="paragraph">
-                  <wp:posOffset>173934</wp:posOffset>
-                </wp:positionV>
-                <wp:extent cx="2301875" cy="2145665"/>
-                <wp:effectExtent l="0" t="0" r="0" b="0"/>
-                <wp:wrapSquare wrapText="bothSides"/>
-                <wp:docPr id="2" name="Text Box 2"/>
-                <wp:cNvGraphicFramePr/>
-                <a:graphic xmlns:a="http://schemas.openxmlformats.org/drawingml/2006/main">
-                  <a:graphicData uri="http://schemas.microsoft.com/office/word/2010/wordprocessingShape">
-                    <wps:wsp>
-                      <wps:cNvSpPr txBox="1"/>
-                      <wps:spPr>
-                        <a:xfrm>
-                          <a:off x="0" y="0"/>
-                          <a:ext cx="2301875" cy="2145665"/>
-                        </a:xfrm>
-                        <a:prstGeom prst="rect">
-                          <a:avLst/>
-                        </a:prstGeom>
-                        <a:noFill/>
-                        <a:ln w="6350">
-                          <a:noFill/>
-                        </a:ln>
-                      </wps:spPr>
-                      <wps:txbx>
-                        <w:txbxContent>
-                          <w:p/>
-                          <w:p>
-                            <w:pPr>
-                              <w:spacing w:line="240" w:lineRule="auto"/>
-                            </w:pPr>
-                          </w:p>
-                          <w:p/>
-                          <w:p/>
-                          <w:p/>
-                          <w:p>
-                            <w:pPr>
-                              <w:spacing w:line="240" w:lineRule="auto"/>
-                              <w:jc w:val="center"/>
-                            </w:pPr>
-                          </w:p>
-                          <w:p>
-                            <w:pPr>
-                              <w:spacing w:line="240" w:lineRule="auto"/>
-                              <w:jc w:val="center"/>
-                            </w:pPr>
-                            <w:r>
-                              <w:t>Fig.</w:t>
-                            </w:r>
-                            <w:r>
-                              <w:t>3</w:t>
-                            </w:r>
-                            <w:r>
-                              <w:t xml:space="preserve">. </w:t>
-                            </w:r>
-                            <w:r>
-                              <w:t xml:space="preserve">Ex. </w:t>
-                            </w:r>
-                            <w:r>
-                              <w:t>Software block diagram</w:t>
-                            </w:r>
-                          </w:p>
-                        </w:txbxContent>
-                      </wps:txbx>
-                      <wps:bodyPr rot="0" spcFirstLastPara="0" vertOverflow="overflow" horzOverflow="overflow" vert="horz" wrap="square" lIns="91440" tIns="45720" rIns="91440" bIns="45720" numCol="1" spcCol="0" rtlCol="0" fromWordArt="0" anchor="t" anchorCtr="0" forceAA="0" compatLnSpc="1">
-                        <a:prstTxWarp prst="textNoShape">
-                          <a:avLst/>
-                        </a:prstTxWarp>
-                        <a:noAutofit/>
-                      </wps:bodyPr>
-                    </wps:wsp>
-                  </a:graphicData>
-                </a:graphic>
-                <wp14:sizeRelV relativeFrom="margin">
-                  <wp14:pctHeight>0</wp14:pctHeight>
-                </wp14:sizeRelV>
-              </wp:anchor>
-            </w:drawing>
-          </mc:Choice>
-          <mc:Fallback>
-            <w:pict>
-              <v:shapetype w14:anchorId="38F69859" id="_x0000_t202" coordsize="21600,21600" o:spt="202" path="m,l,21600r21600,l21600,xe">
-                <v:stroke joinstyle="miter"/>
-                <v:path gradientshapeok="t" o:connecttype="rect"/>
-              </v:shapetype>
-              <v:shape id="Text Box 2" o:spid="_x0000_s1026" type="#_x0000_t202" style="position:absolute;left:0;text-align:left;margin-left:244.35pt;margin-top:13.7pt;width:181.25pt;height:168.95pt;z-index:251661312;visibility:visible;mso-wrap-style:square;mso-height-percent:0;mso-wrap-distance-left:9pt;mso-wrap-distance-top:0;mso-wrap-distance-right:9pt;mso-wrap-distance-bottom:0;mso-position-horizontal:absolute;mso-position-horizontal-relative:text;mso-position-vertical:absolute;mso-position-vertical-relative:text;mso-height-percent:0;mso-height-relative:margin;v-text-anchor:top" o:gfxdata="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" filled="f" stroked="f" strokeweight=".5pt">
-                <v:textbox>
-                  <w:txbxContent>
-                    <w:p/>
-                    <w:p>
-                      <w:pPr>
-                        <w:spacing w:line="240" w:lineRule="auto"/>
-                      </w:pPr>
-                    </w:p>
-                    <w:p/>
-                    <w:p/>
-                    <w:p/>
-                    <w:p>
-                      <w:pPr>
-                        <w:spacing w:line="240" w:lineRule="auto"/>
-                        <w:jc w:val="center"/>
-                      </w:pPr>
-                    </w:p>
-                    <w:p>
-                      <w:pPr>
-                        <w:spacing w:line="240" w:lineRule="auto"/>
-                        <w:jc w:val="center"/>
-                      </w:pPr>
-                      <w:r>
-                        <w:t>Fig.</w:t>
-                      </w:r>
-                      <w:r>
-                        <w:t>3</w:t>
-                      </w:r>
-                      <w:r>
-                        <w:t>.</w:t>
-                      </w:r>
-                      <w:r>
-                        <w:t xml:space="preserve"> </w:t>
-                      </w:r>
-                      <w:r>
-                        <w:t xml:space="preserve">Ex. </w:t>
-                      </w:r>
-                      <w:r>
-                        <w:t>Software</w:t>
-                      </w:r>
-                      <w:r>
-                        <w:t xml:space="preserve"> block diagram</w:t>
-                      </w:r>
-                    </w:p>
-                  </w:txbxContent>
-                </v:textbox>
-                <w10:wrap type="square"/>
-              </v:shape>
-            </w:pict>
-          </mc:Fallback>
-        </mc:AlternateContent>
-      </w:r>
-      <w:r>
-        <w:rPr>
-          <w:i/>
-          <w:iCs/>
+        </w:rPr>
+        <w:drawing>
+          <wp:inline distT="0" distB="0" distL="0" distR="0" wp14:anchorId="6FD6D2BD" wp14:editId="770C1BE7">
+            <wp:extent cx="4789170" cy="2899085"/>
+            <wp:effectExtent l="0" t="0" r="0" b="0"/>
+            <wp:docPr id="1485182056" name="Picture 1" descr="The image appears to be a schematic diagram of an electronic circuit, including various components such as buzzers, resistors, LEDs, and power supply connections.&#10;&#10;AI-generated content may be incorrect."/>
+            <wp:cNvGraphicFramePr>
+              <a:graphicFrameLocks xmlns:a="http://schemas.openxmlformats.org/drawingml/2006/main" noChangeAspect="1"/>
+            </wp:cNvGraphicFramePr>
+            <a:graphic xmlns:a="http://schemas.openxmlformats.org/drawingml/2006/main">
+              <a:graphicData uri="http://schemas.openxmlformats.org/drawingml/2006/picture">
+                <pic:pic xmlns:pic="http://schemas.openxmlformats.org/drawingml/2006/picture">
+                  <pic:nvPicPr>
+                    <pic:cNvPr id="1485182056" name="Picture 1" descr="The image appears to be a schematic diagram of an electronic circuit, including various components such as buzzers, resistors, LEDs, and power supply connections.&#10;&#10;AI-generated content may be incorrect."/>
+                    <pic:cNvPicPr/>
+                  </pic:nvPicPr>
+                  <pic:blipFill>
+                    <a:blip r:embed="rId8"/>
+                    <a:stretch>
+                      <a:fillRect/>
+                    </a:stretch>
+                  </pic:blipFill>
+                  <pic:spPr>
+                    <a:xfrm>
+                      <a:off x="0" y="0"/>
+                      <a:ext cx="4816842" cy="2915836"/>
+                    </a:xfrm>
+                    <a:prstGeom prst="rect">
+                      <a:avLst/>
+                    </a:prstGeom>
+                  </pic:spPr>
+                </pic:pic>
+              </a:graphicData>
+            </a:graphic>
+          </wp:inline>
+        </w:drawing>
+      </w:r>
+    </w:p>
+    <w:p>
+      <w:pPr>
+        <w:pStyle w:val="Caption"/>
+        <w:jc w:val="center"/>
+        <w:rPr>
+          <w:sz w:val="22"/>
+          <w:szCs w:val="22"/>
+        </w:rPr>
+      </w:pPr>
+      <w:r>
+        <w:rPr>
+          <w:sz w:val="22"/>
+          <w:szCs w:val="22"/>
+        </w:rPr>
+        <w:t xml:space="preserve">Figure </w:t>
+      </w:r>
+      <w:r>
+        <w:rPr>
+          <w:sz w:val="22"/>
+          <w:szCs w:val="22"/>
+        </w:rPr>
+        <w:fldChar w:fldCharType="begin"/>
+      </w:r>
+      <w:r>
+        <w:rPr>
+          <w:sz w:val="22"/>
+          <w:szCs w:val="22"/>
+        </w:rPr>
+        <w:instrText xml:space="preserve"> SEQ Figure \* ARABIC </w:instrText>
+      </w:r>
+      <w:r>
+        <w:rPr>
+          <w:sz w:val="22"/>
+          <w:szCs w:val="22"/>
+        </w:rPr>
+        <w:fldChar w:fldCharType="separate"/>
+      </w:r>
+      <w:r>
+        <w:rPr>
           <w:noProof/>
-          <w:sz w:val="24"/>
-        </w:rPr>
-        <mc:AlternateContent>
-          <mc:Choice Requires="wps">
-            <w:drawing>
-              <wp:anchor distT="0" distB="0" distL="114300" distR="114300" simplePos="0" relativeHeight="251659264" behindDoc="0" locked="0" layoutInCell="1" allowOverlap="1" wp14:anchorId="4AACC088" wp14:editId="2BC72A61">
-                <wp:simplePos x="0" y="0"/>
-                <wp:positionH relativeFrom="column">
-                  <wp:posOffset>509553</wp:posOffset>
-                </wp:positionH>
-                <wp:positionV relativeFrom="paragraph">
-                  <wp:posOffset>215265</wp:posOffset>
-                </wp:positionV>
-                <wp:extent cx="2301875" cy="2145665"/>
-                <wp:effectExtent l="0" t="0" r="0" b="0"/>
-                <wp:wrapSquare wrapText="bothSides"/>
-                <wp:docPr id="1" name="Text Box 1"/>
-                <wp:cNvGraphicFramePr/>
-                <a:graphic xmlns:a="http://schemas.openxmlformats.org/drawingml/2006/main">
-                  <a:graphicData uri="http://schemas.microsoft.com/office/word/2010/wordprocessingShape">
-                    <wps:wsp>
-                      <wps:cNvSpPr txBox="1"/>
-                      <wps:spPr>
-                        <a:xfrm>
-                          <a:off x="0" y="0"/>
-                          <a:ext cx="2301875" cy="2145665"/>
-                        </a:xfrm>
-                        <a:prstGeom prst="rect">
-                          <a:avLst/>
-                        </a:prstGeom>
-                        <a:noFill/>
-                        <a:ln w="6350">
-                          <a:noFill/>
-                        </a:ln>
-                      </wps:spPr>
-                      <wps:txbx>
-                        <w:txbxContent>
-                          <w:p>
-                            <w:r>
-                              <w:rPr>
-                                <w:i/>
-                                <w:iCs/>
-                                <w:noProof/>
-                                <w:sz w:val="24"/>
-                              </w:rPr>
-                              <w:drawing>
-                                <wp:inline distT="0" distB="0" distL="0" distR="0" wp14:anchorId="28F3594F" wp14:editId="04B97F80">
-                                  <wp:extent cx="2112645" cy="1626235"/>
-                                  <wp:effectExtent l="0" t="0" r="0" b="0"/>
-                                  <wp:docPr id="11" name="Picture 2" descr="Block diagram of control system hardware">
-                                    <a:extLst xmlns:a="http://schemas.openxmlformats.org/drawingml/2006/main">
-                                      <a:ext uri="{FF2B5EF4-FFF2-40B4-BE49-F238E27FC236}">
-                                        <a16:creationId xmlns:a16="http://schemas.microsoft.com/office/drawing/2014/main" id="{BD54BC61-ECDB-484E-97C7-5E5453EC2EC0}"/>
-                                      </a:ext>
-                                    </a:extLst>
-                                  </wp:docPr>
-                                  <wp:cNvGraphicFramePr>
-                                    <a:graphicFrameLocks xmlns:a="http://schemas.openxmlformats.org/drawingml/2006/main" noChangeAspect="1"/>
-                                  </wp:cNvGraphicFramePr>
-                                  <a:graphic xmlns:a="http://schemas.openxmlformats.org/drawingml/2006/main">
-                                    <a:graphicData uri="http://schemas.openxmlformats.org/drawingml/2006/picture">
-                                      <pic:pic xmlns:pic="http://schemas.openxmlformats.org/drawingml/2006/picture">
-                                        <pic:nvPicPr>
-                                          <pic:cNvPr id="11" name="Picture 2" descr="Block diagram of control system hardware">
-                                            <a:extLst>
-                                              <a:ext uri="{FF2B5EF4-FFF2-40B4-BE49-F238E27FC236}">
-                                                <a16:creationId xmlns:a16="http://schemas.microsoft.com/office/drawing/2014/main" id="{BD54BC61-ECDB-484E-97C7-5E5453EC2EC0}"/>
-                                              </a:ext>
-                                            </a:extLst>
-                                          </pic:cNvPr>
-                                          <pic:cNvPicPr>
-                                            <a:picLocks noChangeAspect="1" noChangeArrowheads="1"/>
-                                          </pic:cNvPicPr>
-                                        </pic:nvPicPr>
-                                        <pic:blipFill>
-                                          <a:blip r:embed="rId6">
-                                            <a:extLst>
-                                              <a:ext uri="{28A0092B-C50C-407E-A947-70E740481C1C}">
-                                                <a14:useLocalDpi xmlns:a14="http://schemas.microsoft.com/office/drawing/2010/main" val="0"/>
-                                              </a:ext>
-                                            </a:extLst>
-                                          </a:blip>
-                                          <a:srcRect/>
-                                          <a:stretch>
-                                            <a:fillRect/>
-                                          </a:stretch>
-                                        </pic:blipFill>
-                                        <pic:spPr bwMode="auto">
-                                          <a:xfrm>
-                                            <a:off x="0" y="0"/>
-                                            <a:ext cx="2112645" cy="1626235"/>
-                                          </a:xfrm>
-                                          <a:prstGeom prst="rect">
-                                            <a:avLst/>
-                                          </a:prstGeom>
-                                          <a:noFill/>
-                                        </pic:spPr>
-                                      </pic:pic>
-                                    </a:graphicData>
-                                  </a:graphic>
-                                </wp:inline>
-                              </w:drawing>
-                            </w:r>
-                          </w:p>
-                          <w:p>
-                            <w:pPr>
-                              <w:jc w:val="center"/>
-                            </w:pPr>
-                            <w:r>
-                              <w:t xml:space="preserve">Fig. </w:t>
-                            </w:r>
-                            <w:r>
-                              <w:t>2</w:t>
-                            </w:r>
-                            <w:r>
-                              <w:t xml:space="preserve">. </w:t>
-                            </w:r>
-                            <w:r>
-                              <w:t>Ex. h</w:t>
-                            </w:r>
-                            <w:r>
-                              <w:t>ardware block diagram.</w:t>
-                            </w:r>
-                          </w:p>
-                          <w:p/>
-                          <w:p/>
-                          <w:p/>
-                          <w:p>
-                            <w:pPr>
-                              <w:jc w:val="center"/>
-                            </w:pPr>
-                            <w:r>
-                              <w:t>Fig.1 Hardware block diagram</w:t>
-                            </w:r>
-                          </w:p>
-                        </w:txbxContent>
-                      </wps:txbx>
-                      <wps:bodyPr rot="0" spcFirstLastPara="0" vertOverflow="overflow" horzOverflow="overflow" vert="horz" wrap="square" lIns="91440" tIns="45720" rIns="91440" bIns="45720" numCol="1" spcCol="0" rtlCol="0" fromWordArt="0" anchor="t" anchorCtr="0" forceAA="0" compatLnSpc="1">
-                        <a:prstTxWarp prst="textNoShape">
-                          <a:avLst/>
-                        </a:prstTxWarp>
-                        <a:noAutofit/>
-                      </wps:bodyPr>
-                    </wps:wsp>
-                  </a:graphicData>
-                </a:graphic>
-                <wp14:sizeRelV relativeFrom="margin">
-                  <wp14:pctHeight>0</wp14:pctHeight>
-                </wp14:sizeRelV>
-              </wp:anchor>
-            </w:drawing>
-          </mc:Choice>
-          <mc:Fallback>
-            <w:pict>
-              <v:shape w14:anchorId="4AACC088" id="Text Box 1" o:spid="_x0000_s1027" type="#_x0000_t202" style="position:absolute;left:0;text-align:left;margin-left:40.1pt;margin-top:16.95pt;width:181.25pt;height:168.95pt;z-index:251659264;visibility:visible;mso-wrap-style:square;mso-height-percent:0;mso-wrap-distance-left:9pt;mso-wrap-distance-top:0;mso-wrap-distance-right:9pt;mso-wrap-distance-bottom:0;mso-position-horizontal:absolute;mso-position-horizontal-relative:text;mso-position-vertical:absolute;mso-position-vertical-relative:text;mso-height-percent:0;mso-height-relative:margin;v-text-anchor:top" o:gfxdata="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" filled="f" stroked="f" strokeweight=".5pt">
-                <v:textbox>
-                  <w:txbxContent>
-                    <w:p>
-                      <w:r>
-                        <w:rPr>
-                          <w:i/>
-                          <w:iCs/>
-                          <w:sz w:val="24"/>
-                        </w:rPr>
-                        <w:drawing>
-                          <wp:inline distT="0" distB="0" distL="0" distR="0" wp14:anchorId="28F3594F" wp14:editId="04B97F80">
-                            <wp:extent cx="2112645" cy="1626235"/>
-                            <wp:effectExtent l="0" t="0" r="0" b="0"/>
-                            <wp:docPr id="11" name="Picture 2" descr="Block diagram of control system hardware">
-                              <a:extLst xmlns:a="http://schemas.openxmlformats.org/drawingml/2006/main">
-                                <a:ext uri="{FF2B5EF4-FFF2-40B4-BE49-F238E27FC236}">
-                                  <a16:creationId xmlns:a16="http://schemas.microsoft.com/office/drawing/2014/main" id="{BD54BC61-ECDB-484E-97C7-5E5453EC2EC0}"/>
-                                </a:ext>
-                              </a:extLst>
-                            </wp:docPr>
-                            <wp:cNvGraphicFramePr>
-                              <a:graphicFrameLocks xmlns:a="http://schemas.openxmlformats.org/drawingml/2006/main" noChangeAspect="1"/>
-                            </wp:cNvGraphicFramePr>
-                            <a:graphic xmlns:a="http://schemas.openxmlformats.org/drawingml/2006/main">
-                              <a:graphicData uri="http://schemas.openxmlformats.org/drawingml/2006/picture">
-                                <pic:pic xmlns:pic="http://schemas.openxmlformats.org/drawingml/2006/picture">
-                                  <pic:nvPicPr>
-                                    <pic:cNvPr id="11" name="Picture 2" descr="Block diagram of control system hardware">
-                                      <a:extLst>
-                                        <a:ext uri="{FF2B5EF4-FFF2-40B4-BE49-F238E27FC236}">
-                                          <a16:creationId xmlns:a16="http://schemas.microsoft.com/office/drawing/2014/main" id="{BD54BC61-ECDB-484E-97C7-5E5453EC2EC0}"/>
-                                        </a:ext>
-                                      </a:extLst>
-                                    </pic:cNvPr>
-                                    <pic:cNvPicPr>
-                                      <a:picLocks noChangeAspect="1" noChangeArrowheads="1"/>
-                                    </pic:cNvPicPr>
-                                  </pic:nvPicPr>
-                                  <pic:blipFill>
-                                    <a:blip r:embed="rId7">
-                                      <a:extLst>
-                                        <a:ext uri="{28A0092B-C50C-407E-A947-70E740481C1C}">
-                                          <a14:useLocalDpi xmlns:a14="http://schemas.microsoft.com/office/drawing/2010/main" val="0"/>
-                                        </a:ext>
-                                      </a:extLst>
-                                    </a:blip>
-                                    <a:srcRect/>
-                                    <a:stretch>
-                                      <a:fillRect/>
-                                    </a:stretch>
-                                  </pic:blipFill>
-                                  <pic:spPr bwMode="auto">
-                                    <a:xfrm>
-                                      <a:off x="0" y="0"/>
-                                      <a:ext cx="2112645" cy="1626235"/>
-                                    </a:xfrm>
-                                    <a:prstGeom prst="rect">
-                                      <a:avLst/>
-                                    </a:prstGeom>
-                                    <a:noFill/>
-                                  </pic:spPr>
-                                </pic:pic>
-                              </a:graphicData>
-                            </a:graphic>
-                          </wp:inline>
-                        </w:drawing>
-                      </w:r>
-                    </w:p>
-                    <w:p>
-                      <w:pPr>
-                        <w:jc w:val="center"/>
-                      </w:pPr>
-                      <w:r>
-                        <w:t xml:space="preserve">Fig. </w:t>
-                      </w:r>
-                      <w:r>
-                        <w:t>2</w:t>
-                      </w:r>
-                      <w:r>
-                        <w:t xml:space="preserve">. </w:t>
-                      </w:r>
-                      <w:r>
-                        <w:t>Ex. h</w:t>
-                      </w:r>
-                      <w:r>
-                        <w:t>ardware block diagram.</w:t>
-                      </w:r>
-                    </w:p>
-                    <w:p/>
-                    <w:p/>
-                    <w:p/>
-                    <w:p>
-                      <w:pPr>
-                        <w:jc w:val="center"/>
-                      </w:pPr>
-                      <w:r>
-                        <w:t>Fig.1 Hardware block diagram</w:t>
-                      </w:r>
-                    </w:p>
-                  </w:txbxContent>
-                </v:textbox>
-                <w10:wrap type="square"/>
-              </v:shape>
-            </w:pict>
-          </mc:Fallback>
-        </mc:AlternateContent>
-      </w:r>
-    </w:p>
-    <w:p>
-      <w:pPr>
-        <w:pStyle w:val="ListParagraph"/>
-        <w:spacing w:after="0"/>
-        <w:ind w:left="1080"/>
-        <w:rPr>
-          <w:i/>
-          <w:iCs/>
-          <w:sz w:val="24"/>
+          <w:sz w:val="22"/>
+          <w:szCs w:val="22"/>
+        </w:rPr>
+        <w:t>4</w:t>
+      </w:r>
+      <w:r>
+        <w:rPr>
+          <w:noProof/>
+          <w:sz w:val="22"/>
+          <w:szCs w:val="22"/>
+        </w:rPr>
+        <w:fldChar w:fldCharType="end"/>
+      </w:r>
+      <w:r>
+        <w:rPr>
+          <w:sz w:val="22"/>
+          <w:szCs w:val="22"/>
+        </w:rPr>
+        <w:t>: Altium Schematic</w:t>
+      </w:r>
+    </w:p>
+    <w:p>
+      <w:pPr>
+        <w:pStyle w:val="Caption"/>
+        <w:jc w:val="center"/>
+      </w:pPr>
+    </w:p>
+    <w:p>
+      <w:pPr>
+        <w:pStyle w:val="Caption"/>
+        <w:jc w:val="center"/>
+        <w:rPr>
+          <w:i w:val="0"/>
+          <w:iCs w:val="0"/>
         </w:rPr>
       </w:pPr>
     </w:p>
@@ -958,7 +1258,7 @@
         <w:suppressAutoHyphens w:val="0"/>
         <w:spacing w:after="160" w:line="259" w:lineRule="auto"/>
       </w:pPr>
-      <w:hyperlink r:id="rId8" w:tgtFrame="_blank" w:history="1">
+      <w:hyperlink r:id="rId9" w:tgtFrame="_blank" w:history="1">
         <w:r>
           <w:rPr>
             <w:rStyle w:val="Hyperlink"/>
@@ -981,7 +1281,7 @@
           <w:u w:val="none"/>
         </w:rPr>
       </w:pPr>
-      <w:hyperlink r:id="rId9" w:tgtFrame="_blank" w:history="1">
+      <w:hyperlink r:id="rId10" w:tgtFrame="_blank" w:history="1">
         <w:r>
           <w:rPr>
             <w:rStyle w:val="Hyperlink"/>
@@ -1003,7 +1303,6 @@
         <w:rPr>
           <w:rStyle w:val="Hyperlink"/>
         </w:rPr>
-        <w:lastRenderedPageBreak/>
         <w:t xml:space="preserve">Free block diagram/flowchart editor: </w:t>
       </w:r>
       <w:r>
@@ -1012,7 +1311,7 @@
         </w:rPr>
         <w:t>https://app.</w:t>
       </w:r>
-      <w:hyperlink r:id="rId10" w:history="1">
+      <w:hyperlink r:id="rId11" w:history="1">
         <w:r>
           <w:rPr>
             <w:rStyle w:val="Hyperlink"/>
@@ -1286,7 +1585,19 @@
         <w:rPr>
           <w:sz w:val="24"/>
         </w:rPr>
-        <w:t>Figure of waveform at the LED output showing a 2 Hz square wave</w:t>
+        <w:t xml:space="preserve">Figure of waveform at the </w:t>
+      </w:r>
+      <w:r>
+        <w:rPr>
+          <w:sz w:val="24"/>
+        </w:rPr>
+        <w:t>LED</w:t>
+      </w:r>
+      <w:r>
+        <w:rPr>
+          <w:sz w:val="24"/>
+        </w:rPr>
+        <w:t xml:space="preserve"> output showing a 2 Hz square wave</w:t>
       </w:r>
     </w:p>
     <w:p>
@@ -1637,6 +1948,7 @@
           <w:sz w:val="24"/>
           <w:szCs w:val="24"/>
         </w:rPr>
+        <w:lastRenderedPageBreak/>
         <w:t>Please paste your code for the microcontroller in this section</w:t>
       </w:r>
       <w:r>
@@ -1668,6 +1980,208 @@
 <file path=word/numbering.xml><?xml version="1.0" encoding="utf-8"?>
 <w:numbering xmlns:wpc="http://schemas.microsoft.com/office/word/2010/wordprocessingCanvas" xmlns:cx="http://schemas.microsoft.com/office/drawing/2014/chartex" xmlns:cx1="http://schemas.microsoft.com/office/drawing/2015/9/8/chartex" xmlns:cx2="http://schemas.microsoft.com/office/drawing/2015/10/21/chartex" xmlns:cx3="http://schemas.microsoft.com/office/drawing/2016/5/9/chartex" xmlns:cx4="http://schemas.microsoft.com/office/drawing/2016/5/10/chartex" xmlns:cx5="http://schemas.microsoft.com/office/drawing/2016/5/11/chartex" xmlns:cx6="http://schemas.microsoft.com/office/drawing/2016/5/12/chartex" xmlns:cx7="http://schemas.microsoft.com/office/drawing/2016/5/13/chartex" xmlns:cx8="http://schemas.microsoft.com/office/drawing/2016/5/14/chartex" xmlns:mc="http://schemas.openxmlformats.org/markup-compatibility/2006" xmlns:aink="http://schemas.microsoft.com/office/drawing/2016/ink" xmlns:am3d="http://schemas.microsoft.com/office/drawing/2017/model3d" xmlns:o="urn:schemas-microsoft-com:office:office" xmlns:oel="http://schemas.microsoft.com/office/2019/extlst" xmlns:r="http://schemas.openxmlformats.org/officeDocument/2006/relationships" xmlns:m="http://schemas.openxmlformats.org/officeDocument/2006/math" xmlns:v="urn:schemas-microsoft-com:vml" xmlns:wp14="http://schemas.microsoft.com/office/word/2010/wordprocessingDrawing" xmlns:wp="http://schemas.openxmlformats.org/drawingml/2006/wordprocessingDrawing" xmlns:w10="urn:schemas-microsoft-com:office:word" xmlns:w="http://schemas.openxmlformats.org/wordprocessingml/2006/main" xmlns:w14="http://schemas.microsoft.com/office/word/2010/wordml" xmlns:w15="http://schemas.microsoft.com/office/word/2012/wordml" xmlns:w16cex="http://schemas.microsoft.com/office/word/2018/wordml/cex" xmlns:w16cid="http://schemas.microsoft.com/office/word/2016/wordml/cid" xmlns:w16="http://schemas.microsoft.com/office/word/2018/wordml" xmlns:w16du="http://schemas.microsoft.com/office/word/2023/wordml/word16du" xmlns:w16sdtdh="http://schemas.microsoft.com/office/word/2020/wordml/sdtdatahash" xmlns:w16sdtfl="http://schemas.microsoft.com/office/word/2024/wordml/sdtformatlock" xmlns:w16se="http://schemas.microsoft.com/office/word/2015/wordml/symex" xmlns:wpg="http://schemas.microsoft.com/office/word/2010/wordprocessingGroup" xmlns:wpi="http://schemas.microsoft.com/office/word/2010/wordprocessingInk" xmlns:wne="http://schemas.microsoft.com/office/word/2006/wordml" xmlns:wps="http://schemas.microsoft.com/office/word/2010/wordprocessingShape" mc:Ignorable="w14 w15 w16se w16cid w16 w16cex w16sdtdh w16sdtfl w16du wp14">
   <w:abstractNum w:abstractNumId="0" w15:restartNumberingAfterBreak="0">
+    <w:nsid w:val="077838F4"/>
+    <w:multiLevelType w:val="hybridMultilevel"/>
+    <w:tmpl w:val="1F369F90"/>
+    <w:lvl w:ilvl="0" w:tplc="17F695EC">
+      <w:start w:val="1"/>
+      <w:numFmt w:val="decimal"/>
+      <w:lvlText w:val="%1."/>
+      <w:lvlJc w:val="left"/>
+      <w:pPr>
+        <w:ind w:left="1440" w:hanging="360"/>
+      </w:pPr>
+      <w:rPr>
+        <w:rFonts w:hint="default"/>
+      </w:rPr>
+    </w:lvl>
+    <w:lvl w:ilvl="1" w:tplc="04090019" w:tentative="1">
+      <w:start w:val="1"/>
+      <w:numFmt w:val="lowerLetter"/>
+      <w:lvlText w:val="%2."/>
+      <w:lvlJc w:val="left"/>
+      <w:pPr>
+        <w:ind w:left="2160" w:hanging="360"/>
+      </w:pPr>
+    </w:lvl>
+    <w:lvl w:ilvl="2" w:tplc="0409001B" w:tentative="1">
+      <w:start w:val="1"/>
+      <w:numFmt w:val="lowerRoman"/>
+      <w:lvlText w:val="%3."/>
+      <w:lvlJc w:val="right"/>
+      <w:pPr>
+        <w:ind w:left="2880" w:hanging="180"/>
+      </w:pPr>
+    </w:lvl>
+    <w:lvl w:ilvl="3" w:tplc="0409000F" w:tentative="1">
+      <w:start w:val="1"/>
+      <w:numFmt w:val="decimal"/>
+      <w:lvlText w:val="%4."/>
+      <w:lvlJc w:val="left"/>
+      <w:pPr>
+        <w:ind w:left="3600" w:hanging="360"/>
+      </w:pPr>
+    </w:lvl>
+    <w:lvl w:ilvl="4" w:tplc="04090019" w:tentative="1">
+      <w:start w:val="1"/>
+      <w:numFmt w:val="lowerLetter"/>
+      <w:lvlText w:val="%5."/>
+      <w:lvlJc w:val="left"/>
+      <w:pPr>
+        <w:ind w:left="4320" w:hanging="360"/>
+      </w:pPr>
+    </w:lvl>
+    <w:lvl w:ilvl="5" w:tplc="0409001B" w:tentative="1">
+      <w:start w:val="1"/>
+      <w:numFmt w:val="lowerRoman"/>
+      <w:lvlText w:val="%6."/>
+      <w:lvlJc w:val="right"/>
+      <w:pPr>
+        <w:ind w:left="5040" w:hanging="180"/>
+      </w:pPr>
+    </w:lvl>
+    <w:lvl w:ilvl="6" w:tplc="0409000F" w:tentative="1">
+      <w:start w:val="1"/>
+      <w:numFmt w:val="decimal"/>
+      <w:lvlText w:val="%7."/>
+      <w:lvlJc w:val="left"/>
+      <w:pPr>
+        <w:ind w:left="5760" w:hanging="360"/>
+      </w:pPr>
+    </w:lvl>
+    <w:lvl w:ilvl="7" w:tplc="04090019" w:tentative="1">
+      <w:start w:val="1"/>
+      <w:numFmt w:val="lowerLetter"/>
+      <w:lvlText w:val="%8."/>
+      <w:lvlJc w:val="left"/>
+      <w:pPr>
+        <w:ind w:left="6480" w:hanging="360"/>
+      </w:pPr>
+    </w:lvl>
+    <w:lvl w:ilvl="8" w:tplc="0409001B" w:tentative="1">
+      <w:start w:val="1"/>
+      <w:numFmt w:val="lowerRoman"/>
+      <w:lvlText w:val="%9."/>
+      <w:lvlJc w:val="right"/>
+      <w:pPr>
+        <w:ind w:left="7200" w:hanging="180"/>
+      </w:pPr>
+    </w:lvl>
+  </w:abstractNum>
+  <w:abstractNum w:abstractNumId="1" w15:restartNumberingAfterBreak="0">
+    <w:nsid w:val="0EBB5962"/>
+    <w:multiLevelType w:val="hybridMultilevel"/>
+    <w:tmpl w:val="D0E6B0E8"/>
+    <w:lvl w:ilvl="0" w:tplc="04090001">
+      <w:start w:val="1"/>
+      <w:numFmt w:val="bullet"/>
+      <w:lvlText w:val=""/>
+      <w:lvlJc w:val="left"/>
+      <w:pPr>
+        <w:ind w:left="1440" w:hanging="360"/>
+      </w:pPr>
+      <w:rPr>
+        <w:rFonts w:ascii="Symbol" w:hAnsi="Symbol" w:hint="default"/>
+      </w:rPr>
+    </w:lvl>
+    <w:lvl w:ilvl="1" w:tplc="04090003">
+      <w:start w:val="1"/>
+      <w:numFmt w:val="bullet"/>
+      <w:lvlText w:val="o"/>
+      <w:lvlJc w:val="left"/>
+      <w:pPr>
+        <w:ind w:left="2160" w:hanging="360"/>
+      </w:pPr>
+      <w:rPr>
+        <w:rFonts w:ascii="Courier New" w:hAnsi="Courier New" w:cs="Courier New" w:hint="default"/>
+      </w:rPr>
+    </w:lvl>
+    <w:lvl w:ilvl="2" w:tplc="04090005">
+      <w:start w:val="1"/>
+      <w:numFmt w:val="bullet"/>
+      <w:lvlText w:val=""/>
+      <w:lvlJc w:val="left"/>
+      <w:pPr>
+        <w:ind w:left="2880" w:hanging="360"/>
+      </w:pPr>
+      <w:rPr>
+        <w:rFonts w:ascii="Wingdings" w:hAnsi="Wingdings" w:hint="default"/>
+      </w:rPr>
+    </w:lvl>
+    <w:lvl w:ilvl="3" w:tplc="04090001" w:tentative="1">
+      <w:start w:val="1"/>
+      <w:numFmt w:val="bullet"/>
+      <w:lvlText w:val=""/>
+      <w:lvlJc w:val="left"/>
+      <w:pPr>
+        <w:ind w:left="3600" w:hanging="360"/>
+      </w:pPr>
+      <w:rPr>
+        <w:rFonts w:ascii="Symbol" w:hAnsi="Symbol" w:hint="default"/>
+      </w:rPr>
+    </w:lvl>
+    <w:lvl w:ilvl="4" w:tplc="04090003" w:tentative="1">
+      <w:start w:val="1"/>
+      <w:numFmt w:val="bullet"/>
+      <w:lvlText w:val="o"/>
+      <w:lvlJc w:val="left"/>
+      <w:pPr>
+        <w:ind w:left="4320" w:hanging="360"/>
+      </w:pPr>
+      <w:rPr>
+        <w:rFonts w:ascii="Courier New" w:hAnsi="Courier New" w:cs="Courier New" w:hint="default"/>
+      </w:rPr>
+    </w:lvl>
+    <w:lvl w:ilvl="5" w:tplc="04090005" w:tentative="1">
+      <w:start w:val="1"/>
+      <w:numFmt w:val="bullet"/>
+      <w:lvlText w:val=""/>
+      <w:lvlJc w:val="left"/>
+      <w:pPr>
+        <w:ind w:left="5040" w:hanging="360"/>
+      </w:pPr>
+      <w:rPr>
+        <w:rFonts w:ascii="Wingdings" w:hAnsi="Wingdings" w:hint="default"/>
+      </w:rPr>
+    </w:lvl>
+    <w:lvl w:ilvl="6" w:tplc="04090001" w:tentative="1">
+      <w:start w:val="1"/>
+      <w:numFmt w:val="bullet"/>
+      <w:lvlText w:val=""/>
+      <w:lvlJc w:val="left"/>
+      <w:pPr>
+        <w:ind w:left="5760" w:hanging="360"/>
+      </w:pPr>
+      <w:rPr>
+        <w:rFonts w:ascii="Symbol" w:hAnsi="Symbol" w:hint="default"/>
+      </w:rPr>
+    </w:lvl>
+    <w:lvl w:ilvl="7" w:tplc="04090003" w:tentative="1">
+      <w:start w:val="1"/>
+      <w:numFmt w:val="bullet"/>
+      <w:lvlText w:val="o"/>
+      <w:lvlJc w:val="left"/>
+      <w:pPr>
+        <w:ind w:left="6480" w:hanging="360"/>
+      </w:pPr>
+      <w:rPr>
+        <w:rFonts w:ascii="Courier New" w:hAnsi="Courier New" w:cs="Courier New" w:hint="default"/>
+      </w:rPr>
+    </w:lvl>
+    <w:lvl w:ilvl="8" w:tplc="04090005" w:tentative="1">
+      <w:start w:val="1"/>
+      <w:numFmt w:val="bullet"/>
+      <w:lvlText w:val=""/>
+      <w:lvlJc w:val="left"/>
+      <w:pPr>
+        <w:ind w:left="7200" w:hanging="360"/>
+      </w:pPr>
+      <w:rPr>
+        <w:rFonts w:ascii="Wingdings" w:hAnsi="Wingdings" w:hint="default"/>
+      </w:rPr>
+    </w:lvl>
+  </w:abstractNum>
+  <w:abstractNum w:abstractNumId="2" w15:restartNumberingAfterBreak="0">
     <w:nsid w:val="1A642705"/>
     <w:multiLevelType w:val="hybridMultilevel"/>
     <w:tmpl w:val="67ACAC00"/>
@@ -1756,7 +2270,7 @@
       </w:pPr>
     </w:lvl>
   </w:abstractNum>
-  <w:abstractNum w:abstractNumId="1" w15:restartNumberingAfterBreak="0">
+  <w:abstractNum w:abstractNumId="3" w15:restartNumberingAfterBreak="0">
     <w:nsid w:val="24C00D1D"/>
     <w:multiLevelType w:val="multilevel"/>
     <w:tmpl w:val="99A4A6FE"/>
@@ -1905,7 +2419,7 @@
       </w:rPr>
     </w:lvl>
   </w:abstractNum>
-  <w:abstractNum w:abstractNumId="2" w15:restartNumberingAfterBreak="0">
+  <w:abstractNum w:abstractNumId="4" w15:restartNumberingAfterBreak="0">
     <w:nsid w:val="36BE5F31"/>
     <w:multiLevelType w:val="hybridMultilevel"/>
     <w:tmpl w:val="A74817B2"/>
@@ -1994,7 +2508,7 @@
       </w:pPr>
     </w:lvl>
   </w:abstractNum>
-  <w:abstractNum w:abstractNumId="3" w15:restartNumberingAfterBreak="0">
+  <w:abstractNum w:abstractNumId="5" w15:restartNumberingAfterBreak="0">
     <w:nsid w:val="54237EC1"/>
     <w:multiLevelType w:val="hybridMultilevel"/>
     <w:tmpl w:val="8216059E"/>
@@ -2083,7 +2597,7 @@
       </w:pPr>
     </w:lvl>
   </w:abstractNum>
-  <w:abstractNum w:abstractNumId="4" w15:restartNumberingAfterBreak="0">
+  <w:abstractNum w:abstractNumId="6" w15:restartNumberingAfterBreak="0">
     <w:nsid w:val="62452EC5"/>
     <w:multiLevelType w:val="hybridMultilevel"/>
     <w:tmpl w:val="D720A248"/>
@@ -2223,7 +2737,7 @@
       </w:rPr>
     </w:lvl>
   </w:abstractNum>
-  <w:abstractNum w:abstractNumId="5" w15:restartNumberingAfterBreak="0">
+  <w:abstractNum w:abstractNumId="7" w15:restartNumberingAfterBreak="0">
     <w:nsid w:val="660B10A8"/>
     <w:multiLevelType w:val="hybridMultilevel"/>
     <w:tmpl w:val="386609E4"/>
@@ -2337,21 +2851,27 @@
     </w:lvl>
   </w:abstractNum>
   <w:num w:numId="1" w16cid:durableId="1316375323">
+    <w:abstractNumId w:val="4"/>
+  </w:num>
+  <w:num w:numId="2" w16cid:durableId="1572159708">
+    <w:abstractNumId w:val="7"/>
+  </w:num>
+  <w:num w:numId="3" w16cid:durableId="1442187043">
+    <w:abstractNumId w:val="5"/>
+  </w:num>
+  <w:num w:numId="4" w16cid:durableId="1370648948">
+    <w:abstractNumId w:val="6"/>
+  </w:num>
+  <w:num w:numId="5" w16cid:durableId="793787168">
     <w:abstractNumId w:val="2"/>
   </w:num>
-  <w:num w:numId="2" w16cid:durableId="1572159708">
-    <w:abstractNumId w:val="5"/>
-  </w:num>
-  <w:num w:numId="3" w16cid:durableId="1442187043">
+  <w:num w:numId="6" w16cid:durableId="2000815124">
     <w:abstractNumId w:val="3"/>
   </w:num>
-  <w:num w:numId="4" w16cid:durableId="1370648948">
-    <w:abstractNumId w:val="4"/>
-  </w:num>
-  <w:num w:numId="5" w16cid:durableId="793787168">
+  <w:num w:numId="7" w16cid:durableId="1598052975">
     <w:abstractNumId w:val="0"/>
   </w:num>
-  <w:num w:numId="6" w16cid:durableId="2000815124">
+  <w:num w:numId="8" w16cid:durableId="1856918550">
     <w:abstractNumId w:val="1"/>
   </w:num>
 </w:numbering>
@@ -2760,10 +3280,30 @@
       <w:lang w:eastAsia="ar-SA"/>
     </w:rPr>
   </w:style>
+  <w:style w:type="paragraph" w:styleId="Heading1">
+    <w:name w:val="heading 1"/>
+    <w:basedOn w:val="Normal"/>
+    <w:next w:val="Normal"/>
+    <w:link w:val="Heading1Char"/>
+    <w:uiPriority w:val="9"/>
+    <w:qFormat/>
+    <w:rsid w:val="0068419D"/>
+    <w:pPr>
+      <w:keepNext/>
+      <w:keepLines/>
+      <w:spacing w:before="240" w:after="0"/>
+      <w:outlineLvl w:val="0"/>
+    </w:pPr>
+    <w:rPr>
+      <w:rFonts w:asciiTheme="majorHAnsi" w:eastAsiaTheme="majorEastAsia" w:hAnsiTheme="majorHAnsi" w:cstheme="majorBidi"/>
+      <w:color w:val="2F5496" w:themeColor="accent1" w:themeShade="BF"/>
+      <w:sz w:val="32"/>
+      <w:szCs w:val="32"/>
+    </w:rPr>
+  </w:style>
   <w:style w:type="character" w:default="1" w:styleId="DefaultParagraphFont">
     <w:name w:val="Default Paragraph Font"/>
     <w:uiPriority w:val="1"/>
-    <w:semiHidden/>
     <w:unhideWhenUsed/>
   </w:style>
   <w:style w:type="table" w:default="1" w:styleId="TableNormal">
@@ -2885,6 +3425,20 @@
     <w:rPr>
       <w:color w:val="605E5C"/>
       <w:shd w:val="clear" w:color="auto" w:fill="E1DFDD"/>
+    </w:rPr>
+  </w:style>
+  <w:style w:type="character" w:customStyle="1" w:styleId="Heading1Char">
+    <w:name w:val="Heading 1 Char"/>
+    <w:basedOn w:val="DefaultParagraphFont"/>
+    <w:link w:val="Heading1"/>
+    <w:uiPriority w:val="9"/>
+    <w:rsid w:val="0068419D"/>
+    <w:rPr>
+      <w:rFonts w:asciiTheme="majorHAnsi" w:eastAsiaTheme="majorEastAsia" w:hAnsiTheme="majorHAnsi" w:cstheme="majorBidi"/>
+      <w:color w:val="2F5496" w:themeColor="accent1" w:themeShade="BF"/>
+      <w:sz w:val="32"/>
+      <w:szCs w:val="32"/>
+      <w:lang w:eastAsia="ar-SA"/>
     </w:rPr>
   </w:style>
 </w:styles>

--- a/Microcontroller_Basics/report/Microcontroller_Basics_Report.docx
+++ b/Microcontroller_Basics/report/Microcontroller_Basics_Report.docx
@@ -289,13 +289,7 @@
         <w:t>e</w:t>
       </w:r>
       <w:r>
-        <w:t xml:space="preserve">mbedded design process. </w:t>
-      </w:r>
-      <w:r>
-        <w:t>Therefore, the number of components is much smaller than for later projects or even the final project for this course.</w:t>
-      </w:r>
-      <w:r>
-        <w:t xml:space="preserve"> </w:t>
+        <w:t xml:space="preserve">mbedded design process. Therefore, the number of components is much smaller than for later projects or even the final project for this course. </w:t>
       </w:r>
     </w:p>
     <w:p>
@@ -504,6 +498,9 @@
         <w:jc w:val="center"/>
       </w:pPr>
       <w:r>
+        <w:rPr>
+          <w:noProof/>
+        </w:rPr>
         <w:drawing>
           <wp:inline distT="0" distB="0" distL="0" distR="0" wp14:anchorId="2151E7ED" wp14:editId="6BBEB292">
             <wp:extent cx="4450715" cy="2391410"/>
@@ -621,6 +618,9 @@
         <w:jc w:val="center"/>
       </w:pPr>
       <w:r>
+        <w:rPr>
+          <w:noProof/>
+        </w:rPr>
         <w:lastRenderedPageBreak/>
         <w:drawing>
           <wp:inline distT="0" distB="0" distL="0" distR="0" wp14:anchorId="1E044D3A" wp14:editId="4A976402">
@@ -895,55 +895,26 @@
           <w:szCs w:val="22"/>
         </w:rPr>
       </w:pPr>
-      <w:r>
+    </w:p>
+    <w:p>
+      <w:pPr>
+        <w:pStyle w:val="Caption"/>
         <w:rPr>
           <w:i w:val="0"/>
           <w:iCs w:val="0"/>
           <w:sz w:val="22"/>
           <w:szCs w:val="22"/>
         </w:rPr>
-        <w:tab/>
-      </w:r>
-      <w:r>
-        <w:rPr>
-          <w:b/>
-          <w:bCs/>
+      </w:pPr>
+      <w:r>
+        <w:rPr>
           <w:i w:val="0"/>
           <w:iCs w:val="0"/>
           <w:sz w:val="22"/>
           <w:szCs w:val="22"/>
         </w:rPr>
-        <w:t>Hardware interrupts</w:t>
-      </w:r>
-      <w:r>
-        <w:rPr>
-          <w:b/>
-          <w:bCs/>
-          <w:i w:val="0"/>
-          <w:iCs w:val="0"/>
-          <w:sz w:val="22"/>
-          <w:szCs w:val="22"/>
-        </w:rPr>
-        <w:t xml:space="preserve"> </w:t>
-      </w:r>
-      <w:r>
-        <w:rPr>
-          <w:i w:val="0"/>
-          <w:iCs w:val="0"/>
-          <w:sz w:val="22"/>
-          <w:szCs w:val="22"/>
-        </w:rPr>
-        <w:t xml:space="preserve">are the most common way to debounce switches because of how accurate they can be. Interrupts are . </w:t>
-      </w:r>
-    </w:p>
-    <w:p>
-      <w:pPr>
-        <w:pStyle w:val="Caption"/>
-        <w:rPr>
-          <w:i w:val="0"/>
-          <w:iCs w:val="0"/>
-        </w:rPr>
-      </w:pPr>
+        <w:tab/>
+      </w:r>
     </w:p>
     <w:p>
       <w:pPr>
@@ -1061,11 +1032,155 @@
     </w:p>
     <w:p>
       <w:pPr>
-        <w:keepNext/>
-        <w:spacing w:after="0"/>
-        <w:rPr>
-          <w:sz w:val="24"/>
-          <w:szCs w:val="24"/>
+        <w:pStyle w:val="Caption"/>
+        <w:rPr>
+          <w:sz w:val="22"/>
+          <w:szCs w:val="22"/>
+        </w:rPr>
+      </w:pPr>
+    </w:p>
+    <w:p>
+      <w:pPr>
+        <w:pStyle w:val="Caption"/>
+        <w:ind w:firstLine="720"/>
+        <w:rPr>
+          <w:i w:val="0"/>
+          <w:iCs w:val="0"/>
+          <w:sz w:val="22"/>
+          <w:szCs w:val="22"/>
+        </w:rPr>
+      </w:pPr>
+      <w:r>
+        <w:rPr>
+          <w:b/>
+          <w:bCs/>
+          <w:i w:val="0"/>
+          <w:iCs w:val="0"/>
+          <w:sz w:val="22"/>
+          <w:szCs w:val="22"/>
+        </w:rPr>
+        <w:t>Debouncing</w:t>
+      </w:r>
+      <w:r>
+        <w:rPr>
+          <w:sz w:val="22"/>
+          <w:szCs w:val="22"/>
+        </w:rPr>
+        <w:t xml:space="preserve"> </w:t>
+      </w:r>
+      <w:r>
+        <w:rPr>
+          <w:i w:val="0"/>
+          <w:iCs w:val="0"/>
+          <w:sz w:val="22"/>
+          <w:szCs w:val="22"/>
+        </w:rPr>
+        <w:t xml:space="preserve">is a significant part of this project that deals with the switch which is used in handling state transitions in the program. There are two ways to handle debouncing for a switch: </w:t>
+      </w:r>
+      <w:r>
+        <w:rPr>
+          <w:b/>
+          <w:bCs/>
+          <w:i w:val="0"/>
+          <w:iCs w:val="0"/>
+          <w:sz w:val="22"/>
+          <w:szCs w:val="22"/>
+        </w:rPr>
+        <w:t>polling</w:t>
+      </w:r>
+      <w:r>
+        <w:rPr>
+          <w:i w:val="0"/>
+          <w:iCs w:val="0"/>
+          <w:sz w:val="22"/>
+          <w:szCs w:val="22"/>
+        </w:rPr>
+        <w:t xml:space="preserve"> and </w:t>
+      </w:r>
+      <w:r>
+        <w:rPr>
+          <w:b/>
+          <w:bCs/>
+          <w:i w:val="0"/>
+          <w:iCs w:val="0"/>
+          <w:sz w:val="22"/>
+          <w:szCs w:val="22"/>
+        </w:rPr>
+        <w:t xml:space="preserve">hardware interrupts. </w:t>
+      </w:r>
+      <w:r>
+        <w:rPr>
+          <w:i w:val="0"/>
+          <w:iCs w:val="0"/>
+          <w:sz w:val="22"/>
+          <w:szCs w:val="22"/>
+        </w:rPr>
+        <w:t xml:space="preserve">Polling is an easy way of handling debouncing as it constantly checks whether a switch is “pressed / released” for a set amount of time. However, this requires the programmer to know the time by which the switch will be released beforehand and the constant checking wastes CPU cycles. Hardware interrupts wait for a flag to trigger before stopping the program and performing a certain calculation / subprogram </w:t>
+      </w:r>
+      <w:r>
+        <w:rPr>
+          <w:i w:val="0"/>
+          <w:iCs w:val="0"/>
+          <w:sz w:val="22"/>
+          <w:szCs w:val="22"/>
+        </w:rPr>
+        <w:t xml:space="preserve">within an </w:t>
+      </w:r>
+      <w:r>
+        <w:rPr>
+          <w:b/>
+          <w:bCs/>
+          <w:i w:val="0"/>
+          <w:iCs w:val="0"/>
+          <w:sz w:val="22"/>
+          <w:szCs w:val="22"/>
+        </w:rPr>
+        <w:t>interrupt handler</w:t>
+      </w:r>
+      <w:r>
+        <w:rPr>
+          <w:i w:val="0"/>
+          <w:iCs w:val="0"/>
+          <w:sz w:val="22"/>
+          <w:szCs w:val="22"/>
+        </w:rPr>
+        <w:t xml:space="preserve"> </w:t>
+      </w:r>
+      <w:r>
+        <w:rPr>
+          <w:i w:val="0"/>
+          <w:iCs w:val="0"/>
+          <w:sz w:val="22"/>
+          <w:szCs w:val="22"/>
+        </w:rPr>
+        <w:t>before</w:t>
+      </w:r>
+      <w:r>
+        <w:rPr>
+          <w:i w:val="0"/>
+          <w:iCs w:val="0"/>
+          <w:sz w:val="22"/>
+          <w:szCs w:val="22"/>
+        </w:rPr>
+        <w:t xml:space="preserve"> resuming the main program again. Interrupts are more complex to implement than polling, but they save CPU cycles by letting the program continue its normal operation until an event triggers the flag. Moreover, </w:t>
+      </w:r>
+      <w:r>
+        <w:rPr>
+          <w:i w:val="0"/>
+          <w:iCs w:val="0"/>
+          <w:sz w:val="22"/>
+          <w:szCs w:val="22"/>
+        </w:rPr>
+        <w:t xml:space="preserve">interrupts remove any need for guesswork on the debounce time as they will wait for a flag to trigger the GPIO to trigger them. </w:t>
+      </w:r>
+    </w:p>
+    <w:p>
+      <w:pPr>
+        <w:pStyle w:val="Caption"/>
+        <w:ind w:firstLine="720"/>
+        <w:rPr>
+          <w:sz w:val="22"/>
+          <w:szCs w:val="22"/>
         </w:rPr>
       </w:pPr>
     </w:p>
@@ -1096,6 +1211,357 @@
           <w:u w:val="single"/>
         </w:rPr>
         <w:t>:</w:t>
+      </w:r>
+    </w:p>
+    <w:p>
+      <w:pPr>
+        <w:pStyle w:val="ListParagraph"/>
+        <w:keepNext/>
+        <w:spacing w:after="0"/>
+        <w:ind w:left="0"/>
+      </w:pPr>
+      <w:r>
+        <w:rPr>
+          <w:sz w:val="24"/>
+          <w:szCs w:val="24"/>
+        </w:rPr>
+        <w:t xml:space="preserve"> </w:t>
+      </w:r>
+      <w:r>
+        <w:rPr>
+          <w:sz w:val="24"/>
+          <w:szCs w:val="24"/>
+        </w:rPr>
+        <w:tab/>
+      </w:r>
+      <w:r>
+        <w:t>The</w:t>
+      </w:r>
+      <w:r>
+        <w:t xml:space="preserve"> dogma behind the design process for this design was to incorporate all the background information to create a power-efficient </w:t>
+      </w:r>
+      <w:r>
+        <w:t>and code-efficient design</w:t>
+      </w:r>
+      <w:r>
+        <w:t xml:space="preserve">. For instance, the resistors used incorporated prior information </w:t>
+      </w:r>
+      <w:r>
+        <w:t>about LEDs</w:t>
+      </w:r>
+      <w:r>
+        <w:t>,</w:t>
+      </w:r>
+      <w:r>
+        <w:t xml:space="preserve"> </w:t>
+      </w:r>
+      <w:r>
+        <w:t>Piezo Buzzer</w:t>
+      </w:r>
+      <w:r>
+        <w:t>s</w:t>
+      </w:r>
+      <w:r>
+        <w:t xml:space="preserve">, and </w:t>
+      </w:r>
+      <w:r>
+        <w:t>Switches</w:t>
+      </w:r>
+      <w:r>
+        <w:t xml:space="preserve">. </w:t>
+      </w:r>
+      <w:r>
+        <w:t>The resistor values were the only components that were based on trial and error. LEDs require a current-limiting resistor to prevent component degradation, so a 100</w:t>
+      </w:r>
+      <w:r>
+        <w:rPr>
+          <w:rFonts w:ascii="Times New Roman" w:hAnsi="Times New Roman" w:cs="Times New Roman"/>
+        </w:rPr>
+        <w:t>Ω</w:t>
+      </w:r>
+      <w:r>
+        <w:t xml:space="preserve"> resistor was used to set the LED’s brightness at a level that aligned with user preference. Moreover, the buzzer required a potentiometer to control its volume. The Pull-Up resistor value could be anything, but a greater resistance value would limit the current draw / power dissipated by the resistor. This was such a minor power draw that 2.2k</w:t>
+      </w:r>
+      <w:r>
+        <w:rPr>
+          <w:rFonts w:ascii="Times New Roman" w:hAnsi="Times New Roman" w:cs="Times New Roman"/>
+        </w:rPr>
+        <w:t>Ω</w:t>
+      </w:r>
+      <w:r>
+        <w:t xml:space="preserve"> a was set as a suitable value for the resistor. </w:t>
+      </w:r>
+    </w:p>
+    <w:p>
+      <w:pPr>
+        <w:pStyle w:val="ListParagraph"/>
+        <w:spacing w:after="0"/>
+        <w:ind w:left="0" w:firstLine="720"/>
+        <w:rPr>
+          <w:b/>
+          <w:bCs/>
+        </w:rPr>
+      </w:pPr>
+      <w:r>
+        <w:t xml:space="preserve">In terms of code efficiency, the Raspberry Pi Pico 2 supports MicroPython or C/C++. The Pico supports has its own C/C++ SDK since it is much more complex than MicroPython libraries. I opted to use C/C++ to program the Pico for my own learning experience and just to become more comfortable </w:t>
+      </w:r>
+      <w:r>
+        <w:lastRenderedPageBreak/>
+        <w:t>working on my own projects without as much guidance as I had in my classes. Therefore, I used the following steps as a template to familiarize myself with the Pico and create my design</w:t>
+      </w:r>
+      <w:r>
+        <w:rPr>
+          <w:b/>
+          <w:bCs/>
+        </w:rPr>
+        <w:t xml:space="preserve">: </w:t>
+      </w:r>
+    </w:p>
+    <w:p>
+      <w:pPr>
+        <w:pStyle w:val="ListParagraph"/>
+        <w:spacing w:after="0"/>
+        <w:ind w:left="0" w:firstLine="720"/>
+        <w:rPr>
+          <w:b/>
+          <w:bCs/>
+        </w:rPr>
+      </w:pPr>
+    </w:p>
+    <w:p>
+      <w:pPr>
+        <w:pStyle w:val="ListParagraph"/>
+        <w:spacing w:after="0"/>
+        <w:ind w:left="0" w:firstLine="720"/>
+        <w:rPr>
+          <w:u w:val="single"/>
+        </w:rPr>
+      </w:pPr>
+      <w:r>
+        <w:rPr>
+          <w:u w:val="single"/>
+        </w:rPr>
+        <w:t>Design Steps</w:t>
+      </w:r>
+    </w:p>
+    <w:p>
+      <w:pPr>
+        <w:pStyle w:val="ListParagraph"/>
+        <w:numPr>
+          <w:ilvl w:val="0"/>
+          <w:numId w:val="10"/>
+        </w:numPr>
+        <w:spacing w:after="0"/>
+      </w:pPr>
+      <w:r>
+        <w:t xml:space="preserve">Read about each of the components that are used in the design: LED, Piezo Buzzer, Switch, Potentiometer, and Pico 2. </w:t>
+      </w:r>
+    </w:p>
+    <w:p>
+      <w:pPr>
+        <w:pStyle w:val="ListParagraph"/>
+        <w:numPr>
+          <w:ilvl w:val="0"/>
+          <w:numId w:val="10"/>
+        </w:numPr>
+        <w:spacing w:after="0"/>
+      </w:pPr>
+      <w:r>
+        <w:t xml:space="preserve">Set up the C/C++ SDK in Windows Subsystem Linux (WSL) as it reduces the complexity of installing the Pico dependencies like Ninja. </w:t>
+      </w:r>
+    </w:p>
+    <w:p>
+      <w:pPr>
+        <w:pStyle w:val="ListParagraph"/>
+        <w:numPr>
+          <w:ilvl w:val="0"/>
+          <w:numId w:val="10"/>
+        </w:numPr>
+        <w:spacing w:after="0"/>
+      </w:pPr>
+      <w:r>
+        <w:t xml:space="preserve">Set up the VSCode Environment for the Pico SDK / create the </w:t>
+      </w:r>
+      <w:proofErr w:type="spellStart"/>
+      <w:r>
+        <w:t>Makefile</w:t>
+      </w:r>
+      <w:proofErr w:type="spellEnd"/>
+      <w:r>
+        <w:t xml:space="preserve"> which helps the programming process with autofill (checks for functions / defines that exist in the SDK)</w:t>
+      </w:r>
+    </w:p>
+    <w:p>
+      <w:pPr>
+        <w:pStyle w:val="ListParagraph"/>
+        <w:numPr>
+          <w:ilvl w:val="0"/>
+          <w:numId w:val="10"/>
+        </w:numPr>
+        <w:spacing w:after="0"/>
+      </w:pPr>
+      <w:r>
+        <w:t xml:space="preserve">Read examples of Pico code to understand the SDK and its functions + read the RP2350 documentation to understand the processor’s limitations. </w:t>
+      </w:r>
+    </w:p>
+    <w:p>
+      <w:pPr>
+        <w:pStyle w:val="ListParagraph"/>
+        <w:numPr>
+          <w:ilvl w:val="0"/>
+          <w:numId w:val="10"/>
+        </w:numPr>
+        <w:spacing w:after="0"/>
+      </w:pPr>
+      <w:r>
+        <w:t xml:space="preserve">Design the full circuit modularly: first design the LED blinking, then the buzzer toggling, and finally the switch circuit since it also has the additional complexity of toggling between states. </w:t>
+      </w:r>
+    </w:p>
+    <w:p>
+      <w:pPr>
+        <w:pStyle w:val="ListParagraph"/>
+        <w:numPr>
+          <w:ilvl w:val="0"/>
+          <w:numId w:val="10"/>
+        </w:numPr>
+        <w:spacing w:after="0"/>
+      </w:pPr>
+      <w:r>
+        <w:t xml:space="preserve">Measure the frequencies and periods of each of the circuits to verify that they are within expected bounds of the design specifications: the </w:t>
+      </w:r>
+      <w:r>
+        <w:rPr>
+          <w:b/>
+          <w:bCs/>
+        </w:rPr>
+        <w:t>LED blinking</w:t>
+      </w:r>
+      <w:r>
+        <w:t xml:space="preserve"> at </w:t>
+      </w:r>
+      <w:r>
+        <w:rPr>
+          <w:b/>
+          <w:bCs/>
+        </w:rPr>
+        <w:t>2 Hz</w:t>
+      </w:r>
+      <w:r>
+        <w:t xml:space="preserve"> and </w:t>
+      </w:r>
+      <w:r>
+        <w:rPr>
+          <w:b/>
+          <w:bCs/>
+        </w:rPr>
+        <w:t>Piezo Buzzer</w:t>
+      </w:r>
+      <w:r>
+        <w:t xml:space="preserve"> toggling at </w:t>
+      </w:r>
+      <w:r>
+        <w:rPr>
+          <w:b/>
+          <w:bCs/>
+        </w:rPr>
+        <w:t>2KHz</w:t>
+      </w:r>
+      <w:r>
+        <w:t>.</w:t>
+      </w:r>
+    </w:p>
+    <w:p>
+      <w:pPr>
+        <w:pStyle w:val="ListParagraph"/>
+        <w:numPr>
+          <w:ilvl w:val="0"/>
+          <w:numId w:val="10"/>
+        </w:numPr>
+        <w:spacing w:after="0"/>
+      </w:pPr>
+      <w:r>
+        <w:t xml:space="preserve">Design the </w:t>
+      </w:r>
+      <w:r>
+        <w:rPr>
+          <w:b/>
+          <w:bCs/>
+        </w:rPr>
+        <w:t>Altium Schematic and PCB Design</w:t>
+      </w:r>
+      <w:r>
+        <w:t xml:space="preserve"> </w:t>
+      </w:r>
+      <w:r>
+        <w:t xml:space="preserve">for future practice. </w:t>
+      </w:r>
+    </w:p>
+    <w:p>
+      <w:pPr>
+        <w:pStyle w:val="ListParagraph"/>
+        <w:keepNext/>
+        <w:spacing w:after="0"/>
+        <w:ind w:left="0"/>
+        <w:rPr>
+          <w:b/>
+          <w:bCs/>
+        </w:rPr>
+      </w:pPr>
+    </w:p>
+    <w:p>
+      <w:pPr>
+        <w:pStyle w:val="ListParagraph"/>
+        <w:keepNext/>
+        <w:spacing w:after="0"/>
+        <w:ind w:left="0"/>
+        <w:rPr>
+          <w:sz w:val="24"/>
+          <w:szCs w:val="24"/>
+          <w:u w:val="single"/>
+        </w:rPr>
+      </w:pPr>
+    </w:p>
+    <w:p>
+      <w:pPr>
+        <w:pStyle w:val="ListParagraph"/>
+        <w:spacing w:after="0"/>
+        <w:ind w:left="0"/>
+        <w:rPr>
+          <w:sz w:val="24"/>
+          <w:szCs w:val="24"/>
+        </w:rPr>
+      </w:pPr>
+      <w:r>
+        <w:rPr>
+          <w:sz w:val="24"/>
+          <w:szCs w:val="24"/>
+        </w:rPr>
+        <w:t xml:space="preserve">The Altium schematic was difficult to create because the correct pushbutton was difficult to find. The one in the Junior Design kit is the B3F-1000, so I had to search for this part with the </w:t>
+      </w:r>
+      <w:r>
+        <w:rPr>
+          <w:i/>
+          <w:iCs/>
+          <w:sz w:val="24"/>
+          <w:szCs w:val="24"/>
+        </w:rPr>
+        <w:t>Manufacturer Part Search</w:t>
+      </w:r>
+      <w:r>
+        <w:rPr>
+          <w:i/>
+          <w:iCs/>
+          <w:sz w:val="24"/>
+          <w:szCs w:val="24"/>
+        </w:rPr>
+        <w:t xml:space="preserve"> </w:t>
+      </w:r>
+      <w:r>
+        <w:rPr>
+          <w:sz w:val="24"/>
+          <w:szCs w:val="24"/>
+        </w:rPr>
+        <w:t xml:space="preserve">function in Altium. The PCB was trivial to make since this design did not have many components which would add to the complexity of the design. Moreover, I had a difficult time understand how to </w:t>
       </w:r>
     </w:p>
     <w:p>
@@ -1221,17 +1687,175 @@
       <w:pPr>
         <w:pStyle w:val="Caption"/>
         <w:jc w:val="center"/>
-      </w:pPr>
+        <w:rPr>
+          <w:sz w:val="22"/>
+          <w:szCs w:val="22"/>
+        </w:rPr>
+      </w:pPr>
+    </w:p>
+    <w:p>
+      <w:pPr>
+        <w:pStyle w:val="Caption"/>
+        <w:keepNext/>
+        <w:jc w:val="center"/>
+      </w:pPr>
+      <w:r>
+        <w:rPr>
+          <w:sz w:val="22"/>
+          <w:szCs w:val="22"/>
+        </w:rPr>
+        <w:drawing>
+          <wp:inline distT="0" distB="0" distL="0" distR="0" wp14:anchorId="2E29C00B" wp14:editId="2398D734">
+            <wp:extent cx="3206663" cy="3581802"/>
+            <wp:effectExtent l="0" t="0" r="0" b="0"/>
+            <wp:docPr id="1835763234" name="Picture 1" descr="The diagram shows a schematic layout with various components labeled, including U1, SW1, SW, R3, O, D1, and R2, indicating a circuit or electronic system.&#10;&#10;AI-generated content may be incorrect."/>
+            <wp:cNvGraphicFramePr>
+              <a:graphicFrameLocks xmlns:a="http://schemas.openxmlformats.org/drawingml/2006/main" noChangeAspect="1"/>
+            </wp:cNvGraphicFramePr>
+            <a:graphic xmlns:a="http://schemas.openxmlformats.org/drawingml/2006/main">
+              <a:graphicData uri="http://schemas.openxmlformats.org/drawingml/2006/picture">
+                <pic:pic xmlns:pic="http://schemas.openxmlformats.org/drawingml/2006/picture">
+                  <pic:nvPicPr>
+                    <pic:cNvPr id="1835763234" name="Picture 1" descr="The diagram shows a schematic layout with various components labeled, including U1, SW1, SW, R3, O, D1, and R2, indicating a circuit or electronic system.&#10;&#10;AI-generated content may be incorrect."/>
+                    <pic:cNvPicPr/>
+                  </pic:nvPicPr>
+                  <pic:blipFill>
+                    <a:blip r:embed="rId9"/>
+                    <a:stretch>
+                      <a:fillRect/>
+                    </a:stretch>
+                  </pic:blipFill>
+                  <pic:spPr>
+                    <a:xfrm>
+                      <a:off x="0" y="0"/>
+                      <a:ext cx="3221210" cy="3598051"/>
+                    </a:xfrm>
+                    <a:prstGeom prst="rect">
+                      <a:avLst/>
+                    </a:prstGeom>
+                  </pic:spPr>
+                </pic:pic>
+              </a:graphicData>
+            </a:graphic>
+          </wp:inline>
+        </w:drawing>
+      </w:r>
     </w:p>
     <w:p>
       <w:pPr>
         <w:pStyle w:val="Caption"/>
         <w:jc w:val="center"/>
         <w:rPr>
+          <w:sz w:val="22"/>
+          <w:szCs w:val="22"/>
+        </w:rPr>
+      </w:pPr>
+      <w:r>
+        <w:t xml:space="preserve">Figure </w:t>
+      </w:r>
+      <w:fldSimple w:instr=" SEQ Figure \* ARABIC ">
+        <w:r>
+          <w:rPr>
+            <w:noProof/>
+          </w:rPr>
+          <w:t>5</w:t>
+        </w:r>
+      </w:fldSimple>
+      <w:r>
+        <w:t>: PCB Design</w:t>
+      </w:r>
+    </w:p>
+    <w:p>
+      <w:pPr>
+        <w:pStyle w:val="Caption"/>
+        <w:jc w:val="center"/>
+        <w:rPr>
+          <w:b/>
+          <w:bCs/>
+        </w:rPr>
+      </w:pPr>
+    </w:p>
+    <w:p>
+      <w:pPr>
+        <w:pStyle w:val="Caption"/>
+        <w:rPr>
+          <w:b/>
+          <w:bCs/>
+        </w:rPr>
+      </w:pPr>
+    </w:p>
+    <w:p>
+      <w:pPr>
+        <w:pStyle w:val="Caption"/>
+        <w:keepNext/>
+        <w:jc w:val="center"/>
+      </w:pPr>
+      <w:r>
+        <w:rPr>
           <w:i w:val="0"/>
           <w:iCs w:val="0"/>
         </w:rPr>
-      </w:pPr>
+        <w:lastRenderedPageBreak/>
+        <w:drawing>
+          <wp:inline distT="0" distB="0" distL="0" distR="0" wp14:anchorId="730F478A" wp14:editId="7DB77829">
+            <wp:extent cx="5931134" cy="3618879"/>
+            <wp:effectExtent l="0" t="0" r="0" b="635"/>
+            <wp:docPr id="99697924" name="Picture 1" descr="The diagram illustrates a Raspberry Pi Pico 2 setup with a piezo buzzer, potentiometer, LED, input switch, and resistor connected in a circuit configuration.&#10;&#10;AI-generated content may be incorrect."/>
+            <wp:cNvGraphicFramePr>
+              <a:graphicFrameLocks xmlns:a="http://schemas.openxmlformats.org/drawingml/2006/main" noChangeAspect="1"/>
+            </wp:cNvGraphicFramePr>
+            <a:graphic xmlns:a="http://schemas.openxmlformats.org/drawingml/2006/main">
+              <a:graphicData uri="http://schemas.openxmlformats.org/drawingml/2006/picture">
+                <pic:pic xmlns:pic="http://schemas.openxmlformats.org/drawingml/2006/picture">
+                  <pic:nvPicPr>
+                    <pic:cNvPr id="99697924" name="Picture 1" descr="The diagram illustrates a Raspberry Pi Pico 2 setup with a piezo buzzer, potentiometer, LED, input switch, and resistor connected in a circuit configuration.&#10;&#10;AI-generated content may be incorrect."/>
+                    <pic:cNvPicPr/>
+                  </pic:nvPicPr>
+                  <pic:blipFill>
+                    <a:blip r:embed="rId10"/>
+                    <a:stretch>
+                      <a:fillRect/>
+                    </a:stretch>
+                  </pic:blipFill>
+                  <pic:spPr>
+                    <a:xfrm>
+                      <a:off x="0" y="0"/>
+                      <a:ext cx="5931948" cy="3619375"/>
+                    </a:xfrm>
+                    <a:prstGeom prst="rect">
+                      <a:avLst/>
+                    </a:prstGeom>
+                  </pic:spPr>
+                </pic:pic>
+              </a:graphicData>
+            </a:graphic>
+          </wp:inline>
+        </w:drawing>
+      </w:r>
+    </w:p>
+    <w:p>
+      <w:pPr>
+        <w:pStyle w:val="Caption"/>
+        <w:jc w:val="center"/>
+        <w:rPr>
+          <w:i w:val="0"/>
+          <w:iCs w:val="0"/>
+        </w:rPr>
+      </w:pPr>
+      <w:r>
+        <w:t xml:space="preserve">Figure </w:t>
+      </w:r>
+      <w:fldSimple w:instr=" SEQ Figure \* ARABIC ">
+        <w:r>
+          <w:rPr>
+            <w:noProof/>
+          </w:rPr>
+          <w:t>6</w:t>
+        </w:r>
+      </w:fldSimple>
+      <w:r>
+        <w:t>: Hardware Block Diagram</w:t>
+      </w:r>
     </w:p>
     <w:p>
       <w:pPr>
@@ -1258,7 +1882,7 @@
         <w:suppressAutoHyphens w:val="0"/>
         <w:spacing w:after="160" w:line="259" w:lineRule="auto"/>
       </w:pPr>
-      <w:hyperlink r:id="rId9" w:tgtFrame="_blank" w:history="1">
+      <w:hyperlink r:id="rId11" w:tgtFrame="_blank" w:history="1">
         <w:r>
           <w:rPr>
             <w:rStyle w:val="Hyperlink"/>
@@ -1281,7 +1905,7 @@
           <w:u w:val="none"/>
         </w:rPr>
       </w:pPr>
-      <w:hyperlink r:id="rId10" w:tgtFrame="_blank" w:history="1">
+      <w:hyperlink r:id="rId12" w:tgtFrame="_blank" w:history="1">
         <w:r>
           <w:rPr>
             <w:rStyle w:val="Hyperlink"/>
@@ -1311,12 +1935,18 @@
         </w:rPr>
         <w:t>https://app.</w:t>
       </w:r>
-      <w:hyperlink r:id="rId11" w:history="1">
+      <w:hyperlink r:id="rId13" w:history="1">
         <w:r>
           <w:rPr>
             <w:rStyle w:val="Hyperlink"/>
           </w:rPr>
-          <w:t>diagrams</w:t>
+          <w:t>diagram</w:t>
+        </w:r>
+        <w:r>
+          <w:rPr>
+            <w:rStyle w:val="Hyperlink"/>
+          </w:rPr>
+          <w:t>s</w:t>
         </w:r>
       </w:hyperlink>
       <w:r>
@@ -1644,6 +2274,7 @@
           <w:iCs/>
           <w:sz w:val="24"/>
         </w:rPr>
+        <w:lastRenderedPageBreak/>
         <w:t>Specific q</w:t>
       </w:r>
       <w:r>
@@ -1948,7 +2579,6 @@
           <w:sz w:val="24"/>
           <w:szCs w:val="24"/>
         </w:rPr>
-        <w:lastRenderedPageBreak/>
         <w:t>Please paste your code for the microcontroller in this section</w:t>
       </w:r>
       <w:r>
@@ -2420,6 +3050,97 @@
     </w:lvl>
   </w:abstractNum>
   <w:abstractNum w:abstractNumId="4" w15:restartNumberingAfterBreak="0">
+    <w:nsid w:val="26A66372"/>
+    <w:multiLevelType w:val="hybridMultilevel"/>
+    <w:tmpl w:val="7CA066BC"/>
+    <w:lvl w:ilvl="0" w:tplc="BF70E3C2">
+      <w:start w:val="1"/>
+      <w:numFmt w:val="decimal"/>
+      <w:lvlText w:val="%1."/>
+      <w:lvlJc w:val="left"/>
+      <w:pPr>
+        <w:ind w:left="1080" w:hanging="360"/>
+      </w:pPr>
+      <w:rPr>
+        <w:rFonts w:hint="default"/>
+        <w:b w:val="0"/>
+        <w:bCs/>
+      </w:rPr>
+    </w:lvl>
+    <w:lvl w:ilvl="1" w:tplc="04090019" w:tentative="1">
+      <w:start w:val="1"/>
+      <w:numFmt w:val="lowerLetter"/>
+      <w:lvlText w:val="%2."/>
+      <w:lvlJc w:val="left"/>
+      <w:pPr>
+        <w:ind w:left="1800" w:hanging="360"/>
+      </w:pPr>
+    </w:lvl>
+    <w:lvl w:ilvl="2" w:tplc="0409001B" w:tentative="1">
+      <w:start w:val="1"/>
+      <w:numFmt w:val="lowerRoman"/>
+      <w:lvlText w:val="%3."/>
+      <w:lvlJc w:val="right"/>
+      <w:pPr>
+        <w:ind w:left="2520" w:hanging="180"/>
+      </w:pPr>
+    </w:lvl>
+    <w:lvl w:ilvl="3" w:tplc="0409000F" w:tentative="1">
+      <w:start w:val="1"/>
+      <w:numFmt w:val="decimal"/>
+      <w:lvlText w:val="%4."/>
+      <w:lvlJc w:val="left"/>
+      <w:pPr>
+        <w:ind w:left="3240" w:hanging="360"/>
+      </w:pPr>
+    </w:lvl>
+    <w:lvl w:ilvl="4" w:tplc="04090019" w:tentative="1">
+      <w:start w:val="1"/>
+      <w:numFmt w:val="lowerLetter"/>
+      <w:lvlText w:val="%5."/>
+      <w:lvlJc w:val="left"/>
+      <w:pPr>
+        <w:ind w:left="3960" w:hanging="360"/>
+      </w:pPr>
+    </w:lvl>
+    <w:lvl w:ilvl="5" w:tplc="0409001B" w:tentative="1">
+      <w:start w:val="1"/>
+      <w:numFmt w:val="lowerRoman"/>
+      <w:lvlText w:val="%6."/>
+      <w:lvlJc w:val="right"/>
+      <w:pPr>
+        <w:ind w:left="4680" w:hanging="180"/>
+      </w:pPr>
+    </w:lvl>
+    <w:lvl w:ilvl="6" w:tplc="0409000F" w:tentative="1">
+      <w:start w:val="1"/>
+      <w:numFmt w:val="decimal"/>
+      <w:lvlText w:val="%7."/>
+      <w:lvlJc w:val="left"/>
+      <w:pPr>
+        <w:ind w:left="5400" w:hanging="360"/>
+      </w:pPr>
+    </w:lvl>
+    <w:lvl w:ilvl="7" w:tplc="04090019" w:tentative="1">
+      <w:start w:val="1"/>
+      <w:numFmt w:val="lowerLetter"/>
+      <w:lvlText w:val="%8."/>
+      <w:lvlJc w:val="left"/>
+      <w:pPr>
+        <w:ind w:left="6120" w:hanging="360"/>
+      </w:pPr>
+    </w:lvl>
+    <w:lvl w:ilvl="8" w:tplc="0409001B" w:tentative="1">
+      <w:start w:val="1"/>
+      <w:numFmt w:val="lowerRoman"/>
+      <w:lvlText w:val="%9."/>
+      <w:lvlJc w:val="right"/>
+      <w:pPr>
+        <w:ind w:left="6840" w:hanging="180"/>
+      </w:pPr>
+    </w:lvl>
+  </w:abstractNum>
+  <w:abstractNum w:abstractNumId="5" w15:restartNumberingAfterBreak="0">
     <w:nsid w:val="36BE5F31"/>
     <w:multiLevelType w:val="hybridMultilevel"/>
     <w:tmpl w:val="A74817B2"/>
@@ -2508,7 +3229,7 @@
       </w:pPr>
     </w:lvl>
   </w:abstractNum>
-  <w:abstractNum w:abstractNumId="5" w15:restartNumberingAfterBreak="0">
+  <w:abstractNum w:abstractNumId="6" w15:restartNumberingAfterBreak="0">
     <w:nsid w:val="54237EC1"/>
     <w:multiLevelType w:val="hybridMultilevel"/>
     <w:tmpl w:val="8216059E"/>
@@ -2597,7 +3318,7 @@
       </w:pPr>
     </w:lvl>
   </w:abstractNum>
-  <w:abstractNum w:abstractNumId="6" w15:restartNumberingAfterBreak="0">
+  <w:abstractNum w:abstractNumId="7" w15:restartNumberingAfterBreak="0">
     <w:nsid w:val="62452EC5"/>
     <w:multiLevelType w:val="hybridMultilevel"/>
     <w:tmpl w:val="D720A248"/>
@@ -2737,7 +3458,96 @@
       </w:rPr>
     </w:lvl>
   </w:abstractNum>
-  <w:abstractNum w:abstractNumId="7" w15:restartNumberingAfterBreak="0">
+  <w:abstractNum w:abstractNumId="8" w15:restartNumberingAfterBreak="0">
+    <w:nsid w:val="654F5DE7"/>
+    <w:multiLevelType w:val="hybridMultilevel"/>
+    <w:tmpl w:val="B5F87E4C"/>
+    <w:lvl w:ilvl="0" w:tplc="10529D14">
+      <w:start w:val="1"/>
+      <w:numFmt w:val="decimal"/>
+      <w:lvlText w:val="%1."/>
+      <w:lvlJc w:val="left"/>
+      <w:pPr>
+        <w:ind w:left="1080" w:hanging="360"/>
+      </w:pPr>
+      <w:rPr>
+        <w:rFonts w:hint="default"/>
+      </w:rPr>
+    </w:lvl>
+    <w:lvl w:ilvl="1" w:tplc="04090019" w:tentative="1">
+      <w:start w:val="1"/>
+      <w:numFmt w:val="lowerLetter"/>
+      <w:lvlText w:val="%2."/>
+      <w:lvlJc w:val="left"/>
+      <w:pPr>
+        <w:ind w:left="1800" w:hanging="360"/>
+      </w:pPr>
+    </w:lvl>
+    <w:lvl w:ilvl="2" w:tplc="0409001B" w:tentative="1">
+      <w:start w:val="1"/>
+      <w:numFmt w:val="lowerRoman"/>
+      <w:lvlText w:val="%3."/>
+      <w:lvlJc w:val="right"/>
+      <w:pPr>
+        <w:ind w:left="2520" w:hanging="180"/>
+      </w:pPr>
+    </w:lvl>
+    <w:lvl w:ilvl="3" w:tplc="0409000F" w:tentative="1">
+      <w:start w:val="1"/>
+      <w:numFmt w:val="decimal"/>
+      <w:lvlText w:val="%4."/>
+      <w:lvlJc w:val="left"/>
+      <w:pPr>
+        <w:ind w:left="3240" w:hanging="360"/>
+      </w:pPr>
+    </w:lvl>
+    <w:lvl w:ilvl="4" w:tplc="04090019" w:tentative="1">
+      <w:start w:val="1"/>
+      <w:numFmt w:val="lowerLetter"/>
+      <w:lvlText w:val="%5."/>
+      <w:lvlJc w:val="left"/>
+      <w:pPr>
+        <w:ind w:left="3960" w:hanging="360"/>
+      </w:pPr>
+    </w:lvl>
+    <w:lvl w:ilvl="5" w:tplc="0409001B" w:tentative="1">
+      <w:start w:val="1"/>
+      <w:numFmt w:val="lowerRoman"/>
+      <w:lvlText w:val="%6."/>
+      <w:lvlJc w:val="right"/>
+      <w:pPr>
+        <w:ind w:left="4680" w:hanging="180"/>
+      </w:pPr>
+    </w:lvl>
+    <w:lvl w:ilvl="6" w:tplc="0409000F" w:tentative="1">
+      <w:start w:val="1"/>
+      <w:numFmt w:val="decimal"/>
+      <w:lvlText w:val="%7."/>
+      <w:lvlJc w:val="left"/>
+      <w:pPr>
+        <w:ind w:left="5400" w:hanging="360"/>
+      </w:pPr>
+    </w:lvl>
+    <w:lvl w:ilvl="7" w:tplc="04090019" w:tentative="1">
+      <w:start w:val="1"/>
+      <w:numFmt w:val="lowerLetter"/>
+      <w:lvlText w:val="%8."/>
+      <w:lvlJc w:val="left"/>
+      <w:pPr>
+        <w:ind w:left="6120" w:hanging="360"/>
+      </w:pPr>
+    </w:lvl>
+    <w:lvl w:ilvl="8" w:tplc="0409001B" w:tentative="1">
+      <w:start w:val="1"/>
+      <w:numFmt w:val="lowerRoman"/>
+      <w:lvlText w:val="%9."/>
+      <w:lvlJc w:val="right"/>
+      <w:pPr>
+        <w:ind w:left="6840" w:hanging="180"/>
+      </w:pPr>
+    </w:lvl>
+  </w:abstractNum>
+  <w:abstractNum w:abstractNumId="9" w15:restartNumberingAfterBreak="0">
     <w:nsid w:val="660B10A8"/>
     <w:multiLevelType w:val="hybridMultilevel"/>
     <w:tmpl w:val="386609E4"/>
@@ -2851,16 +3661,16 @@
     </w:lvl>
   </w:abstractNum>
   <w:num w:numId="1" w16cid:durableId="1316375323">
-    <w:abstractNumId w:val="4"/>
+    <w:abstractNumId w:val="5"/>
   </w:num>
   <w:num w:numId="2" w16cid:durableId="1572159708">
-    <w:abstractNumId w:val="7"/>
+    <w:abstractNumId w:val="9"/>
   </w:num>
   <w:num w:numId="3" w16cid:durableId="1442187043">
-    <w:abstractNumId w:val="5"/>
+    <w:abstractNumId w:val="6"/>
   </w:num>
   <w:num w:numId="4" w16cid:durableId="1370648948">
-    <w:abstractNumId w:val="6"/>
+    <w:abstractNumId w:val="7"/>
   </w:num>
   <w:num w:numId="5" w16cid:durableId="793787168">
     <w:abstractNumId w:val="2"/>
@@ -2873,6 +3683,12 @@
   </w:num>
   <w:num w:numId="8" w16cid:durableId="1856918550">
     <w:abstractNumId w:val="1"/>
+  </w:num>
+  <w:num w:numId="9" w16cid:durableId="2111579922">
+    <w:abstractNumId w:val="8"/>
+  </w:num>
+  <w:num w:numId="10" w16cid:durableId="432096580">
+    <w:abstractNumId w:val="4"/>
   </w:num>
 </w:numbering>
 </file>

--- a/Microcontroller_Basics/report/Microcontroller_Basics_Report.docx
+++ b/Microcontroller_Basics/report/Microcontroller_Basics_Report.docx
@@ -1525,43 +1525,29 @@
       <w:pPr>
         <w:pStyle w:val="ListParagraph"/>
         <w:spacing w:after="0"/>
-        <w:ind w:left="0"/>
-        <w:rPr>
-          <w:sz w:val="24"/>
-          <w:szCs w:val="24"/>
-        </w:rPr>
-      </w:pPr>
-      <w:r>
-        <w:rPr>
-          <w:sz w:val="24"/>
-          <w:szCs w:val="24"/>
-        </w:rPr>
+        <w:ind w:left="0" w:firstLine="720"/>
+      </w:pPr>
+      <w:r>
         <w:t xml:space="preserve">The Altium schematic was difficult to create because the correct pushbutton was difficult to find. The one in the Junior Design kit is the B3F-1000, so I had to search for this part with the </w:t>
       </w:r>
       <w:r>
         <w:rPr>
           <w:i/>
           <w:iCs/>
-          <w:sz w:val="24"/>
-          <w:szCs w:val="24"/>
-        </w:rPr>
-        <w:t>Manufacturer Part Search</w:t>
-      </w:r>
-      <w:r>
-        <w:rPr>
-          <w:i/>
-          <w:iCs/>
-          <w:sz w:val="24"/>
-          <w:szCs w:val="24"/>
-        </w:rPr>
-        <w:t xml:space="preserve"> </w:t>
-      </w:r>
-      <w:r>
-        <w:rPr>
-          <w:sz w:val="24"/>
-          <w:szCs w:val="24"/>
-        </w:rPr>
-        <w:t xml:space="preserve">function in Altium. The PCB was trivial to make since this design did not have many components which would add to the complexity of the design. Moreover, I had a difficult time understand how to </w:t>
+        </w:rPr>
+        <w:t xml:space="preserve">Manufacturer Part Search </w:t>
+      </w:r>
+      <w:r>
+        <w:t xml:space="preserve">function in Altium. The PCB was trivial to make since this design did not have many components which would add to the complexity of the design. Moreover, I had a difficult time </w:t>
+      </w:r>
+      <w:r>
+        <w:t>understanding</w:t>
+      </w:r>
+      <w:r>
+        <w:t xml:space="preserve"> how to </w:t>
+      </w:r>
+      <w:r>
+        <w:t>switch the footprint because I imported the schematic library file instead of the Intlib file. Otherwise, the rest of the design such as the creation of the hardware block just matched the schematic but was much less specific.</w:t>
       </w:r>
     </w:p>
     <w:p>
@@ -1701,6 +1687,7 @@
       </w:pPr>
       <w:r>
         <w:rPr>
+          <w:noProof/>
           <w:sz w:val="22"/>
           <w:szCs w:val="22"/>
         </w:rPr>
@@ -1751,17 +1738,54 @@
         </w:rPr>
       </w:pPr>
       <w:r>
+        <w:rPr>
+          <w:sz w:val="22"/>
+          <w:szCs w:val="22"/>
+        </w:rPr>
         <w:t xml:space="preserve">Figure </w:t>
       </w:r>
-      <w:fldSimple w:instr=" SEQ Figure \* ARABIC ">
-        <w:r>
-          <w:rPr>
-            <w:noProof/>
-          </w:rPr>
-          <w:t>5</w:t>
-        </w:r>
-      </w:fldSimple>
-      <w:r>
+      <w:r>
+        <w:rPr>
+          <w:sz w:val="22"/>
+          <w:szCs w:val="22"/>
+        </w:rPr>
+        <w:fldChar w:fldCharType="begin"/>
+      </w:r>
+      <w:r>
+        <w:rPr>
+          <w:sz w:val="22"/>
+          <w:szCs w:val="22"/>
+        </w:rPr>
+        <w:instrText xml:space="preserve"> SEQ Figure \* ARABIC </w:instrText>
+      </w:r>
+      <w:r>
+        <w:rPr>
+          <w:sz w:val="22"/>
+          <w:szCs w:val="22"/>
+        </w:rPr>
+        <w:fldChar w:fldCharType="separate"/>
+      </w:r>
+      <w:r>
+        <w:rPr>
+          <w:noProof/>
+          <w:sz w:val="22"/>
+          <w:szCs w:val="22"/>
+        </w:rPr>
+        <w:t>5</w:t>
+      </w:r>
+      <w:r>
+        <w:rPr>
+          <w:noProof/>
+          <w:sz w:val="22"/>
+          <w:szCs w:val="22"/>
+        </w:rPr>
+        <w:fldChar w:fldCharType="end"/>
+      </w:r>
+      <w:r>
+        <w:rPr>
+          <w:sz w:val="22"/>
+          <w:szCs w:val="22"/>
+        </w:rPr>
         <w:t>: PCB Design</w:t>
       </w:r>
     </w:p>
@@ -1794,6 +1818,7 @@
         <w:rPr>
           <w:i w:val="0"/>
           <w:iCs w:val="0"/>
+          <w:noProof/>
         </w:rPr>
         <w:lastRenderedPageBreak/>
         <w:drawing>
@@ -1838,9 +1863,828 @@
         <w:pStyle w:val="Caption"/>
         <w:jc w:val="center"/>
         <w:rPr>
+          <w:sz w:val="22"/>
+          <w:szCs w:val="22"/>
+        </w:rPr>
+      </w:pPr>
+      <w:r>
+        <w:rPr>
+          <w:sz w:val="22"/>
+          <w:szCs w:val="22"/>
+        </w:rPr>
+        <w:t xml:space="preserve">Figure </w:t>
+      </w:r>
+      <w:r>
+        <w:rPr>
+          <w:sz w:val="22"/>
+          <w:szCs w:val="22"/>
+        </w:rPr>
+        <w:fldChar w:fldCharType="begin"/>
+      </w:r>
+      <w:r>
+        <w:rPr>
+          <w:sz w:val="22"/>
+          <w:szCs w:val="22"/>
+        </w:rPr>
+        <w:instrText xml:space="preserve"> SEQ Figure \* ARABIC </w:instrText>
+      </w:r>
+      <w:r>
+        <w:rPr>
+          <w:sz w:val="22"/>
+          <w:szCs w:val="22"/>
+        </w:rPr>
+        <w:fldChar w:fldCharType="separate"/>
+      </w:r>
+      <w:r>
+        <w:rPr>
+          <w:noProof/>
+          <w:sz w:val="22"/>
+          <w:szCs w:val="22"/>
+        </w:rPr>
+        <w:t>6</w:t>
+      </w:r>
+      <w:r>
+        <w:rPr>
+          <w:noProof/>
+          <w:sz w:val="22"/>
+          <w:szCs w:val="22"/>
+        </w:rPr>
+        <w:fldChar w:fldCharType="end"/>
+      </w:r>
+      <w:r>
+        <w:rPr>
+          <w:sz w:val="22"/>
+          <w:szCs w:val="22"/>
+        </w:rPr>
+        <w:t>: Hardware Block Diagram</w:t>
+      </w:r>
+    </w:p>
+    <w:p>
+      <w:pPr>
+        <w:pStyle w:val="Caption"/>
+        <w:jc w:val="center"/>
+        <w:rPr>
+          <w:sz w:val="22"/>
+          <w:szCs w:val="22"/>
+        </w:rPr>
+      </w:pPr>
+    </w:p>
+    <w:p>
+      <w:pPr>
+        <w:pStyle w:val="Caption"/>
+        <w:keepNext/>
+        <w:jc w:val="center"/>
+      </w:pPr>
+      <w:r>
+        <w:rPr>
+          <w:noProof/>
+          <w:sz w:val="22"/>
+          <w:szCs w:val="22"/>
+        </w:rPr>
+        <w:lastRenderedPageBreak/>
+        <w:drawing>
+          <wp:inline distT="0" distB="0" distL="0" distR="0" wp14:anchorId="0B74057D" wp14:editId="1E19F9A6">
+            <wp:extent cx="4357231" cy="5809641"/>
+            <wp:effectExtent l="0" t="0" r="5715" b="635"/>
+            <wp:docPr id="1054252445" name="Picture 1" descr="The image shows a circuit board with various components, including a PICO 2 microcontroller, and a series of numeric values that appear to be related to the circuit's programming or data.&#10;&#10;AI-generated content may be incorrect."/>
+            <wp:cNvGraphicFramePr>
+              <a:graphicFrameLocks xmlns:a="http://schemas.openxmlformats.org/drawingml/2006/main" noChangeAspect="1"/>
+            </wp:cNvGraphicFramePr>
+            <a:graphic xmlns:a="http://schemas.openxmlformats.org/drawingml/2006/main">
+              <a:graphicData uri="http://schemas.openxmlformats.org/drawingml/2006/picture">
+                <pic:pic xmlns:pic="http://schemas.openxmlformats.org/drawingml/2006/picture">
+                  <pic:nvPicPr>
+                    <pic:cNvPr id="1054252445" name="Picture 1" descr="The image shows a circuit board with various components, including a PICO 2 microcontroller, and a series of numeric values that appear to be related to the circuit's programming or data.&#10;&#10;AI-generated content may be incorrect."/>
+                    <pic:cNvPicPr/>
+                  </pic:nvPicPr>
+                  <pic:blipFill>
+                    <a:blip r:embed="rId11" cstate="print">
+                      <a:extLst>
+                        <a:ext uri="{28A0092B-C50C-407E-A947-70E740481C1C}">
+                          <a14:useLocalDpi xmlns:a14="http://schemas.microsoft.com/office/drawing/2010/main" val="0"/>
+                        </a:ext>
+                      </a:extLst>
+                    </a:blip>
+                    <a:stretch>
+                      <a:fillRect/>
+                    </a:stretch>
+                  </pic:blipFill>
+                  <pic:spPr>
+                    <a:xfrm>
+                      <a:off x="0" y="0"/>
+                      <a:ext cx="4363102" cy="5817469"/>
+                    </a:xfrm>
+                    <a:prstGeom prst="rect">
+                      <a:avLst/>
+                    </a:prstGeom>
+                  </pic:spPr>
+                </pic:pic>
+              </a:graphicData>
+            </a:graphic>
+          </wp:inline>
+        </w:drawing>
+      </w:r>
+    </w:p>
+    <w:p>
+      <w:pPr>
+        <w:pStyle w:val="Caption"/>
+        <w:jc w:val="center"/>
+        <w:rPr>
+          <w:sz w:val="22"/>
+          <w:szCs w:val="22"/>
+        </w:rPr>
+      </w:pPr>
+      <w:r>
+        <w:rPr>
+          <w:sz w:val="22"/>
+          <w:szCs w:val="22"/>
+        </w:rPr>
+        <w:t xml:space="preserve">Figure </w:t>
+      </w:r>
+      <w:r>
+        <w:rPr>
+          <w:sz w:val="22"/>
+          <w:szCs w:val="22"/>
+        </w:rPr>
+        <w:fldChar w:fldCharType="begin"/>
+      </w:r>
+      <w:r>
+        <w:rPr>
+          <w:sz w:val="22"/>
+          <w:szCs w:val="22"/>
+        </w:rPr>
+        <w:instrText xml:space="preserve"> SEQ Figure \* ARABIC </w:instrText>
+      </w:r>
+      <w:r>
+        <w:rPr>
+          <w:sz w:val="22"/>
+          <w:szCs w:val="22"/>
+        </w:rPr>
+        <w:fldChar w:fldCharType="separate"/>
+      </w:r>
+      <w:r>
+        <w:rPr>
+          <w:noProof/>
+          <w:sz w:val="22"/>
+          <w:szCs w:val="22"/>
+        </w:rPr>
+        <w:t>7</w:t>
+      </w:r>
+      <w:r>
+        <w:rPr>
+          <w:sz w:val="22"/>
+          <w:szCs w:val="22"/>
+        </w:rPr>
+        <w:fldChar w:fldCharType="end"/>
+      </w:r>
+      <w:r>
+        <w:rPr>
+          <w:sz w:val="22"/>
+          <w:szCs w:val="22"/>
+        </w:rPr>
+        <w:t>: Breadboard Image</w:t>
+      </w:r>
+    </w:p>
+    <w:p>
+      <w:pPr>
+        <w:pStyle w:val="Caption"/>
+        <w:jc w:val="center"/>
+      </w:pPr>
+    </w:p>
+    <w:p>
+      <w:pPr>
+        <w:pStyle w:val="Caption"/>
+        <w:rPr>
           <w:i w:val="0"/>
           <w:iCs w:val="0"/>
-        </w:rPr>
+          <w:sz w:val="22"/>
+          <w:szCs w:val="22"/>
+        </w:rPr>
+      </w:pPr>
+      <w:r>
+        <w:rPr>
+          <w:i w:val="0"/>
+          <w:iCs w:val="0"/>
+          <w:sz w:val="22"/>
+          <w:szCs w:val="22"/>
+        </w:rPr>
+        <w:t xml:space="preserve">The code block was also relatively easy to make because of my prior experience with embedded programming. The </w:t>
+      </w:r>
+      <w:r>
+        <w:rPr>
+          <w:i w:val="0"/>
+          <w:iCs w:val="0"/>
+          <w:sz w:val="22"/>
+          <w:szCs w:val="22"/>
+        </w:rPr>
+        <w:t xml:space="preserve">block </w:t>
+      </w:r>
+      <w:r>
+        <w:rPr>
+          <w:i w:val="0"/>
+          <w:iCs w:val="0"/>
+          <w:sz w:val="22"/>
+          <w:szCs w:val="22"/>
+        </w:rPr>
+        <w:t xml:space="preserve">has 3 parallel processes: the main program, the program involving the interrupt, and the program involving the active timer. The active timer is part of the main program, but it does not affect the main program until that timer reaches its set timer (e.g. the counter value) when it resets. The alarm is different from a repeated timer because it can only run once before it must be reinitialized and it was my first time ever dealing with a construct like this before. Finally, the interrupt stops both the main program and the active timer when it is running as that is the functionality of an </w:t>
+      </w:r>
+      <w:proofErr w:type="gramStart"/>
+      <w:r>
+        <w:rPr>
+          <w:i w:val="0"/>
+          <w:iCs w:val="0"/>
+          <w:sz w:val="22"/>
+          <w:szCs w:val="22"/>
+        </w:rPr>
+        <w:t>interrupt</w:t>
+      </w:r>
+      <w:proofErr w:type="gramEnd"/>
+      <w:r>
+        <w:rPr>
+          <w:i w:val="0"/>
+          <w:iCs w:val="0"/>
+          <w:sz w:val="22"/>
+          <w:szCs w:val="22"/>
+        </w:rPr>
+        <w:t xml:space="preserve">, so it is a single process. Therefore, the program oscillates between two parallel processes running simultaneously to one process that runs at a certain user-based time. </w:t>
+      </w:r>
+    </w:p>
+    <w:p>
+      <w:pPr>
+        <w:pStyle w:val="Caption"/>
+        <w:rPr>
+          <w:i w:val="0"/>
+          <w:iCs w:val="0"/>
+          <w:sz w:val="22"/>
+          <w:szCs w:val="22"/>
+        </w:rPr>
+      </w:pPr>
+    </w:p>
+    <w:p>
+      <w:pPr>
+        <w:pStyle w:val="Caption"/>
+        <w:keepNext/>
+        <w:jc w:val="center"/>
+      </w:pPr>
+      <w:r>
+        <w:rPr>
+          <w:i w:val="0"/>
+          <w:iCs w:val="0"/>
+          <w:sz w:val="22"/>
+          <w:szCs w:val="22"/>
+        </w:rPr>
+        <w:drawing>
+          <wp:inline distT="0" distB="0" distL="0" distR="0" wp14:anchorId="503FF628" wp14:editId="542A4FB5">
+            <wp:extent cx="3390378" cy="3545046"/>
+            <wp:effectExtent l="0" t="0" r="635" b="0"/>
+            <wp:docPr id="1657119387" name="Picture 1" descr="The diagram illustrates a sequence of actions for initializing and managing a digital circuit, including setting up GPIO and timer modules, handling interrupts, and toggling LED and Piezo components based on specific conditions.&#10;&#10;AI-generated content may be incorrect."/>
+            <wp:cNvGraphicFramePr>
+              <a:graphicFrameLocks xmlns:a="http://schemas.openxmlformats.org/drawingml/2006/main" noChangeAspect="1"/>
+            </wp:cNvGraphicFramePr>
+            <a:graphic xmlns:a="http://schemas.openxmlformats.org/drawingml/2006/main">
+              <a:graphicData uri="http://schemas.openxmlformats.org/drawingml/2006/picture">
+                <pic:pic xmlns:pic="http://schemas.openxmlformats.org/drawingml/2006/picture">
+                  <pic:nvPicPr>
+                    <pic:cNvPr id="1657119387" name="Picture 1" descr="The diagram illustrates a sequence of actions for initializing and managing a digital circuit, including setting up GPIO and timer modules, handling interrupts, and toggling LED and Piezo components based on specific conditions.&#10;&#10;AI-generated content may be incorrect."/>
+                    <pic:cNvPicPr/>
+                  </pic:nvPicPr>
+                  <pic:blipFill>
+                    <a:blip r:embed="rId12"/>
+                    <a:stretch>
+                      <a:fillRect/>
+                    </a:stretch>
+                  </pic:blipFill>
+                  <pic:spPr>
+                    <a:xfrm>
+                      <a:off x="0" y="0"/>
+                      <a:ext cx="3390378" cy="3545046"/>
+                    </a:xfrm>
+                    <a:prstGeom prst="rect">
+                      <a:avLst/>
+                    </a:prstGeom>
+                  </pic:spPr>
+                </pic:pic>
+              </a:graphicData>
+            </a:graphic>
+          </wp:inline>
+        </w:drawing>
+      </w:r>
+    </w:p>
+    <w:p>
+      <w:pPr>
+        <w:pStyle w:val="Caption"/>
+        <w:jc w:val="center"/>
+        <w:rPr>
+          <w:i w:val="0"/>
+          <w:iCs w:val="0"/>
+          <w:sz w:val="22"/>
+          <w:szCs w:val="22"/>
+        </w:rPr>
+      </w:pPr>
+      <w:r>
+        <w:rPr>
+          <w:i w:val="0"/>
+          <w:iCs w:val="0"/>
+          <w:sz w:val="22"/>
+          <w:szCs w:val="22"/>
+        </w:rPr>
+        <w:t xml:space="preserve">Figure </w:t>
+      </w:r>
+      <w:r>
+        <w:rPr>
+          <w:i w:val="0"/>
+          <w:iCs w:val="0"/>
+          <w:sz w:val="22"/>
+          <w:szCs w:val="22"/>
+        </w:rPr>
+        <w:fldChar w:fldCharType="begin"/>
+      </w:r>
+      <w:r>
+        <w:rPr>
+          <w:i w:val="0"/>
+          <w:iCs w:val="0"/>
+          <w:sz w:val="22"/>
+          <w:szCs w:val="22"/>
+        </w:rPr>
+        <w:instrText xml:space="preserve"> SEQ Figure \* ARABIC </w:instrText>
+      </w:r>
+      <w:r>
+        <w:rPr>
+          <w:i w:val="0"/>
+          <w:iCs w:val="0"/>
+          <w:sz w:val="22"/>
+          <w:szCs w:val="22"/>
+        </w:rPr>
+        <w:fldChar w:fldCharType="separate"/>
+      </w:r>
+      <w:r>
+        <w:rPr>
+          <w:i w:val="0"/>
+          <w:iCs w:val="0"/>
+          <w:noProof/>
+          <w:sz w:val="22"/>
+          <w:szCs w:val="22"/>
+        </w:rPr>
+        <w:t>8</w:t>
+      </w:r>
+      <w:r>
+        <w:rPr>
+          <w:i w:val="0"/>
+          <w:iCs w:val="0"/>
+          <w:sz w:val="22"/>
+          <w:szCs w:val="22"/>
+        </w:rPr>
+        <w:fldChar w:fldCharType="end"/>
+      </w:r>
+      <w:r>
+        <w:rPr>
+          <w:i w:val="0"/>
+          <w:iCs w:val="0"/>
+          <w:sz w:val="22"/>
+          <w:szCs w:val="22"/>
+        </w:rPr>
+        <w:t>: Code Block</w:t>
+      </w:r>
+    </w:p>
+    <w:p>
+      <w:pPr>
+        <w:spacing w:after="0"/>
+        <w:rPr>
+          <w:sz w:val="24"/>
+        </w:rPr>
+      </w:pPr>
+      <w:r>
+        <w:rPr>
+          <w:sz w:val="24"/>
+        </w:rPr>
+        <w:tab/>
+      </w:r>
+    </w:p>
+    <w:p>
+      <w:pPr>
+        <w:spacing w:after="0"/>
+        <w:rPr>
+          <w:sz w:val="24"/>
+          <w:u w:val="single"/>
+        </w:rPr>
+      </w:pPr>
+      <w:r>
+        <w:rPr>
+          <w:b/>
+          <w:sz w:val="24"/>
+          <w:u w:val="single"/>
+        </w:rPr>
+        <w:t>Results</w:t>
+      </w:r>
+      <w:r>
+        <w:rPr>
+          <w:sz w:val="24"/>
+          <w:u w:val="single"/>
+        </w:rPr>
+        <w:t xml:space="preserve"> </w:t>
+      </w:r>
+    </w:p>
+    <w:p>
+      <w:pPr>
+        <w:spacing w:after="0"/>
+        <w:ind w:firstLine="720"/>
+        <w:rPr>
+          <w:sz w:val="24"/>
+        </w:rPr>
+      </w:pPr>
+      <w:r>
+        <w:rPr>
+          <w:sz w:val="24"/>
+        </w:rPr>
+        <w:t xml:space="preserve">The </w:t>
+      </w:r>
+      <w:r>
+        <w:rPr>
+          <w:sz w:val="24"/>
+        </w:rPr>
+        <w:t>results of the design matched the expected specifications of the project</w:t>
+      </w:r>
+      <w:r>
+        <w:rPr>
+          <w:sz w:val="24"/>
+        </w:rPr>
+        <w:t>.</w:t>
+      </w:r>
+      <w:r>
+        <w:rPr>
+          <w:sz w:val="24"/>
+        </w:rPr>
+        <w:t xml:space="preserve"> The waves were all accurate too, but the piezo buzzer produced an interesting result. </w:t>
+      </w:r>
+      <w:r>
+        <w:rPr>
+          <w:sz w:val="24"/>
+        </w:rPr>
+        <w:t xml:space="preserve"> </w:t>
+      </w:r>
+      <w:r>
+        <w:rPr>
+          <w:sz w:val="24"/>
+        </w:rPr>
+        <w:t xml:space="preserve">The piezo would produce a stable waveform when the resistance was turned all the way up on the potentiometer (saturated according to Figure 11). However, when unsaturated, the frequency would remain the same, but the duty cycle is off. Instead of being at 50%, the duty cycle is unreadable. This could be due to a variety of reasons, but it is most likely that the </w:t>
+      </w:r>
+      <w:r>
+        <w:rPr>
+          <w:sz w:val="24"/>
+        </w:rPr>
+        <w:t xml:space="preserve">deformation of the internals of the piezo causes this noise. Moreover, the frequencies are all defined by the repeating timer constructs but must be twice as fast as specified to account for the LED being both on and off. So, the timer must be set to have a frequency of 4KHz if the specified piezo frequency is 2KHz. For more information on </w:t>
+      </w:r>
+      <w:proofErr w:type="gramStart"/>
+      <w:r>
+        <w:rPr>
+          <w:sz w:val="24"/>
+        </w:rPr>
+        <w:t>interrupts</w:t>
+      </w:r>
+      <w:proofErr w:type="gramEnd"/>
+      <w:r>
+        <w:rPr>
+          <w:sz w:val="24"/>
+        </w:rPr>
+        <w:t xml:space="preserve">, please read the methodology section as this will account for </w:t>
+      </w:r>
+      <w:proofErr w:type="gramStart"/>
+      <w:r>
+        <w:rPr>
+          <w:sz w:val="24"/>
+        </w:rPr>
+        <w:t>the why</w:t>
+      </w:r>
+      <w:proofErr w:type="gramEnd"/>
+      <w:r>
+        <w:rPr>
+          <w:sz w:val="24"/>
+        </w:rPr>
+        <w:t xml:space="preserve"> the timer is accurate for my design. </w:t>
+      </w:r>
+    </w:p>
+    <w:p>
+      <w:pPr>
+        <w:spacing w:after="0"/>
+        <w:ind w:firstLine="720"/>
+        <w:rPr>
+          <w:sz w:val="24"/>
+        </w:rPr>
+      </w:pPr>
+    </w:p>
+    <w:p>
+      <w:pPr>
+        <w:keepNext/>
+        <w:spacing w:after="0"/>
+        <w:ind w:firstLine="720"/>
+        <w:jc w:val="center"/>
+      </w:pPr>
+      <w:r>
+        <w:rPr>
+          <w:noProof/>
+          <w:sz w:val="24"/>
+        </w:rPr>
+        <w:lastRenderedPageBreak/>
+        <w:drawing>
+          <wp:inline distT="0" distB="0" distL="0" distR="0" wp14:anchorId="6E4C000D" wp14:editId="4F3E24E3">
+            <wp:extent cx="4701435" cy="3526076"/>
+            <wp:effectExtent l="0" t="0" r="4445" b="0"/>
+            <wp:docPr id="130442573" name="Picture 2" descr="The image shows a RIGOL DS2072 Digital Oscilloscope, with the display showing various settings and measurements related to signal frequency, voltage, and time intervals.&#10;&#10;AI-generated content may be incorrect."/>
+            <wp:cNvGraphicFramePr>
+              <a:graphicFrameLocks xmlns:a="http://schemas.openxmlformats.org/drawingml/2006/main" noChangeAspect="1"/>
+            </wp:cNvGraphicFramePr>
+            <a:graphic xmlns:a="http://schemas.openxmlformats.org/drawingml/2006/main">
+              <a:graphicData uri="http://schemas.openxmlformats.org/drawingml/2006/picture">
+                <pic:pic xmlns:pic="http://schemas.openxmlformats.org/drawingml/2006/picture">
+                  <pic:nvPicPr>
+                    <pic:cNvPr id="130442573" name="Picture 2" descr="The image shows a RIGOL DS2072 Digital Oscilloscope, with the display showing various settings and measurements related to signal frequency, voltage, and time intervals.&#10;&#10;AI-generated content may be incorrect."/>
+                    <pic:cNvPicPr/>
+                  </pic:nvPicPr>
+                  <pic:blipFill>
+                    <a:blip r:embed="rId13" cstate="print">
+                      <a:extLst>
+                        <a:ext uri="{28A0092B-C50C-407E-A947-70E740481C1C}">
+                          <a14:useLocalDpi xmlns:a14="http://schemas.microsoft.com/office/drawing/2010/main" val="0"/>
+                        </a:ext>
+                      </a:extLst>
+                    </a:blip>
+                    <a:stretch>
+                      <a:fillRect/>
+                    </a:stretch>
+                  </pic:blipFill>
+                  <pic:spPr>
+                    <a:xfrm>
+                      <a:off x="0" y="0"/>
+                      <a:ext cx="4712134" cy="3534100"/>
+                    </a:xfrm>
+                    <a:prstGeom prst="rect">
+                      <a:avLst/>
+                    </a:prstGeom>
+                  </pic:spPr>
+                </pic:pic>
+              </a:graphicData>
+            </a:graphic>
+          </wp:inline>
+        </w:drawing>
+      </w:r>
+    </w:p>
+    <w:p>
+      <w:pPr>
+        <w:pStyle w:val="Caption"/>
+        <w:jc w:val="center"/>
+        <w:rPr>
+          <w:sz w:val="22"/>
+          <w:szCs w:val="22"/>
+        </w:rPr>
+      </w:pPr>
+      <w:r>
+        <w:rPr>
+          <w:sz w:val="22"/>
+          <w:szCs w:val="22"/>
+        </w:rPr>
+        <w:t xml:space="preserve">Figure </w:t>
+      </w:r>
+      <w:r>
+        <w:rPr>
+          <w:sz w:val="22"/>
+          <w:szCs w:val="22"/>
+        </w:rPr>
+        <w:fldChar w:fldCharType="begin"/>
+      </w:r>
+      <w:r>
+        <w:rPr>
+          <w:sz w:val="22"/>
+          <w:szCs w:val="22"/>
+        </w:rPr>
+        <w:instrText xml:space="preserve"> SEQ Figure \* ARABIC </w:instrText>
+      </w:r>
+      <w:r>
+        <w:rPr>
+          <w:sz w:val="22"/>
+          <w:szCs w:val="22"/>
+        </w:rPr>
+        <w:fldChar w:fldCharType="separate"/>
+      </w:r>
+      <w:r>
+        <w:rPr>
+          <w:noProof/>
+          <w:sz w:val="22"/>
+          <w:szCs w:val="22"/>
+        </w:rPr>
+        <w:t>9</w:t>
+      </w:r>
+      <w:r>
+        <w:rPr>
+          <w:sz w:val="22"/>
+          <w:szCs w:val="22"/>
+        </w:rPr>
+        <w:fldChar w:fldCharType="end"/>
+      </w:r>
+      <w:r>
+        <w:rPr>
+          <w:sz w:val="22"/>
+          <w:szCs w:val="22"/>
+        </w:rPr>
+        <w:t>: LED Waveform Output</w:t>
+      </w:r>
+    </w:p>
+    <w:p>
+      <w:pPr>
+        <w:pStyle w:val="Caption"/>
+        <w:jc w:val="center"/>
+        <w:rPr>
+          <w:sz w:val="22"/>
+          <w:szCs w:val="22"/>
+        </w:rPr>
+      </w:pPr>
+    </w:p>
+    <w:p>
+      <w:pPr>
+        <w:pStyle w:val="Caption"/>
+        <w:keepNext/>
+        <w:jc w:val="center"/>
+      </w:pPr>
+      <w:r>
+        <w:rPr>
+          <w:i w:val="0"/>
+          <w:iCs w:val="0"/>
+          <w:noProof/>
+          <w:sz w:val="22"/>
+          <w:szCs w:val="22"/>
+        </w:rPr>
+        <w:drawing>
+          <wp:inline distT="0" distB="0" distL="0" distR="0" wp14:anchorId="4701431C" wp14:editId="496BFFB8">
+            <wp:extent cx="4592877" cy="3444658"/>
+            <wp:effectExtent l="0" t="0" r="0" b="3810"/>
+            <wp:docPr id="687410510" name="Picture 3" descr="The image shows a RIGOL DS2072 Digital Oscilloscope with a 2-channel display, set to a frequency of 2.000kHz, and various settings including time division, voltage, and input channels.&#10;&#10;AI-generated content may be incorrect."/>
+            <wp:cNvGraphicFramePr>
+              <a:graphicFrameLocks xmlns:a="http://schemas.openxmlformats.org/drawingml/2006/main" noChangeAspect="1"/>
+            </wp:cNvGraphicFramePr>
+            <a:graphic xmlns:a="http://schemas.openxmlformats.org/drawingml/2006/main">
+              <a:graphicData uri="http://schemas.openxmlformats.org/drawingml/2006/picture">
+                <pic:pic xmlns:pic="http://schemas.openxmlformats.org/drawingml/2006/picture">
+                  <pic:nvPicPr>
+                    <pic:cNvPr id="687410510" name="Picture 3" descr="The image shows a RIGOL DS2072 Digital Oscilloscope with a 2-channel display, set to a frequency of 2.000kHz, and various settings including time division, voltage, and input channels.&#10;&#10;AI-generated content may be incorrect."/>
+                    <pic:cNvPicPr/>
+                  </pic:nvPicPr>
+                  <pic:blipFill>
+                    <a:blip r:embed="rId14" cstate="print">
+                      <a:extLst>
+                        <a:ext uri="{28A0092B-C50C-407E-A947-70E740481C1C}">
+                          <a14:useLocalDpi xmlns:a14="http://schemas.microsoft.com/office/drawing/2010/main" val="0"/>
+                        </a:ext>
+                      </a:extLst>
+                    </a:blip>
+                    <a:stretch>
+                      <a:fillRect/>
+                    </a:stretch>
+                  </pic:blipFill>
+                  <pic:spPr>
+                    <a:xfrm>
+                      <a:off x="0" y="0"/>
+                      <a:ext cx="4594779" cy="3446084"/>
+                    </a:xfrm>
+                    <a:prstGeom prst="rect">
+                      <a:avLst/>
+                    </a:prstGeom>
+                  </pic:spPr>
+                </pic:pic>
+              </a:graphicData>
+            </a:graphic>
+          </wp:inline>
+        </w:drawing>
+      </w:r>
+    </w:p>
+    <w:p>
+      <w:pPr>
+        <w:pStyle w:val="Caption"/>
+        <w:jc w:val="center"/>
+        <w:rPr>
+          <w:i w:val="0"/>
+          <w:iCs w:val="0"/>
+          <w:sz w:val="22"/>
+          <w:szCs w:val="22"/>
+        </w:rPr>
+      </w:pPr>
+      <w:r>
+        <w:rPr>
+          <w:sz w:val="22"/>
+          <w:szCs w:val="22"/>
+        </w:rPr>
+        <w:t xml:space="preserve">Figure </w:t>
+      </w:r>
+      <w:r>
+        <w:rPr>
+          <w:sz w:val="22"/>
+          <w:szCs w:val="22"/>
+        </w:rPr>
+        <w:fldChar w:fldCharType="begin"/>
+      </w:r>
+      <w:r>
+        <w:rPr>
+          <w:sz w:val="22"/>
+          <w:szCs w:val="22"/>
+        </w:rPr>
+        <w:instrText xml:space="preserve"> SEQ Figure \* ARABIC </w:instrText>
+      </w:r>
+      <w:r>
+        <w:rPr>
+          <w:sz w:val="22"/>
+          <w:szCs w:val="22"/>
+        </w:rPr>
+        <w:fldChar w:fldCharType="separate"/>
+      </w:r>
+      <w:r>
+        <w:rPr>
+          <w:noProof/>
+          <w:sz w:val="22"/>
+          <w:szCs w:val="22"/>
+        </w:rPr>
+        <w:t>10</w:t>
+      </w:r>
+      <w:r>
+        <w:rPr>
+          <w:sz w:val="22"/>
+          <w:szCs w:val="22"/>
+        </w:rPr>
+        <w:fldChar w:fldCharType="end"/>
+      </w:r>
+      <w:r>
+        <w:rPr>
+          <w:sz w:val="22"/>
+          <w:szCs w:val="22"/>
+        </w:rPr>
+        <w:t>: Piezo Unsaturated Waveform Output</w:t>
+      </w:r>
+    </w:p>
+    <w:p>
+      <w:pPr>
+        <w:spacing w:after="0"/>
+        <w:ind w:left="1440"/>
+        <w:rPr>
+          <w:sz w:val="24"/>
+        </w:rPr>
+      </w:pPr>
+    </w:p>
+    <w:p>
+      <w:pPr>
+        <w:keepNext/>
+        <w:spacing w:after="0"/>
+        <w:ind w:left="1440"/>
+      </w:pPr>
+      <w:r>
+        <w:rPr>
+          <w:noProof/>
+          <w:sz w:val="24"/>
+        </w:rPr>
+        <w:lastRenderedPageBreak/>
+        <w:drawing>
+          <wp:inline distT="0" distB="0" distL="0" distR="0" wp14:anchorId="59D55DAA" wp14:editId="1ABC6B45">
+            <wp:extent cx="3974927" cy="2981195"/>
+            <wp:effectExtent l="0" t="0" r="6985" b="0"/>
+            <wp:docPr id="1097910797" name="Picture 4" descr="The image shows a Rigol DS2072 Digital Oscilloscope display, with two channels, a frequency of 2.000kHz, and various voltage and time settings.&#10;&#10;AI-generated content may be incorrect."/>
+            <wp:cNvGraphicFramePr>
+              <a:graphicFrameLocks xmlns:a="http://schemas.openxmlformats.org/drawingml/2006/main" noChangeAspect="1"/>
+            </wp:cNvGraphicFramePr>
+            <a:graphic xmlns:a="http://schemas.openxmlformats.org/drawingml/2006/main">
+              <a:graphicData uri="http://schemas.openxmlformats.org/drawingml/2006/picture">
+                <pic:pic xmlns:pic="http://schemas.openxmlformats.org/drawingml/2006/picture">
+                  <pic:nvPicPr>
+                    <pic:cNvPr id="1097910797" name="Picture 4" descr="The image shows a Rigol DS2072 Digital Oscilloscope display, with two channels, a frequency of 2.000kHz, and various voltage and time settings.&#10;&#10;AI-generated content may be incorrect."/>
+                    <pic:cNvPicPr/>
+                  </pic:nvPicPr>
+                  <pic:blipFill>
+                    <a:blip r:embed="rId15" cstate="print">
+                      <a:extLst>
+                        <a:ext uri="{28A0092B-C50C-407E-A947-70E740481C1C}">
+                          <a14:useLocalDpi xmlns:a14="http://schemas.microsoft.com/office/drawing/2010/main" val="0"/>
+                        </a:ext>
+                      </a:extLst>
+                    </a:blip>
+                    <a:stretch>
+                      <a:fillRect/>
+                    </a:stretch>
+                  </pic:blipFill>
+                  <pic:spPr>
+                    <a:xfrm>
+                      <a:off x="0" y="0"/>
+                      <a:ext cx="3985659" cy="2989244"/>
+                    </a:xfrm>
+                    <a:prstGeom prst="rect">
+                      <a:avLst/>
+                    </a:prstGeom>
+                  </pic:spPr>
+                </pic:pic>
+              </a:graphicData>
+            </a:graphic>
+          </wp:inline>
+        </w:drawing>
+      </w:r>
+    </w:p>
+    <w:p>
+      <w:pPr>
+        <w:pStyle w:val="Caption"/>
+        <w:jc w:val="center"/>
       </w:pPr>
       <w:r>
         <w:t xml:space="preserve">Figure </w:t>
@@ -1850,12 +2694,21 @@
           <w:rPr>
             <w:noProof/>
           </w:rPr>
-          <w:t>6</w:t>
+          <w:t>11</w:t>
         </w:r>
       </w:fldSimple>
       <w:r>
-        <w:t>: Hardware Block Diagram</w:t>
-      </w:r>
+        <w:t>: Piezo Saturated Waveform Output</w:t>
+      </w:r>
+    </w:p>
+    <w:p>
+      <w:pPr>
+        <w:spacing w:after="0"/>
+        <w:ind w:left="1440"/>
+        <w:rPr>
+          <w:sz w:val="24"/>
+        </w:rPr>
+      </w:pPr>
     </w:p>
     <w:p>
       <w:pPr>
@@ -1869,554 +2722,50 @@
       </w:pPr>
     </w:p>
     <w:p>
-      <w:r>
-        <w:t>Here are some links on circuit block diagrams</w:t>
-      </w:r>
-    </w:p>
-    <w:p>
-      <w:pPr>
-        <w:numPr>
-          <w:ilvl w:val="0"/>
-          <w:numId w:val="6"/>
-        </w:numPr>
-        <w:suppressAutoHyphens w:val="0"/>
-        <w:spacing w:after="160" w:line="259" w:lineRule="auto"/>
-      </w:pPr>
-      <w:hyperlink r:id="rId11" w:tgtFrame="_blank" w:history="1">
-        <w:r>
-          <w:rPr>
-            <w:rStyle w:val="Hyperlink"/>
-          </w:rPr>
-          <w:t>WIKI article on block diagrams</w:t>
-        </w:r>
-      </w:hyperlink>
-    </w:p>
-    <w:p>
-      <w:pPr>
-        <w:numPr>
-          <w:ilvl w:val="0"/>
-          <w:numId w:val="6"/>
-        </w:numPr>
-        <w:suppressAutoHyphens w:val="0"/>
-        <w:spacing w:after="160" w:line="259" w:lineRule="auto"/>
-        <w:rPr>
-          <w:rStyle w:val="Hyperlink"/>
-          <w:color w:val="auto"/>
-          <w:u w:val="none"/>
-        </w:rPr>
-      </w:pPr>
-      <w:hyperlink r:id="rId12" w:tgtFrame="_blank" w:history="1">
-        <w:r>
-          <w:rPr>
-            <w:rStyle w:val="Hyperlink"/>
-          </w:rPr>
-          <w:t>Really good forum question about schematics vs block diagrams</w:t>
-        </w:r>
-      </w:hyperlink>
-    </w:p>
-    <w:p>
-      <w:pPr>
-        <w:numPr>
-          <w:ilvl w:val="0"/>
-          <w:numId w:val="6"/>
-        </w:numPr>
-        <w:suppressAutoHyphens w:val="0"/>
-        <w:spacing w:after="160" w:line="259" w:lineRule="auto"/>
-      </w:pPr>
-      <w:r>
-        <w:rPr>
-          <w:rStyle w:val="Hyperlink"/>
-        </w:rPr>
-        <w:t xml:space="preserve">Free block diagram/flowchart editor: </w:t>
-      </w:r>
-      <w:r>
-        <w:rPr>
-          <w:rStyle w:val="Hyperlink"/>
-        </w:rPr>
-        <w:t>https://app.</w:t>
-      </w:r>
-      <w:hyperlink r:id="rId13" w:history="1">
-        <w:r>
-          <w:rPr>
-            <w:rStyle w:val="Hyperlink"/>
-          </w:rPr>
-          <w:t>diagram</w:t>
-        </w:r>
-        <w:r>
-          <w:rPr>
-            <w:rStyle w:val="Hyperlink"/>
-          </w:rPr>
-          <w:t>s</w:t>
-        </w:r>
-      </w:hyperlink>
-      <w:r>
-        <w:rPr>
-          <w:rStyle w:val="Hyperlink"/>
-        </w:rPr>
-        <w:t>.net/</w:t>
-      </w:r>
-    </w:p>
-    <w:p>
       <w:pPr>
         <w:spacing w:after="0"/>
-        <w:rPr>
-          <w:i/>
-          <w:iCs/>
+        <w:ind w:firstLine="720"/>
+        <w:rPr>
           <w:sz w:val="24"/>
         </w:rPr>
       </w:pPr>
       <w:r>
         <w:rPr>
-          <w:i/>
-          <w:iCs/>
           <w:sz w:val="24"/>
         </w:rPr>
-        <w:t>Don’t forget to write a paragraph</w:t>
-      </w:r>
-      <w:r>
-        <w:rPr>
-          <w:i/>
-          <w:iCs/>
-          <w:sz w:val="24"/>
-        </w:rPr>
-        <w:t>/s</w:t>
-      </w:r>
-      <w:r>
-        <w:rPr>
-          <w:i/>
-          <w:iCs/>
-          <w:sz w:val="24"/>
-        </w:rPr>
-        <w:t xml:space="preserve"> that describe</w:t>
-      </w:r>
-      <w:r>
-        <w:rPr>
-          <w:i/>
-          <w:iCs/>
-          <w:sz w:val="24"/>
-        </w:rPr>
-        <w:t>s</w:t>
-      </w:r>
-      <w:r>
-        <w:rPr>
-          <w:i/>
-          <w:iCs/>
-          <w:sz w:val="24"/>
-        </w:rPr>
-        <w:t xml:space="preserve"> the figures and calls them out in the text. For example, “The </w:t>
-      </w:r>
-      <w:r>
-        <w:rPr>
-          <w:i/>
-          <w:iCs/>
-          <w:sz w:val="24"/>
-        </w:rPr>
-        <w:t>code</w:t>
-      </w:r>
-      <w:r>
-        <w:rPr>
-          <w:i/>
-          <w:iCs/>
-          <w:sz w:val="24"/>
-        </w:rPr>
-        <w:t xml:space="preserve"> block diagram</w:t>
-      </w:r>
-      <w:r>
-        <w:rPr>
-          <w:i/>
-          <w:iCs/>
-          <w:sz w:val="24"/>
-        </w:rPr>
-        <w:t xml:space="preserve"> for the system using polling is shown in Figure </w:t>
-      </w:r>
-      <w:r>
-        <w:rPr>
-          <w:i/>
-          <w:iCs/>
-          <w:sz w:val="24"/>
-        </w:rPr>
-        <w:t>3</w:t>
-      </w:r>
-      <w:r>
-        <w:rPr>
-          <w:i/>
-          <w:iCs/>
-          <w:sz w:val="24"/>
-        </w:rPr>
-        <w:t>. In this method, I…. (give the details)”.  Feel free to write in an active voice using first person.</w:t>
-      </w:r>
-    </w:p>
-    <w:p>
-      <w:pPr>
-        <w:spacing w:after="0"/>
-        <w:rPr>
-          <w:sz w:val="24"/>
-        </w:rPr>
-      </w:pPr>
-      <w:r>
-        <w:rPr>
-          <w:sz w:val="24"/>
-        </w:rPr>
-        <w:tab/>
-      </w:r>
-    </w:p>
-    <w:p>
-      <w:pPr>
-        <w:spacing w:after="0"/>
-        <w:rPr>
-          <w:sz w:val="24"/>
-          <w:u w:val="single"/>
-        </w:rPr>
-      </w:pPr>
+        <w:br/>
+      </w:r>
       <w:r>
         <w:rPr>
           <w:b/>
           <w:sz w:val="24"/>
           <w:u w:val="single"/>
         </w:rPr>
-        <w:t>Results</w:t>
+        <w:t>Conclusion</w:t>
       </w:r>
       <w:r>
         <w:rPr>
           <w:sz w:val="24"/>
           <w:u w:val="single"/>
         </w:rPr>
-        <w:t xml:space="preserve"> </w:t>
+        <w:t xml:space="preserve">  </w:t>
       </w:r>
     </w:p>
     <w:p>
       <w:pPr>
         <w:spacing w:after="0"/>
         <w:ind w:firstLine="720"/>
-        <w:rPr>
-          <w:sz w:val="24"/>
-        </w:rPr>
-      </w:pPr>
-      <w:r>
-        <w:rPr>
-          <w:sz w:val="24"/>
-        </w:rPr>
-        <w:t xml:space="preserve">The results should </w:t>
-      </w:r>
-      <w:r>
-        <w:rPr>
-          <w:sz w:val="24"/>
-        </w:rPr>
-        <w:t>b</w:t>
-      </w:r>
-      <w:r>
-        <w:rPr>
-          <w:sz w:val="24"/>
-        </w:rPr>
-        <w:t>e displayed in this section</w:t>
-      </w:r>
-      <w:r>
-        <w:rPr>
-          <w:sz w:val="24"/>
-        </w:rPr>
-        <w:t>, which include figures and descriptive text for each figure. F</w:t>
-      </w:r>
-      <w:r>
-        <w:rPr>
-          <w:sz w:val="24"/>
-        </w:rPr>
-        <w:t xml:space="preserve">igure captions </w:t>
-      </w:r>
-      <w:r>
-        <w:rPr>
-          <w:sz w:val="24"/>
-        </w:rPr>
-        <w:t xml:space="preserve">need to be given as well, </w:t>
-      </w:r>
-      <w:r>
-        <w:rPr>
-          <w:sz w:val="24"/>
-        </w:rPr>
-        <w:t xml:space="preserve">occurring below the figure. </w:t>
-      </w:r>
-      <w:r>
-        <w:rPr>
-          <w:sz w:val="24"/>
-        </w:rPr>
-        <w:t>Use subheadings as necessary</w:t>
-      </w:r>
-      <w:r>
-        <w:rPr>
-          <w:sz w:val="24"/>
-        </w:rPr>
-        <w:t>.</w:t>
-      </w:r>
-      <w:r>
-        <w:rPr>
-          <w:sz w:val="24"/>
-        </w:rPr>
-        <w:t xml:space="preserve"> </w:t>
-      </w:r>
-    </w:p>
-    <w:p>
-      <w:pPr>
-        <w:spacing w:after="0"/>
-        <w:ind w:firstLine="720"/>
-        <w:rPr>
-          <w:sz w:val="24"/>
-        </w:rPr>
-      </w:pPr>
-      <w:r>
-        <w:rPr>
-          <w:sz w:val="24"/>
-        </w:rPr>
-        <w:t xml:space="preserve">Figures needed: </w:t>
-      </w:r>
-    </w:p>
-    <w:p>
-      <w:pPr>
-        <w:pStyle w:val="ListParagraph"/>
-        <w:numPr>
-          <w:ilvl w:val="0"/>
-          <w:numId w:val="2"/>
-        </w:numPr>
-        <w:spacing w:after="0"/>
-        <w:rPr>
-          <w:sz w:val="24"/>
-        </w:rPr>
-      </w:pPr>
-      <w:r>
-        <w:rPr>
-          <w:sz w:val="24"/>
-        </w:rPr>
-        <w:t>Breadboard Circuit R</w:t>
-      </w:r>
-      <w:r>
-        <w:rPr>
-          <w:sz w:val="24"/>
-        </w:rPr>
-        <w:t>esults</w:t>
-      </w:r>
-      <w:r>
-        <w:rPr>
-          <w:sz w:val="24"/>
-        </w:rPr>
-        <w:t>:</w:t>
-      </w:r>
-    </w:p>
-    <w:p>
-      <w:pPr>
-        <w:pStyle w:val="ListParagraph"/>
-        <w:numPr>
-          <w:ilvl w:val="1"/>
-          <w:numId w:val="2"/>
-        </w:numPr>
-        <w:spacing w:after="0"/>
-        <w:rPr>
-          <w:sz w:val="24"/>
-        </w:rPr>
-      </w:pPr>
-      <w:r>
-        <w:rPr>
-          <w:sz w:val="24"/>
-        </w:rPr>
-        <w:t xml:space="preserve">Figure of waveform at the </w:t>
-      </w:r>
-      <w:r>
-        <w:rPr>
-          <w:sz w:val="24"/>
-        </w:rPr>
-        <w:t>LED</w:t>
-      </w:r>
-      <w:r>
-        <w:rPr>
-          <w:sz w:val="24"/>
-        </w:rPr>
-        <w:t xml:space="preserve"> output showing a 2 Hz square wave</w:t>
-      </w:r>
-    </w:p>
-    <w:p>
-      <w:pPr>
-        <w:pStyle w:val="ListParagraph"/>
-        <w:numPr>
-          <w:ilvl w:val="1"/>
-          <w:numId w:val="2"/>
-        </w:numPr>
-        <w:spacing w:after="0"/>
-        <w:rPr>
-          <w:sz w:val="24"/>
-        </w:rPr>
-      </w:pPr>
-      <w:r>
-        <w:rPr>
-          <w:sz w:val="24"/>
-        </w:rPr>
-        <w:t>Figure of waveform at the buzzer output showing a 2 kHz square wave</w:t>
-      </w:r>
-    </w:p>
-    <w:p>
-      <w:pPr>
-        <w:spacing w:after="0"/>
-        <w:ind w:left="1440"/>
-        <w:rPr>
-          <w:sz w:val="24"/>
-        </w:rPr>
-      </w:pPr>
-    </w:p>
-    <w:p>
-      <w:pPr>
-        <w:spacing w:after="0"/>
-        <w:ind w:firstLine="360"/>
-        <w:rPr>
-          <w:i/>
-          <w:iCs/>
-          <w:sz w:val="24"/>
-        </w:rPr>
-      </w:pPr>
-      <w:r>
-        <w:rPr>
-          <w:i/>
-          <w:iCs/>
-          <w:sz w:val="24"/>
-        </w:rPr>
-        <w:lastRenderedPageBreak/>
-        <w:t>Specific q</w:t>
-      </w:r>
-      <w:r>
-        <w:rPr>
-          <w:i/>
-          <w:iCs/>
-          <w:sz w:val="24"/>
-        </w:rPr>
-        <w:t>uestions to answer in this section:</w:t>
-      </w:r>
-    </w:p>
-    <w:p>
-      <w:pPr>
-        <w:pStyle w:val="ListParagraph"/>
-        <w:numPr>
-          <w:ilvl w:val="0"/>
-          <w:numId w:val="1"/>
-        </w:numPr>
-        <w:spacing w:after="0"/>
-        <w:rPr>
-          <w:i/>
-          <w:iCs/>
-          <w:sz w:val="24"/>
-        </w:rPr>
-      </w:pPr>
-      <w:r>
-        <w:rPr>
-          <w:i/>
-          <w:iCs/>
-          <w:sz w:val="24"/>
-        </w:rPr>
-        <w:t>How did you define the frequency of the output digital signa</w:t>
-      </w:r>
-      <w:r>
-        <w:rPr>
-          <w:i/>
-          <w:iCs/>
-          <w:sz w:val="24"/>
-        </w:rPr>
-        <w:t>l; when does the specified frequency not give you what you expect</w:t>
-      </w:r>
-      <w:r>
-        <w:rPr>
-          <w:i/>
-          <w:iCs/>
-          <w:sz w:val="24"/>
-        </w:rPr>
-        <w:t>?</w:t>
-      </w:r>
-    </w:p>
-    <w:p>
-      <w:pPr>
-        <w:pStyle w:val="ListParagraph"/>
-        <w:numPr>
-          <w:ilvl w:val="0"/>
-          <w:numId w:val="1"/>
-        </w:numPr>
-        <w:spacing w:after="0"/>
-        <w:rPr>
-          <w:i/>
-          <w:iCs/>
-          <w:sz w:val="24"/>
-        </w:rPr>
-      </w:pPr>
-      <w:r>
-        <w:rPr>
-          <w:i/>
-          <w:iCs/>
-          <w:sz w:val="24"/>
-        </w:rPr>
-        <w:t>Explain the difference between polling and interrupts and examples of when to use them.</w:t>
-      </w:r>
-    </w:p>
-    <w:p>
-      <w:pPr>
-        <w:spacing w:after="0"/>
-        <w:ind w:left="1440"/>
-        <w:rPr>
-          <w:sz w:val="24"/>
-        </w:rPr>
-      </w:pPr>
-    </w:p>
-    <w:p>
-      <w:pPr>
-        <w:spacing w:after="0"/>
-        <w:ind w:firstLine="720"/>
-        <w:rPr>
-          <w:i/>
-          <w:iCs/>
-          <w:sz w:val="24"/>
-        </w:rPr>
-      </w:pPr>
-    </w:p>
-    <w:p>
-      <w:pPr>
-        <w:spacing w:after="0"/>
-        <w:ind w:firstLine="720"/>
-        <w:rPr>
-          <w:sz w:val="24"/>
-        </w:rPr>
-      </w:pPr>
-      <w:r>
-        <w:rPr>
-          <w:sz w:val="24"/>
-        </w:rPr>
-        <w:br/>
-      </w:r>
-      <w:r>
-        <w:rPr>
-          <w:b/>
-          <w:sz w:val="24"/>
-          <w:u w:val="single"/>
-        </w:rPr>
-        <w:t>Conclusion</w:t>
-      </w:r>
-      <w:r>
-        <w:rPr>
-          <w:sz w:val="24"/>
-          <w:u w:val="single"/>
-        </w:rPr>
-        <w:t xml:space="preserve">  </w:t>
-      </w:r>
-    </w:p>
-    <w:p>
-      <w:pPr>
-        <w:spacing w:after="0"/>
-        <w:ind w:firstLine="720"/>
-        <w:rPr>
-          <w:sz w:val="24"/>
-        </w:rPr>
-      </w:pPr>
-      <w:r>
-        <w:rPr>
-          <w:sz w:val="24"/>
-        </w:rPr>
-        <w:t xml:space="preserve">The conclusion should </w:t>
-      </w:r>
-      <w:r>
-        <w:rPr>
-          <w:sz w:val="24"/>
-        </w:rPr>
-        <w:t>reiterate key points learned in this module.</w:t>
+      </w:pPr>
+      <w:r>
+        <w:t xml:space="preserve">This lab focuses on microcontrollers which I already have experience with, but this was more interesting as I learned new constructs for </w:t>
+      </w:r>
+      <w:proofErr w:type="gramStart"/>
+      <w:r>
+        <w:t>the Raspberry</w:t>
+      </w:r>
+      <w:proofErr w:type="gramEnd"/>
+      <w:r>
+        <w:t xml:space="preserve"> Pi Pico 2. I also learned how to interface with a Pico using Ubuntu which is more useful for industry.</w:t>
       </w:r>
     </w:p>
     <w:p>
@@ -2471,67 +2820,135 @@
       </w:r>
     </w:p>
     <w:p>
-      <w:pPr>
-        <w:rPr>
-          <w:sz w:val="24"/>
-          <w:szCs w:val="24"/>
-        </w:rPr>
-      </w:pPr>
-      <w:r>
-        <w:rPr>
-          <w:sz w:val="24"/>
-          <w:szCs w:val="24"/>
-        </w:rPr>
-        <w:t xml:space="preserve">Put the </w:t>
-      </w:r>
-      <w:r>
-        <w:rPr>
-          <w:sz w:val="24"/>
-          <w:szCs w:val="24"/>
-        </w:rPr>
-        <w:t>references in any standard citation form here. Websites are allowed. (This is your chance to</w:t>
-      </w:r>
-      <w:r>
-        <w:rPr>
-          <w:sz w:val="24"/>
-          <w:szCs w:val="24"/>
-        </w:rPr>
+      <w:r>
+        <w:t>[1]</w:t>
+      </w:r>
+      <w:r>
         <w:t xml:space="preserve"> </w:t>
       </w:r>
       <w:r>
-        <w:rPr>
-          <w:sz w:val="24"/>
-          <w:szCs w:val="24"/>
-        </w:rPr>
-        <w:t>become familiar with the</w:t>
-      </w:r>
-      <w:r>
-        <w:rPr>
-          <w:sz w:val="24"/>
-          <w:szCs w:val="24"/>
-        </w:rPr>
-        <w:t xml:space="preserve"> data sheet</w:t>
-      </w:r>
-      <w:r>
-        <w:rPr>
-          <w:sz w:val="24"/>
-          <w:szCs w:val="24"/>
-        </w:rPr>
-        <w:t>s</w:t>
-      </w:r>
-      <w:r>
-        <w:rPr>
-          <w:sz w:val="24"/>
-          <w:szCs w:val="24"/>
-        </w:rPr>
-        <w:t xml:space="preserve"> and manuals for your microcontroller.</w:t>
-      </w:r>
-      <w:r>
-        <w:rPr>
-          <w:sz w:val="24"/>
-          <w:szCs w:val="24"/>
-        </w:rPr>
-        <w:t>)</w:t>
+        <w:t xml:space="preserve">“RP2350 Datasheet: A </w:t>
+      </w:r>
+      <w:proofErr w:type="spellStart"/>
+      <w:r>
+        <w:t>micrcontroller</w:t>
+      </w:r>
+      <w:proofErr w:type="spellEnd"/>
+      <w:r>
+        <w:t xml:space="preserve"> by Raspberry Pi,” Raspberry Pi, Aug. 2024. Accessed: Feb. 15, 2026. [Online]. Available: https://pip-assets.raspberrypi.com/categories/1214-rp2350/documents/RP-008373-DS-2-rp2350-datasheet.pdf?disposition=inline</w:t>
+      </w:r>
+    </w:p>
+    <w:p>
+      <w:r>
+        <w:t>[2]</w:t>
+      </w:r>
+      <w:r>
+        <w:t xml:space="preserve"> </w:t>
+      </w:r>
+      <w:r>
+        <w:t xml:space="preserve">Arm Ltd, “What Is a Central Processing Unit? – Arm®,” </w:t>
+      </w:r>
+      <w:r>
+        <w:rPr>
+          <w:i/>
+          <w:iCs/>
+        </w:rPr>
+        <w:t>Arm | the Architecture for the Digital World</w:t>
+      </w:r>
+      <w:r>
+        <w:t>. https://www.arm.com/glossary/cpu (accessed Feb. 15, 2026).</w:t>
+      </w:r>
+    </w:p>
+    <w:p>
+      <w:r>
+        <w:t>[3]</w:t>
+      </w:r>
+      <w:r>
+        <w:t xml:space="preserve"> </w:t>
+      </w:r>
+      <w:proofErr w:type="spellStart"/>
+      <w:r>
+        <w:t>GeeksforGeeks</w:t>
+      </w:r>
+      <w:proofErr w:type="spellEnd"/>
+      <w:r>
+        <w:t xml:space="preserve">, “Microcontroller and its Types,” </w:t>
+      </w:r>
+      <w:proofErr w:type="spellStart"/>
+      <w:r>
+        <w:rPr>
+          <w:i/>
+          <w:iCs/>
+        </w:rPr>
+        <w:t>GeeksforGeeks</w:t>
+      </w:r>
+      <w:proofErr w:type="spellEnd"/>
+      <w:r>
+        <w:t>, Feb. 20, 2022. https://www.geeksforgeeks.org/digital-logic/microcontroller-and-its-types/ (accessed Feb. 15, 2026).</w:t>
+      </w:r>
+    </w:p>
+    <w:p>
+      <w:r>
+        <w:t>[4]</w:t>
+      </w:r>
+      <w:r>
+        <w:t xml:space="preserve"> </w:t>
+      </w:r>
+      <w:r>
+        <w:t xml:space="preserve">Raspberry Pi, “Pico-series microcontrollers - Raspberry Pi documentation,” </w:t>
+      </w:r>
+      <w:r>
+        <w:rPr>
+          <w:i/>
+          <w:iCs/>
+        </w:rPr>
+        <w:t>Raspberrypi.com</w:t>
+      </w:r>
+      <w:r>
+        <w:t>, 2024. https://www.raspberrypi.com/documentation/microcontrollers/pico-series.html (accessed Feb. 15, 2026).</w:t>
+      </w:r>
+    </w:p>
+    <w:p>
+      <w:r>
+        <w:lastRenderedPageBreak/>
+        <w:t>[5]</w:t>
+      </w:r>
+      <w:r>
+        <w:t xml:space="preserve"> </w:t>
+      </w:r>
+      <w:r>
+        <w:t xml:space="preserve">P. Kendall, “How Do Piezo Buzzers Work | RS,” </w:t>
+      </w:r>
+      <w:r>
+        <w:rPr>
+          <w:i/>
+          <w:iCs/>
+        </w:rPr>
+        <w:t>uk.rs-online.com</w:t>
+      </w:r>
+      <w:r>
+        <w:t>, Oct. 30, 2023. https://uk.rs-online.com/web/content/discovery/ideas-and-advice/how-do-piezo-buzzers-work (accessed Feb. 15, 2026).</w:t>
+      </w:r>
+    </w:p>
+    <w:p>
+      <w:r>
+        <w:t>[6]</w:t>
+      </w:r>
+      <w:r>
+        <w:t xml:space="preserve"> </w:t>
+      </w:r>
+      <w:r>
+        <w:t xml:space="preserve">J. Hopkins, “Polling vs Interrupts: Exploring their Differences and Applications,” </w:t>
+      </w:r>
+      <w:r>
+        <w:rPr>
+          <w:i/>
+          <w:iCs/>
+        </w:rPr>
+        <w:t>Total Phase Blog</w:t>
+      </w:r>
+      <w:r>
+        <w:t>, Oct. 18, 2023. https://www.totalphase.com/blog/2023/10/polling-interrupts-exploring-differences-applications/ (accessed Feb. 15, 2026).</w:t>
       </w:r>
     </w:p>
     <w:p>
@@ -2569,25 +2986,6514 @@
     </w:p>
     <w:p>
       <w:pPr>
-        <w:rPr>
-          <w:sz w:val="24"/>
-          <w:szCs w:val="24"/>
-        </w:rPr>
-      </w:pPr>
-      <w:r>
-        <w:rPr>
-          <w:sz w:val="24"/>
-          <w:szCs w:val="24"/>
-        </w:rPr>
-        <w:t>Please paste your code for the microcontroller in this section</w:t>
-      </w:r>
-      <w:r>
-        <w:rPr>
-          <w:sz w:val="24"/>
-          <w:szCs w:val="24"/>
-        </w:rPr>
-        <w:t>.</w:t>
-      </w:r>
+        <w:shd w:val="clear" w:color="auto" w:fill="1F1F1F"/>
+        <w:suppressAutoHyphens w:val="0"/>
+        <w:spacing w:after="0" w:line="285" w:lineRule="atLeast"/>
+        <w:rPr>
+          <w:rFonts w:ascii="Consolas" w:eastAsia="Times New Roman" w:hAnsi="Consolas" w:cs="Times New Roman"/>
+          <w:color w:val="CCCCCC"/>
+          <w:sz w:val="21"/>
+          <w:szCs w:val="21"/>
+          <w:lang w:eastAsia="en-US"/>
+        </w:rPr>
+      </w:pPr>
+      <w:proofErr w:type="gramStart"/>
+      <w:r>
+        <w:rPr>
+          <w:rFonts w:ascii="Consolas" w:eastAsia="Times New Roman" w:hAnsi="Consolas" w:cs="Times New Roman"/>
+          <w:color w:val="C586C0"/>
+          <w:sz w:val="21"/>
+          <w:szCs w:val="21"/>
+          <w:lang w:eastAsia="en-US"/>
+        </w:rPr>
+        <w:t>#include</w:t>
+      </w:r>
+      <w:proofErr w:type="gramEnd"/>
+      <w:r>
+        <w:rPr>
+          <w:rFonts w:ascii="Consolas" w:eastAsia="Times New Roman" w:hAnsi="Consolas" w:cs="Times New Roman"/>
+          <w:color w:val="569CD6"/>
+          <w:sz w:val="21"/>
+          <w:szCs w:val="21"/>
+          <w:lang w:eastAsia="en-US"/>
+        </w:rPr>
+        <w:t xml:space="preserve"> </w:t>
+      </w:r>
+      <w:r>
+        <w:rPr>
+          <w:rFonts w:ascii="Consolas" w:eastAsia="Times New Roman" w:hAnsi="Consolas" w:cs="Times New Roman"/>
+          <w:color w:val="CE9178"/>
+          <w:sz w:val="21"/>
+          <w:szCs w:val="21"/>
+          <w:lang w:eastAsia="en-US"/>
+        </w:rPr>
+        <w:t>&lt;</w:t>
+      </w:r>
+      <w:proofErr w:type="spellStart"/>
+      <w:r>
+        <w:rPr>
+          <w:rFonts w:ascii="Consolas" w:eastAsia="Times New Roman" w:hAnsi="Consolas" w:cs="Times New Roman"/>
+          <w:color w:val="CE9178"/>
+          <w:sz w:val="21"/>
+          <w:szCs w:val="21"/>
+          <w:lang w:eastAsia="en-US"/>
+        </w:rPr>
+        <w:t>stdio.h</w:t>
+      </w:r>
+      <w:proofErr w:type="spellEnd"/>
+      <w:r>
+        <w:rPr>
+          <w:rFonts w:ascii="Consolas" w:eastAsia="Times New Roman" w:hAnsi="Consolas" w:cs="Times New Roman"/>
+          <w:color w:val="CE9178"/>
+          <w:sz w:val="21"/>
+          <w:szCs w:val="21"/>
+          <w:lang w:eastAsia="en-US"/>
+        </w:rPr>
+        <w:t>&gt;</w:t>
+      </w:r>
+    </w:p>
+    <w:p>
+      <w:pPr>
+        <w:shd w:val="clear" w:color="auto" w:fill="1F1F1F"/>
+        <w:suppressAutoHyphens w:val="0"/>
+        <w:spacing w:after="0" w:line="285" w:lineRule="atLeast"/>
+        <w:rPr>
+          <w:rFonts w:ascii="Consolas" w:eastAsia="Times New Roman" w:hAnsi="Consolas" w:cs="Times New Roman"/>
+          <w:color w:val="CCCCCC"/>
+          <w:sz w:val="21"/>
+          <w:szCs w:val="21"/>
+          <w:lang w:eastAsia="en-US"/>
+        </w:rPr>
+      </w:pPr>
+      <w:proofErr w:type="gramStart"/>
+      <w:r>
+        <w:rPr>
+          <w:rFonts w:ascii="Consolas" w:eastAsia="Times New Roman" w:hAnsi="Consolas" w:cs="Times New Roman"/>
+          <w:color w:val="C586C0"/>
+          <w:sz w:val="21"/>
+          <w:szCs w:val="21"/>
+          <w:lang w:eastAsia="en-US"/>
+        </w:rPr>
+        <w:t>#include</w:t>
+      </w:r>
+      <w:proofErr w:type="gramEnd"/>
+      <w:r>
+        <w:rPr>
+          <w:rFonts w:ascii="Consolas" w:eastAsia="Times New Roman" w:hAnsi="Consolas" w:cs="Times New Roman"/>
+          <w:color w:val="569CD6"/>
+          <w:sz w:val="21"/>
+          <w:szCs w:val="21"/>
+          <w:lang w:eastAsia="en-US"/>
+        </w:rPr>
+        <w:t xml:space="preserve"> </w:t>
+      </w:r>
+      <w:r>
+        <w:rPr>
+          <w:rFonts w:ascii="Consolas" w:eastAsia="Times New Roman" w:hAnsi="Consolas" w:cs="Times New Roman"/>
+          <w:color w:val="CE9178"/>
+          <w:sz w:val="21"/>
+          <w:szCs w:val="21"/>
+          <w:lang w:eastAsia="en-US"/>
+        </w:rPr>
+        <w:t>&lt;</w:t>
+      </w:r>
+      <w:proofErr w:type="spellStart"/>
+      <w:r>
+        <w:rPr>
+          <w:rFonts w:ascii="Consolas" w:eastAsia="Times New Roman" w:hAnsi="Consolas" w:cs="Times New Roman"/>
+          <w:color w:val="CE9178"/>
+          <w:sz w:val="21"/>
+          <w:szCs w:val="21"/>
+          <w:lang w:eastAsia="en-US"/>
+        </w:rPr>
+        <w:t>stdbool.h</w:t>
+      </w:r>
+      <w:proofErr w:type="spellEnd"/>
+      <w:r>
+        <w:rPr>
+          <w:rFonts w:ascii="Consolas" w:eastAsia="Times New Roman" w:hAnsi="Consolas" w:cs="Times New Roman"/>
+          <w:color w:val="CE9178"/>
+          <w:sz w:val="21"/>
+          <w:szCs w:val="21"/>
+          <w:lang w:eastAsia="en-US"/>
+        </w:rPr>
+        <w:t>&gt;</w:t>
+      </w:r>
+    </w:p>
+    <w:p>
+      <w:pPr>
+        <w:shd w:val="clear" w:color="auto" w:fill="1F1F1F"/>
+        <w:suppressAutoHyphens w:val="0"/>
+        <w:spacing w:after="0" w:line="285" w:lineRule="atLeast"/>
+        <w:rPr>
+          <w:rFonts w:ascii="Consolas" w:eastAsia="Times New Roman" w:hAnsi="Consolas" w:cs="Times New Roman"/>
+          <w:color w:val="CCCCCC"/>
+          <w:sz w:val="21"/>
+          <w:szCs w:val="21"/>
+          <w:lang w:eastAsia="en-US"/>
+        </w:rPr>
+      </w:pPr>
+      <w:r>
+        <w:rPr>
+          <w:rFonts w:ascii="Consolas" w:eastAsia="Times New Roman" w:hAnsi="Consolas" w:cs="Times New Roman"/>
+          <w:color w:val="C586C0"/>
+          <w:sz w:val="21"/>
+          <w:szCs w:val="21"/>
+          <w:lang w:eastAsia="en-US"/>
+        </w:rPr>
+        <w:t>#include</w:t>
+      </w:r>
+      <w:r>
+        <w:rPr>
+          <w:rFonts w:ascii="Consolas" w:eastAsia="Times New Roman" w:hAnsi="Consolas" w:cs="Times New Roman"/>
+          <w:color w:val="569CD6"/>
+          <w:sz w:val="21"/>
+          <w:szCs w:val="21"/>
+          <w:lang w:eastAsia="en-US"/>
+        </w:rPr>
+        <w:t xml:space="preserve"> </w:t>
+      </w:r>
+      <w:r>
+        <w:rPr>
+          <w:rFonts w:ascii="Consolas" w:eastAsia="Times New Roman" w:hAnsi="Consolas" w:cs="Times New Roman"/>
+          <w:color w:val="CE9178"/>
+          <w:sz w:val="21"/>
+          <w:szCs w:val="21"/>
+          <w:lang w:eastAsia="en-US"/>
+        </w:rPr>
+        <w:t>"</w:t>
+      </w:r>
+      <w:proofErr w:type="spellStart"/>
+      <w:r>
+        <w:rPr>
+          <w:rFonts w:ascii="Consolas" w:eastAsia="Times New Roman" w:hAnsi="Consolas" w:cs="Times New Roman"/>
+          <w:color w:val="CE9178"/>
+          <w:sz w:val="21"/>
+          <w:szCs w:val="21"/>
+          <w:lang w:eastAsia="en-US"/>
+        </w:rPr>
+        <w:t>pico</w:t>
+      </w:r>
+      <w:proofErr w:type="spellEnd"/>
+      <w:r>
+        <w:rPr>
+          <w:rFonts w:ascii="Consolas" w:eastAsia="Times New Roman" w:hAnsi="Consolas" w:cs="Times New Roman"/>
+          <w:color w:val="CE9178"/>
+          <w:sz w:val="21"/>
+          <w:szCs w:val="21"/>
+          <w:lang w:eastAsia="en-US"/>
+        </w:rPr>
+        <w:t>/</w:t>
+      </w:r>
+      <w:proofErr w:type="spellStart"/>
+      <w:r>
+        <w:rPr>
+          <w:rFonts w:ascii="Consolas" w:eastAsia="Times New Roman" w:hAnsi="Consolas" w:cs="Times New Roman"/>
+          <w:color w:val="CE9178"/>
+          <w:sz w:val="21"/>
+          <w:szCs w:val="21"/>
+          <w:lang w:eastAsia="en-US"/>
+        </w:rPr>
+        <w:t>stdlib.h</w:t>
+      </w:r>
+      <w:proofErr w:type="spellEnd"/>
+      <w:r>
+        <w:rPr>
+          <w:rFonts w:ascii="Consolas" w:eastAsia="Times New Roman" w:hAnsi="Consolas" w:cs="Times New Roman"/>
+          <w:color w:val="CE9178"/>
+          <w:sz w:val="21"/>
+          <w:szCs w:val="21"/>
+          <w:lang w:eastAsia="en-US"/>
+        </w:rPr>
+        <w:t>"</w:t>
+      </w:r>
+    </w:p>
+    <w:p>
+      <w:pPr>
+        <w:shd w:val="clear" w:color="auto" w:fill="1F1F1F"/>
+        <w:suppressAutoHyphens w:val="0"/>
+        <w:spacing w:after="0" w:line="285" w:lineRule="atLeast"/>
+        <w:rPr>
+          <w:rFonts w:ascii="Consolas" w:eastAsia="Times New Roman" w:hAnsi="Consolas" w:cs="Times New Roman"/>
+          <w:color w:val="CCCCCC"/>
+          <w:sz w:val="21"/>
+          <w:szCs w:val="21"/>
+          <w:lang w:eastAsia="en-US"/>
+        </w:rPr>
+      </w:pPr>
+      <w:proofErr w:type="gramStart"/>
+      <w:r>
+        <w:rPr>
+          <w:rFonts w:ascii="Consolas" w:eastAsia="Times New Roman" w:hAnsi="Consolas" w:cs="Times New Roman"/>
+          <w:color w:val="C586C0"/>
+          <w:sz w:val="21"/>
+          <w:szCs w:val="21"/>
+          <w:lang w:eastAsia="en-US"/>
+        </w:rPr>
+        <w:t>#include</w:t>
+      </w:r>
+      <w:proofErr w:type="gramEnd"/>
+      <w:r>
+        <w:rPr>
+          <w:rFonts w:ascii="Consolas" w:eastAsia="Times New Roman" w:hAnsi="Consolas" w:cs="Times New Roman"/>
+          <w:color w:val="569CD6"/>
+          <w:sz w:val="21"/>
+          <w:szCs w:val="21"/>
+          <w:lang w:eastAsia="en-US"/>
+        </w:rPr>
+        <w:t xml:space="preserve"> </w:t>
+      </w:r>
+      <w:r>
+        <w:rPr>
+          <w:rFonts w:ascii="Consolas" w:eastAsia="Times New Roman" w:hAnsi="Consolas" w:cs="Times New Roman"/>
+          <w:color w:val="CE9178"/>
+          <w:sz w:val="21"/>
+          <w:szCs w:val="21"/>
+          <w:lang w:eastAsia="en-US"/>
+        </w:rPr>
+        <w:t>"hardware/</w:t>
+      </w:r>
+      <w:proofErr w:type="spellStart"/>
+      <w:r>
+        <w:rPr>
+          <w:rFonts w:ascii="Consolas" w:eastAsia="Times New Roman" w:hAnsi="Consolas" w:cs="Times New Roman"/>
+          <w:color w:val="CE9178"/>
+          <w:sz w:val="21"/>
+          <w:szCs w:val="21"/>
+          <w:lang w:eastAsia="en-US"/>
+        </w:rPr>
+        <w:t>uart</w:t>
+      </w:r>
+      <w:proofErr w:type="gramStart"/>
+      <w:r>
+        <w:rPr>
+          <w:rFonts w:ascii="Consolas" w:eastAsia="Times New Roman" w:hAnsi="Consolas" w:cs="Times New Roman"/>
+          <w:color w:val="CE9178"/>
+          <w:sz w:val="21"/>
+          <w:szCs w:val="21"/>
+          <w:lang w:eastAsia="en-US"/>
+        </w:rPr>
+        <w:t>.h</w:t>
+      </w:r>
+      <w:proofErr w:type="spellEnd"/>
+      <w:proofErr w:type="gramEnd"/>
+      <w:r>
+        <w:rPr>
+          <w:rFonts w:ascii="Consolas" w:eastAsia="Times New Roman" w:hAnsi="Consolas" w:cs="Times New Roman"/>
+          <w:color w:val="CE9178"/>
+          <w:sz w:val="21"/>
+          <w:szCs w:val="21"/>
+          <w:lang w:eastAsia="en-US"/>
+        </w:rPr>
+        <w:t>"</w:t>
+      </w:r>
+    </w:p>
+    <w:p>
+      <w:pPr>
+        <w:shd w:val="clear" w:color="auto" w:fill="1F1F1F"/>
+        <w:suppressAutoHyphens w:val="0"/>
+        <w:spacing w:after="0" w:line="285" w:lineRule="atLeast"/>
+        <w:rPr>
+          <w:rFonts w:ascii="Consolas" w:eastAsia="Times New Roman" w:hAnsi="Consolas" w:cs="Times New Roman"/>
+          <w:color w:val="CCCCCC"/>
+          <w:sz w:val="21"/>
+          <w:szCs w:val="21"/>
+          <w:lang w:eastAsia="en-US"/>
+        </w:rPr>
+      </w:pPr>
+      <w:proofErr w:type="gramStart"/>
+      <w:r>
+        <w:rPr>
+          <w:rFonts w:ascii="Consolas" w:eastAsia="Times New Roman" w:hAnsi="Consolas" w:cs="Times New Roman"/>
+          <w:color w:val="C586C0"/>
+          <w:sz w:val="21"/>
+          <w:szCs w:val="21"/>
+          <w:lang w:eastAsia="en-US"/>
+        </w:rPr>
+        <w:t>#include</w:t>
+      </w:r>
+      <w:proofErr w:type="gramEnd"/>
+      <w:r>
+        <w:rPr>
+          <w:rFonts w:ascii="Consolas" w:eastAsia="Times New Roman" w:hAnsi="Consolas" w:cs="Times New Roman"/>
+          <w:color w:val="569CD6"/>
+          <w:sz w:val="21"/>
+          <w:szCs w:val="21"/>
+          <w:lang w:eastAsia="en-US"/>
+        </w:rPr>
+        <w:t xml:space="preserve"> </w:t>
+      </w:r>
+      <w:r>
+        <w:rPr>
+          <w:rFonts w:ascii="Consolas" w:eastAsia="Times New Roman" w:hAnsi="Consolas" w:cs="Times New Roman"/>
+          <w:color w:val="CE9178"/>
+          <w:sz w:val="21"/>
+          <w:szCs w:val="21"/>
+          <w:lang w:eastAsia="en-US"/>
+        </w:rPr>
+        <w:t>"hardware/</w:t>
+      </w:r>
+      <w:proofErr w:type="spellStart"/>
+      <w:r>
+        <w:rPr>
+          <w:rFonts w:ascii="Consolas" w:eastAsia="Times New Roman" w:hAnsi="Consolas" w:cs="Times New Roman"/>
+          <w:color w:val="CE9178"/>
+          <w:sz w:val="21"/>
+          <w:szCs w:val="21"/>
+          <w:lang w:eastAsia="en-US"/>
+        </w:rPr>
+        <w:t>timer</w:t>
+      </w:r>
+      <w:proofErr w:type="gramStart"/>
+      <w:r>
+        <w:rPr>
+          <w:rFonts w:ascii="Consolas" w:eastAsia="Times New Roman" w:hAnsi="Consolas" w:cs="Times New Roman"/>
+          <w:color w:val="CE9178"/>
+          <w:sz w:val="21"/>
+          <w:szCs w:val="21"/>
+          <w:lang w:eastAsia="en-US"/>
+        </w:rPr>
+        <w:t>.h</w:t>
+      </w:r>
+      <w:proofErr w:type="spellEnd"/>
+      <w:proofErr w:type="gramEnd"/>
+      <w:r>
+        <w:rPr>
+          <w:rFonts w:ascii="Consolas" w:eastAsia="Times New Roman" w:hAnsi="Consolas" w:cs="Times New Roman"/>
+          <w:color w:val="CE9178"/>
+          <w:sz w:val="21"/>
+          <w:szCs w:val="21"/>
+          <w:lang w:eastAsia="en-US"/>
+        </w:rPr>
+        <w:t>"</w:t>
+      </w:r>
+    </w:p>
+    <w:p>
+      <w:pPr>
+        <w:shd w:val="clear" w:color="auto" w:fill="1F1F1F"/>
+        <w:suppressAutoHyphens w:val="0"/>
+        <w:spacing w:after="0" w:line="285" w:lineRule="atLeast"/>
+        <w:rPr>
+          <w:rFonts w:ascii="Consolas" w:eastAsia="Times New Roman" w:hAnsi="Consolas" w:cs="Times New Roman"/>
+          <w:color w:val="CCCCCC"/>
+          <w:sz w:val="21"/>
+          <w:szCs w:val="21"/>
+          <w:lang w:eastAsia="en-US"/>
+        </w:rPr>
+      </w:pPr>
+      <w:proofErr w:type="gramStart"/>
+      <w:r>
+        <w:rPr>
+          <w:rFonts w:ascii="Consolas" w:eastAsia="Times New Roman" w:hAnsi="Consolas" w:cs="Times New Roman"/>
+          <w:color w:val="C586C0"/>
+          <w:sz w:val="21"/>
+          <w:szCs w:val="21"/>
+          <w:lang w:eastAsia="en-US"/>
+        </w:rPr>
+        <w:t>#include</w:t>
+      </w:r>
+      <w:proofErr w:type="gramEnd"/>
+      <w:r>
+        <w:rPr>
+          <w:rFonts w:ascii="Consolas" w:eastAsia="Times New Roman" w:hAnsi="Consolas" w:cs="Times New Roman"/>
+          <w:color w:val="569CD6"/>
+          <w:sz w:val="21"/>
+          <w:szCs w:val="21"/>
+          <w:lang w:eastAsia="en-US"/>
+        </w:rPr>
+        <w:t xml:space="preserve"> </w:t>
+      </w:r>
+      <w:r>
+        <w:rPr>
+          <w:rFonts w:ascii="Consolas" w:eastAsia="Times New Roman" w:hAnsi="Consolas" w:cs="Times New Roman"/>
+          <w:color w:val="CE9178"/>
+          <w:sz w:val="21"/>
+          <w:szCs w:val="21"/>
+          <w:lang w:eastAsia="en-US"/>
+        </w:rPr>
+        <w:t>"</w:t>
+      </w:r>
+      <w:proofErr w:type="spellStart"/>
+      <w:r>
+        <w:rPr>
+          <w:rFonts w:ascii="Consolas" w:eastAsia="Times New Roman" w:hAnsi="Consolas" w:cs="Times New Roman"/>
+          <w:color w:val="CE9178"/>
+          <w:sz w:val="21"/>
+          <w:szCs w:val="21"/>
+          <w:lang w:eastAsia="en-US"/>
+        </w:rPr>
+        <w:t>pico</w:t>
+      </w:r>
+      <w:proofErr w:type="spellEnd"/>
+      <w:r>
+        <w:rPr>
+          <w:rFonts w:ascii="Consolas" w:eastAsia="Times New Roman" w:hAnsi="Consolas" w:cs="Times New Roman"/>
+          <w:color w:val="CE9178"/>
+          <w:sz w:val="21"/>
+          <w:szCs w:val="21"/>
+          <w:lang w:eastAsia="en-US"/>
+        </w:rPr>
+        <w:t>/</w:t>
+      </w:r>
+      <w:proofErr w:type="spellStart"/>
+      <w:r>
+        <w:rPr>
+          <w:rFonts w:ascii="Consolas" w:eastAsia="Times New Roman" w:hAnsi="Consolas" w:cs="Times New Roman"/>
+          <w:color w:val="CE9178"/>
+          <w:sz w:val="21"/>
+          <w:szCs w:val="21"/>
+          <w:lang w:eastAsia="en-US"/>
+        </w:rPr>
+        <w:t>time</w:t>
+      </w:r>
+      <w:proofErr w:type="gramStart"/>
+      <w:r>
+        <w:rPr>
+          <w:rFonts w:ascii="Consolas" w:eastAsia="Times New Roman" w:hAnsi="Consolas" w:cs="Times New Roman"/>
+          <w:color w:val="CE9178"/>
+          <w:sz w:val="21"/>
+          <w:szCs w:val="21"/>
+          <w:lang w:eastAsia="en-US"/>
+        </w:rPr>
+        <w:t>.h</w:t>
+      </w:r>
+      <w:proofErr w:type="spellEnd"/>
+      <w:proofErr w:type="gramEnd"/>
+      <w:r>
+        <w:rPr>
+          <w:rFonts w:ascii="Consolas" w:eastAsia="Times New Roman" w:hAnsi="Consolas" w:cs="Times New Roman"/>
+          <w:color w:val="CE9178"/>
+          <w:sz w:val="21"/>
+          <w:szCs w:val="21"/>
+          <w:lang w:eastAsia="en-US"/>
+        </w:rPr>
+        <w:t>"</w:t>
+      </w:r>
+    </w:p>
+    <w:p>
+      <w:pPr>
+        <w:shd w:val="clear" w:color="auto" w:fill="1F1F1F"/>
+        <w:suppressAutoHyphens w:val="0"/>
+        <w:spacing w:after="0" w:line="285" w:lineRule="atLeast"/>
+        <w:rPr>
+          <w:rFonts w:ascii="Consolas" w:eastAsia="Times New Roman" w:hAnsi="Consolas" w:cs="Times New Roman"/>
+          <w:color w:val="CCCCCC"/>
+          <w:sz w:val="21"/>
+          <w:szCs w:val="21"/>
+          <w:lang w:eastAsia="en-US"/>
+        </w:rPr>
+      </w:pPr>
+      <w:r>
+        <w:rPr>
+          <w:rFonts w:ascii="Consolas" w:eastAsia="Times New Roman" w:hAnsi="Consolas" w:cs="Times New Roman"/>
+          <w:color w:val="C586C0"/>
+          <w:sz w:val="21"/>
+          <w:szCs w:val="21"/>
+          <w:lang w:eastAsia="en-US"/>
+        </w:rPr>
+        <w:t>#include</w:t>
+      </w:r>
+      <w:r>
+        <w:rPr>
+          <w:rFonts w:ascii="Consolas" w:eastAsia="Times New Roman" w:hAnsi="Consolas" w:cs="Times New Roman"/>
+          <w:color w:val="569CD6"/>
+          <w:sz w:val="21"/>
+          <w:szCs w:val="21"/>
+          <w:lang w:eastAsia="en-US"/>
+        </w:rPr>
+        <w:t xml:space="preserve"> </w:t>
+      </w:r>
+      <w:r>
+        <w:rPr>
+          <w:rFonts w:ascii="Consolas" w:eastAsia="Times New Roman" w:hAnsi="Consolas" w:cs="Times New Roman"/>
+          <w:color w:val="CE9178"/>
+          <w:sz w:val="21"/>
+          <w:szCs w:val="21"/>
+          <w:lang w:eastAsia="en-US"/>
+        </w:rPr>
+        <w:t>"hardware/</w:t>
+      </w:r>
+      <w:proofErr w:type="spellStart"/>
+      <w:r>
+        <w:rPr>
+          <w:rFonts w:ascii="Consolas" w:eastAsia="Times New Roman" w:hAnsi="Consolas" w:cs="Times New Roman"/>
+          <w:color w:val="CE9178"/>
+          <w:sz w:val="21"/>
+          <w:szCs w:val="21"/>
+          <w:lang w:eastAsia="en-US"/>
+        </w:rPr>
+        <w:t>gpio.h</w:t>
+      </w:r>
+      <w:proofErr w:type="spellEnd"/>
+      <w:r>
+        <w:rPr>
+          <w:rFonts w:ascii="Consolas" w:eastAsia="Times New Roman" w:hAnsi="Consolas" w:cs="Times New Roman"/>
+          <w:color w:val="CE9178"/>
+          <w:sz w:val="21"/>
+          <w:szCs w:val="21"/>
+          <w:lang w:eastAsia="en-US"/>
+        </w:rPr>
+        <w:t>"</w:t>
+      </w:r>
+    </w:p>
+    <w:p>
+      <w:pPr>
+        <w:shd w:val="clear" w:color="auto" w:fill="1F1F1F"/>
+        <w:suppressAutoHyphens w:val="0"/>
+        <w:spacing w:after="0" w:line="285" w:lineRule="atLeast"/>
+        <w:rPr>
+          <w:rFonts w:ascii="Consolas" w:eastAsia="Times New Roman" w:hAnsi="Consolas" w:cs="Times New Roman"/>
+          <w:color w:val="CCCCCC"/>
+          <w:sz w:val="21"/>
+          <w:szCs w:val="21"/>
+          <w:lang w:eastAsia="en-US"/>
+        </w:rPr>
+      </w:pPr>
+      <w:proofErr w:type="gramStart"/>
+      <w:r>
+        <w:rPr>
+          <w:rFonts w:ascii="Consolas" w:eastAsia="Times New Roman" w:hAnsi="Consolas" w:cs="Times New Roman"/>
+          <w:color w:val="C586C0"/>
+          <w:sz w:val="21"/>
+          <w:szCs w:val="21"/>
+          <w:lang w:eastAsia="en-US"/>
+        </w:rPr>
+        <w:t>#include</w:t>
+      </w:r>
+      <w:proofErr w:type="gramEnd"/>
+      <w:r>
+        <w:rPr>
+          <w:rFonts w:ascii="Consolas" w:eastAsia="Times New Roman" w:hAnsi="Consolas" w:cs="Times New Roman"/>
+          <w:color w:val="569CD6"/>
+          <w:sz w:val="21"/>
+          <w:szCs w:val="21"/>
+          <w:lang w:eastAsia="en-US"/>
+        </w:rPr>
+        <w:t xml:space="preserve"> </w:t>
+      </w:r>
+      <w:r>
+        <w:rPr>
+          <w:rFonts w:ascii="Consolas" w:eastAsia="Times New Roman" w:hAnsi="Consolas" w:cs="Times New Roman"/>
+          <w:color w:val="CE9178"/>
+          <w:sz w:val="21"/>
+          <w:szCs w:val="21"/>
+          <w:lang w:eastAsia="en-US"/>
+        </w:rPr>
+        <w:t>"hardware/</w:t>
+      </w:r>
+      <w:proofErr w:type="spellStart"/>
+      <w:r>
+        <w:rPr>
+          <w:rFonts w:ascii="Consolas" w:eastAsia="Times New Roman" w:hAnsi="Consolas" w:cs="Times New Roman"/>
+          <w:color w:val="CE9178"/>
+          <w:sz w:val="21"/>
+          <w:szCs w:val="21"/>
+          <w:lang w:eastAsia="en-US"/>
+        </w:rPr>
+        <w:t>irq</w:t>
+      </w:r>
+      <w:proofErr w:type="gramStart"/>
+      <w:r>
+        <w:rPr>
+          <w:rFonts w:ascii="Consolas" w:eastAsia="Times New Roman" w:hAnsi="Consolas" w:cs="Times New Roman"/>
+          <w:color w:val="CE9178"/>
+          <w:sz w:val="21"/>
+          <w:szCs w:val="21"/>
+          <w:lang w:eastAsia="en-US"/>
+        </w:rPr>
+        <w:t>.h</w:t>
+      </w:r>
+      <w:proofErr w:type="spellEnd"/>
+      <w:proofErr w:type="gramEnd"/>
+      <w:r>
+        <w:rPr>
+          <w:rFonts w:ascii="Consolas" w:eastAsia="Times New Roman" w:hAnsi="Consolas" w:cs="Times New Roman"/>
+          <w:color w:val="CE9178"/>
+          <w:sz w:val="21"/>
+          <w:szCs w:val="21"/>
+          <w:lang w:eastAsia="en-US"/>
+        </w:rPr>
+        <w:t>"</w:t>
+      </w:r>
+    </w:p>
+    <w:p>
+      <w:pPr>
+        <w:shd w:val="clear" w:color="auto" w:fill="1F1F1F"/>
+        <w:suppressAutoHyphens w:val="0"/>
+        <w:spacing w:after="0" w:line="285" w:lineRule="atLeast"/>
+        <w:rPr>
+          <w:rFonts w:ascii="Consolas" w:eastAsia="Times New Roman" w:hAnsi="Consolas" w:cs="Times New Roman"/>
+          <w:color w:val="CCCCCC"/>
+          <w:sz w:val="21"/>
+          <w:szCs w:val="21"/>
+          <w:lang w:eastAsia="en-US"/>
+        </w:rPr>
+      </w:pPr>
+    </w:p>
+    <w:p>
+      <w:pPr>
+        <w:shd w:val="clear" w:color="auto" w:fill="1F1F1F"/>
+        <w:suppressAutoHyphens w:val="0"/>
+        <w:spacing w:after="0" w:line="285" w:lineRule="atLeast"/>
+        <w:rPr>
+          <w:rFonts w:ascii="Consolas" w:eastAsia="Times New Roman" w:hAnsi="Consolas" w:cs="Times New Roman"/>
+          <w:color w:val="CCCCCC"/>
+          <w:sz w:val="21"/>
+          <w:szCs w:val="21"/>
+          <w:lang w:eastAsia="en-US"/>
+        </w:rPr>
+      </w:pPr>
+      <w:proofErr w:type="gramStart"/>
+      <w:r>
+        <w:rPr>
+          <w:rFonts w:ascii="Consolas" w:eastAsia="Times New Roman" w:hAnsi="Consolas" w:cs="Times New Roman"/>
+          <w:color w:val="C586C0"/>
+          <w:sz w:val="21"/>
+          <w:szCs w:val="21"/>
+          <w:lang w:eastAsia="en-US"/>
+        </w:rPr>
+        <w:t>#define</w:t>
+      </w:r>
+      <w:proofErr w:type="gramEnd"/>
+      <w:r>
+        <w:rPr>
+          <w:rFonts w:ascii="Consolas" w:eastAsia="Times New Roman" w:hAnsi="Consolas" w:cs="Times New Roman"/>
+          <w:color w:val="569CD6"/>
+          <w:sz w:val="21"/>
+          <w:szCs w:val="21"/>
+          <w:lang w:eastAsia="en-US"/>
+        </w:rPr>
+        <w:t xml:space="preserve"> DIODE_PIN </w:t>
+      </w:r>
+      <w:r>
+        <w:rPr>
+          <w:rFonts w:ascii="Consolas" w:eastAsia="Times New Roman" w:hAnsi="Consolas" w:cs="Times New Roman"/>
+          <w:color w:val="B5CEA8"/>
+          <w:sz w:val="21"/>
+          <w:szCs w:val="21"/>
+          <w:lang w:eastAsia="en-US"/>
+        </w:rPr>
+        <w:t>1</w:t>
+      </w:r>
+    </w:p>
+    <w:p>
+      <w:pPr>
+        <w:shd w:val="clear" w:color="auto" w:fill="1F1F1F"/>
+        <w:suppressAutoHyphens w:val="0"/>
+        <w:spacing w:after="0" w:line="285" w:lineRule="atLeast"/>
+        <w:rPr>
+          <w:rFonts w:ascii="Consolas" w:eastAsia="Times New Roman" w:hAnsi="Consolas" w:cs="Times New Roman"/>
+          <w:color w:val="CCCCCC"/>
+          <w:sz w:val="21"/>
+          <w:szCs w:val="21"/>
+          <w:lang w:eastAsia="en-US"/>
+        </w:rPr>
+      </w:pPr>
+      <w:r>
+        <w:rPr>
+          <w:rFonts w:ascii="Consolas" w:eastAsia="Times New Roman" w:hAnsi="Consolas" w:cs="Times New Roman"/>
+          <w:color w:val="C586C0"/>
+          <w:sz w:val="21"/>
+          <w:szCs w:val="21"/>
+          <w:lang w:eastAsia="en-US"/>
+        </w:rPr>
+        <w:t>#define</w:t>
+      </w:r>
+      <w:r>
+        <w:rPr>
+          <w:rFonts w:ascii="Consolas" w:eastAsia="Times New Roman" w:hAnsi="Consolas" w:cs="Times New Roman"/>
+          <w:color w:val="569CD6"/>
+          <w:sz w:val="21"/>
+          <w:szCs w:val="21"/>
+          <w:lang w:eastAsia="en-US"/>
+        </w:rPr>
+        <w:t xml:space="preserve"> PIEZO_PIN </w:t>
+      </w:r>
+      <w:r>
+        <w:rPr>
+          <w:rFonts w:ascii="Consolas" w:eastAsia="Times New Roman" w:hAnsi="Consolas" w:cs="Times New Roman"/>
+          <w:color w:val="B5CEA8"/>
+          <w:sz w:val="21"/>
+          <w:szCs w:val="21"/>
+          <w:lang w:eastAsia="en-US"/>
+        </w:rPr>
+        <w:t>0</w:t>
+      </w:r>
+    </w:p>
+    <w:p>
+      <w:pPr>
+        <w:shd w:val="clear" w:color="auto" w:fill="1F1F1F"/>
+        <w:suppressAutoHyphens w:val="0"/>
+        <w:spacing w:after="0" w:line="285" w:lineRule="atLeast"/>
+        <w:rPr>
+          <w:rFonts w:ascii="Consolas" w:eastAsia="Times New Roman" w:hAnsi="Consolas" w:cs="Times New Roman"/>
+          <w:color w:val="CCCCCC"/>
+          <w:sz w:val="21"/>
+          <w:szCs w:val="21"/>
+          <w:lang w:eastAsia="en-US"/>
+        </w:rPr>
+      </w:pPr>
+      <w:proofErr w:type="gramStart"/>
+      <w:r>
+        <w:rPr>
+          <w:rFonts w:ascii="Consolas" w:eastAsia="Times New Roman" w:hAnsi="Consolas" w:cs="Times New Roman"/>
+          <w:color w:val="C586C0"/>
+          <w:sz w:val="21"/>
+          <w:szCs w:val="21"/>
+          <w:lang w:eastAsia="en-US"/>
+        </w:rPr>
+        <w:t>#define</w:t>
+      </w:r>
+      <w:proofErr w:type="gramEnd"/>
+      <w:r>
+        <w:rPr>
+          <w:rFonts w:ascii="Consolas" w:eastAsia="Times New Roman" w:hAnsi="Consolas" w:cs="Times New Roman"/>
+          <w:color w:val="569CD6"/>
+          <w:sz w:val="21"/>
+          <w:szCs w:val="21"/>
+          <w:lang w:eastAsia="en-US"/>
+        </w:rPr>
+        <w:t xml:space="preserve"> SWITCH_PIN </w:t>
+      </w:r>
+      <w:r>
+        <w:rPr>
+          <w:rFonts w:ascii="Consolas" w:eastAsia="Times New Roman" w:hAnsi="Consolas" w:cs="Times New Roman"/>
+          <w:color w:val="B5CEA8"/>
+          <w:sz w:val="21"/>
+          <w:szCs w:val="21"/>
+          <w:lang w:eastAsia="en-US"/>
+        </w:rPr>
+        <w:t>7</w:t>
+      </w:r>
+    </w:p>
+    <w:p>
+      <w:pPr>
+        <w:shd w:val="clear" w:color="auto" w:fill="1F1F1F"/>
+        <w:suppressAutoHyphens w:val="0"/>
+        <w:spacing w:after="0" w:line="285" w:lineRule="atLeast"/>
+        <w:rPr>
+          <w:rFonts w:ascii="Consolas" w:eastAsia="Times New Roman" w:hAnsi="Consolas" w:cs="Times New Roman"/>
+          <w:color w:val="CCCCCC"/>
+          <w:sz w:val="21"/>
+          <w:szCs w:val="21"/>
+          <w:lang w:eastAsia="en-US"/>
+        </w:rPr>
+      </w:pPr>
+    </w:p>
+    <w:p>
+      <w:pPr>
+        <w:shd w:val="clear" w:color="auto" w:fill="1F1F1F"/>
+        <w:suppressAutoHyphens w:val="0"/>
+        <w:spacing w:after="0" w:line="285" w:lineRule="atLeast"/>
+        <w:rPr>
+          <w:rFonts w:ascii="Consolas" w:eastAsia="Times New Roman" w:hAnsi="Consolas" w:cs="Times New Roman"/>
+          <w:color w:val="CCCCCC"/>
+          <w:sz w:val="21"/>
+          <w:szCs w:val="21"/>
+          <w:lang w:eastAsia="en-US"/>
+        </w:rPr>
+      </w:pPr>
+      <w:r>
+        <w:rPr>
+          <w:rFonts w:ascii="Consolas" w:eastAsia="Times New Roman" w:hAnsi="Consolas" w:cs="Times New Roman"/>
+          <w:color w:val="C586C0"/>
+          <w:sz w:val="21"/>
+          <w:szCs w:val="21"/>
+          <w:lang w:eastAsia="en-US"/>
+        </w:rPr>
+        <w:t>#define</w:t>
+      </w:r>
+      <w:r>
+        <w:rPr>
+          <w:rFonts w:ascii="Consolas" w:eastAsia="Times New Roman" w:hAnsi="Consolas" w:cs="Times New Roman"/>
+          <w:color w:val="569CD6"/>
+          <w:sz w:val="21"/>
+          <w:szCs w:val="21"/>
+          <w:lang w:eastAsia="en-US"/>
+        </w:rPr>
+        <w:t xml:space="preserve"> HZ_2_IN_MS </w:t>
+      </w:r>
+      <w:r>
+        <w:rPr>
+          <w:rFonts w:ascii="Consolas" w:eastAsia="Times New Roman" w:hAnsi="Consolas" w:cs="Times New Roman"/>
+          <w:color w:val="D4D4D4"/>
+          <w:sz w:val="21"/>
+          <w:szCs w:val="21"/>
+          <w:lang w:eastAsia="en-US"/>
+        </w:rPr>
+        <w:t>-</w:t>
+      </w:r>
+      <w:r>
+        <w:rPr>
+          <w:rFonts w:ascii="Consolas" w:eastAsia="Times New Roman" w:hAnsi="Consolas" w:cs="Times New Roman"/>
+          <w:color w:val="B5CEA8"/>
+          <w:sz w:val="21"/>
+          <w:szCs w:val="21"/>
+          <w:lang w:eastAsia="en-US"/>
+        </w:rPr>
+        <w:t>250</w:t>
+      </w:r>
+      <w:r>
+        <w:rPr>
+          <w:rFonts w:ascii="Consolas" w:eastAsia="Times New Roman" w:hAnsi="Consolas" w:cs="Times New Roman"/>
+          <w:color w:val="6A9955"/>
+          <w:sz w:val="21"/>
+          <w:szCs w:val="21"/>
+          <w:lang w:eastAsia="en-US"/>
+        </w:rPr>
+        <w:t xml:space="preserve"> // timer </w:t>
+      </w:r>
+      <w:proofErr w:type="gramStart"/>
+      <w:r>
+        <w:rPr>
+          <w:rFonts w:ascii="Consolas" w:eastAsia="Times New Roman" w:hAnsi="Consolas" w:cs="Times New Roman"/>
+          <w:color w:val="6A9955"/>
+          <w:sz w:val="21"/>
+          <w:szCs w:val="21"/>
+          <w:lang w:eastAsia="en-US"/>
+        </w:rPr>
+        <w:t>has to</w:t>
+      </w:r>
+      <w:proofErr w:type="gramEnd"/>
+      <w:r>
+        <w:rPr>
+          <w:rFonts w:ascii="Consolas" w:eastAsia="Times New Roman" w:hAnsi="Consolas" w:cs="Times New Roman"/>
+          <w:color w:val="6A9955"/>
+          <w:sz w:val="21"/>
+          <w:szCs w:val="21"/>
+          <w:lang w:eastAsia="en-US"/>
+        </w:rPr>
+        <w:t xml:space="preserve"> toggle every 250 </w:t>
+      </w:r>
+      <w:proofErr w:type="spellStart"/>
+      <w:r>
+        <w:rPr>
+          <w:rFonts w:ascii="Consolas" w:eastAsia="Times New Roman" w:hAnsi="Consolas" w:cs="Times New Roman"/>
+          <w:color w:val="6A9955"/>
+          <w:sz w:val="21"/>
+          <w:szCs w:val="21"/>
+          <w:lang w:eastAsia="en-US"/>
+        </w:rPr>
+        <w:t>ms</w:t>
+      </w:r>
+      <w:proofErr w:type="spellEnd"/>
+    </w:p>
+    <w:p>
+      <w:pPr>
+        <w:shd w:val="clear" w:color="auto" w:fill="1F1F1F"/>
+        <w:suppressAutoHyphens w:val="0"/>
+        <w:spacing w:after="0" w:line="285" w:lineRule="atLeast"/>
+        <w:rPr>
+          <w:rFonts w:ascii="Consolas" w:eastAsia="Times New Roman" w:hAnsi="Consolas" w:cs="Times New Roman"/>
+          <w:color w:val="CCCCCC"/>
+          <w:sz w:val="21"/>
+          <w:szCs w:val="21"/>
+          <w:lang w:eastAsia="en-US"/>
+        </w:rPr>
+      </w:pPr>
+      <w:r>
+        <w:rPr>
+          <w:rFonts w:ascii="Consolas" w:eastAsia="Times New Roman" w:hAnsi="Consolas" w:cs="Times New Roman"/>
+          <w:color w:val="C586C0"/>
+          <w:sz w:val="21"/>
+          <w:szCs w:val="21"/>
+          <w:lang w:eastAsia="en-US"/>
+        </w:rPr>
+        <w:t>#define</w:t>
+      </w:r>
+      <w:r>
+        <w:rPr>
+          <w:rFonts w:ascii="Consolas" w:eastAsia="Times New Roman" w:hAnsi="Consolas" w:cs="Times New Roman"/>
+          <w:color w:val="569CD6"/>
+          <w:sz w:val="21"/>
+          <w:szCs w:val="21"/>
+          <w:lang w:eastAsia="en-US"/>
+        </w:rPr>
+        <w:t xml:space="preserve"> KHZ_2_IN_MS </w:t>
+      </w:r>
+      <w:r>
+        <w:rPr>
+          <w:rFonts w:ascii="Consolas" w:eastAsia="Times New Roman" w:hAnsi="Consolas" w:cs="Times New Roman"/>
+          <w:color w:val="D4D4D4"/>
+          <w:sz w:val="21"/>
+          <w:szCs w:val="21"/>
+          <w:lang w:eastAsia="en-US"/>
+        </w:rPr>
+        <w:t>-</w:t>
+      </w:r>
+      <w:r>
+        <w:rPr>
+          <w:rFonts w:ascii="Consolas" w:eastAsia="Times New Roman" w:hAnsi="Consolas" w:cs="Times New Roman"/>
+          <w:color w:val="B5CEA8"/>
+          <w:sz w:val="21"/>
+          <w:szCs w:val="21"/>
+          <w:lang w:eastAsia="en-US"/>
+        </w:rPr>
+        <w:t>250</w:t>
+      </w:r>
+      <w:r>
+        <w:rPr>
+          <w:rFonts w:ascii="Consolas" w:eastAsia="Times New Roman" w:hAnsi="Consolas" w:cs="Times New Roman"/>
+          <w:color w:val="6A9955"/>
+          <w:sz w:val="21"/>
+          <w:szCs w:val="21"/>
+          <w:lang w:eastAsia="en-US"/>
+        </w:rPr>
+        <w:t xml:space="preserve"> // timer </w:t>
+      </w:r>
+      <w:proofErr w:type="gramStart"/>
+      <w:r>
+        <w:rPr>
+          <w:rFonts w:ascii="Consolas" w:eastAsia="Times New Roman" w:hAnsi="Consolas" w:cs="Times New Roman"/>
+          <w:color w:val="6A9955"/>
+          <w:sz w:val="21"/>
+          <w:szCs w:val="21"/>
+          <w:lang w:eastAsia="en-US"/>
+        </w:rPr>
+        <w:t>has to</w:t>
+      </w:r>
+      <w:proofErr w:type="gramEnd"/>
+      <w:r>
+        <w:rPr>
+          <w:rFonts w:ascii="Consolas" w:eastAsia="Times New Roman" w:hAnsi="Consolas" w:cs="Times New Roman"/>
+          <w:color w:val="6A9955"/>
+          <w:sz w:val="21"/>
+          <w:szCs w:val="21"/>
+          <w:lang w:eastAsia="en-US"/>
+        </w:rPr>
+        <w:t xml:space="preserve"> toggle every 250 us</w:t>
+      </w:r>
+    </w:p>
+    <w:p>
+      <w:pPr>
+        <w:shd w:val="clear" w:color="auto" w:fill="1F1F1F"/>
+        <w:suppressAutoHyphens w:val="0"/>
+        <w:spacing w:after="0" w:line="285" w:lineRule="atLeast"/>
+        <w:rPr>
+          <w:rFonts w:ascii="Consolas" w:eastAsia="Times New Roman" w:hAnsi="Consolas" w:cs="Times New Roman"/>
+          <w:color w:val="CCCCCC"/>
+          <w:sz w:val="21"/>
+          <w:szCs w:val="21"/>
+          <w:lang w:eastAsia="en-US"/>
+        </w:rPr>
+      </w:pPr>
+      <w:r>
+        <w:rPr>
+          <w:rFonts w:ascii="Consolas" w:eastAsia="Times New Roman" w:hAnsi="Consolas" w:cs="Times New Roman"/>
+          <w:color w:val="C586C0"/>
+          <w:sz w:val="21"/>
+          <w:szCs w:val="21"/>
+          <w:lang w:eastAsia="en-US"/>
+        </w:rPr>
+        <w:t>#define</w:t>
+      </w:r>
+      <w:r>
+        <w:rPr>
+          <w:rFonts w:ascii="Consolas" w:eastAsia="Times New Roman" w:hAnsi="Consolas" w:cs="Times New Roman"/>
+          <w:color w:val="569CD6"/>
+          <w:sz w:val="21"/>
+          <w:szCs w:val="21"/>
+          <w:lang w:eastAsia="en-US"/>
+        </w:rPr>
+        <w:t xml:space="preserve"> DEBOUNCE_TIME </w:t>
+      </w:r>
+      <w:r>
+        <w:rPr>
+          <w:rFonts w:ascii="Consolas" w:eastAsia="Times New Roman" w:hAnsi="Consolas" w:cs="Times New Roman"/>
+          <w:color w:val="B5CEA8"/>
+          <w:sz w:val="21"/>
+          <w:szCs w:val="21"/>
+          <w:lang w:eastAsia="en-US"/>
+        </w:rPr>
+        <w:t>100</w:t>
+      </w:r>
+      <w:r>
+        <w:rPr>
+          <w:rFonts w:ascii="Consolas" w:eastAsia="Times New Roman" w:hAnsi="Consolas" w:cs="Times New Roman"/>
+          <w:color w:val="6A9955"/>
+          <w:sz w:val="21"/>
+          <w:szCs w:val="21"/>
+          <w:lang w:eastAsia="en-US"/>
+        </w:rPr>
+        <w:t xml:space="preserve"> // typical debounce time is 10 </w:t>
+      </w:r>
+      <w:proofErr w:type="spellStart"/>
+      <w:r>
+        <w:rPr>
+          <w:rFonts w:ascii="Consolas" w:eastAsia="Times New Roman" w:hAnsi="Consolas" w:cs="Times New Roman"/>
+          <w:color w:val="6A9955"/>
+          <w:sz w:val="21"/>
+          <w:szCs w:val="21"/>
+          <w:lang w:eastAsia="en-US"/>
+        </w:rPr>
+        <w:t>ms</w:t>
+      </w:r>
+      <w:proofErr w:type="spellEnd"/>
+    </w:p>
+    <w:p>
+      <w:pPr>
+        <w:shd w:val="clear" w:color="auto" w:fill="1F1F1F"/>
+        <w:suppressAutoHyphens w:val="0"/>
+        <w:spacing w:after="0" w:line="285" w:lineRule="atLeast"/>
+        <w:rPr>
+          <w:rFonts w:ascii="Consolas" w:eastAsia="Times New Roman" w:hAnsi="Consolas" w:cs="Times New Roman"/>
+          <w:color w:val="CCCCCC"/>
+          <w:sz w:val="21"/>
+          <w:szCs w:val="21"/>
+          <w:lang w:eastAsia="en-US"/>
+        </w:rPr>
+      </w:pPr>
+      <w:proofErr w:type="gramStart"/>
+      <w:r>
+        <w:rPr>
+          <w:rFonts w:ascii="Consolas" w:eastAsia="Times New Roman" w:hAnsi="Consolas" w:cs="Times New Roman"/>
+          <w:color w:val="6A9955"/>
+          <w:sz w:val="21"/>
+          <w:szCs w:val="21"/>
+          <w:lang w:eastAsia="en-US"/>
+        </w:rPr>
+        <w:t>// #define</w:t>
+      </w:r>
+      <w:proofErr w:type="gramEnd"/>
+      <w:r>
+        <w:rPr>
+          <w:rFonts w:ascii="Consolas" w:eastAsia="Times New Roman" w:hAnsi="Consolas" w:cs="Times New Roman"/>
+          <w:color w:val="6A9955"/>
+          <w:sz w:val="21"/>
+          <w:szCs w:val="21"/>
+          <w:lang w:eastAsia="en-US"/>
+        </w:rPr>
+        <w:t xml:space="preserve"> LED_PIN 25&gt;</w:t>
+      </w:r>
+    </w:p>
+    <w:p>
+      <w:pPr>
+        <w:shd w:val="clear" w:color="auto" w:fill="1F1F1F"/>
+        <w:suppressAutoHyphens w:val="0"/>
+        <w:spacing w:after="0" w:line="285" w:lineRule="atLeast"/>
+        <w:rPr>
+          <w:rFonts w:ascii="Consolas" w:eastAsia="Times New Roman" w:hAnsi="Consolas" w:cs="Times New Roman"/>
+          <w:color w:val="CCCCCC"/>
+          <w:sz w:val="21"/>
+          <w:szCs w:val="21"/>
+          <w:lang w:eastAsia="en-US"/>
+        </w:rPr>
+      </w:pPr>
+      <w:proofErr w:type="gramStart"/>
+      <w:r>
+        <w:rPr>
+          <w:rFonts w:ascii="Consolas" w:eastAsia="Times New Roman" w:hAnsi="Consolas" w:cs="Times New Roman"/>
+          <w:color w:val="6A9955"/>
+          <w:sz w:val="21"/>
+          <w:szCs w:val="21"/>
+          <w:lang w:eastAsia="en-US"/>
+        </w:rPr>
+        <w:t>// #</w:t>
+      </w:r>
+      <w:proofErr w:type="gramEnd"/>
+      <w:r>
+        <w:rPr>
+          <w:rFonts w:ascii="Consolas" w:eastAsia="Times New Roman" w:hAnsi="Consolas" w:cs="Times New Roman"/>
+          <w:color w:val="6A9955"/>
+          <w:sz w:val="21"/>
+          <w:szCs w:val="21"/>
+          <w:lang w:eastAsia="en-US"/>
+        </w:rPr>
+        <w:t>define UART_TX_PIN 0</w:t>
+      </w:r>
+    </w:p>
+    <w:p>
+      <w:pPr>
+        <w:shd w:val="clear" w:color="auto" w:fill="1F1F1F"/>
+        <w:suppressAutoHyphens w:val="0"/>
+        <w:spacing w:after="0" w:line="285" w:lineRule="atLeast"/>
+        <w:rPr>
+          <w:rFonts w:ascii="Consolas" w:eastAsia="Times New Roman" w:hAnsi="Consolas" w:cs="Times New Roman"/>
+          <w:color w:val="CCCCCC"/>
+          <w:sz w:val="21"/>
+          <w:szCs w:val="21"/>
+          <w:lang w:eastAsia="en-US"/>
+        </w:rPr>
+      </w:pPr>
+      <w:proofErr w:type="gramStart"/>
+      <w:r>
+        <w:rPr>
+          <w:rFonts w:ascii="Consolas" w:eastAsia="Times New Roman" w:hAnsi="Consolas" w:cs="Times New Roman"/>
+          <w:color w:val="6A9955"/>
+          <w:sz w:val="21"/>
+          <w:szCs w:val="21"/>
+          <w:lang w:eastAsia="en-US"/>
+        </w:rPr>
+        <w:t>// #</w:t>
+      </w:r>
+      <w:proofErr w:type="gramEnd"/>
+      <w:r>
+        <w:rPr>
+          <w:rFonts w:ascii="Consolas" w:eastAsia="Times New Roman" w:hAnsi="Consolas" w:cs="Times New Roman"/>
+          <w:color w:val="6A9955"/>
+          <w:sz w:val="21"/>
+          <w:szCs w:val="21"/>
+          <w:lang w:eastAsia="en-US"/>
+        </w:rPr>
+        <w:t>define UART_RX_PIN 1</w:t>
+      </w:r>
+    </w:p>
+    <w:p>
+      <w:pPr>
+        <w:shd w:val="clear" w:color="auto" w:fill="1F1F1F"/>
+        <w:suppressAutoHyphens w:val="0"/>
+        <w:spacing w:after="0" w:line="285" w:lineRule="atLeast"/>
+        <w:rPr>
+          <w:rFonts w:ascii="Consolas" w:eastAsia="Times New Roman" w:hAnsi="Consolas" w:cs="Times New Roman"/>
+          <w:color w:val="CCCCCC"/>
+          <w:sz w:val="21"/>
+          <w:szCs w:val="21"/>
+          <w:lang w:eastAsia="en-US"/>
+        </w:rPr>
+      </w:pPr>
+      <w:proofErr w:type="gramStart"/>
+      <w:r>
+        <w:rPr>
+          <w:rFonts w:ascii="Consolas" w:eastAsia="Times New Roman" w:hAnsi="Consolas" w:cs="Times New Roman"/>
+          <w:color w:val="6A9955"/>
+          <w:sz w:val="21"/>
+          <w:szCs w:val="21"/>
+          <w:lang w:eastAsia="en-US"/>
+        </w:rPr>
+        <w:t>// #</w:t>
+      </w:r>
+      <w:proofErr w:type="gramEnd"/>
+      <w:r>
+        <w:rPr>
+          <w:rFonts w:ascii="Consolas" w:eastAsia="Times New Roman" w:hAnsi="Consolas" w:cs="Times New Roman"/>
+          <w:color w:val="6A9955"/>
+          <w:sz w:val="21"/>
+          <w:szCs w:val="21"/>
+          <w:lang w:eastAsia="en-US"/>
+        </w:rPr>
+        <w:t>define BAUDRATE 115200</w:t>
+      </w:r>
+    </w:p>
+    <w:p>
+      <w:pPr>
+        <w:shd w:val="clear" w:color="auto" w:fill="1F1F1F"/>
+        <w:suppressAutoHyphens w:val="0"/>
+        <w:spacing w:after="0" w:line="285" w:lineRule="atLeast"/>
+        <w:rPr>
+          <w:rFonts w:ascii="Consolas" w:eastAsia="Times New Roman" w:hAnsi="Consolas" w:cs="Times New Roman"/>
+          <w:color w:val="CCCCCC"/>
+          <w:sz w:val="21"/>
+          <w:szCs w:val="21"/>
+          <w:lang w:eastAsia="en-US"/>
+        </w:rPr>
+      </w:pPr>
+    </w:p>
+    <w:p>
+      <w:pPr>
+        <w:shd w:val="clear" w:color="auto" w:fill="1F1F1F"/>
+        <w:suppressAutoHyphens w:val="0"/>
+        <w:spacing w:after="0" w:line="285" w:lineRule="atLeast"/>
+        <w:rPr>
+          <w:rFonts w:ascii="Consolas" w:eastAsia="Times New Roman" w:hAnsi="Consolas" w:cs="Times New Roman"/>
+          <w:color w:val="CCCCCC"/>
+          <w:sz w:val="21"/>
+          <w:szCs w:val="21"/>
+          <w:lang w:eastAsia="en-US"/>
+        </w:rPr>
+      </w:pPr>
+      <w:r>
+        <w:rPr>
+          <w:rFonts w:ascii="Consolas" w:eastAsia="Times New Roman" w:hAnsi="Consolas" w:cs="Times New Roman"/>
+          <w:color w:val="569CD6"/>
+          <w:sz w:val="21"/>
+          <w:szCs w:val="21"/>
+          <w:lang w:eastAsia="en-US"/>
+        </w:rPr>
+        <w:t>volatile</w:t>
+      </w:r>
+      <w:r>
+        <w:rPr>
+          <w:rFonts w:ascii="Consolas" w:eastAsia="Times New Roman" w:hAnsi="Consolas" w:cs="Times New Roman"/>
+          <w:color w:val="CCCCCC"/>
+          <w:sz w:val="21"/>
+          <w:szCs w:val="21"/>
+          <w:lang w:eastAsia="en-US"/>
+        </w:rPr>
+        <w:t xml:space="preserve"> </w:t>
+      </w:r>
+      <w:r>
+        <w:rPr>
+          <w:rFonts w:ascii="Consolas" w:eastAsia="Times New Roman" w:hAnsi="Consolas" w:cs="Times New Roman"/>
+          <w:color w:val="569CD6"/>
+          <w:sz w:val="21"/>
+          <w:szCs w:val="21"/>
+          <w:lang w:eastAsia="en-US"/>
+        </w:rPr>
+        <w:t>bool</w:t>
+      </w:r>
+      <w:r>
+        <w:rPr>
+          <w:rFonts w:ascii="Consolas" w:eastAsia="Times New Roman" w:hAnsi="Consolas" w:cs="Times New Roman"/>
+          <w:color w:val="CCCCCC"/>
+          <w:sz w:val="21"/>
+          <w:szCs w:val="21"/>
+          <w:lang w:eastAsia="en-US"/>
+        </w:rPr>
+        <w:t xml:space="preserve"> </w:t>
+      </w:r>
+      <w:proofErr w:type="spellStart"/>
+      <w:r>
+        <w:rPr>
+          <w:rFonts w:ascii="Consolas" w:eastAsia="Times New Roman" w:hAnsi="Consolas" w:cs="Times New Roman"/>
+          <w:color w:val="9CDCFE"/>
+          <w:sz w:val="21"/>
+          <w:szCs w:val="21"/>
+          <w:lang w:eastAsia="en-US"/>
+        </w:rPr>
+        <w:t>led_state</w:t>
+      </w:r>
+      <w:proofErr w:type="spellEnd"/>
+      <w:r>
+        <w:rPr>
+          <w:rFonts w:ascii="Consolas" w:eastAsia="Times New Roman" w:hAnsi="Consolas" w:cs="Times New Roman"/>
+          <w:color w:val="CCCCCC"/>
+          <w:sz w:val="21"/>
+          <w:szCs w:val="21"/>
+          <w:lang w:eastAsia="en-US"/>
+        </w:rPr>
+        <w:t xml:space="preserve"> </w:t>
+      </w:r>
+      <w:r>
+        <w:rPr>
+          <w:rFonts w:ascii="Consolas" w:eastAsia="Times New Roman" w:hAnsi="Consolas" w:cs="Times New Roman"/>
+          <w:color w:val="D4D4D4"/>
+          <w:sz w:val="21"/>
+          <w:szCs w:val="21"/>
+          <w:lang w:eastAsia="en-US"/>
+        </w:rPr>
+        <w:t>=</w:t>
+      </w:r>
+      <w:r>
+        <w:rPr>
+          <w:rFonts w:ascii="Consolas" w:eastAsia="Times New Roman" w:hAnsi="Consolas" w:cs="Times New Roman"/>
+          <w:color w:val="CCCCCC"/>
+          <w:sz w:val="21"/>
+          <w:szCs w:val="21"/>
+          <w:lang w:eastAsia="en-US"/>
+        </w:rPr>
+        <w:t xml:space="preserve"> </w:t>
+      </w:r>
+      <w:r>
+        <w:rPr>
+          <w:rFonts w:ascii="Consolas" w:eastAsia="Times New Roman" w:hAnsi="Consolas" w:cs="Times New Roman"/>
+          <w:color w:val="569CD6"/>
+          <w:sz w:val="21"/>
+          <w:szCs w:val="21"/>
+          <w:lang w:eastAsia="en-US"/>
+        </w:rPr>
+        <w:t>false</w:t>
+      </w:r>
+      <w:r>
+        <w:rPr>
+          <w:rFonts w:ascii="Consolas" w:eastAsia="Times New Roman" w:hAnsi="Consolas" w:cs="Times New Roman"/>
+          <w:color w:val="CCCCCC"/>
+          <w:sz w:val="21"/>
+          <w:szCs w:val="21"/>
+          <w:lang w:eastAsia="en-US"/>
+        </w:rPr>
+        <w:t xml:space="preserve">, </w:t>
+      </w:r>
+      <w:proofErr w:type="spellStart"/>
+      <w:r>
+        <w:rPr>
+          <w:rFonts w:ascii="Consolas" w:eastAsia="Times New Roman" w:hAnsi="Consolas" w:cs="Times New Roman"/>
+          <w:color w:val="9CDCFE"/>
+          <w:sz w:val="21"/>
+          <w:szCs w:val="21"/>
+          <w:lang w:eastAsia="en-US"/>
+        </w:rPr>
+        <w:t>timer_enable</w:t>
+      </w:r>
+      <w:proofErr w:type="spellEnd"/>
+      <w:r>
+        <w:rPr>
+          <w:rFonts w:ascii="Consolas" w:eastAsia="Times New Roman" w:hAnsi="Consolas" w:cs="Times New Roman"/>
+          <w:color w:val="CCCCCC"/>
+          <w:sz w:val="21"/>
+          <w:szCs w:val="21"/>
+          <w:lang w:eastAsia="en-US"/>
+        </w:rPr>
+        <w:t xml:space="preserve"> </w:t>
+      </w:r>
+      <w:r>
+        <w:rPr>
+          <w:rFonts w:ascii="Consolas" w:eastAsia="Times New Roman" w:hAnsi="Consolas" w:cs="Times New Roman"/>
+          <w:color w:val="D4D4D4"/>
+          <w:sz w:val="21"/>
+          <w:szCs w:val="21"/>
+          <w:lang w:eastAsia="en-US"/>
+        </w:rPr>
+        <w:t>=</w:t>
+      </w:r>
+      <w:r>
+        <w:rPr>
+          <w:rFonts w:ascii="Consolas" w:eastAsia="Times New Roman" w:hAnsi="Consolas" w:cs="Times New Roman"/>
+          <w:color w:val="CCCCCC"/>
+          <w:sz w:val="21"/>
+          <w:szCs w:val="21"/>
+          <w:lang w:eastAsia="en-US"/>
+        </w:rPr>
+        <w:t xml:space="preserve"> </w:t>
+      </w:r>
+      <w:r>
+        <w:rPr>
+          <w:rFonts w:ascii="Consolas" w:eastAsia="Times New Roman" w:hAnsi="Consolas" w:cs="Times New Roman"/>
+          <w:color w:val="569CD6"/>
+          <w:sz w:val="21"/>
+          <w:szCs w:val="21"/>
+          <w:lang w:eastAsia="en-US"/>
+        </w:rPr>
+        <w:t>true</w:t>
+      </w:r>
+      <w:r>
+        <w:rPr>
+          <w:rFonts w:ascii="Consolas" w:eastAsia="Times New Roman" w:hAnsi="Consolas" w:cs="Times New Roman"/>
+          <w:color w:val="CCCCCC"/>
+          <w:sz w:val="21"/>
+          <w:szCs w:val="21"/>
+          <w:lang w:eastAsia="en-US"/>
+        </w:rPr>
+        <w:t xml:space="preserve">, </w:t>
+      </w:r>
+      <w:proofErr w:type="spellStart"/>
+      <w:r>
+        <w:rPr>
+          <w:rFonts w:ascii="Consolas" w:eastAsia="Times New Roman" w:hAnsi="Consolas" w:cs="Times New Roman"/>
+          <w:color w:val="9CDCFE"/>
+          <w:sz w:val="21"/>
+          <w:szCs w:val="21"/>
+          <w:lang w:eastAsia="en-US"/>
+        </w:rPr>
+        <w:t>choose_comp</w:t>
+      </w:r>
+      <w:proofErr w:type="spellEnd"/>
+      <w:r>
+        <w:rPr>
+          <w:rFonts w:ascii="Consolas" w:eastAsia="Times New Roman" w:hAnsi="Consolas" w:cs="Times New Roman"/>
+          <w:color w:val="CCCCCC"/>
+          <w:sz w:val="21"/>
+          <w:szCs w:val="21"/>
+          <w:lang w:eastAsia="en-US"/>
+        </w:rPr>
+        <w:t xml:space="preserve"> </w:t>
+      </w:r>
+      <w:r>
+        <w:rPr>
+          <w:rFonts w:ascii="Consolas" w:eastAsia="Times New Roman" w:hAnsi="Consolas" w:cs="Times New Roman"/>
+          <w:color w:val="D4D4D4"/>
+          <w:sz w:val="21"/>
+          <w:szCs w:val="21"/>
+          <w:lang w:eastAsia="en-US"/>
+        </w:rPr>
+        <w:t>=</w:t>
+      </w:r>
+      <w:r>
+        <w:rPr>
+          <w:rFonts w:ascii="Consolas" w:eastAsia="Times New Roman" w:hAnsi="Consolas" w:cs="Times New Roman"/>
+          <w:color w:val="CCCCCC"/>
+          <w:sz w:val="21"/>
+          <w:szCs w:val="21"/>
+          <w:lang w:eastAsia="en-US"/>
+        </w:rPr>
+        <w:t xml:space="preserve"> </w:t>
+      </w:r>
+      <w:proofErr w:type="gramStart"/>
+      <w:r>
+        <w:rPr>
+          <w:rFonts w:ascii="Consolas" w:eastAsia="Times New Roman" w:hAnsi="Consolas" w:cs="Times New Roman"/>
+          <w:color w:val="569CD6"/>
+          <w:sz w:val="21"/>
+          <w:szCs w:val="21"/>
+          <w:lang w:eastAsia="en-US"/>
+        </w:rPr>
+        <w:t>false</w:t>
+      </w:r>
+      <w:r>
+        <w:rPr>
+          <w:rFonts w:ascii="Consolas" w:eastAsia="Times New Roman" w:hAnsi="Consolas" w:cs="Times New Roman"/>
+          <w:color w:val="CCCCCC"/>
+          <w:sz w:val="21"/>
+          <w:szCs w:val="21"/>
+          <w:lang w:eastAsia="en-US"/>
+        </w:rPr>
+        <w:t>;</w:t>
+      </w:r>
+      <w:proofErr w:type="gramEnd"/>
+      <w:r>
+        <w:rPr>
+          <w:rFonts w:ascii="Consolas" w:eastAsia="Times New Roman" w:hAnsi="Consolas" w:cs="Times New Roman"/>
+          <w:color w:val="CCCCCC"/>
+          <w:sz w:val="21"/>
+          <w:szCs w:val="21"/>
+          <w:lang w:eastAsia="en-US"/>
+        </w:rPr>
+        <w:t xml:space="preserve"> </w:t>
+      </w:r>
+    </w:p>
+    <w:p>
+      <w:pPr>
+        <w:shd w:val="clear" w:color="auto" w:fill="1F1F1F"/>
+        <w:suppressAutoHyphens w:val="0"/>
+        <w:spacing w:after="0" w:line="285" w:lineRule="atLeast"/>
+        <w:rPr>
+          <w:rFonts w:ascii="Consolas" w:eastAsia="Times New Roman" w:hAnsi="Consolas" w:cs="Times New Roman"/>
+          <w:color w:val="CCCCCC"/>
+          <w:sz w:val="21"/>
+          <w:szCs w:val="21"/>
+          <w:lang w:eastAsia="en-US"/>
+        </w:rPr>
+      </w:pPr>
+    </w:p>
+    <w:p>
+      <w:pPr>
+        <w:shd w:val="clear" w:color="auto" w:fill="1F1F1F"/>
+        <w:suppressAutoHyphens w:val="0"/>
+        <w:spacing w:after="0" w:line="285" w:lineRule="atLeast"/>
+        <w:rPr>
+          <w:rFonts w:ascii="Consolas" w:eastAsia="Times New Roman" w:hAnsi="Consolas" w:cs="Times New Roman"/>
+          <w:color w:val="CCCCCC"/>
+          <w:sz w:val="21"/>
+          <w:szCs w:val="21"/>
+          <w:lang w:eastAsia="en-US"/>
+        </w:rPr>
+      </w:pPr>
+      <w:r>
+        <w:rPr>
+          <w:rFonts w:ascii="Consolas" w:eastAsia="Times New Roman" w:hAnsi="Consolas" w:cs="Times New Roman"/>
+          <w:color w:val="569CD6"/>
+          <w:sz w:val="21"/>
+          <w:szCs w:val="21"/>
+          <w:lang w:eastAsia="en-US"/>
+        </w:rPr>
+        <w:t>bool</w:t>
+      </w:r>
+      <w:r>
+        <w:rPr>
+          <w:rFonts w:ascii="Consolas" w:eastAsia="Times New Roman" w:hAnsi="Consolas" w:cs="Times New Roman"/>
+          <w:color w:val="CCCCCC"/>
+          <w:sz w:val="21"/>
+          <w:szCs w:val="21"/>
+          <w:lang w:eastAsia="en-US"/>
+        </w:rPr>
+        <w:t xml:space="preserve"> </w:t>
+      </w:r>
+      <w:proofErr w:type="spellStart"/>
+      <w:r>
+        <w:rPr>
+          <w:rFonts w:ascii="Consolas" w:eastAsia="Times New Roman" w:hAnsi="Consolas" w:cs="Times New Roman"/>
+          <w:color w:val="DCDCAA"/>
+          <w:sz w:val="21"/>
+          <w:szCs w:val="21"/>
+          <w:lang w:eastAsia="en-US"/>
+        </w:rPr>
+        <w:t>toggle_</w:t>
+      </w:r>
+      <w:proofErr w:type="gramStart"/>
+      <w:r>
+        <w:rPr>
+          <w:rFonts w:ascii="Consolas" w:eastAsia="Times New Roman" w:hAnsi="Consolas" w:cs="Times New Roman"/>
+          <w:color w:val="DCDCAA"/>
+          <w:sz w:val="21"/>
+          <w:szCs w:val="21"/>
+          <w:lang w:eastAsia="en-US"/>
+        </w:rPr>
+        <w:t>diode</w:t>
+      </w:r>
+      <w:proofErr w:type="spellEnd"/>
+      <w:r>
+        <w:rPr>
+          <w:rFonts w:ascii="Consolas" w:eastAsia="Times New Roman" w:hAnsi="Consolas" w:cs="Times New Roman"/>
+          <w:color w:val="CCCCCC"/>
+          <w:sz w:val="21"/>
+          <w:szCs w:val="21"/>
+          <w:lang w:eastAsia="en-US"/>
+        </w:rPr>
+        <w:t>(</w:t>
+      </w:r>
+      <w:proofErr w:type="gramEnd"/>
+      <w:r>
+        <w:rPr>
+          <w:rFonts w:ascii="Consolas" w:eastAsia="Times New Roman" w:hAnsi="Consolas" w:cs="Times New Roman"/>
+          <w:color w:val="CCCCCC"/>
+          <w:sz w:val="21"/>
+          <w:szCs w:val="21"/>
+          <w:lang w:eastAsia="en-US"/>
+        </w:rPr>
+        <w:t xml:space="preserve">__unused </w:t>
+      </w:r>
+      <w:r>
+        <w:rPr>
+          <w:rFonts w:ascii="Consolas" w:eastAsia="Times New Roman" w:hAnsi="Consolas" w:cs="Times New Roman"/>
+          <w:color w:val="569CD6"/>
+          <w:sz w:val="21"/>
+          <w:szCs w:val="21"/>
+          <w:lang w:eastAsia="en-US"/>
+        </w:rPr>
+        <w:t>struct</w:t>
+      </w:r>
+      <w:r>
+        <w:rPr>
+          <w:rFonts w:ascii="Consolas" w:eastAsia="Times New Roman" w:hAnsi="Consolas" w:cs="Times New Roman"/>
+          <w:color w:val="CCCCCC"/>
+          <w:sz w:val="21"/>
+          <w:szCs w:val="21"/>
+          <w:lang w:eastAsia="en-US"/>
+        </w:rPr>
+        <w:t xml:space="preserve"> </w:t>
+      </w:r>
+      <w:proofErr w:type="spellStart"/>
+      <w:r>
+        <w:rPr>
+          <w:rFonts w:ascii="Consolas" w:eastAsia="Times New Roman" w:hAnsi="Consolas" w:cs="Times New Roman"/>
+          <w:color w:val="4EC9B0"/>
+          <w:sz w:val="21"/>
+          <w:szCs w:val="21"/>
+          <w:lang w:eastAsia="en-US"/>
+        </w:rPr>
+        <w:t>repeating_timer</w:t>
+      </w:r>
+      <w:proofErr w:type="spellEnd"/>
+      <w:r>
+        <w:rPr>
+          <w:rFonts w:ascii="Consolas" w:eastAsia="Times New Roman" w:hAnsi="Consolas" w:cs="Times New Roman"/>
+          <w:color w:val="CCCCCC"/>
+          <w:sz w:val="21"/>
+          <w:szCs w:val="21"/>
+          <w:lang w:eastAsia="en-US"/>
+        </w:rPr>
+        <w:t xml:space="preserve"> </w:t>
+      </w:r>
+      <w:r>
+        <w:rPr>
+          <w:rFonts w:ascii="Consolas" w:eastAsia="Times New Roman" w:hAnsi="Consolas" w:cs="Times New Roman"/>
+          <w:color w:val="D4D4D4"/>
+          <w:sz w:val="21"/>
+          <w:szCs w:val="21"/>
+          <w:lang w:eastAsia="en-US"/>
+        </w:rPr>
+        <w:t>*</w:t>
+      </w:r>
+      <w:proofErr w:type="gramStart"/>
+      <w:r>
+        <w:rPr>
+          <w:rFonts w:ascii="Consolas" w:eastAsia="Times New Roman" w:hAnsi="Consolas" w:cs="Times New Roman"/>
+          <w:color w:val="9CDCFE"/>
+          <w:sz w:val="21"/>
+          <w:szCs w:val="21"/>
+          <w:lang w:eastAsia="en-US"/>
+        </w:rPr>
+        <w:t>t</w:t>
+      </w:r>
+      <w:r>
+        <w:rPr>
+          <w:rFonts w:ascii="Consolas" w:eastAsia="Times New Roman" w:hAnsi="Consolas" w:cs="Times New Roman"/>
+          <w:color w:val="CCCCCC"/>
+          <w:sz w:val="21"/>
+          <w:szCs w:val="21"/>
+          <w:lang w:eastAsia="en-US"/>
+        </w:rPr>
+        <w:t>){</w:t>
+      </w:r>
+      <w:proofErr w:type="gramEnd"/>
+    </w:p>
+    <w:p>
+      <w:pPr>
+        <w:shd w:val="clear" w:color="auto" w:fill="1F1F1F"/>
+        <w:suppressAutoHyphens w:val="0"/>
+        <w:spacing w:after="0" w:line="285" w:lineRule="atLeast"/>
+        <w:rPr>
+          <w:rFonts w:ascii="Consolas" w:eastAsia="Times New Roman" w:hAnsi="Consolas" w:cs="Times New Roman"/>
+          <w:color w:val="CCCCCC"/>
+          <w:sz w:val="21"/>
+          <w:szCs w:val="21"/>
+          <w:lang w:eastAsia="en-US"/>
+        </w:rPr>
+      </w:pPr>
+      <w:r>
+        <w:rPr>
+          <w:rFonts w:ascii="Consolas" w:eastAsia="Times New Roman" w:hAnsi="Consolas" w:cs="Times New Roman"/>
+          <w:color w:val="CCCCCC"/>
+          <w:sz w:val="21"/>
+          <w:szCs w:val="21"/>
+          <w:lang w:eastAsia="en-US"/>
+        </w:rPr>
+        <w:t xml:space="preserve">    </w:t>
+      </w:r>
+      <w:proofErr w:type="spellStart"/>
+      <w:r>
+        <w:rPr>
+          <w:rFonts w:ascii="Consolas" w:eastAsia="Times New Roman" w:hAnsi="Consolas" w:cs="Times New Roman"/>
+          <w:color w:val="9CDCFE"/>
+          <w:sz w:val="21"/>
+          <w:szCs w:val="21"/>
+          <w:lang w:eastAsia="en-US"/>
+        </w:rPr>
+        <w:t>led_state</w:t>
+      </w:r>
+      <w:proofErr w:type="spellEnd"/>
+      <w:r>
+        <w:rPr>
+          <w:rFonts w:ascii="Consolas" w:eastAsia="Times New Roman" w:hAnsi="Consolas" w:cs="Times New Roman"/>
+          <w:color w:val="CCCCCC"/>
+          <w:sz w:val="21"/>
+          <w:szCs w:val="21"/>
+          <w:lang w:eastAsia="en-US"/>
+        </w:rPr>
+        <w:t xml:space="preserve"> </w:t>
+      </w:r>
+      <w:r>
+        <w:rPr>
+          <w:rFonts w:ascii="Consolas" w:eastAsia="Times New Roman" w:hAnsi="Consolas" w:cs="Times New Roman"/>
+          <w:color w:val="D4D4D4"/>
+          <w:sz w:val="21"/>
+          <w:szCs w:val="21"/>
+          <w:lang w:eastAsia="en-US"/>
+        </w:rPr>
+        <w:t>^=</w:t>
+      </w:r>
+      <w:r>
+        <w:rPr>
+          <w:rFonts w:ascii="Consolas" w:eastAsia="Times New Roman" w:hAnsi="Consolas" w:cs="Times New Roman"/>
+          <w:color w:val="CCCCCC"/>
+          <w:sz w:val="21"/>
+          <w:szCs w:val="21"/>
+          <w:lang w:eastAsia="en-US"/>
+        </w:rPr>
+        <w:t xml:space="preserve"> </w:t>
+      </w:r>
+      <w:proofErr w:type="gramStart"/>
+      <w:r>
+        <w:rPr>
+          <w:rFonts w:ascii="Consolas" w:eastAsia="Times New Roman" w:hAnsi="Consolas" w:cs="Times New Roman"/>
+          <w:color w:val="B5CEA8"/>
+          <w:sz w:val="21"/>
+          <w:szCs w:val="21"/>
+          <w:lang w:eastAsia="en-US"/>
+        </w:rPr>
+        <w:t>1</w:t>
+      </w:r>
+      <w:r>
+        <w:rPr>
+          <w:rFonts w:ascii="Consolas" w:eastAsia="Times New Roman" w:hAnsi="Consolas" w:cs="Times New Roman"/>
+          <w:color w:val="CCCCCC"/>
+          <w:sz w:val="21"/>
+          <w:szCs w:val="21"/>
+          <w:lang w:eastAsia="en-US"/>
+        </w:rPr>
+        <w:t>;</w:t>
+      </w:r>
+      <w:proofErr w:type="gramEnd"/>
+      <w:r>
+        <w:rPr>
+          <w:rFonts w:ascii="Consolas" w:eastAsia="Times New Roman" w:hAnsi="Consolas" w:cs="Times New Roman"/>
+          <w:color w:val="CCCCCC"/>
+          <w:sz w:val="21"/>
+          <w:szCs w:val="21"/>
+          <w:lang w:eastAsia="en-US"/>
+        </w:rPr>
+        <w:t xml:space="preserve"> </w:t>
+      </w:r>
+    </w:p>
+    <w:p>
+      <w:pPr>
+        <w:shd w:val="clear" w:color="auto" w:fill="1F1F1F"/>
+        <w:suppressAutoHyphens w:val="0"/>
+        <w:spacing w:after="0" w:line="285" w:lineRule="atLeast"/>
+        <w:rPr>
+          <w:rFonts w:ascii="Consolas" w:eastAsia="Times New Roman" w:hAnsi="Consolas" w:cs="Times New Roman"/>
+          <w:color w:val="CCCCCC"/>
+          <w:sz w:val="21"/>
+          <w:szCs w:val="21"/>
+          <w:lang w:eastAsia="en-US"/>
+        </w:rPr>
+      </w:pPr>
+      <w:r>
+        <w:rPr>
+          <w:rFonts w:ascii="Consolas" w:eastAsia="Times New Roman" w:hAnsi="Consolas" w:cs="Times New Roman"/>
+          <w:color w:val="CCCCCC"/>
+          <w:sz w:val="21"/>
+          <w:szCs w:val="21"/>
+          <w:lang w:eastAsia="en-US"/>
+        </w:rPr>
+        <w:t xml:space="preserve">    </w:t>
+      </w:r>
+      <w:proofErr w:type="spellStart"/>
+      <w:r>
+        <w:rPr>
+          <w:rFonts w:ascii="Consolas" w:eastAsia="Times New Roman" w:hAnsi="Consolas" w:cs="Times New Roman"/>
+          <w:color w:val="DCDCAA"/>
+          <w:sz w:val="21"/>
+          <w:szCs w:val="21"/>
+          <w:lang w:eastAsia="en-US"/>
+        </w:rPr>
+        <w:t>gpio_</w:t>
+      </w:r>
+      <w:proofErr w:type="gramStart"/>
+      <w:r>
+        <w:rPr>
+          <w:rFonts w:ascii="Consolas" w:eastAsia="Times New Roman" w:hAnsi="Consolas" w:cs="Times New Roman"/>
+          <w:color w:val="DCDCAA"/>
+          <w:sz w:val="21"/>
+          <w:szCs w:val="21"/>
+          <w:lang w:eastAsia="en-US"/>
+        </w:rPr>
+        <w:t>put</w:t>
+      </w:r>
+      <w:proofErr w:type="spellEnd"/>
+      <w:r>
+        <w:rPr>
+          <w:rFonts w:ascii="Consolas" w:eastAsia="Times New Roman" w:hAnsi="Consolas" w:cs="Times New Roman"/>
+          <w:color w:val="CCCCCC"/>
+          <w:sz w:val="21"/>
+          <w:szCs w:val="21"/>
+          <w:lang w:eastAsia="en-US"/>
+        </w:rPr>
+        <w:t>(</w:t>
+      </w:r>
+      <w:proofErr w:type="gramEnd"/>
+      <w:r>
+        <w:rPr>
+          <w:rFonts w:ascii="Consolas" w:eastAsia="Times New Roman" w:hAnsi="Consolas" w:cs="Times New Roman"/>
+          <w:color w:val="569CD6"/>
+          <w:sz w:val="21"/>
+          <w:szCs w:val="21"/>
+          <w:lang w:eastAsia="en-US"/>
+        </w:rPr>
+        <w:t>DIODE_PIN</w:t>
+      </w:r>
+      <w:r>
+        <w:rPr>
+          <w:rFonts w:ascii="Consolas" w:eastAsia="Times New Roman" w:hAnsi="Consolas" w:cs="Times New Roman"/>
+          <w:color w:val="CCCCCC"/>
+          <w:sz w:val="21"/>
+          <w:szCs w:val="21"/>
+          <w:lang w:eastAsia="en-US"/>
+        </w:rPr>
+        <w:t xml:space="preserve">, </w:t>
+      </w:r>
+      <w:proofErr w:type="spellStart"/>
+      <w:r>
+        <w:rPr>
+          <w:rFonts w:ascii="Consolas" w:eastAsia="Times New Roman" w:hAnsi="Consolas" w:cs="Times New Roman"/>
+          <w:color w:val="9CDCFE"/>
+          <w:sz w:val="21"/>
+          <w:szCs w:val="21"/>
+          <w:lang w:eastAsia="en-US"/>
+        </w:rPr>
+        <w:t>led_state</w:t>
+      </w:r>
+      <w:proofErr w:type="spellEnd"/>
+      <w:proofErr w:type="gramStart"/>
+      <w:r>
+        <w:rPr>
+          <w:rFonts w:ascii="Consolas" w:eastAsia="Times New Roman" w:hAnsi="Consolas" w:cs="Times New Roman"/>
+          <w:color w:val="CCCCCC"/>
+          <w:sz w:val="21"/>
+          <w:szCs w:val="21"/>
+          <w:lang w:eastAsia="en-US"/>
+        </w:rPr>
+        <w:t>);</w:t>
+      </w:r>
+      <w:proofErr w:type="gramEnd"/>
+    </w:p>
+    <w:p>
+      <w:pPr>
+        <w:shd w:val="clear" w:color="auto" w:fill="1F1F1F"/>
+        <w:suppressAutoHyphens w:val="0"/>
+        <w:spacing w:after="0" w:line="285" w:lineRule="atLeast"/>
+        <w:rPr>
+          <w:rFonts w:ascii="Consolas" w:eastAsia="Times New Roman" w:hAnsi="Consolas" w:cs="Times New Roman"/>
+          <w:color w:val="CCCCCC"/>
+          <w:sz w:val="21"/>
+          <w:szCs w:val="21"/>
+          <w:lang w:eastAsia="en-US"/>
+        </w:rPr>
+      </w:pPr>
+      <w:r>
+        <w:rPr>
+          <w:rFonts w:ascii="Consolas" w:eastAsia="Times New Roman" w:hAnsi="Consolas" w:cs="Times New Roman"/>
+          <w:color w:val="CCCCCC"/>
+          <w:sz w:val="21"/>
+          <w:szCs w:val="21"/>
+          <w:lang w:eastAsia="en-US"/>
+        </w:rPr>
+        <w:t xml:space="preserve">    </w:t>
+      </w:r>
+      <w:r>
+        <w:rPr>
+          <w:rFonts w:ascii="Consolas" w:eastAsia="Times New Roman" w:hAnsi="Consolas" w:cs="Times New Roman"/>
+          <w:color w:val="C586C0"/>
+          <w:sz w:val="21"/>
+          <w:szCs w:val="21"/>
+          <w:lang w:eastAsia="en-US"/>
+        </w:rPr>
+        <w:t>return</w:t>
+      </w:r>
+      <w:r>
+        <w:rPr>
+          <w:rFonts w:ascii="Consolas" w:eastAsia="Times New Roman" w:hAnsi="Consolas" w:cs="Times New Roman"/>
+          <w:color w:val="CCCCCC"/>
+          <w:sz w:val="21"/>
+          <w:szCs w:val="21"/>
+          <w:lang w:eastAsia="en-US"/>
+        </w:rPr>
+        <w:t xml:space="preserve"> </w:t>
+      </w:r>
+      <w:proofErr w:type="gramStart"/>
+      <w:r>
+        <w:rPr>
+          <w:rFonts w:ascii="Consolas" w:eastAsia="Times New Roman" w:hAnsi="Consolas" w:cs="Times New Roman"/>
+          <w:color w:val="569CD6"/>
+          <w:sz w:val="21"/>
+          <w:szCs w:val="21"/>
+          <w:lang w:eastAsia="en-US"/>
+        </w:rPr>
+        <w:t>true</w:t>
+      </w:r>
+      <w:r>
+        <w:rPr>
+          <w:rFonts w:ascii="Consolas" w:eastAsia="Times New Roman" w:hAnsi="Consolas" w:cs="Times New Roman"/>
+          <w:color w:val="CCCCCC"/>
+          <w:sz w:val="21"/>
+          <w:szCs w:val="21"/>
+          <w:lang w:eastAsia="en-US"/>
+        </w:rPr>
+        <w:t>;</w:t>
+      </w:r>
+      <w:proofErr w:type="gramEnd"/>
+      <w:r>
+        <w:rPr>
+          <w:rFonts w:ascii="Consolas" w:eastAsia="Times New Roman" w:hAnsi="Consolas" w:cs="Times New Roman"/>
+          <w:color w:val="CCCCCC"/>
+          <w:sz w:val="21"/>
+          <w:szCs w:val="21"/>
+          <w:lang w:eastAsia="en-US"/>
+        </w:rPr>
+        <w:t xml:space="preserve"> </w:t>
+      </w:r>
+    </w:p>
+    <w:p>
+      <w:pPr>
+        <w:shd w:val="clear" w:color="auto" w:fill="1F1F1F"/>
+        <w:suppressAutoHyphens w:val="0"/>
+        <w:spacing w:after="0" w:line="285" w:lineRule="atLeast"/>
+        <w:rPr>
+          <w:rFonts w:ascii="Consolas" w:eastAsia="Times New Roman" w:hAnsi="Consolas" w:cs="Times New Roman"/>
+          <w:color w:val="CCCCCC"/>
+          <w:sz w:val="21"/>
+          <w:szCs w:val="21"/>
+          <w:lang w:eastAsia="en-US"/>
+        </w:rPr>
+      </w:pPr>
+      <w:r>
+        <w:rPr>
+          <w:rFonts w:ascii="Consolas" w:eastAsia="Times New Roman" w:hAnsi="Consolas" w:cs="Times New Roman"/>
+          <w:color w:val="CCCCCC"/>
+          <w:sz w:val="21"/>
+          <w:szCs w:val="21"/>
+          <w:lang w:eastAsia="en-US"/>
+        </w:rPr>
+        <w:t>}</w:t>
+      </w:r>
+    </w:p>
+    <w:p>
+      <w:pPr>
+        <w:shd w:val="clear" w:color="auto" w:fill="1F1F1F"/>
+        <w:suppressAutoHyphens w:val="0"/>
+        <w:spacing w:after="0" w:line="285" w:lineRule="atLeast"/>
+        <w:rPr>
+          <w:rFonts w:ascii="Consolas" w:eastAsia="Times New Roman" w:hAnsi="Consolas" w:cs="Times New Roman"/>
+          <w:color w:val="CCCCCC"/>
+          <w:sz w:val="21"/>
+          <w:szCs w:val="21"/>
+          <w:lang w:eastAsia="en-US"/>
+        </w:rPr>
+      </w:pPr>
+    </w:p>
+    <w:p>
+      <w:pPr>
+        <w:shd w:val="clear" w:color="auto" w:fill="1F1F1F"/>
+        <w:suppressAutoHyphens w:val="0"/>
+        <w:spacing w:after="0" w:line="285" w:lineRule="atLeast"/>
+        <w:rPr>
+          <w:rFonts w:ascii="Consolas" w:eastAsia="Times New Roman" w:hAnsi="Consolas" w:cs="Times New Roman"/>
+          <w:color w:val="CCCCCC"/>
+          <w:sz w:val="21"/>
+          <w:szCs w:val="21"/>
+          <w:lang w:eastAsia="en-US"/>
+        </w:rPr>
+      </w:pPr>
+      <w:r>
+        <w:rPr>
+          <w:rFonts w:ascii="Consolas" w:eastAsia="Times New Roman" w:hAnsi="Consolas" w:cs="Times New Roman"/>
+          <w:color w:val="569CD6"/>
+          <w:sz w:val="21"/>
+          <w:szCs w:val="21"/>
+          <w:lang w:eastAsia="en-US"/>
+        </w:rPr>
+        <w:t>bool</w:t>
+      </w:r>
+      <w:r>
+        <w:rPr>
+          <w:rFonts w:ascii="Consolas" w:eastAsia="Times New Roman" w:hAnsi="Consolas" w:cs="Times New Roman"/>
+          <w:color w:val="CCCCCC"/>
+          <w:sz w:val="21"/>
+          <w:szCs w:val="21"/>
+          <w:lang w:eastAsia="en-US"/>
+        </w:rPr>
+        <w:t xml:space="preserve"> </w:t>
+      </w:r>
+      <w:proofErr w:type="spellStart"/>
+      <w:r>
+        <w:rPr>
+          <w:rFonts w:ascii="Consolas" w:eastAsia="Times New Roman" w:hAnsi="Consolas" w:cs="Times New Roman"/>
+          <w:color w:val="DCDCAA"/>
+          <w:sz w:val="21"/>
+          <w:szCs w:val="21"/>
+          <w:lang w:eastAsia="en-US"/>
+        </w:rPr>
+        <w:t>toggle_</w:t>
+      </w:r>
+      <w:proofErr w:type="gramStart"/>
+      <w:r>
+        <w:rPr>
+          <w:rFonts w:ascii="Consolas" w:eastAsia="Times New Roman" w:hAnsi="Consolas" w:cs="Times New Roman"/>
+          <w:color w:val="DCDCAA"/>
+          <w:sz w:val="21"/>
+          <w:szCs w:val="21"/>
+          <w:lang w:eastAsia="en-US"/>
+        </w:rPr>
+        <w:t>piezo</w:t>
+      </w:r>
+      <w:proofErr w:type="spellEnd"/>
+      <w:r>
+        <w:rPr>
+          <w:rFonts w:ascii="Consolas" w:eastAsia="Times New Roman" w:hAnsi="Consolas" w:cs="Times New Roman"/>
+          <w:color w:val="CCCCCC"/>
+          <w:sz w:val="21"/>
+          <w:szCs w:val="21"/>
+          <w:lang w:eastAsia="en-US"/>
+        </w:rPr>
+        <w:t>(</w:t>
+      </w:r>
+      <w:proofErr w:type="gramEnd"/>
+      <w:r>
+        <w:rPr>
+          <w:rFonts w:ascii="Consolas" w:eastAsia="Times New Roman" w:hAnsi="Consolas" w:cs="Times New Roman"/>
+          <w:color w:val="CCCCCC"/>
+          <w:sz w:val="21"/>
+          <w:szCs w:val="21"/>
+          <w:lang w:eastAsia="en-US"/>
+        </w:rPr>
+        <w:t xml:space="preserve">__unused </w:t>
+      </w:r>
+      <w:r>
+        <w:rPr>
+          <w:rFonts w:ascii="Consolas" w:eastAsia="Times New Roman" w:hAnsi="Consolas" w:cs="Times New Roman"/>
+          <w:color w:val="569CD6"/>
+          <w:sz w:val="21"/>
+          <w:szCs w:val="21"/>
+          <w:lang w:eastAsia="en-US"/>
+        </w:rPr>
+        <w:t>struct</w:t>
+      </w:r>
+      <w:r>
+        <w:rPr>
+          <w:rFonts w:ascii="Consolas" w:eastAsia="Times New Roman" w:hAnsi="Consolas" w:cs="Times New Roman"/>
+          <w:color w:val="CCCCCC"/>
+          <w:sz w:val="21"/>
+          <w:szCs w:val="21"/>
+          <w:lang w:eastAsia="en-US"/>
+        </w:rPr>
+        <w:t xml:space="preserve"> </w:t>
+      </w:r>
+      <w:proofErr w:type="spellStart"/>
+      <w:r>
+        <w:rPr>
+          <w:rFonts w:ascii="Consolas" w:eastAsia="Times New Roman" w:hAnsi="Consolas" w:cs="Times New Roman"/>
+          <w:color w:val="4EC9B0"/>
+          <w:sz w:val="21"/>
+          <w:szCs w:val="21"/>
+          <w:lang w:eastAsia="en-US"/>
+        </w:rPr>
+        <w:t>repeating_timer</w:t>
+      </w:r>
+      <w:proofErr w:type="spellEnd"/>
+      <w:r>
+        <w:rPr>
+          <w:rFonts w:ascii="Consolas" w:eastAsia="Times New Roman" w:hAnsi="Consolas" w:cs="Times New Roman"/>
+          <w:color w:val="CCCCCC"/>
+          <w:sz w:val="21"/>
+          <w:szCs w:val="21"/>
+          <w:lang w:eastAsia="en-US"/>
+        </w:rPr>
+        <w:t xml:space="preserve"> </w:t>
+      </w:r>
+      <w:r>
+        <w:rPr>
+          <w:rFonts w:ascii="Consolas" w:eastAsia="Times New Roman" w:hAnsi="Consolas" w:cs="Times New Roman"/>
+          <w:color w:val="D4D4D4"/>
+          <w:sz w:val="21"/>
+          <w:szCs w:val="21"/>
+          <w:lang w:eastAsia="en-US"/>
+        </w:rPr>
+        <w:t>*</w:t>
+      </w:r>
+      <w:proofErr w:type="gramStart"/>
+      <w:r>
+        <w:rPr>
+          <w:rFonts w:ascii="Consolas" w:eastAsia="Times New Roman" w:hAnsi="Consolas" w:cs="Times New Roman"/>
+          <w:color w:val="9CDCFE"/>
+          <w:sz w:val="21"/>
+          <w:szCs w:val="21"/>
+          <w:lang w:eastAsia="en-US"/>
+        </w:rPr>
+        <w:t>t</w:t>
+      </w:r>
+      <w:r>
+        <w:rPr>
+          <w:rFonts w:ascii="Consolas" w:eastAsia="Times New Roman" w:hAnsi="Consolas" w:cs="Times New Roman"/>
+          <w:color w:val="CCCCCC"/>
+          <w:sz w:val="21"/>
+          <w:szCs w:val="21"/>
+          <w:lang w:eastAsia="en-US"/>
+        </w:rPr>
+        <w:t>){</w:t>
+      </w:r>
+      <w:proofErr w:type="gramEnd"/>
+    </w:p>
+    <w:p>
+      <w:pPr>
+        <w:shd w:val="clear" w:color="auto" w:fill="1F1F1F"/>
+        <w:suppressAutoHyphens w:val="0"/>
+        <w:spacing w:after="0" w:line="285" w:lineRule="atLeast"/>
+        <w:rPr>
+          <w:rFonts w:ascii="Consolas" w:eastAsia="Times New Roman" w:hAnsi="Consolas" w:cs="Times New Roman"/>
+          <w:color w:val="CCCCCC"/>
+          <w:sz w:val="21"/>
+          <w:szCs w:val="21"/>
+          <w:lang w:eastAsia="en-US"/>
+        </w:rPr>
+      </w:pPr>
+      <w:r>
+        <w:rPr>
+          <w:rFonts w:ascii="Consolas" w:eastAsia="Times New Roman" w:hAnsi="Consolas" w:cs="Times New Roman"/>
+          <w:color w:val="CCCCCC"/>
+          <w:sz w:val="21"/>
+          <w:szCs w:val="21"/>
+          <w:lang w:eastAsia="en-US"/>
+        </w:rPr>
+        <w:t xml:space="preserve">    </w:t>
+      </w:r>
+      <w:r>
+        <w:rPr>
+          <w:rFonts w:ascii="Consolas" w:eastAsia="Times New Roman" w:hAnsi="Consolas" w:cs="Times New Roman"/>
+          <w:color w:val="DCDCAA"/>
+          <w:sz w:val="21"/>
+          <w:szCs w:val="21"/>
+          <w:lang w:eastAsia="en-US"/>
+        </w:rPr>
+        <w:t>gpio_xor_mask64</w:t>
+      </w:r>
+      <w:r>
+        <w:rPr>
+          <w:rFonts w:ascii="Consolas" w:eastAsia="Times New Roman" w:hAnsi="Consolas" w:cs="Times New Roman"/>
+          <w:color w:val="CCCCCC"/>
+          <w:sz w:val="21"/>
+          <w:szCs w:val="21"/>
+          <w:lang w:eastAsia="en-US"/>
+        </w:rPr>
+        <w:t>(</w:t>
+      </w:r>
+      <w:r>
+        <w:rPr>
+          <w:rFonts w:ascii="Consolas" w:eastAsia="Times New Roman" w:hAnsi="Consolas" w:cs="Times New Roman"/>
+          <w:color w:val="B5CEA8"/>
+          <w:sz w:val="21"/>
+          <w:szCs w:val="21"/>
+          <w:lang w:eastAsia="en-US"/>
+        </w:rPr>
+        <w:t>1u</w:t>
+      </w:r>
+      <w:r>
+        <w:rPr>
+          <w:rFonts w:ascii="Consolas" w:eastAsia="Times New Roman" w:hAnsi="Consolas" w:cs="Times New Roman"/>
+          <w:color w:val="CCCCCC"/>
+          <w:sz w:val="21"/>
+          <w:szCs w:val="21"/>
+          <w:lang w:eastAsia="en-US"/>
+        </w:rPr>
+        <w:t xml:space="preserve"> </w:t>
+      </w:r>
+      <w:r>
+        <w:rPr>
+          <w:rFonts w:ascii="Consolas" w:eastAsia="Times New Roman" w:hAnsi="Consolas" w:cs="Times New Roman"/>
+          <w:color w:val="D4D4D4"/>
+          <w:sz w:val="21"/>
+          <w:szCs w:val="21"/>
+          <w:lang w:eastAsia="en-US"/>
+        </w:rPr>
+        <w:t>&lt;&lt;</w:t>
+      </w:r>
+      <w:r>
+        <w:rPr>
+          <w:rFonts w:ascii="Consolas" w:eastAsia="Times New Roman" w:hAnsi="Consolas" w:cs="Times New Roman"/>
+          <w:color w:val="CCCCCC"/>
+          <w:sz w:val="21"/>
+          <w:szCs w:val="21"/>
+          <w:lang w:eastAsia="en-US"/>
+        </w:rPr>
+        <w:t xml:space="preserve"> </w:t>
+      </w:r>
+      <w:r>
+        <w:rPr>
+          <w:rFonts w:ascii="Consolas" w:eastAsia="Times New Roman" w:hAnsi="Consolas" w:cs="Times New Roman"/>
+          <w:color w:val="569CD6"/>
+          <w:sz w:val="21"/>
+          <w:szCs w:val="21"/>
+          <w:lang w:eastAsia="en-US"/>
+        </w:rPr>
+        <w:t>PIEZO_PIN</w:t>
+      </w:r>
+      <w:proofErr w:type="gramStart"/>
+      <w:r>
+        <w:rPr>
+          <w:rFonts w:ascii="Consolas" w:eastAsia="Times New Roman" w:hAnsi="Consolas" w:cs="Times New Roman"/>
+          <w:color w:val="CCCCCC"/>
+          <w:sz w:val="21"/>
+          <w:szCs w:val="21"/>
+          <w:lang w:eastAsia="en-US"/>
+        </w:rPr>
+        <w:t>);</w:t>
+      </w:r>
+      <w:proofErr w:type="gramEnd"/>
+    </w:p>
+    <w:p>
+      <w:pPr>
+        <w:shd w:val="clear" w:color="auto" w:fill="1F1F1F"/>
+        <w:suppressAutoHyphens w:val="0"/>
+        <w:spacing w:after="0" w:line="285" w:lineRule="atLeast"/>
+        <w:rPr>
+          <w:rFonts w:ascii="Consolas" w:eastAsia="Times New Roman" w:hAnsi="Consolas" w:cs="Times New Roman"/>
+          <w:color w:val="CCCCCC"/>
+          <w:sz w:val="21"/>
+          <w:szCs w:val="21"/>
+          <w:lang w:eastAsia="en-US"/>
+        </w:rPr>
+      </w:pPr>
+      <w:r>
+        <w:rPr>
+          <w:rFonts w:ascii="Consolas" w:eastAsia="Times New Roman" w:hAnsi="Consolas" w:cs="Times New Roman"/>
+          <w:color w:val="CCCCCC"/>
+          <w:sz w:val="21"/>
+          <w:szCs w:val="21"/>
+          <w:lang w:eastAsia="en-US"/>
+        </w:rPr>
+        <w:t xml:space="preserve">    </w:t>
+      </w:r>
+      <w:r>
+        <w:rPr>
+          <w:rFonts w:ascii="Consolas" w:eastAsia="Times New Roman" w:hAnsi="Consolas" w:cs="Times New Roman"/>
+          <w:color w:val="C586C0"/>
+          <w:sz w:val="21"/>
+          <w:szCs w:val="21"/>
+          <w:lang w:eastAsia="en-US"/>
+        </w:rPr>
+        <w:t>return</w:t>
+      </w:r>
+      <w:r>
+        <w:rPr>
+          <w:rFonts w:ascii="Consolas" w:eastAsia="Times New Roman" w:hAnsi="Consolas" w:cs="Times New Roman"/>
+          <w:color w:val="CCCCCC"/>
+          <w:sz w:val="21"/>
+          <w:szCs w:val="21"/>
+          <w:lang w:eastAsia="en-US"/>
+        </w:rPr>
+        <w:t xml:space="preserve"> </w:t>
+      </w:r>
+      <w:proofErr w:type="gramStart"/>
+      <w:r>
+        <w:rPr>
+          <w:rFonts w:ascii="Consolas" w:eastAsia="Times New Roman" w:hAnsi="Consolas" w:cs="Times New Roman"/>
+          <w:color w:val="569CD6"/>
+          <w:sz w:val="21"/>
+          <w:szCs w:val="21"/>
+          <w:lang w:eastAsia="en-US"/>
+        </w:rPr>
+        <w:t>true</w:t>
+      </w:r>
+      <w:r>
+        <w:rPr>
+          <w:rFonts w:ascii="Consolas" w:eastAsia="Times New Roman" w:hAnsi="Consolas" w:cs="Times New Roman"/>
+          <w:color w:val="CCCCCC"/>
+          <w:sz w:val="21"/>
+          <w:szCs w:val="21"/>
+          <w:lang w:eastAsia="en-US"/>
+        </w:rPr>
+        <w:t>;</w:t>
+      </w:r>
+      <w:proofErr w:type="gramEnd"/>
+    </w:p>
+    <w:p>
+      <w:pPr>
+        <w:shd w:val="clear" w:color="auto" w:fill="1F1F1F"/>
+        <w:suppressAutoHyphens w:val="0"/>
+        <w:spacing w:after="0" w:line="285" w:lineRule="atLeast"/>
+        <w:rPr>
+          <w:rFonts w:ascii="Consolas" w:eastAsia="Times New Roman" w:hAnsi="Consolas" w:cs="Times New Roman"/>
+          <w:color w:val="CCCCCC"/>
+          <w:sz w:val="21"/>
+          <w:szCs w:val="21"/>
+          <w:lang w:eastAsia="en-US"/>
+        </w:rPr>
+      </w:pPr>
+      <w:r>
+        <w:rPr>
+          <w:rFonts w:ascii="Consolas" w:eastAsia="Times New Roman" w:hAnsi="Consolas" w:cs="Times New Roman"/>
+          <w:color w:val="CCCCCC"/>
+          <w:sz w:val="21"/>
+          <w:szCs w:val="21"/>
+          <w:lang w:eastAsia="en-US"/>
+        </w:rPr>
+        <w:t>}</w:t>
+      </w:r>
+    </w:p>
+    <w:p>
+      <w:pPr>
+        <w:shd w:val="clear" w:color="auto" w:fill="1F1F1F"/>
+        <w:suppressAutoHyphens w:val="0"/>
+        <w:spacing w:after="0" w:line="285" w:lineRule="atLeast"/>
+        <w:rPr>
+          <w:rFonts w:ascii="Consolas" w:eastAsia="Times New Roman" w:hAnsi="Consolas" w:cs="Times New Roman"/>
+          <w:color w:val="CCCCCC"/>
+          <w:sz w:val="21"/>
+          <w:szCs w:val="21"/>
+          <w:lang w:eastAsia="en-US"/>
+        </w:rPr>
+      </w:pPr>
+    </w:p>
+    <w:p>
+      <w:pPr>
+        <w:shd w:val="clear" w:color="auto" w:fill="1F1F1F"/>
+        <w:suppressAutoHyphens w:val="0"/>
+        <w:spacing w:after="0" w:line="285" w:lineRule="atLeast"/>
+        <w:rPr>
+          <w:rFonts w:ascii="Consolas" w:eastAsia="Times New Roman" w:hAnsi="Consolas" w:cs="Times New Roman"/>
+          <w:color w:val="CCCCCC"/>
+          <w:sz w:val="21"/>
+          <w:szCs w:val="21"/>
+          <w:lang w:eastAsia="en-US"/>
+        </w:rPr>
+      </w:pPr>
+      <w:r>
+        <w:rPr>
+          <w:rFonts w:ascii="Consolas" w:eastAsia="Times New Roman" w:hAnsi="Consolas" w:cs="Times New Roman"/>
+          <w:color w:val="569CD6"/>
+          <w:sz w:val="21"/>
+          <w:szCs w:val="21"/>
+          <w:lang w:eastAsia="en-US"/>
+        </w:rPr>
+        <w:t>int64_t</w:t>
+      </w:r>
+      <w:r>
+        <w:rPr>
+          <w:rFonts w:ascii="Consolas" w:eastAsia="Times New Roman" w:hAnsi="Consolas" w:cs="Times New Roman"/>
+          <w:color w:val="CCCCCC"/>
+          <w:sz w:val="21"/>
+          <w:szCs w:val="21"/>
+          <w:lang w:eastAsia="en-US"/>
+        </w:rPr>
+        <w:t xml:space="preserve"> </w:t>
+      </w:r>
+      <w:proofErr w:type="spellStart"/>
+      <w:r>
+        <w:rPr>
+          <w:rFonts w:ascii="Consolas" w:eastAsia="Times New Roman" w:hAnsi="Consolas" w:cs="Times New Roman"/>
+          <w:color w:val="DCDCAA"/>
+          <w:sz w:val="21"/>
+          <w:szCs w:val="21"/>
+          <w:lang w:eastAsia="en-US"/>
+        </w:rPr>
+        <w:t>gpio_alarm_</w:t>
+      </w:r>
+      <w:proofErr w:type="gramStart"/>
+      <w:r>
+        <w:rPr>
+          <w:rFonts w:ascii="Consolas" w:eastAsia="Times New Roman" w:hAnsi="Consolas" w:cs="Times New Roman"/>
+          <w:color w:val="DCDCAA"/>
+          <w:sz w:val="21"/>
+          <w:szCs w:val="21"/>
+          <w:lang w:eastAsia="en-US"/>
+        </w:rPr>
+        <w:t>callback</w:t>
+      </w:r>
+      <w:proofErr w:type="spellEnd"/>
+      <w:r>
+        <w:rPr>
+          <w:rFonts w:ascii="Consolas" w:eastAsia="Times New Roman" w:hAnsi="Consolas" w:cs="Times New Roman"/>
+          <w:color w:val="CCCCCC"/>
+          <w:sz w:val="21"/>
+          <w:szCs w:val="21"/>
+          <w:lang w:eastAsia="en-US"/>
+        </w:rPr>
+        <w:t>(</w:t>
+      </w:r>
+      <w:proofErr w:type="spellStart"/>
+      <w:proofErr w:type="gramEnd"/>
+      <w:r>
+        <w:rPr>
+          <w:rFonts w:ascii="Consolas" w:eastAsia="Times New Roman" w:hAnsi="Consolas" w:cs="Times New Roman"/>
+          <w:color w:val="4EC9B0"/>
+          <w:sz w:val="21"/>
+          <w:szCs w:val="21"/>
+          <w:lang w:eastAsia="en-US"/>
+        </w:rPr>
+        <w:t>alarm_id_t</w:t>
+      </w:r>
+      <w:proofErr w:type="spellEnd"/>
+      <w:r>
+        <w:rPr>
+          <w:rFonts w:ascii="Consolas" w:eastAsia="Times New Roman" w:hAnsi="Consolas" w:cs="Times New Roman"/>
+          <w:color w:val="CCCCCC"/>
+          <w:sz w:val="21"/>
+          <w:szCs w:val="21"/>
+          <w:lang w:eastAsia="en-US"/>
+        </w:rPr>
+        <w:t xml:space="preserve"> </w:t>
+      </w:r>
+      <w:r>
+        <w:rPr>
+          <w:rFonts w:ascii="Consolas" w:eastAsia="Times New Roman" w:hAnsi="Consolas" w:cs="Times New Roman"/>
+          <w:color w:val="9CDCFE"/>
+          <w:sz w:val="21"/>
+          <w:szCs w:val="21"/>
+          <w:lang w:eastAsia="en-US"/>
+        </w:rPr>
+        <w:t>id</w:t>
+      </w:r>
+      <w:r>
+        <w:rPr>
+          <w:rFonts w:ascii="Consolas" w:eastAsia="Times New Roman" w:hAnsi="Consolas" w:cs="Times New Roman"/>
+          <w:color w:val="CCCCCC"/>
+          <w:sz w:val="21"/>
+          <w:szCs w:val="21"/>
+          <w:lang w:eastAsia="en-US"/>
+        </w:rPr>
+        <w:t xml:space="preserve">, __unused </w:t>
+      </w:r>
+      <w:r>
+        <w:rPr>
+          <w:rFonts w:ascii="Consolas" w:eastAsia="Times New Roman" w:hAnsi="Consolas" w:cs="Times New Roman"/>
+          <w:color w:val="569CD6"/>
+          <w:sz w:val="21"/>
+          <w:szCs w:val="21"/>
+          <w:lang w:eastAsia="en-US"/>
+        </w:rPr>
+        <w:t>void</w:t>
+      </w:r>
+      <w:r>
+        <w:rPr>
+          <w:rFonts w:ascii="Consolas" w:eastAsia="Times New Roman" w:hAnsi="Consolas" w:cs="Times New Roman"/>
+          <w:color w:val="CCCCCC"/>
+          <w:sz w:val="21"/>
+          <w:szCs w:val="21"/>
+          <w:lang w:eastAsia="en-US"/>
+        </w:rPr>
+        <w:t xml:space="preserve"> </w:t>
+      </w:r>
+      <w:r>
+        <w:rPr>
+          <w:rFonts w:ascii="Consolas" w:eastAsia="Times New Roman" w:hAnsi="Consolas" w:cs="Times New Roman"/>
+          <w:color w:val="D4D4D4"/>
+          <w:sz w:val="21"/>
+          <w:szCs w:val="21"/>
+          <w:lang w:eastAsia="en-US"/>
+        </w:rPr>
+        <w:t>*</w:t>
+      </w:r>
+      <w:proofErr w:type="spellStart"/>
+      <w:r>
+        <w:rPr>
+          <w:rFonts w:ascii="Consolas" w:eastAsia="Times New Roman" w:hAnsi="Consolas" w:cs="Times New Roman"/>
+          <w:color w:val="9CDCFE"/>
+          <w:sz w:val="21"/>
+          <w:szCs w:val="21"/>
+          <w:lang w:eastAsia="en-US"/>
+        </w:rPr>
+        <w:t>user_</w:t>
+      </w:r>
+      <w:proofErr w:type="gramStart"/>
+      <w:r>
+        <w:rPr>
+          <w:rFonts w:ascii="Consolas" w:eastAsia="Times New Roman" w:hAnsi="Consolas" w:cs="Times New Roman"/>
+          <w:color w:val="9CDCFE"/>
+          <w:sz w:val="21"/>
+          <w:szCs w:val="21"/>
+          <w:lang w:eastAsia="en-US"/>
+        </w:rPr>
+        <w:t>data</w:t>
+      </w:r>
+      <w:proofErr w:type="spellEnd"/>
+      <w:r>
+        <w:rPr>
+          <w:rFonts w:ascii="Consolas" w:eastAsia="Times New Roman" w:hAnsi="Consolas" w:cs="Times New Roman"/>
+          <w:color w:val="CCCCCC"/>
+          <w:sz w:val="21"/>
+          <w:szCs w:val="21"/>
+          <w:lang w:eastAsia="en-US"/>
+        </w:rPr>
+        <w:t>){</w:t>
+      </w:r>
+      <w:proofErr w:type="gramEnd"/>
+    </w:p>
+    <w:p>
+      <w:pPr>
+        <w:shd w:val="clear" w:color="auto" w:fill="1F1F1F"/>
+        <w:suppressAutoHyphens w:val="0"/>
+        <w:spacing w:after="0" w:line="285" w:lineRule="atLeast"/>
+        <w:rPr>
+          <w:rFonts w:ascii="Consolas" w:eastAsia="Times New Roman" w:hAnsi="Consolas" w:cs="Times New Roman"/>
+          <w:color w:val="CCCCCC"/>
+          <w:sz w:val="21"/>
+          <w:szCs w:val="21"/>
+          <w:lang w:eastAsia="en-US"/>
+        </w:rPr>
+      </w:pPr>
+      <w:r>
+        <w:rPr>
+          <w:rFonts w:ascii="Consolas" w:eastAsia="Times New Roman" w:hAnsi="Consolas" w:cs="Times New Roman"/>
+          <w:color w:val="CCCCCC"/>
+          <w:sz w:val="21"/>
+          <w:szCs w:val="21"/>
+          <w:lang w:eastAsia="en-US"/>
+        </w:rPr>
+        <w:t xml:space="preserve">    </w:t>
+      </w:r>
+      <w:r>
+        <w:rPr>
+          <w:rFonts w:ascii="Consolas" w:eastAsia="Times New Roman" w:hAnsi="Consolas" w:cs="Times New Roman"/>
+          <w:color w:val="6A9955"/>
+          <w:sz w:val="21"/>
+          <w:szCs w:val="21"/>
+          <w:lang w:eastAsia="en-US"/>
+        </w:rPr>
+        <w:t>// re-enable the IRQ after the alarm goes off</w:t>
+      </w:r>
+    </w:p>
+    <w:p>
+      <w:pPr>
+        <w:shd w:val="clear" w:color="auto" w:fill="1F1F1F"/>
+        <w:suppressAutoHyphens w:val="0"/>
+        <w:spacing w:after="0" w:line="285" w:lineRule="atLeast"/>
+        <w:rPr>
+          <w:rFonts w:ascii="Consolas" w:eastAsia="Times New Roman" w:hAnsi="Consolas" w:cs="Times New Roman"/>
+          <w:color w:val="CCCCCC"/>
+          <w:sz w:val="21"/>
+          <w:szCs w:val="21"/>
+          <w:lang w:eastAsia="en-US"/>
+        </w:rPr>
+      </w:pPr>
+      <w:r>
+        <w:rPr>
+          <w:rFonts w:ascii="Consolas" w:eastAsia="Times New Roman" w:hAnsi="Consolas" w:cs="Times New Roman"/>
+          <w:color w:val="CCCCCC"/>
+          <w:sz w:val="21"/>
+          <w:szCs w:val="21"/>
+          <w:lang w:eastAsia="en-US"/>
+        </w:rPr>
+        <w:t xml:space="preserve">    </w:t>
+      </w:r>
+      <w:proofErr w:type="spellStart"/>
+      <w:r>
+        <w:rPr>
+          <w:rFonts w:ascii="Consolas" w:eastAsia="Times New Roman" w:hAnsi="Consolas" w:cs="Times New Roman"/>
+          <w:color w:val="DCDCAA"/>
+          <w:sz w:val="21"/>
+          <w:szCs w:val="21"/>
+          <w:lang w:eastAsia="en-US"/>
+        </w:rPr>
+        <w:t>gpio_set_irq_</w:t>
+      </w:r>
+      <w:proofErr w:type="gramStart"/>
+      <w:r>
+        <w:rPr>
+          <w:rFonts w:ascii="Consolas" w:eastAsia="Times New Roman" w:hAnsi="Consolas" w:cs="Times New Roman"/>
+          <w:color w:val="DCDCAA"/>
+          <w:sz w:val="21"/>
+          <w:szCs w:val="21"/>
+          <w:lang w:eastAsia="en-US"/>
+        </w:rPr>
+        <w:t>enabled</w:t>
+      </w:r>
+      <w:proofErr w:type="spellEnd"/>
+      <w:r>
+        <w:rPr>
+          <w:rFonts w:ascii="Consolas" w:eastAsia="Times New Roman" w:hAnsi="Consolas" w:cs="Times New Roman"/>
+          <w:color w:val="CCCCCC"/>
+          <w:sz w:val="21"/>
+          <w:szCs w:val="21"/>
+          <w:lang w:eastAsia="en-US"/>
+        </w:rPr>
+        <w:t>(</w:t>
+      </w:r>
+      <w:proofErr w:type="gramEnd"/>
+      <w:r>
+        <w:rPr>
+          <w:rFonts w:ascii="Consolas" w:eastAsia="Times New Roman" w:hAnsi="Consolas" w:cs="Times New Roman"/>
+          <w:color w:val="569CD6"/>
+          <w:sz w:val="21"/>
+          <w:szCs w:val="21"/>
+          <w:lang w:eastAsia="en-US"/>
+        </w:rPr>
+        <w:t>SWITCH_PIN</w:t>
+      </w:r>
+      <w:r>
+        <w:rPr>
+          <w:rFonts w:ascii="Consolas" w:eastAsia="Times New Roman" w:hAnsi="Consolas" w:cs="Times New Roman"/>
+          <w:color w:val="CCCCCC"/>
+          <w:sz w:val="21"/>
+          <w:szCs w:val="21"/>
+          <w:lang w:eastAsia="en-US"/>
+        </w:rPr>
+        <w:t xml:space="preserve">, GPIO_IRQ_EDGE_FALL, </w:t>
+      </w:r>
+      <w:r>
+        <w:rPr>
+          <w:rFonts w:ascii="Consolas" w:eastAsia="Times New Roman" w:hAnsi="Consolas" w:cs="Times New Roman"/>
+          <w:color w:val="569CD6"/>
+          <w:sz w:val="21"/>
+          <w:szCs w:val="21"/>
+          <w:lang w:eastAsia="en-US"/>
+        </w:rPr>
+        <w:t>true</w:t>
+      </w:r>
+      <w:proofErr w:type="gramStart"/>
+      <w:r>
+        <w:rPr>
+          <w:rFonts w:ascii="Consolas" w:eastAsia="Times New Roman" w:hAnsi="Consolas" w:cs="Times New Roman"/>
+          <w:color w:val="CCCCCC"/>
+          <w:sz w:val="21"/>
+          <w:szCs w:val="21"/>
+          <w:lang w:eastAsia="en-US"/>
+        </w:rPr>
+        <w:t>);</w:t>
+      </w:r>
+      <w:proofErr w:type="gramEnd"/>
+    </w:p>
+    <w:p>
+      <w:pPr>
+        <w:shd w:val="clear" w:color="auto" w:fill="1F1F1F"/>
+        <w:suppressAutoHyphens w:val="0"/>
+        <w:spacing w:after="0" w:line="285" w:lineRule="atLeast"/>
+        <w:rPr>
+          <w:rFonts w:ascii="Consolas" w:eastAsia="Times New Roman" w:hAnsi="Consolas" w:cs="Times New Roman"/>
+          <w:color w:val="CCCCCC"/>
+          <w:sz w:val="21"/>
+          <w:szCs w:val="21"/>
+          <w:lang w:eastAsia="en-US"/>
+        </w:rPr>
+      </w:pPr>
+      <w:r>
+        <w:rPr>
+          <w:rFonts w:ascii="Consolas" w:eastAsia="Times New Roman" w:hAnsi="Consolas" w:cs="Times New Roman"/>
+          <w:color w:val="CCCCCC"/>
+          <w:sz w:val="21"/>
+          <w:szCs w:val="21"/>
+          <w:lang w:eastAsia="en-US"/>
+        </w:rPr>
+        <w:t xml:space="preserve">    </w:t>
+      </w:r>
+      <w:r>
+        <w:rPr>
+          <w:rFonts w:ascii="Consolas" w:eastAsia="Times New Roman" w:hAnsi="Consolas" w:cs="Times New Roman"/>
+          <w:color w:val="C586C0"/>
+          <w:sz w:val="21"/>
+          <w:szCs w:val="21"/>
+          <w:lang w:eastAsia="en-US"/>
+        </w:rPr>
+        <w:t>return</w:t>
+      </w:r>
+      <w:r>
+        <w:rPr>
+          <w:rFonts w:ascii="Consolas" w:eastAsia="Times New Roman" w:hAnsi="Consolas" w:cs="Times New Roman"/>
+          <w:color w:val="CCCCCC"/>
+          <w:sz w:val="21"/>
+          <w:szCs w:val="21"/>
+          <w:lang w:eastAsia="en-US"/>
+        </w:rPr>
+        <w:t xml:space="preserve"> </w:t>
+      </w:r>
+      <w:proofErr w:type="gramStart"/>
+      <w:r>
+        <w:rPr>
+          <w:rFonts w:ascii="Consolas" w:eastAsia="Times New Roman" w:hAnsi="Consolas" w:cs="Times New Roman"/>
+          <w:color w:val="B5CEA8"/>
+          <w:sz w:val="21"/>
+          <w:szCs w:val="21"/>
+          <w:lang w:eastAsia="en-US"/>
+        </w:rPr>
+        <w:t>0</w:t>
+      </w:r>
+      <w:r>
+        <w:rPr>
+          <w:rFonts w:ascii="Consolas" w:eastAsia="Times New Roman" w:hAnsi="Consolas" w:cs="Times New Roman"/>
+          <w:color w:val="CCCCCC"/>
+          <w:sz w:val="21"/>
+          <w:szCs w:val="21"/>
+          <w:lang w:eastAsia="en-US"/>
+        </w:rPr>
+        <w:t>;</w:t>
+      </w:r>
+      <w:proofErr w:type="gramEnd"/>
+    </w:p>
+    <w:p>
+      <w:pPr>
+        <w:shd w:val="clear" w:color="auto" w:fill="1F1F1F"/>
+        <w:suppressAutoHyphens w:val="0"/>
+        <w:spacing w:after="0" w:line="285" w:lineRule="atLeast"/>
+        <w:rPr>
+          <w:rFonts w:ascii="Consolas" w:eastAsia="Times New Roman" w:hAnsi="Consolas" w:cs="Times New Roman"/>
+          <w:color w:val="CCCCCC"/>
+          <w:sz w:val="21"/>
+          <w:szCs w:val="21"/>
+          <w:lang w:eastAsia="en-US"/>
+        </w:rPr>
+      </w:pPr>
+      <w:r>
+        <w:rPr>
+          <w:rFonts w:ascii="Consolas" w:eastAsia="Times New Roman" w:hAnsi="Consolas" w:cs="Times New Roman"/>
+          <w:color w:val="CCCCCC"/>
+          <w:sz w:val="21"/>
+          <w:szCs w:val="21"/>
+          <w:lang w:eastAsia="en-US"/>
+        </w:rPr>
+        <w:t>}</w:t>
+      </w:r>
+    </w:p>
+    <w:p>
+      <w:pPr>
+        <w:shd w:val="clear" w:color="auto" w:fill="1F1F1F"/>
+        <w:suppressAutoHyphens w:val="0"/>
+        <w:spacing w:after="0" w:line="285" w:lineRule="atLeast"/>
+        <w:rPr>
+          <w:rFonts w:ascii="Consolas" w:eastAsia="Times New Roman" w:hAnsi="Consolas" w:cs="Times New Roman"/>
+          <w:color w:val="CCCCCC"/>
+          <w:sz w:val="21"/>
+          <w:szCs w:val="21"/>
+          <w:lang w:eastAsia="en-US"/>
+        </w:rPr>
+      </w:pPr>
+    </w:p>
+    <w:p>
+      <w:pPr>
+        <w:shd w:val="clear" w:color="auto" w:fill="1F1F1F"/>
+        <w:suppressAutoHyphens w:val="0"/>
+        <w:spacing w:after="0" w:line="285" w:lineRule="atLeast"/>
+        <w:rPr>
+          <w:rFonts w:ascii="Consolas" w:eastAsia="Times New Roman" w:hAnsi="Consolas" w:cs="Times New Roman"/>
+          <w:color w:val="CCCCCC"/>
+          <w:sz w:val="21"/>
+          <w:szCs w:val="21"/>
+          <w:lang w:eastAsia="en-US"/>
+        </w:rPr>
+      </w:pPr>
+      <w:r>
+        <w:rPr>
+          <w:rFonts w:ascii="Consolas" w:eastAsia="Times New Roman" w:hAnsi="Consolas" w:cs="Times New Roman"/>
+          <w:color w:val="569CD6"/>
+          <w:sz w:val="21"/>
+          <w:szCs w:val="21"/>
+          <w:lang w:eastAsia="en-US"/>
+        </w:rPr>
+        <w:t>void</w:t>
+      </w:r>
+      <w:r>
+        <w:rPr>
+          <w:rFonts w:ascii="Consolas" w:eastAsia="Times New Roman" w:hAnsi="Consolas" w:cs="Times New Roman"/>
+          <w:color w:val="CCCCCC"/>
+          <w:sz w:val="21"/>
+          <w:szCs w:val="21"/>
+          <w:lang w:eastAsia="en-US"/>
+        </w:rPr>
+        <w:t xml:space="preserve"> </w:t>
+      </w:r>
+      <w:proofErr w:type="spellStart"/>
+      <w:r>
+        <w:rPr>
+          <w:rFonts w:ascii="Consolas" w:eastAsia="Times New Roman" w:hAnsi="Consolas" w:cs="Times New Roman"/>
+          <w:color w:val="DCDCAA"/>
+          <w:sz w:val="21"/>
+          <w:szCs w:val="21"/>
+          <w:lang w:eastAsia="en-US"/>
+        </w:rPr>
+        <w:t>gpio_irq_</w:t>
+      </w:r>
+      <w:proofErr w:type="gramStart"/>
+      <w:r>
+        <w:rPr>
+          <w:rFonts w:ascii="Consolas" w:eastAsia="Times New Roman" w:hAnsi="Consolas" w:cs="Times New Roman"/>
+          <w:color w:val="DCDCAA"/>
+          <w:sz w:val="21"/>
+          <w:szCs w:val="21"/>
+          <w:lang w:eastAsia="en-US"/>
+        </w:rPr>
+        <w:t>callback</w:t>
+      </w:r>
+      <w:proofErr w:type="spellEnd"/>
+      <w:r>
+        <w:rPr>
+          <w:rFonts w:ascii="Consolas" w:eastAsia="Times New Roman" w:hAnsi="Consolas" w:cs="Times New Roman"/>
+          <w:color w:val="CCCCCC"/>
+          <w:sz w:val="21"/>
+          <w:szCs w:val="21"/>
+          <w:lang w:eastAsia="en-US"/>
+        </w:rPr>
+        <w:t>(</w:t>
+      </w:r>
+      <w:proofErr w:type="spellStart"/>
+      <w:proofErr w:type="gramEnd"/>
+      <w:r>
+        <w:rPr>
+          <w:rFonts w:ascii="Consolas" w:eastAsia="Times New Roman" w:hAnsi="Consolas" w:cs="Times New Roman"/>
+          <w:color w:val="569CD6"/>
+          <w:sz w:val="21"/>
+          <w:szCs w:val="21"/>
+          <w:lang w:eastAsia="en-US"/>
+        </w:rPr>
+        <w:t>uint</w:t>
+      </w:r>
+      <w:proofErr w:type="spellEnd"/>
+      <w:r>
+        <w:rPr>
+          <w:rFonts w:ascii="Consolas" w:eastAsia="Times New Roman" w:hAnsi="Consolas" w:cs="Times New Roman"/>
+          <w:color w:val="CCCCCC"/>
+          <w:sz w:val="21"/>
+          <w:szCs w:val="21"/>
+          <w:lang w:eastAsia="en-US"/>
+        </w:rPr>
+        <w:t xml:space="preserve"> </w:t>
+      </w:r>
+      <w:proofErr w:type="spellStart"/>
+      <w:r>
+        <w:rPr>
+          <w:rFonts w:ascii="Consolas" w:eastAsia="Times New Roman" w:hAnsi="Consolas" w:cs="Times New Roman"/>
+          <w:color w:val="9CDCFE"/>
+          <w:sz w:val="21"/>
+          <w:szCs w:val="21"/>
+          <w:lang w:eastAsia="en-US"/>
+        </w:rPr>
+        <w:t>gpio</w:t>
+      </w:r>
+      <w:proofErr w:type="spellEnd"/>
+      <w:r>
+        <w:rPr>
+          <w:rFonts w:ascii="Consolas" w:eastAsia="Times New Roman" w:hAnsi="Consolas" w:cs="Times New Roman"/>
+          <w:color w:val="CCCCCC"/>
+          <w:sz w:val="21"/>
+          <w:szCs w:val="21"/>
+          <w:lang w:eastAsia="en-US"/>
+        </w:rPr>
+        <w:t xml:space="preserve">, </w:t>
+      </w:r>
+      <w:r>
+        <w:rPr>
+          <w:rFonts w:ascii="Consolas" w:eastAsia="Times New Roman" w:hAnsi="Consolas" w:cs="Times New Roman"/>
+          <w:color w:val="569CD6"/>
+          <w:sz w:val="21"/>
+          <w:szCs w:val="21"/>
+          <w:lang w:eastAsia="en-US"/>
+        </w:rPr>
+        <w:t>uint32_t</w:t>
+      </w:r>
+      <w:r>
+        <w:rPr>
+          <w:rFonts w:ascii="Consolas" w:eastAsia="Times New Roman" w:hAnsi="Consolas" w:cs="Times New Roman"/>
+          <w:color w:val="CCCCCC"/>
+          <w:sz w:val="21"/>
+          <w:szCs w:val="21"/>
+          <w:lang w:eastAsia="en-US"/>
+        </w:rPr>
+        <w:t xml:space="preserve"> </w:t>
+      </w:r>
+      <w:proofErr w:type="spellStart"/>
+      <w:r>
+        <w:rPr>
+          <w:rFonts w:ascii="Consolas" w:eastAsia="Times New Roman" w:hAnsi="Consolas" w:cs="Times New Roman"/>
+          <w:color w:val="9CDCFE"/>
+          <w:sz w:val="21"/>
+          <w:szCs w:val="21"/>
+          <w:lang w:eastAsia="en-US"/>
+        </w:rPr>
+        <w:t>event_</w:t>
+      </w:r>
+      <w:proofErr w:type="gramStart"/>
+      <w:r>
+        <w:rPr>
+          <w:rFonts w:ascii="Consolas" w:eastAsia="Times New Roman" w:hAnsi="Consolas" w:cs="Times New Roman"/>
+          <w:color w:val="9CDCFE"/>
+          <w:sz w:val="21"/>
+          <w:szCs w:val="21"/>
+          <w:lang w:eastAsia="en-US"/>
+        </w:rPr>
+        <w:t>mask</w:t>
+      </w:r>
+      <w:proofErr w:type="spellEnd"/>
+      <w:r>
+        <w:rPr>
+          <w:rFonts w:ascii="Consolas" w:eastAsia="Times New Roman" w:hAnsi="Consolas" w:cs="Times New Roman"/>
+          <w:color w:val="CCCCCC"/>
+          <w:sz w:val="21"/>
+          <w:szCs w:val="21"/>
+          <w:lang w:eastAsia="en-US"/>
+        </w:rPr>
+        <w:t>){</w:t>
+      </w:r>
+      <w:proofErr w:type="gramEnd"/>
+    </w:p>
+    <w:p>
+      <w:pPr>
+        <w:shd w:val="clear" w:color="auto" w:fill="1F1F1F"/>
+        <w:suppressAutoHyphens w:val="0"/>
+        <w:spacing w:after="0" w:line="285" w:lineRule="atLeast"/>
+        <w:rPr>
+          <w:rFonts w:ascii="Consolas" w:eastAsia="Times New Roman" w:hAnsi="Consolas" w:cs="Times New Roman"/>
+          <w:color w:val="CCCCCC"/>
+          <w:sz w:val="21"/>
+          <w:szCs w:val="21"/>
+          <w:lang w:eastAsia="en-US"/>
+        </w:rPr>
+      </w:pPr>
+      <w:r>
+        <w:rPr>
+          <w:rFonts w:ascii="Consolas" w:eastAsia="Times New Roman" w:hAnsi="Consolas" w:cs="Times New Roman"/>
+          <w:color w:val="CCCCCC"/>
+          <w:sz w:val="21"/>
+          <w:szCs w:val="21"/>
+          <w:lang w:eastAsia="en-US"/>
+        </w:rPr>
+        <w:t xml:space="preserve">    </w:t>
+      </w:r>
+      <w:r>
+        <w:rPr>
+          <w:rFonts w:ascii="Consolas" w:eastAsia="Times New Roman" w:hAnsi="Consolas" w:cs="Times New Roman"/>
+          <w:color w:val="6A9955"/>
+          <w:sz w:val="21"/>
+          <w:szCs w:val="21"/>
+          <w:lang w:eastAsia="en-US"/>
+        </w:rPr>
+        <w:t xml:space="preserve">// disable the interrupt </w:t>
+      </w:r>
+    </w:p>
+    <w:p>
+      <w:pPr>
+        <w:shd w:val="clear" w:color="auto" w:fill="1F1F1F"/>
+        <w:suppressAutoHyphens w:val="0"/>
+        <w:spacing w:after="0" w:line="285" w:lineRule="atLeast"/>
+        <w:rPr>
+          <w:rFonts w:ascii="Consolas" w:eastAsia="Times New Roman" w:hAnsi="Consolas" w:cs="Times New Roman"/>
+          <w:color w:val="CCCCCC"/>
+          <w:sz w:val="21"/>
+          <w:szCs w:val="21"/>
+          <w:lang w:eastAsia="en-US"/>
+        </w:rPr>
+      </w:pPr>
+      <w:r>
+        <w:rPr>
+          <w:rFonts w:ascii="Consolas" w:eastAsia="Times New Roman" w:hAnsi="Consolas" w:cs="Times New Roman"/>
+          <w:color w:val="CCCCCC"/>
+          <w:sz w:val="21"/>
+          <w:szCs w:val="21"/>
+          <w:lang w:eastAsia="en-US"/>
+        </w:rPr>
+        <w:t xml:space="preserve">    </w:t>
+      </w:r>
+      <w:proofErr w:type="spellStart"/>
+      <w:r>
+        <w:rPr>
+          <w:rFonts w:ascii="Consolas" w:eastAsia="Times New Roman" w:hAnsi="Consolas" w:cs="Times New Roman"/>
+          <w:color w:val="DCDCAA"/>
+          <w:sz w:val="21"/>
+          <w:szCs w:val="21"/>
+          <w:lang w:eastAsia="en-US"/>
+        </w:rPr>
+        <w:t>gpio_set_irq_</w:t>
+      </w:r>
+      <w:proofErr w:type="gramStart"/>
+      <w:r>
+        <w:rPr>
+          <w:rFonts w:ascii="Consolas" w:eastAsia="Times New Roman" w:hAnsi="Consolas" w:cs="Times New Roman"/>
+          <w:color w:val="DCDCAA"/>
+          <w:sz w:val="21"/>
+          <w:szCs w:val="21"/>
+          <w:lang w:eastAsia="en-US"/>
+        </w:rPr>
+        <w:t>enabled</w:t>
+      </w:r>
+      <w:proofErr w:type="spellEnd"/>
+      <w:r>
+        <w:rPr>
+          <w:rFonts w:ascii="Consolas" w:eastAsia="Times New Roman" w:hAnsi="Consolas" w:cs="Times New Roman"/>
+          <w:color w:val="CCCCCC"/>
+          <w:sz w:val="21"/>
+          <w:szCs w:val="21"/>
+          <w:lang w:eastAsia="en-US"/>
+        </w:rPr>
+        <w:t>(</w:t>
+      </w:r>
+      <w:proofErr w:type="gramEnd"/>
+      <w:r>
+        <w:rPr>
+          <w:rFonts w:ascii="Consolas" w:eastAsia="Times New Roman" w:hAnsi="Consolas" w:cs="Times New Roman"/>
+          <w:color w:val="569CD6"/>
+          <w:sz w:val="21"/>
+          <w:szCs w:val="21"/>
+          <w:lang w:eastAsia="en-US"/>
+        </w:rPr>
+        <w:t>SWITCH_PIN</w:t>
+      </w:r>
+      <w:r>
+        <w:rPr>
+          <w:rFonts w:ascii="Consolas" w:eastAsia="Times New Roman" w:hAnsi="Consolas" w:cs="Times New Roman"/>
+          <w:color w:val="CCCCCC"/>
+          <w:sz w:val="21"/>
+          <w:szCs w:val="21"/>
+          <w:lang w:eastAsia="en-US"/>
+        </w:rPr>
+        <w:t xml:space="preserve">, GPIO_IRQ_EDGE_FALL, </w:t>
+      </w:r>
+      <w:r>
+        <w:rPr>
+          <w:rFonts w:ascii="Consolas" w:eastAsia="Times New Roman" w:hAnsi="Consolas" w:cs="Times New Roman"/>
+          <w:color w:val="569CD6"/>
+          <w:sz w:val="21"/>
+          <w:szCs w:val="21"/>
+          <w:lang w:eastAsia="en-US"/>
+        </w:rPr>
+        <w:t>false</w:t>
+      </w:r>
+      <w:proofErr w:type="gramStart"/>
+      <w:r>
+        <w:rPr>
+          <w:rFonts w:ascii="Consolas" w:eastAsia="Times New Roman" w:hAnsi="Consolas" w:cs="Times New Roman"/>
+          <w:color w:val="CCCCCC"/>
+          <w:sz w:val="21"/>
+          <w:szCs w:val="21"/>
+          <w:lang w:eastAsia="en-US"/>
+        </w:rPr>
+        <w:t>);</w:t>
+      </w:r>
+      <w:proofErr w:type="gramEnd"/>
+    </w:p>
+    <w:p>
+      <w:pPr>
+        <w:shd w:val="clear" w:color="auto" w:fill="1F1F1F"/>
+        <w:suppressAutoHyphens w:val="0"/>
+        <w:spacing w:after="0" w:line="285" w:lineRule="atLeast"/>
+        <w:rPr>
+          <w:rFonts w:ascii="Consolas" w:eastAsia="Times New Roman" w:hAnsi="Consolas" w:cs="Times New Roman"/>
+          <w:color w:val="CCCCCC"/>
+          <w:sz w:val="21"/>
+          <w:szCs w:val="21"/>
+          <w:lang w:eastAsia="en-US"/>
+        </w:rPr>
+      </w:pPr>
+    </w:p>
+    <w:p>
+      <w:pPr>
+        <w:shd w:val="clear" w:color="auto" w:fill="1F1F1F"/>
+        <w:suppressAutoHyphens w:val="0"/>
+        <w:spacing w:after="0" w:line="285" w:lineRule="atLeast"/>
+        <w:rPr>
+          <w:rFonts w:ascii="Consolas" w:eastAsia="Times New Roman" w:hAnsi="Consolas" w:cs="Times New Roman"/>
+          <w:color w:val="CCCCCC"/>
+          <w:sz w:val="21"/>
+          <w:szCs w:val="21"/>
+          <w:lang w:eastAsia="en-US"/>
+        </w:rPr>
+      </w:pPr>
+      <w:r>
+        <w:rPr>
+          <w:rFonts w:ascii="Consolas" w:eastAsia="Times New Roman" w:hAnsi="Consolas" w:cs="Times New Roman"/>
+          <w:color w:val="CCCCCC"/>
+          <w:sz w:val="21"/>
+          <w:szCs w:val="21"/>
+          <w:lang w:eastAsia="en-US"/>
+        </w:rPr>
+        <w:t xml:space="preserve">    </w:t>
+      </w:r>
+      <w:r>
+        <w:rPr>
+          <w:rFonts w:ascii="Consolas" w:eastAsia="Times New Roman" w:hAnsi="Consolas" w:cs="Times New Roman"/>
+          <w:color w:val="6A9955"/>
+          <w:sz w:val="21"/>
+          <w:szCs w:val="21"/>
+          <w:lang w:eastAsia="en-US"/>
+        </w:rPr>
+        <w:t>// make it possible to change timers</w:t>
+      </w:r>
+    </w:p>
+    <w:p>
+      <w:pPr>
+        <w:shd w:val="clear" w:color="auto" w:fill="1F1F1F"/>
+        <w:suppressAutoHyphens w:val="0"/>
+        <w:spacing w:after="0" w:line="285" w:lineRule="atLeast"/>
+        <w:rPr>
+          <w:rFonts w:ascii="Consolas" w:eastAsia="Times New Roman" w:hAnsi="Consolas" w:cs="Times New Roman"/>
+          <w:color w:val="CCCCCC"/>
+          <w:sz w:val="21"/>
+          <w:szCs w:val="21"/>
+          <w:lang w:eastAsia="en-US"/>
+        </w:rPr>
+      </w:pPr>
+      <w:r>
+        <w:rPr>
+          <w:rFonts w:ascii="Consolas" w:eastAsia="Times New Roman" w:hAnsi="Consolas" w:cs="Times New Roman"/>
+          <w:color w:val="CCCCCC"/>
+          <w:sz w:val="21"/>
+          <w:szCs w:val="21"/>
+          <w:lang w:eastAsia="en-US"/>
+        </w:rPr>
+        <w:t xml:space="preserve">    </w:t>
+      </w:r>
+      <w:proofErr w:type="spellStart"/>
+      <w:r>
+        <w:rPr>
+          <w:rFonts w:ascii="Consolas" w:eastAsia="Times New Roman" w:hAnsi="Consolas" w:cs="Times New Roman"/>
+          <w:color w:val="9CDCFE"/>
+          <w:sz w:val="21"/>
+          <w:szCs w:val="21"/>
+          <w:lang w:eastAsia="en-US"/>
+        </w:rPr>
+        <w:t>timer_enable</w:t>
+      </w:r>
+      <w:proofErr w:type="spellEnd"/>
+      <w:r>
+        <w:rPr>
+          <w:rFonts w:ascii="Consolas" w:eastAsia="Times New Roman" w:hAnsi="Consolas" w:cs="Times New Roman"/>
+          <w:color w:val="CCCCCC"/>
+          <w:sz w:val="21"/>
+          <w:szCs w:val="21"/>
+          <w:lang w:eastAsia="en-US"/>
+        </w:rPr>
+        <w:t xml:space="preserve"> </w:t>
+      </w:r>
+      <w:r>
+        <w:rPr>
+          <w:rFonts w:ascii="Consolas" w:eastAsia="Times New Roman" w:hAnsi="Consolas" w:cs="Times New Roman"/>
+          <w:color w:val="D4D4D4"/>
+          <w:sz w:val="21"/>
+          <w:szCs w:val="21"/>
+          <w:lang w:eastAsia="en-US"/>
+        </w:rPr>
+        <w:t>=</w:t>
+      </w:r>
+      <w:r>
+        <w:rPr>
+          <w:rFonts w:ascii="Consolas" w:eastAsia="Times New Roman" w:hAnsi="Consolas" w:cs="Times New Roman"/>
+          <w:color w:val="CCCCCC"/>
+          <w:sz w:val="21"/>
+          <w:szCs w:val="21"/>
+          <w:lang w:eastAsia="en-US"/>
+        </w:rPr>
+        <w:t xml:space="preserve"> </w:t>
+      </w:r>
+      <w:proofErr w:type="gramStart"/>
+      <w:r>
+        <w:rPr>
+          <w:rFonts w:ascii="Consolas" w:eastAsia="Times New Roman" w:hAnsi="Consolas" w:cs="Times New Roman"/>
+          <w:color w:val="569CD6"/>
+          <w:sz w:val="21"/>
+          <w:szCs w:val="21"/>
+          <w:lang w:eastAsia="en-US"/>
+        </w:rPr>
+        <w:t>true</w:t>
+      </w:r>
+      <w:r>
+        <w:rPr>
+          <w:rFonts w:ascii="Consolas" w:eastAsia="Times New Roman" w:hAnsi="Consolas" w:cs="Times New Roman"/>
+          <w:color w:val="CCCCCC"/>
+          <w:sz w:val="21"/>
+          <w:szCs w:val="21"/>
+          <w:lang w:eastAsia="en-US"/>
+        </w:rPr>
+        <w:t>;</w:t>
+      </w:r>
+      <w:proofErr w:type="gramEnd"/>
+      <w:r>
+        <w:rPr>
+          <w:rFonts w:ascii="Consolas" w:eastAsia="Times New Roman" w:hAnsi="Consolas" w:cs="Times New Roman"/>
+          <w:color w:val="CCCCCC"/>
+          <w:sz w:val="21"/>
+          <w:szCs w:val="21"/>
+          <w:lang w:eastAsia="en-US"/>
+        </w:rPr>
+        <w:t xml:space="preserve"> </w:t>
+      </w:r>
+    </w:p>
+    <w:p>
+      <w:pPr>
+        <w:shd w:val="clear" w:color="auto" w:fill="1F1F1F"/>
+        <w:suppressAutoHyphens w:val="0"/>
+        <w:spacing w:after="0" w:line="285" w:lineRule="atLeast"/>
+        <w:rPr>
+          <w:rFonts w:ascii="Consolas" w:eastAsia="Times New Roman" w:hAnsi="Consolas" w:cs="Times New Roman"/>
+          <w:color w:val="CCCCCC"/>
+          <w:sz w:val="21"/>
+          <w:szCs w:val="21"/>
+          <w:lang w:eastAsia="en-US"/>
+        </w:rPr>
+      </w:pPr>
+    </w:p>
+    <w:p>
+      <w:pPr>
+        <w:shd w:val="clear" w:color="auto" w:fill="1F1F1F"/>
+        <w:suppressAutoHyphens w:val="0"/>
+        <w:spacing w:after="0" w:line="285" w:lineRule="atLeast"/>
+        <w:rPr>
+          <w:rFonts w:ascii="Consolas" w:eastAsia="Times New Roman" w:hAnsi="Consolas" w:cs="Times New Roman"/>
+          <w:color w:val="CCCCCC"/>
+          <w:sz w:val="21"/>
+          <w:szCs w:val="21"/>
+          <w:lang w:eastAsia="en-US"/>
+        </w:rPr>
+      </w:pPr>
+      <w:r>
+        <w:rPr>
+          <w:rFonts w:ascii="Consolas" w:eastAsia="Times New Roman" w:hAnsi="Consolas" w:cs="Times New Roman"/>
+          <w:color w:val="CCCCCC"/>
+          <w:sz w:val="21"/>
+          <w:szCs w:val="21"/>
+          <w:lang w:eastAsia="en-US"/>
+        </w:rPr>
+        <w:t xml:space="preserve">    </w:t>
+      </w:r>
+      <w:r>
+        <w:rPr>
+          <w:rFonts w:ascii="Consolas" w:eastAsia="Times New Roman" w:hAnsi="Consolas" w:cs="Times New Roman"/>
+          <w:color w:val="6A9955"/>
+          <w:sz w:val="21"/>
+          <w:szCs w:val="21"/>
+          <w:lang w:eastAsia="en-US"/>
+        </w:rPr>
+        <w:t>// choose the timer and make it different from the previous one</w:t>
+      </w:r>
+    </w:p>
+    <w:p>
+      <w:pPr>
+        <w:shd w:val="clear" w:color="auto" w:fill="1F1F1F"/>
+        <w:suppressAutoHyphens w:val="0"/>
+        <w:spacing w:after="0" w:line="285" w:lineRule="atLeast"/>
+        <w:rPr>
+          <w:rFonts w:ascii="Consolas" w:eastAsia="Times New Roman" w:hAnsi="Consolas" w:cs="Times New Roman"/>
+          <w:color w:val="CCCCCC"/>
+          <w:sz w:val="21"/>
+          <w:szCs w:val="21"/>
+          <w:lang w:eastAsia="en-US"/>
+        </w:rPr>
+      </w:pPr>
+      <w:r>
+        <w:rPr>
+          <w:rFonts w:ascii="Consolas" w:eastAsia="Times New Roman" w:hAnsi="Consolas" w:cs="Times New Roman"/>
+          <w:color w:val="CCCCCC"/>
+          <w:sz w:val="21"/>
+          <w:szCs w:val="21"/>
+          <w:lang w:eastAsia="en-US"/>
+        </w:rPr>
+        <w:t xml:space="preserve">    </w:t>
+      </w:r>
+      <w:proofErr w:type="spellStart"/>
+      <w:r>
+        <w:rPr>
+          <w:rFonts w:ascii="Consolas" w:eastAsia="Times New Roman" w:hAnsi="Consolas" w:cs="Times New Roman"/>
+          <w:color w:val="9CDCFE"/>
+          <w:sz w:val="21"/>
+          <w:szCs w:val="21"/>
+          <w:lang w:eastAsia="en-US"/>
+        </w:rPr>
+        <w:t>choose_comp</w:t>
+      </w:r>
+      <w:proofErr w:type="spellEnd"/>
+      <w:r>
+        <w:rPr>
+          <w:rFonts w:ascii="Consolas" w:eastAsia="Times New Roman" w:hAnsi="Consolas" w:cs="Times New Roman"/>
+          <w:color w:val="CCCCCC"/>
+          <w:sz w:val="21"/>
+          <w:szCs w:val="21"/>
+          <w:lang w:eastAsia="en-US"/>
+        </w:rPr>
+        <w:t xml:space="preserve"> </w:t>
+      </w:r>
+      <w:r>
+        <w:rPr>
+          <w:rFonts w:ascii="Consolas" w:eastAsia="Times New Roman" w:hAnsi="Consolas" w:cs="Times New Roman"/>
+          <w:color w:val="D4D4D4"/>
+          <w:sz w:val="21"/>
+          <w:szCs w:val="21"/>
+          <w:lang w:eastAsia="en-US"/>
+        </w:rPr>
+        <w:t>^=</w:t>
+      </w:r>
+      <w:r>
+        <w:rPr>
+          <w:rFonts w:ascii="Consolas" w:eastAsia="Times New Roman" w:hAnsi="Consolas" w:cs="Times New Roman"/>
+          <w:color w:val="CCCCCC"/>
+          <w:sz w:val="21"/>
+          <w:szCs w:val="21"/>
+          <w:lang w:eastAsia="en-US"/>
+        </w:rPr>
+        <w:t xml:space="preserve"> </w:t>
+      </w:r>
+      <w:proofErr w:type="gramStart"/>
+      <w:r>
+        <w:rPr>
+          <w:rFonts w:ascii="Consolas" w:eastAsia="Times New Roman" w:hAnsi="Consolas" w:cs="Times New Roman"/>
+          <w:color w:val="B5CEA8"/>
+          <w:sz w:val="21"/>
+          <w:szCs w:val="21"/>
+          <w:lang w:eastAsia="en-US"/>
+        </w:rPr>
+        <w:t>1</w:t>
+      </w:r>
+      <w:r>
+        <w:rPr>
+          <w:rFonts w:ascii="Consolas" w:eastAsia="Times New Roman" w:hAnsi="Consolas" w:cs="Times New Roman"/>
+          <w:color w:val="CCCCCC"/>
+          <w:sz w:val="21"/>
+          <w:szCs w:val="21"/>
+          <w:lang w:eastAsia="en-US"/>
+        </w:rPr>
+        <w:t>;</w:t>
+      </w:r>
+      <w:proofErr w:type="gramEnd"/>
+      <w:r>
+        <w:rPr>
+          <w:rFonts w:ascii="Consolas" w:eastAsia="Times New Roman" w:hAnsi="Consolas" w:cs="Times New Roman"/>
+          <w:color w:val="CCCCCC"/>
+          <w:sz w:val="21"/>
+          <w:szCs w:val="21"/>
+          <w:lang w:eastAsia="en-US"/>
+        </w:rPr>
+        <w:t xml:space="preserve"> </w:t>
+      </w:r>
+    </w:p>
+    <w:p>
+      <w:pPr>
+        <w:shd w:val="clear" w:color="auto" w:fill="1F1F1F"/>
+        <w:suppressAutoHyphens w:val="0"/>
+        <w:spacing w:after="0" w:line="285" w:lineRule="atLeast"/>
+        <w:rPr>
+          <w:rFonts w:ascii="Consolas" w:eastAsia="Times New Roman" w:hAnsi="Consolas" w:cs="Times New Roman"/>
+          <w:color w:val="CCCCCC"/>
+          <w:sz w:val="21"/>
+          <w:szCs w:val="21"/>
+          <w:lang w:eastAsia="en-US"/>
+        </w:rPr>
+      </w:pPr>
+    </w:p>
+    <w:p>
+      <w:pPr>
+        <w:shd w:val="clear" w:color="auto" w:fill="1F1F1F"/>
+        <w:suppressAutoHyphens w:val="0"/>
+        <w:spacing w:after="0" w:line="285" w:lineRule="atLeast"/>
+        <w:rPr>
+          <w:rFonts w:ascii="Consolas" w:eastAsia="Times New Roman" w:hAnsi="Consolas" w:cs="Times New Roman"/>
+          <w:color w:val="CCCCCC"/>
+          <w:sz w:val="21"/>
+          <w:szCs w:val="21"/>
+          <w:lang w:eastAsia="en-US"/>
+        </w:rPr>
+      </w:pPr>
+      <w:r>
+        <w:rPr>
+          <w:rFonts w:ascii="Consolas" w:eastAsia="Times New Roman" w:hAnsi="Consolas" w:cs="Times New Roman"/>
+          <w:color w:val="CCCCCC"/>
+          <w:sz w:val="21"/>
+          <w:szCs w:val="21"/>
+          <w:lang w:eastAsia="en-US"/>
+        </w:rPr>
+        <w:t xml:space="preserve">    </w:t>
+      </w:r>
+      <w:r>
+        <w:rPr>
+          <w:rFonts w:ascii="Consolas" w:eastAsia="Times New Roman" w:hAnsi="Consolas" w:cs="Times New Roman"/>
+          <w:color w:val="6A9955"/>
+          <w:sz w:val="21"/>
+          <w:szCs w:val="21"/>
+          <w:lang w:eastAsia="en-US"/>
+        </w:rPr>
+        <w:t>// ignore the callback when the alarm isn't set (should test with true too)</w:t>
+      </w:r>
+    </w:p>
+    <w:p>
+      <w:pPr>
+        <w:shd w:val="clear" w:color="auto" w:fill="1F1F1F"/>
+        <w:suppressAutoHyphens w:val="0"/>
+        <w:spacing w:after="0" w:line="285" w:lineRule="atLeast"/>
+        <w:rPr>
+          <w:rFonts w:ascii="Consolas" w:eastAsia="Times New Roman" w:hAnsi="Consolas" w:cs="Times New Roman"/>
+          <w:color w:val="CCCCCC"/>
+          <w:sz w:val="21"/>
+          <w:szCs w:val="21"/>
+          <w:lang w:eastAsia="en-US"/>
+        </w:rPr>
+      </w:pPr>
+      <w:r>
+        <w:rPr>
+          <w:rFonts w:ascii="Consolas" w:eastAsia="Times New Roman" w:hAnsi="Consolas" w:cs="Times New Roman"/>
+          <w:color w:val="CCCCCC"/>
+          <w:sz w:val="21"/>
+          <w:szCs w:val="21"/>
+          <w:lang w:eastAsia="en-US"/>
+        </w:rPr>
+        <w:t xml:space="preserve">    </w:t>
+      </w:r>
+      <w:proofErr w:type="spellStart"/>
+      <w:r>
+        <w:rPr>
+          <w:rFonts w:ascii="Consolas" w:eastAsia="Times New Roman" w:hAnsi="Consolas" w:cs="Times New Roman"/>
+          <w:color w:val="DCDCAA"/>
+          <w:sz w:val="21"/>
+          <w:szCs w:val="21"/>
+          <w:lang w:eastAsia="en-US"/>
+        </w:rPr>
+        <w:t>add_alarm_in_</w:t>
+      </w:r>
+      <w:proofErr w:type="gramStart"/>
+      <w:r>
+        <w:rPr>
+          <w:rFonts w:ascii="Consolas" w:eastAsia="Times New Roman" w:hAnsi="Consolas" w:cs="Times New Roman"/>
+          <w:color w:val="DCDCAA"/>
+          <w:sz w:val="21"/>
+          <w:szCs w:val="21"/>
+          <w:lang w:eastAsia="en-US"/>
+        </w:rPr>
+        <w:t>ms</w:t>
+      </w:r>
+      <w:proofErr w:type="spellEnd"/>
+      <w:r>
+        <w:rPr>
+          <w:rFonts w:ascii="Consolas" w:eastAsia="Times New Roman" w:hAnsi="Consolas" w:cs="Times New Roman"/>
+          <w:color w:val="CCCCCC"/>
+          <w:sz w:val="21"/>
+          <w:szCs w:val="21"/>
+          <w:lang w:eastAsia="en-US"/>
+        </w:rPr>
+        <w:t>(</w:t>
+      </w:r>
+      <w:proofErr w:type="gramEnd"/>
+      <w:r>
+        <w:rPr>
+          <w:rFonts w:ascii="Consolas" w:eastAsia="Times New Roman" w:hAnsi="Consolas" w:cs="Times New Roman"/>
+          <w:color w:val="569CD6"/>
+          <w:sz w:val="21"/>
+          <w:szCs w:val="21"/>
+          <w:lang w:eastAsia="en-US"/>
+        </w:rPr>
+        <w:t>DEBOUNCE_TIME</w:t>
+      </w:r>
+      <w:r>
+        <w:rPr>
+          <w:rFonts w:ascii="Consolas" w:eastAsia="Times New Roman" w:hAnsi="Consolas" w:cs="Times New Roman"/>
+          <w:color w:val="CCCCCC"/>
+          <w:sz w:val="21"/>
+          <w:szCs w:val="21"/>
+          <w:lang w:eastAsia="en-US"/>
+        </w:rPr>
+        <w:t xml:space="preserve">, </w:t>
+      </w:r>
+      <w:proofErr w:type="spellStart"/>
+      <w:r>
+        <w:rPr>
+          <w:rFonts w:ascii="Consolas" w:eastAsia="Times New Roman" w:hAnsi="Consolas" w:cs="Times New Roman"/>
+          <w:color w:val="DCDCAA"/>
+          <w:sz w:val="21"/>
+          <w:szCs w:val="21"/>
+          <w:lang w:eastAsia="en-US"/>
+        </w:rPr>
+        <w:t>gpio_alarm_callback</w:t>
+      </w:r>
+      <w:proofErr w:type="spellEnd"/>
+      <w:r>
+        <w:rPr>
+          <w:rFonts w:ascii="Consolas" w:eastAsia="Times New Roman" w:hAnsi="Consolas" w:cs="Times New Roman"/>
+          <w:color w:val="CCCCCC"/>
+          <w:sz w:val="21"/>
+          <w:szCs w:val="21"/>
+          <w:lang w:eastAsia="en-US"/>
+        </w:rPr>
+        <w:t xml:space="preserve">, </w:t>
+      </w:r>
+      <w:r>
+        <w:rPr>
+          <w:rFonts w:ascii="Consolas" w:eastAsia="Times New Roman" w:hAnsi="Consolas" w:cs="Times New Roman"/>
+          <w:color w:val="569CD6"/>
+          <w:sz w:val="21"/>
+          <w:szCs w:val="21"/>
+          <w:lang w:eastAsia="en-US"/>
+        </w:rPr>
+        <w:t>NULL</w:t>
+      </w:r>
+      <w:r>
+        <w:rPr>
+          <w:rFonts w:ascii="Consolas" w:eastAsia="Times New Roman" w:hAnsi="Consolas" w:cs="Times New Roman"/>
+          <w:color w:val="CCCCCC"/>
+          <w:sz w:val="21"/>
+          <w:szCs w:val="21"/>
+          <w:lang w:eastAsia="en-US"/>
+        </w:rPr>
+        <w:t xml:space="preserve">, </w:t>
+      </w:r>
+      <w:r>
+        <w:rPr>
+          <w:rFonts w:ascii="Consolas" w:eastAsia="Times New Roman" w:hAnsi="Consolas" w:cs="Times New Roman"/>
+          <w:color w:val="569CD6"/>
+          <w:sz w:val="21"/>
+          <w:szCs w:val="21"/>
+          <w:lang w:eastAsia="en-US"/>
+        </w:rPr>
+        <w:t>false</w:t>
+      </w:r>
+      <w:proofErr w:type="gramStart"/>
+      <w:r>
+        <w:rPr>
+          <w:rFonts w:ascii="Consolas" w:eastAsia="Times New Roman" w:hAnsi="Consolas" w:cs="Times New Roman"/>
+          <w:color w:val="CCCCCC"/>
+          <w:sz w:val="21"/>
+          <w:szCs w:val="21"/>
+          <w:lang w:eastAsia="en-US"/>
+        </w:rPr>
+        <w:t>);</w:t>
+      </w:r>
+      <w:proofErr w:type="gramEnd"/>
+    </w:p>
+    <w:p>
+      <w:pPr>
+        <w:shd w:val="clear" w:color="auto" w:fill="1F1F1F"/>
+        <w:suppressAutoHyphens w:val="0"/>
+        <w:spacing w:after="0" w:line="285" w:lineRule="atLeast"/>
+        <w:rPr>
+          <w:rFonts w:ascii="Consolas" w:eastAsia="Times New Roman" w:hAnsi="Consolas" w:cs="Times New Roman"/>
+          <w:color w:val="CCCCCC"/>
+          <w:sz w:val="21"/>
+          <w:szCs w:val="21"/>
+          <w:lang w:eastAsia="en-US"/>
+        </w:rPr>
+      </w:pPr>
+      <w:r>
+        <w:rPr>
+          <w:rFonts w:ascii="Consolas" w:eastAsia="Times New Roman" w:hAnsi="Consolas" w:cs="Times New Roman"/>
+          <w:color w:val="CCCCCC"/>
+          <w:sz w:val="21"/>
+          <w:szCs w:val="21"/>
+          <w:lang w:eastAsia="en-US"/>
+        </w:rPr>
+        <w:t>}</w:t>
+      </w:r>
+    </w:p>
+    <w:p>
+      <w:pPr>
+        <w:shd w:val="clear" w:color="auto" w:fill="1F1F1F"/>
+        <w:suppressAutoHyphens w:val="0"/>
+        <w:spacing w:after="0" w:line="285" w:lineRule="atLeast"/>
+        <w:rPr>
+          <w:rFonts w:ascii="Consolas" w:eastAsia="Times New Roman" w:hAnsi="Consolas" w:cs="Times New Roman"/>
+          <w:color w:val="CCCCCC"/>
+          <w:sz w:val="21"/>
+          <w:szCs w:val="21"/>
+          <w:lang w:eastAsia="en-US"/>
+        </w:rPr>
+      </w:pPr>
+    </w:p>
+    <w:p>
+      <w:pPr>
+        <w:shd w:val="clear" w:color="auto" w:fill="1F1F1F"/>
+        <w:suppressAutoHyphens w:val="0"/>
+        <w:spacing w:after="0" w:line="285" w:lineRule="atLeast"/>
+        <w:rPr>
+          <w:rFonts w:ascii="Consolas" w:eastAsia="Times New Roman" w:hAnsi="Consolas" w:cs="Times New Roman"/>
+          <w:color w:val="CCCCCC"/>
+          <w:sz w:val="21"/>
+          <w:szCs w:val="21"/>
+          <w:lang w:eastAsia="en-US"/>
+        </w:rPr>
+      </w:pPr>
+      <w:r>
+        <w:rPr>
+          <w:rFonts w:ascii="Consolas" w:eastAsia="Times New Roman" w:hAnsi="Consolas" w:cs="Times New Roman"/>
+          <w:color w:val="569CD6"/>
+          <w:sz w:val="21"/>
+          <w:szCs w:val="21"/>
+          <w:lang w:eastAsia="en-US"/>
+        </w:rPr>
+        <w:t>int</w:t>
+      </w:r>
+      <w:r>
+        <w:rPr>
+          <w:rFonts w:ascii="Consolas" w:eastAsia="Times New Roman" w:hAnsi="Consolas" w:cs="Times New Roman"/>
+          <w:color w:val="CCCCCC"/>
+          <w:sz w:val="21"/>
+          <w:szCs w:val="21"/>
+          <w:lang w:eastAsia="en-US"/>
+        </w:rPr>
+        <w:t xml:space="preserve"> </w:t>
+      </w:r>
+      <w:r>
+        <w:rPr>
+          <w:rFonts w:ascii="Consolas" w:eastAsia="Times New Roman" w:hAnsi="Consolas" w:cs="Times New Roman"/>
+          <w:color w:val="DCDCAA"/>
+          <w:sz w:val="21"/>
+          <w:szCs w:val="21"/>
+          <w:lang w:eastAsia="en-US"/>
+        </w:rPr>
+        <w:t>main</w:t>
+      </w:r>
+      <w:r>
+        <w:rPr>
+          <w:rFonts w:ascii="Consolas" w:eastAsia="Times New Roman" w:hAnsi="Consolas" w:cs="Times New Roman"/>
+          <w:color w:val="CCCCCC"/>
+          <w:sz w:val="21"/>
+          <w:szCs w:val="21"/>
+          <w:lang w:eastAsia="en-US"/>
+        </w:rPr>
+        <w:t>(</w:t>
+      </w:r>
+      <w:r>
+        <w:rPr>
+          <w:rFonts w:ascii="Consolas" w:eastAsia="Times New Roman" w:hAnsi="Consolas" w:cs="Times New Roman"/>
+          <w:color w:val="569CD6"/>
+          <w:sz w:val="21"/>
+          <w:szCs w:val="21"/>
+          <w:lang w:eastAsia="en-US"/>
+        </w:rPr>
+        <w:t>void</w:t>
+      </w:r>
+      <w:proofErr w:type="gramStart"/>
+      <w:r>
+        <w:rPr>
+          <w:rFonts w:ascii="Consolas" w:eastAsia="Times New Roman" w:hAnsi="Consolas" w:cs="Times New Roman"/>
+          <w:color w:val="CCCCCC"/>
+          <w:sz w:val="21"/>
+          <w:szCs w:val="21"/>
+          <w:lang w:eastAsia="en-US"/>
+        </w:rPr>
+        <w:t>){</w:t>
+      </w:r>
+      <w:proofErr w:type="gramEnd"/>
+    </w:p>
+    <w:p>
+      <w:pPr>
+        <w:shd w:val="clear" w:color="auto" w:fill="1F1F1F"/>
+        <w:suppressAutoHyphens w:val="0"/>
+        <w:spacing w:after="0" w:line="285" w:lineRule="atLeast"/>
+        <w:rPr>
+          <w:rFonts w:ascii="Consolas" w:eastAsia="Times New Roman" w:hAnsi="Consolas" w:cs="Times New Roman"/>
+          <w:color w:val="CCCCCC"/>
+          <w:sz w:val="21"/>
+          <w:szCs w:val="21"/>
+          <w:lang w:eastAsia="en-US"/>
+        </w:rPr>
+      </w:pPr>
+      <w:r>
+        <w:rPr>
+          <w:rFonts w:ascii="Consolas" w:eastAsia="Times New Roman" w:hAnsi="Consolas" w:cs="Times New Roman"/>
+          <w:color w:val="CCCCCC"/>
+          <w:sz w:val="21"/>
+          <w:szCs w:val="21"/>
+          <w:lang w:eastAsia="en-US"/>
+        </w:rPr>
+        <w:t xml:space="preserve">    </w:t>
+      </w:r>
+      <w:proofErr w:type="spellStart"/>
+      <w:r>
+        <w:rPr>
+          <w:rFonts w:ascii="Consolas" w:eastAsia="Times New Roman" w:hAnsi="Consolas" w:cs="Times New Roman"/>
+          <w:color w:val="DCDCAA"/>
+          <w:sz w:val="21"/>
+          <w:szCs w:val="21"/>
+          <w:lang w:eastAsia="en-US"/>
+        </w:rPr>
+        <w:t>stdio_init_</w:t>
+      </w:r>
+      <w:proofErr w:type="gramStart"/>
+      <w:r>
+        <w:rPr>
+          <w:rFonts w:ascii="Consolas" w:eastAsia="Times New Roman" w:hAnsi="Consolas" w:cs="Times New Roman"/>
+          <w:color w:val="DCDCAA"/>
+          <w:sz w:val="21"/>
+          <w:szCs w:val="21"/>
+          <w:lang w:eastAsia="en-US"/>
+        </w:rPr>
+        <w:t>all</w:t>
+      </w:r>
+      <w:proofErr w:type="spellEnd"/>
+      <w:r>
+        <w:rPr>
+          <w:rFonts w:ascii="Consolas" w:eastAsia="Times New Roman" w:hAnsi="Consolas" w:cs="Times New Roman"/>
+          <w:color w:val="CCCCCC"/>
+          <w:sz w:val="21"/>
+          <w:szCs w:val="21"/>
+          <w:lang w:eastAsia="en-US"/>
+        </w:rPr>
+        <w:t>();</w:t>
+      </w:r>
+      <w:proofErr w:type="gramEnd"/>
+      <w:r>
+        <w:rPr>
+          <w:rFonts w:ascii="Consolas" w:eastAsia="Times New Roman" w:hAnsi="Consolas" w:cs="Times New Roman"/>
+          <w:color w:val="CCCCCC"/>
+          <w:sz w:val="21"/>
+          <w:szCs w:val="21"/>
+          <w:lang w:eastAsia="en-US"/>
+        </w:rPr>
+        <w:t xml:space="preserve">   </w:t>
+      </w:r>
+    </w:p>
+    <w:p>
+      <w:pPr>
+        <w:shd w:val="clear" w:color="auto" w:fill="1F1F1F"/>
+        <w:suppressAutoHyphens w:val="0"/>
+        <w:spacing w:after="0" w:line="285" w:lineRule="atLeast"/>
+        <w:rPr>
+          <w:rFonts w:ascii="Consolas" w:eastAsia="Times New Roman" w:hAnsi="Consolas" w:cs="Times New Roman"/>
+          <w:color w:val="CCCCCC"/>
+          <w:sz w:val="21"/>
+          <w:szCs w:val="21"/>
+          <w:lang w:eastAsia="en-US"/>
+        </w:rPr>
+      </w:pPr>
+    </w:p>
+    <w:p>
+      <w:pPr>
+        <w:shd w:val="clear" w:color="auto" w:fill="1F1F1F"/>
+        <w:suppressAutoHyphens w:val="0"/>
+        <w:spacing w:after="0" w:line="285" w:lineRule="atLeast"/>
+        <w:rPr>
+          <w:rFonts w:ascii="Consolas" w:eastAsia="Times New Roman" w:hAnsi="Consolas" w:cs="Times New Roman"/>
+          <w:color w:val="CCCCCC"/>
+          <w:sz w:val="21"/>
+          <w:szCs w:val="21"/>
+          <w:lang w:eastAsia="en-US"/>
+        </w:rPr>
+      </w:pPr>
+      <w:r>
+        <w:rPr>
+          <w:rFonts w:ascii="Consolas" w:eastAsia="Times New Roman" w:hAnsi="Consolas" w:cs="Times New Roman"/>
+          <w:color w:val="CCCCCC"/>
+          <w:sz w:val="21"/>
+          <w:szCs w:val="21"/>
+          <w:lang w:eastAsia="en-US"/>
+        </w:rPr>
+        <w:t xml:space="preserve">    </w:t>
+      </w:r>
+      <w:r>
+        <w:rPr>
+          <w:rFonts w:ascii="Consolas" w:eastAsia="Times New Roman" w:hAnsi="Consolas" w:cs="Times New Roman"/>
+          <w:color w:val="6A9955"/>
+          <w:sz w:val="21"/>
+          <w:szCs w:val="21"/>
+          <w:lang w:eastAsia="en-US"/>
+        </w:rPr>
+        <w:t>// initialize all three pins</w:t>
+      </w:r>
+    </w:p>
+    <w:p>
+      <w:pPr>
+        <w:shd w:val="clear" w:color="auto" w:fill="1F1F1F"/>
+        <w:suppressAutoHyphens w:val="0"/>
+        <w:spacing w:after="0" w:line="285" w:lineRule="atLeast"/>
+        <w:rPr>
+          <w:rFonts w:ascii="Consolas" w:eastAsia="Times New Roman" w:hAnsi="Consolas" w:cs="Times New Roman"/>
+          <w:color w:val="CCCCCC"/>
+          <w:sz w:val="21"/>
+          <w:szCs w:val="21"/>
+          <w:lang w:eastAsia="en-US"/>
+        </w:rPr>
+      </w:pPr>
+      <w:r>
+        <w:rPr>
+          <w:rFonts w:ascii="Consolas" w:eastAsia="Times New Roman" w:hAnsi="Consolas" w:cs="Times New Roman"/>
+          <w:color w:val="CCCCCC"/>
+          <w:sz w:val="21"/>
+          <w:szCs w:val="21"/>
+          <w:lang w:eastAsia="en-US"/>
+        </w:rPr>
+        <w:t xml:space="preserve">    </w:t>
+      </w:r>
+      <w:proofErr w:type="spellStart"/>
+      <w:r>
+        <w:rPr>
+          <w:rFonts w:ascii="Consolas" w:eastAsia="Times New Roman" w:hAnsi="Consolas" w:cs="Times New Roman"/>
+          <w:color w:val="DCDCAA"/>
+          <w:sz w:val="21"/>
+          <w:szCs w:val="21"/>
+          <w:lang w:eastAsia="en-US"/>
+        </w:rPr>
+        <w:t>gpio_</w:t>
+      </w:r>
+      <w:proofErr w:type="gramStart"/>
+      <w:r>
+        <w:rPr>
+          <w:rFonts w:ascii="Consolas" w:eastAsia="Times New Roman" w:hAnsi="Consolas" w:cs="Times New Roman"/>
+          <w:color w:val="DCDCAA"/>
+          <w:sz w:val="21"/>
+          <w:szCs w:val="21"/>
+          <w:lang w:eastAsia="en-US"/>
+        </w:rPr>
+        <w:t>init</w:t>
+      </w:r>
+      <w:proofErr w:type="spellEnd"/>
+      <w:r>
+        <w:rPr>
+          <w:rFonts w:ascii="Consolas" w:eastAsia="Times New Roman" w:hAnsi="Consolas" w:cs="Times New Roman"/>
+          <w:color w:val="CCCCCC"/>
+          <w:sz w:val="21"/>
+          <w:szCs w:val="21"/>
+          <w:lang w:eastAsia="en-US"/>
+        </w:rPr>
+        <w:t>(</w:t>
+      </w:r>
+      <w:proofErr w:type="gramEnd"/>
+      <w:r>
+        <w:rPr>
+          <w:rFonts w:ascii="Consolas" w:eastAsia="Times New Roman" w:hAnsi="Consolas" w:cs="Times New Roman"/>
+          <w:color w:val="569CD6"/>
+          <w:sz w:val="21"/>
+          <w:szCs w:val="21"/>
+          <w:lang w:eastAsia="en-US"/>
+        </w:rPr>
+        <w:t>DIODE_PIN</w:t>
+      </w:r>
+      <w:proofErr w:type="gramStart"/>
+      <w:r>
+        <w:rPr>
+          <w:rFonts w:ascii="Consolas" w:eastAsia="Times New Roman" w:hAnsi="Consolas" w:cs="Times New Roman"/>
+          <w:color w:val="CCCCCC"/>
+          <w:sz w:val="21"/>
+          <w:szCs w:val="21"/>
+          <w:lang w:eastAsia="en-US"/>
+        </w:rPr>
+        <w:t>);</w:t>
+      </w:r>
+      <w:proofErr w:type="gramEnd"/>
+    </w:p>
+    <w:p>
+      <w:pPr>
+        <w:shd w:val="clear" w:color="auto" w:fill="1F1F1F"/>
+        <w:suppressAutoHyphens w:val="0"/>
+        <w:spacing w:after="0" w:line="285" w:lineRule="atLeast"/>
+        <w:rPr>
+          <w:rFonts w:ascii="Consolas" w:eastAsia="Times New Roman" w:hAnsi="Consolas" w:cs="Times New Roman"/>
+          <w:color w:val="CCCCCC"/>
+          <w:sz w:val="21"/>
+          <w:szCs w:val="21"/>
+          <w:lang w:eastAsia="en-US"/>
+        </w:rPr>
+      </w:pPr>
+      <w:r>
+        <w:rPr>
+          <w:rFonts w:ascii="Consolas" w:eastAsia="Times New Roman" w:hAnsi="Consolas" w:cs="Times New Roman"/>
+          <w:color w:val="CCCCCC"/>
+          <w:sz w:val="21"/>
+          <w:szCs w:val="21"/>
+          <w:lang w:eastAsia="en-US"/>
+        </w:rPr>
+        <w:t xml:space="preserve">    </w:t>
+      </w:r>
+      <w:proofErr w:type="spellStart"/>
+      <w:r>
+        <w:rPr>
+          <w:rFonts w:ascii="Consolas" w:eastAsia="Times New Roman" w:hAnsi="Consolas" w:cs="Times New Roman"/>
+          <w:color w:val="DCDCAA"/>
+          <w:sz w:val="21"/>
+          <w:szCs w:val="21"/>
+          <w:lang w:eastAsia="en-US"/>
+        </w:rPr>
+        <w:t>gpio_</w:t>
+      </w:r>
+      <w:proofErr w:type="gramStart"/>
+      <w:r>
+        <w:rPr>
+          <w:rFonts w:ascii="Consolas" w:eastAsia="Times New Roman" w:hAnsi="Consolas" w:cs="Times New Roman"/>
+          <w:color w:val="DCDCAA"/>
+          <w:sz w:val="21"/>
+          <w:szCs w:val="21"/>
+          <w:lang w:eastAsia="en-US"/>
+        </w:rPr>
+        <w:t>init</w:t>
+      </w:r>
+      <w:proofErr w:type="spellEnd"/>
+      <w:r>
+        <w:rPr>
+          <w:rFonts w:ascii="Consolas" w:eastAsia="Times New Roman" w:hAnsi="Consolas" w:cs="Times New Roman"/>
+          <w:color w:val="CCCCCC"/>
+          <w:sz w:val="21"/>
+          <w:szCs w:val="21"/>
+          <w:lang w:eastAsia="en-US"/>
+        </w:rPr>
+        <w:t>(</w:t>
+      </w:r>
+      <w:proofErr w:type="gramEnd"/>
+      <w:r>
+        <w:rPr>
+          <w:rFonts w:ascii="Consolas" w:eastAsia="Times New Roman" w:hAnsi="Consolas" w:cs="Times New Roman"/>
+          <w:color w:val="569CD6"/>
+          <w:sz w:val="21"/>
+          <w:szCs w:val="21"/>
+          <w:lang w:eastAsia="en-US"/>
+        </w:rPr>
+        <w:t>PIEZO_PIN</w:t>
+      </w:r>
+      <w:proofErr w:type="gramStart"/>
+      <w:r>
+        <w:rPr>
+          <w:rFonts w:ascii="Consolas" w:eastAsia="Times New Roman" w:hAnsi="Consolas" w:cs="Times New Roman"/>
+          <w:color w:val="CCCCCC"/>
+          <w:sz w:val="21"/>
+          <w:szCs w:val="21"/>
+          <w:lang w:eastAsia="en-US"/>
+        </w:rPr>
+        <w:t>);</w:t>
+      </w:r>
+      <w:proofErr w:type="gramEnd"/>
+    </w:p>
+    <w:p>
+      <w:pPr>
+        <w:shd w:val="clear" w:color="auto" w:fill="1F1F1F"/>
+        <w:suppressAutoHyphens w:val="0"/>
+        <w:spacing w:after="0" w:line="285" w:lineRule="atLeast"/>
+        <w:rPr>
+          <w:rFonts w:ascii="Consolas" w:eastAsia="Times New Roman" w:hAnsi="Consolas" w:cs="Times New Roman"/>
+          <w:color w:val="CCCCCC"/>
+          <w:sz w:val="21"/>
+          <w:szCs w:val="21"/>
+          <w:lang w:eastAsia="en-US"/>
+        </w:rPr>
+      </w:pPr>
+      <w:r>
+        <w:rPr>
+          <w:rFonts w:ascii="Consolas" w:eastAsia="Times New Roman" w:hAnsi="Consolas" w:cs="Times New Roman"/>
+          <w:color w:val="CCCCCC"/>
+          <w:sz w:val="21"/>
+          <w:szCs w:val="21"/>
+          <w:lang w:eastAsia="en-US"/>
+        </w:rPr>
+        <w:t xml:space="preserve">    </w:t>
+      </w:r>
+      <w:proofErr w:type="spellStart"/>
+      <w:r>
+        <w:rPr>
+          <w:rFonts w:ascii="Consolas" w:eastAsia="Times New Roman" w:hAnsi="Consolas" w:cs="Times New Roman"/>
+          <w:color w:val="DCDCAA"/>
+          <w:sz w:val="21"/>
+          <w:szCs w:val="21"/>
+          <w:lang w:eastAsia="en-US"/>
+        </w:rPr>
+        <w:t>gpio_</w:t>
+      </w:r>
+      <w:proofErr w:type="gramStart"/>
+      <w:r>
+        <w:rPr>
+          <w:rFonts w:ascii="Consolas" w:eastAsia="Times New Roman" w:hAnsi="Consolas" w:cs="Times New Roman"/>
+          <w:color w:val="DCDCAA"/>
+          <w:sz w:val="21"/>
+          <w:szCs w:val="21"/>
+          <w:lang w:eastAsia="en-US"/>
+        </w:rPr>
+        <w:t>init</w:t>
+      </w:r>
+      <w:proofErr w:type="spellEnd"/>
+      <w:r>
+        <w:rPr>
+          <w:rFonts w:ascii="Consolas" w:eastAsia="Times New Roman" w:hAnsi="Consolas" w:cs="Times New Roman"/>
+          <w:color w:val="CCCCCC"/>
+          <w:sz w:val="21"/>
+          <w:szCs w:val="21"/>
+          <w:lang w:eastAsia="en-US"/>
+        </w:rPr>
+        <w:t>(</w:t>
+      </w:r>
+      <w:proofErr w:type="gramEnd"/>
+      <w:r>
+        <w:rPr>
+          <w:rFonts w:ascii="Consolas" w:eastAsia="Times New Roman" w:hAnsi="Consolas" w:cs="Times New Roman"/>
+          <w:color w:val="569CD6"/>
+          <w:sz w:val="21"/>
+          <w:szCs w:val="21"/>
+          <w:lang w:eastAsia="en-US"/>
+        </w:rPr>
+        <w:t>SWITCH_PIN</w:t>
+      </w:r>
+      <w:proofErr w:type="gramStart"/>
+      <w:r>
+        <w:rPr>
+          <w:rFonts w:ascii="Consolas" w:eastAsia="Times New Roman" w:hAnsi="Consolas" w:cs="Times New Roman"/>
+          <w:color w:val="CCCCCC"/>
+          <w:sz w:val="21"/>
+          <w:szCs w:val="21"/>
+          <w:lang w:eastAsia="en-US"/>
+        </w:rPr>
+        <w:t>);</w:t>
+      </w:r>
+      <w:proofErr w:type="gramEnd"/>
+    </w:p>
+    <w:p>
+      <w:pPr>
+        <w:shd w:val="clear" w:color="auto" w:fill="1F1F1F"/>
+        <w:suppressAutoHyphens w:val="0"/>
+        <w:spacing w:after="0" w:line="285" w:lineRule="atLeast"/>
+        <w:rPr>
+          <w:rFonts w:ascii="Consolas" w:eastAsia="Times New Roman" w:hAnsi="Consolas" w:cs="Times New Roman"/>
+          <w:color w:val="CCCCCC"/>
+          <w:sz w:val="21"/>
+          <w:szCs w:val="21"/>
+          <w:lang w:eastAsia="en-US"/>
+        </w:rPr>
+      </w:pPr>
+    </w:p>
+    <w:p>
+      <w:pPr>
+        <w:shd w:val="clear" w:color="auto" w:fill="1F1F1F"/>
+        <w:suppressAutoHyphens w:val="0"/>
+        <w:spacing w:after="0" w:line="285" w:lineRule="atLeast"/>
+        <w:rPr>
+          <w:rFonts w:ascii="Consolas" w:eastAsia="Times New Roman" w:hAnsi="Consolas" w:cs="Times New Roman"/>
+          <w:color w:val="CCCCCC"/>
+          <w:sz w:val="21"/>
+          <w:szCs w:val="21"/>
+          <w:lang w:eastAsia="en-US"/>
+        </w:rPr>
+      </w:pPr>
+      <w:r>
+        <w:rPr>
+          <w:rFonts w:ascii="Consolas" w:eastAsia="Times New Roman" w:hAnsi="Consolas" w:cs="Times New Roman"/>
+          <w:color w:val="CCCCCC"/>
+          <w:sz w:val="21"/>
+          <w:szCs w:val="21"/>
+          <w:lang w:eastAsia="en-US"/>
+        </w:rPr>
+        <w:t xml:space="preserve">    </w:t>
+      </w:r>
+      <w:r>
+        <w:rPr>
+          <w:rFonts w:ascii="Consolas" w:eastAsia="Times New Roman" w:hAnsi="Consolas" w:cs="Times New Roman"/>
+          <w:color w:val="6A9955"/>
+          <w:sz w:val="21"/>
+          <w:szCs w:val="21"/>
+          <w:lang w:eastAsia="en-US"/>
+        </w:rPr>
+        <w:t>// set pin directions</w:t>
+      </w:r>
+    </w:p>
+    <w:p>
+      <w:pPr>
+        <w:shd w:val="clear" w:color="auto" w:fill="1F1F1F"/>
+        <w:suppressAutoHyphens w:val="0"/>
+        <w:spacing w:after="0" w:line="285" w:lineRule="atLeast"/>
+        <w:rPr>
+          <w:rFonts w:ascii="Consolas" w:eastAsia="Times New Roman" w:hAnsi="Consolas" w:cs="Times New Roman"/>
+          <w:color w:val="CCCCCC"/>
+          <w:sz w:val="21"/>
+          <w:szCs w:val="21"/>
+          <w:lang w:eastAsia="en-US"/>
+        </w:rPr>
+      </w:pPr>
+      <w:r>
+        <w:rPr>
+          <w:rFonts w:ascii="Consolas" w:eastAsia="Times New Roman" w:hAnsi="Consolas" w:cs="Times New Roman"/>
+          <w:color w:val="CCCCCC"/>
+          <w:sz w:val="21"/>
+          <w:szCs w:val="21"/>
+          <w:lang w:eastAsia="en-US"/>
+        </w:rPr>
+        <w:t xml:space="preserve">    </w:t>
+      </w:r>
+      <w:proofErr w:type="spellStart"/>
+      <w:r>
+        <w:rPr>
+          <w:rFonts w:ascii="Consolas" w:eastAsia="Times New Roman" w:hAnsi="Consolas" w:cs="Times New Roman"/>
+          <w:color w:val="DCDCAA"/>
+          <w:sz w:val="21"/>
+          <w:szCs w:val="21"/>
+          <w:lang w:eastAsia="en-US"/>
+        </w:rPr>
+        <w:t>gpio_set_</w:t>
+      </w:r>
+      <w:proofErr w:type="gramStart"/>
+      <w:r>
+        <w:rPr>
+          <w:rFonts w:ascii="Consolas" w:eastAsia="Times New Roman" w:hAnsi="Consolas" w:cs="Times New Roman"/>
+          <w:color w:val="DCDCAA"/>
+          <w:sz w:val="21"/>
+          <w:szCs w:val="21"/>
+          <w:lang w:eastAsia="en-US"/>
+        </w:rPr>
+        <w:t>dir</w:t>
+      </w:r>
+      <w:proofErr w:type="spellEnd"/>
+      <w:r>
+        <w:rPr>
+          <w:rFonts w:ascii="Consolas" w:eastAsia="Times New Roman" w:hAnsi="Consolas" w:cs="Times New Roman"/>
+          <w:color w:val="CCCCCC"/>
+          <w:sz w:val="21"/>
+          <w:szCs w:val="21"/>
+          <w:lang w:eastAsia="en-US"/>
+        </w:rPr>
+        <w:t>(</w:t>
+      </w:r>
+      <w:proofErr w:type="gramEnd"/>
+      <w:r>
+        <w:rPr>
+          <w:rFonts w:ascii="Consolas" w:eastAsia="Times New Roman" w:hAnsi="Consolas" w:cs="Times New Roman"/>
+          <w:color w:val="569CD6"/>
+          <w:sz w:val="21"/>
+          <w:szCs w:val="21"/>
+          <w:lang w:eastAsia="en-US"/>
+        </w:rPr>
+        <w:t>DIODE_PIN</w:t>
+      </w:r>
+      <w:r>
+        <w:rPr>
+          <w:rFonts w:ascii="Consolas" w:eastAsia="Times New Roman" w:hAnsi="Consolas" w:cs="Times New Roman"/>
+          <w:color w:val="CCCCCC"/>
+          <w:sz w:val="21"/>
+          <w:szCs w:val="21"/>
+          <w:lang w:eastAsia="en-US"/>
+        </w:rPr>
+        <w:t>, GPIO_OUT</w:t>
+      </w:r>
+      <w:proofErr w:type="gramStart"/>
+      <w:r>
+        <w:rPr>
+          <w:rFonts w:ascii="Consolas" w:eastAsia="Times New Roman" w:hAnsi="Consolas" w:cs="Times New Roman"/>
+          <w:color w:val="CCCCCC"/>
+          <w:sz w:val="21"/>
+          <w:szCs w:val="21"/>
+          <w:lang w:eastAsia="en-US"/>
+        </w:rPr>
+        <w:t>);</w:t>
+      </w:r>
+      <w:proofErr w:type="gramEnd"/>
+    </w:p>
+    <w:p>
+      <w:pPr>
+        <w:shd w:val="clear" w:color="auto" w:fill="1F1F1F"/>
+        <w:suppressAutoHyphens w:val="0"/>
+        <w:spacing w:after="0" w:line="285" w:lineRule="atLeast"/>
+        <w:rPr>
+          <w:rFonts w:ascii="Consolas" w:eastAsia="Times New Roman" w:hAnsi="Consolas" w:cs="Times New Roman"/>
+          <w:color w:val="CCCCCC"/>
+          <w:sz w:val="21"/>
+          <w:szCs w:val="21"/>
+          <w:lang w:eastAsia="en-US"/>
+        </w:rPr>
+      </w:pPr>
+      <w:r>
+        <w:rPr>
+          <w:rFonts w:ascii="Consolas" w:eastAsia="Times New Roman" w:hAnsi="Consolas" w:cs="Times New Roman"/>
+          <w:color w:val="CCCCCC"/>
+          <w:sz w:val="21"/>
+          <w:szCs w:val="21"/>
+          <w:lang w:eastAsia="en-US"/>
+        </w:rPr>
+        <w:t xml:space="preserve">    </w:t>
+      </w:r>
+      <w:proofErr w:type="spellStart"/>
+      <w:r>
+        <w:rPr>
+          <w:rFonts w:ascii="Consolas" w:eastAsia="Times New Roman" w:hAnsi="Consolas" w:cs="Times New Roman"/>
+          <w:color w:val="DCDCAA"/>
+          <w:sz w:val="21"/>
+          <w:szCs w:val="21"/>
+          <w:lang w:eastAsia="en-US"/>
+        </w:rPr>
+        <w:t>gpio_set_</w:t>
+      </w:r>
+      <w:proofErr w:type="gramStart"/>
+      <w:r>
+        <w:rPr>
+          <w:rFonts w:ascii="Consolas" w:eastAsia="Times New Roman" w:hAnsi="Consolas" w:cs="Times New Roman"/>
+          <w:color w:val="DCDCAA"/>
+          <w:sz w:val="21"/>
+          <w:szCs w:val="21"/>
+          <w:lang w:eastAsia="en-US"/>
+        </w:rPr>
+        <w:t>dir</w:t>
+      </w:r>
+      <w:proofErr w:type="spellEnd"/>
+      <w:r>
+        <w:rPr>
+          <w:rFonts w:ascii="Consolas" w:eastAsia="Times New Roman" w:hAnsi="Consolas" w:cs="Times New Roman"/>
+          <w:color w:val="CCCCCC"/>
+          <w:sz w:val="21"/>
+          <w:szCs w:val="21"/>
+          <w:lang w:eastAsia="en-US"/>
+        </w:rPr>
+        <w:t>(</w:t>
+      </w:r>
+      <w:proofErr w:type="gramEnd"/>
+      <w:r>
+        <w:rPr>
+          <w:rFonts w:ascii="Consolas" w:eastAsia="Times New Roman" w:hAnsi="Consolas" w:cs="Times New Roman"/>
+          <w:color w:val="569CD6"/>
+          <w:sz w:val="21"/>
+          <w:szCs w:val="21"/>
+          <w:lang w:eastAsia="en-US"/>
+        </w:rPr>
+        <w:t>PIEZO_PIN</w:t>
+      </w:r>
+      <w:r>
+        <w:rPr>
+          <w:rFonts w:ascii="Consolas" w:eastAsia="Times New Roman" w:hAnsi="Consolas" w:cs="Times New Roman"/>
+          <w:color w:val="CCCCCC"/>
+          <w:sz w:val="21"/>
+          <w:szCs w:val="21"/>
+          <w:lang w:eastAsia="en-US"/>
+        </w:rPr>
+        <w:t>, GPIO_OUT</w:t>
+      </w:r>
+      <w:proofErr w:type="gramStart"/>
+      <w:r>
+        <w:rPr>
+          <w:rFonts w:ascii="Consolas" w:eastAsia="Times New Roman" w:hAnsi="Consolas" w:cs="Times New Roman"/>
+          <w:color w:val="CCCCCC"/>
+          <w:sz w:val="21"/>
+          <w:szCs w:val="21"/>
+          <w:lang w:eastAsia="en-US"/>
+        </w:rPr>
+        <w:t>);</w:t>
+      </w:r>
+      <w:proofErr w:type="gramEnd"/>
+    </w:p>
+    <w:p>
+      <w:pPr>
+        <w:shd w:val="clear" w:color="auto" w:fill="1F1F1F"/>
+        <w:suppressAutoHyphens w:val="0"/>
+        <w:spacing w:after="0" w:line="285" w:lineRule="atLeast"/>
+        <w:rPr>
+          <w:rFonts w:ascii="Consolas" w:eastAsia="Times New Roman" w:hAnsi="Consolas" w:cs="Times New Roman"/>
+          <w:color w:val="CCCCCC"/>
+          <w:sz w:val="21"/>
+          <w:szCs w:val="21"/>
+          <w:lang w:eastAsia="en-US"/>
+        </w:rPr>
+      </w:pPr>
+      <w:r>
+        <w:rPr>
+          <w:rFonts w:ascii="Consolas" w:eastAsia="Times New Roman" w:hAnsi="Consolas" w:cs="Times New Roman"/>
+          <w:color w:val="CCCCCC"/>
+          <w:sz w:val="21"/>
+          <w:szCs w:val="21"/>
+          <w:lang w:eastAsia="en-US"/>
+        </w:rPr>
+        <w:t xml:space="preserve">    </w:t>
+      </w:r>
+      <w:proofErr w:type="spellStart"/>
+      <w:r>
+        <w:rPr>
+          <w:rFonts w:ascii="Consolas" w:eastAsia="Times New Roman" w:hAnsi="Consolas" w:cs="Times New Roman"/>
+          <w:color w:val="DCDCAA"/>
+          <w:sz w:val="21"/>
+          <w:szCs w:val="21"/>
+          <w:lang w:eastAsia="en-US"/>
+        </w:rPr>
+        <w:t>gpio_set_</w:t>
+      </w:r>
+      <w:proofErr w:type="gramStart"/>
+      <w:r>
+        <w:rPr>
+          <w:rFonts w:ascii="Consolas" w:eastAsia="Times New Roman" w:hAnsi="Consolas" w:cs="Times New Roman"/>
+          <w:color w:val="DCDCAA"/>
+          <w:sz w:val="21"/>
+          <w:szCs w:val="21"/>
+          <w:lang w:eastAsia="en-US"/>
+        </w:rPr>
+        <w:t>dir</w:t>
+      </w:r>
+      <w:proofErr w:type="spellEnd"/>
+      <w:r>
+        <w:rPr>
+          <w:rFonts w:ascii="Consolas" w:eastAsia="Times New Roman" w:hAnsi="Consolas" w:cs="Times New Roman"/>
+          <w:color w:val="CCCCCC"/>
+          <w:sz w:val="21"/>
+          <w:szCs w:val="21"/>
+          <w:lang w:eastAsia="en-US"/>
+        </w:rPr>
+        <w:t>(</w:t>
+      </w:r>
+      <w:proofErr w:type="gramEnd"/>
+      <w:r>
+        <w:rPr>
+          <w:rFonts w:ascii="Consolas" w:eastAsia="Times New Roman" w:hAnsi="Consolas" w:cs="Times New Roman"/>
+          <w:color w:val="569CD6"/>
+          <w:sz w:val="21"/>
+          <w:szCs w:val="21"/>
+          <w:lang w:eastAsia="en-US"/>
+        </w:rPr>
+        <w:t>SWITCH_PIN</w:t>
+      </w:r>
+      <w:r>
+        <w:rPr>
+          <w:rFonts w:ascii="Consolas" w:eastAsia="Times New Roman" w:hAnsi="Consolas" w:cs="Times New Roman"/>
+          <w:color w:val="CCCCCC"/>
+          <w:sz w:val="21"/>
+          <w:szCs w:val="21"/>
+          <w:lang w:eastAsia="en-US"/>
+        </w:rPr>
+        <w:t>, GPIO_IN</w:t>
+      </w:r>
+      <w:proofErr w:type="gramStart"/>
+      <w:r>
+        <w:rPr>
+          <w:rFonts w:ascii="Consolas" w:eastAsia="Times New Roman" w:hAnsi="Consolas" w:cs="Times New Roman"/>
+          <w:color w:val="CCCCCC"/>
+          <w:sz w:val="21"/>
+          <w:szCs w:val="21"/>
+          <w:lang w:eastAsia="en-US"/>
+        </w:rPr>
+        <w:t>);</w:t>
+      </w:r>
+      <w:proofErr w:type="gramEnd"/>
+    </w:p>
+    <w:p>
+      <w:pPr>
+        <w:shd w:val="clear" w:color="auto" w:fill="1F1F1F"/>
+        <w:suppressAutoHyphens w:val="0"/>
+        <w:spacing w:after="0" w:line="285" w:lineRule="atLeast"/>
+        <w:rPr>
+          <w:rFonts w:ascii="Consolas" w:eastAsia="Times New Roman" w:hAnsi="Consolas" w:cs="Times New Roman"/>
+          <w:color w:val="CCCCCC"/>
+          <w:sz w:val="21"/>
+          <w:szCs w:val="21"/>
+          <w:lang w:eastAsia="en-US"/>
+        </w:rPr>
+      </w:pPr>
+    </w:p>
+    <w:p>
+      <w:pPr>
+        <w:shd w:val="clear" w:color="auto" w:fill="1F1F1F"/>
+        <w:suppressAutoHyphens w:val="0"/>
+        <w:spacing w:after="0" w:line="285" w:lineRule="atLeast"/>
+        <w:rPr>
+          <w:rFonts w:ascii="Consolas" w:eastAsia="Times New Roman" w:hAnsi="Consolas" w:cs="Times New Roman"/>
+          <w:color w:val="CCCCCC"/>
+          <w:sz w:val="21"/>
+          <w:szCs w:val="21"/>
+          <w:lang w:eastAsia="en-US"/>
+        </w:rPr>
+      </w:pPr>
+      <w:r>
+        <w:rPr>
+          <w:rFonts w:ascii="Consolas" w:eastAsia="Times New Roman" w:hAnsi="Consolas" w:cs="Times New Roman"/>
+          <w:color w:val="CCCCCC"/>
+          <w:sz w:val="21"/>
+          <w:szCs w:val="21"/>
+          <w:lang w:eastAsia="en-US"/>
+        </w:rPr>
+        <w:t xml:space="preserve">    </w:t>
+      </w:r>
+      <w:r>
+        <w:rPr>
+          <w:rFonts w:ascii="Consolas" w:eastAsia="Times New Roman" w:hAnsi="Consolas" w:cs="Times New Roman"/>
+          <w:color w:val="6A9955"/>
+          <w:sz w:val="21"/>
+          <w:szCs w:val="21"/>
+          <w:lang w:eastAsia="en-US"/>
+        </w:rPr>
+        <w:t>// can internally define this pin as a pull-up switch config</w:t>
+      </w:r>
+    </w:p>
+    <w:p>
+      <w:pPr>
+        <w:shd w:val="clear" w:color="auto" w:fill="1F1F1F"/>
+        <w:suppressAutoHyphens w:val="0"/>
+        <w:spacing w:after="0" w:line="285" w:lineRule="atLeast"/>
+        <w:rPr>
+          <w:rFonts w:ascii="Consolas" w:eastAsia="Times New Roman" w:hAnsi="Consolas" w:cs="Times New Roman"/>
+          <w:color w:val="CCCCCC"/>
+          <w:sz w:val="21"/>
+          <w:szCs w:val="21"/>
+          <w:lang w:eastAsia="en-US"/>
+        </w:rPr>
+      </w:pPr>
+      <w:r>
+        <w:rPr>
+          <w:rFonts w:ascii="Consolas" w:eastAsia="Times New Roman" w:hAnsi="Consolas" w:cs="Times New Roman"/>
+          <w:color w:val="CCCCCC"/>
+          <w:sz w:val="21"/>
+          <w:szCs w:val="21"/>
+          <w:lang w:eastAsia="en-US"/>
+        </w:rPr>
+        <w:t xml:space="preserve">    </w:t>
+      </w:r>
+      <w:proofErr w:type="spellStart"/>
+      <w:r>
+        <w:rPr>
+          <w:rFonts w:ascii="Consolas" w:eastAsia="Times New Roman" w:hAnsi="Consolas" w:cs="Times New Roman"/>
+          <w:color w:val="DCDCAA"/>
+          <w:sz w:val="21"/>
+          <w:szCs w:val="21"/>
+          <w:lang w:eastAsia="en-US"/>
+        </w:rPr>
+        <w:t>gpio_pull_</w:t>
+      </w:r>
+      <w:proofErr w:type="gramStart"/>
+      <w:r>
+        <w:rPr>
+          <w:rFonts w:ascii="Consolas" w:eastAsia="Times New Roman" w:hAnsi="Consolas" w:cs="Times New Roman"/>
+          <w:color w:val="DCDCAA"/>
+          <w:sz w:val="21"/>
+          <w:szCs w:val="21"/>
+          <w:lang w:eastAsia="en-US"/>
+        </w:rPr>
+        <w:t>up</w:t>
+      </w:r>
+      <w:proofErr w:type="spellEnd"/>
+      <w:r>
+        <w:rPr>
+          <w:rFonts w:ascii="Consolas" w:eastAsia="Times New Roman" w:hAnsi="Consolas" w:cs="Times New Roman"/>
+          <w:color w:val="CCCCCC"/>
+          <w:sz w:val="21"/>
+          <w:szCs w:val="21"/>
+          <w:lang w:eastAsia="en-US"/>
+        </w:rPr>
+        <w:t>(</w:t>
+      </w:r>
+      <w:proofErr w:type="gramEnd"/>
+      <w:r>
+        <w:rPr>
+          <w:rFonts w:ascii="Consolas" w:eastAsia="Times New Roman" w:hAnsi="Consolas" w:cs="Times New Roman"/>
+          <w:color w:val="569CD6"/>
+          <w:sz w:val="21"/>
+          <w:szCs w:val="21"/>
+          <w:lang w:eastAsia="en-US"/>
+        </w:rPr>
+        <w:t>SWITCH_PIN</w:t>
+      </w:r>
+      <w:proofErr w:type="gramStart"/>
+      <w:r>
+        <w:rPr>
+          <w:rFonts w:ascii="Consolas" w:eastAsia="Times New Roman" w:hAnsi="Consolas" w:cs="Times New Roman"/>
+          <w:color w:val="CCCCCC"/>
+          <w:sz w:val="21"/>
+          <w:szCs w:val="21"/>
+          <w:lang w:eastAsia="en-US"/>
+        </w:rPr>
+        <w:t>);</w:t>
+      </w:r>
+      <w:proofErr w:type="gramEnd"/>
+      <w:r>
+        <w:rPr>
+          <w:rFonts w:ascii="Consolas" w:eastAsia="Times New Roman" w:hAnsi="Consolas" w:cs="Times New Roman"/>
+          <w:color w:val="CCCCCC"/>
+          <w:sz w:val="21"/>
+          <w:szCs w:val="21"/>
+          <w:lang w:eastAsia="en-US"/>
+        </w:rPr>
+        <w:t xml:space="preserve"> </w:t>
+      </w:r>
+    </w:p>
+    <w:p>
+      <w:pPr>
+        <w:shd w:val="clear" w:color="auto" w:fill="1F1F1F"/>
+        <w:suppressAutoHyphens w:val="0"/>
+        <w:spacing w:after="0" w:line="285" w:lineRule="atLeast"/>
+        <w:rPr>
+          <w:rFonts w:ascii="Consolas" w:eastAsia="Times New Roman" w:hAnsi="Consolas" w:cs="Times New Roman"/>
+          <w:color w:val="CCCCCC"/>
+          <w:sz w:val="21"/>
+          <w:szCs w:val="21"/>
+          <w:lang w:eastAsia="en-US"/>
+        </w:rPr>
+      </w:pPr>
+      <w:r>
+        <w:rPr>
+          <w:rFonts w:ascii="Consolas" w:eastAsia="Times New Roman" w:hAnsi="Consolas" w:cs="Times New Roman"/>
+          <w:color w:val="CCCCCC"/>
+          <w:sz w:val="21"/>
+          <w:szCs w:val="21"/>
+          <w:lang w:eastAsia="en-US"/>
+        </w:rPr>
+        <w:t xml:space="preserve">    </w:t>
+      </w:r>
+    </w:p>
+    <w:p>
+      <w:pPr>
+        <w:shd w:val="clear" w:color="auto" w:fill="1F1F1F"/>
+        <w:suppressAutoHyphens w:val="0"/>
+        <w:spacing w:after="0" w:line="285" w:lineRule="atLeast"/>
+        <w:rPr>
+          <w:rFonts w:ascii="Consolas" w:eastAsia="Times New Roman" w:hAnsi="Consolas" w:cs="Times New Roman"/>
+          <w:color w:val="CCCCCC"/>
+          <w:sz w:val="21"/>
+          <w:szCs w:val="21"/>
+          <w:lang w:eastAsia="en-US"/>
+        </w:rPr>
+      </w:pPr>
+      <w:r>
+        <w:rPr>
+          <w:rFonts w:ascii="Consolas" w:eastAsia="Times New Roman" w:hAnsi="Consolas" w:cs="Times New Roman"/>
+          <w:color w:val="CCCCCC"/>
+          <w:sz w:val="21"/>
+          <w:szCs w:val="21"/>
+          <w:lang w:eastAsia="en-US"/>
+        </w:rPr>
+        <w:t xml:space="preserve">    </w:t>
+      </w:r>
+      <w:r>
+        <w:rPr>
+          <w:rFonts w:ascii="Consolas" w:eastAsia="Times New Roman" w:hAnsi="Consolas" w:cs="Times New Roman"/>
+          <w:color w:val="6A9955"/>
+          <w:sz w:val="21"/>
+          <w:szCs w:val="21"/>
+          <w:lang w:eastAsia="en-US"/>
+        </w:rPr>
+        <w:t>// initialize the struct for the diode and piezo timers</w:t>
+      </w:r>
+    </w:p>
+    <w:p>
+      <w:pPr>
+        <w:shd w:val="clear" w:color="auto" w:fill="1F1F1F"/>
+        <w:suppressAutoHyphens w:val="0"/>
+        <w:spacing w:after="0" w:line="285" w:lineRule="atLeast"/>
+        <w:rPr>
+          <w:rFonts w:ascii="Consolas" w:eastAsia="Times New Roman" w:hAnsi="Consolas" w:cs="Times New Roman"/>
+          <w:color w:val="CCCCCC"/>
+          <w:sz w:val="21"/>
+          <w:szCs w:val="21"/>
+          <w:lang w:eastAsia="en-US"/>
+        </w:rPr>
+      </w:pPr>
+      <w:r>
+        <w:rPr>
+          <w:rFonts w:ascii="Consolas" w:eastAsia="Times New Roman" w:hAnsi="Consolas" w:cs="Times New Roman"/>
+          <w:color w:val="CCCCCC"/>
+          <w:sz w:val="21"/>
+          <w:szCs w:val="21"/>
+          <w:lang w:eastAsia="en-US"/>
+        </w:rPr>
+        <w:t xml:space="preserve">    </w:t>
+      </w:r>
+      <w:r>
+        <w:rPr>
+          <w:rFonts w:ascii="Consolas" w:eastAsia="Times New Roman" w:hAnsi="Consolas" w:cs="Times New Roman"/>
+          <w:color w:val="569CD6"/>
+          <w:sz w:val="21"/>
+          <w:szCs w:val="21"/>
+          <w:lang w:eastAsia="en-US"/>
+        </w:rPr>
+        <w:t>struct</w:t>
+      </w:r>
+      <w:r>
+        <w:rPr>
+          <w:rFonts w:ascii="Consolas" w:eastAsia="Times New Roman" w:hAnsi="Consolas" w:cs="Times New Roman"/>
+          <w:color w:val="CCCCCC"/>
+          <w:sz w:val="21"/>
+          <w:szCs w:val="21"/>
+          <w:lang w:eastAsia="en-US"/>
+        </w:rPr>
+        <w:t xml:space="preserve"> </w:t>
+      </w:r>
+      <w:proofErr w:type="spellStart"/>
+      <w:r>
+        <w:rPr>
+          <w:rFonts w:ascii="Consolas" w:eastAsia="Times New Roman" w:hAnsi="Consolas" w:cs="Times New Roman"/>
+          <w:color w:val="4EC9B0"/>
+          <w:sz w:val="21"/>
+          <w:szCs w:val="21"/>
+          <w:lang w:eastAsia="en-US"/>
+        </w:rPr>
+        <w:t>repeating_timer</w:t>
+      </w:r>
+      <w:proofErr w:type="spellEnd"/>
+      <w:r>
+        <w:rPr>
+          <w:rFonts w:ascii="Consolas" w:eastAsia="Times New Roman" w:hAnsi="Consolas" w:cs="Times New Roman"/>
+          <w:color w:val="CCCCCC"/>
+          <w:sz w:val="21"/>
+          <w:szCs w:val="21"/>
+          <w:lang w:eastAsia="en-US"/>
+        </w:rPr>
+        <w:t xml:space="preserve"> </w:t>
+      </w:r>
+      <w:proofErr w:type="spellStart"/>
+      <w:r>
+        <w:rPr>
+          <w:rFonts w:ascii="Consolas" w:eastAsia="Times New Roman" w:hAnsi="Consolas" w:cs="Times New Roman"/>
+          <w:color w:val="9CDCFE"/>
+          <w:sz w:val="21"/>
+          <w:szCs w:val="21"/>
+          <w:lang w:eastAsia="en-US"/>
+        </w:rPr>
+        <w:t>active_</w:t>
+      </w:r>
+      <w:proofErr w:type="gramStart"/>
+      <w:r>
+        <w:rPr>
+          <w:rFonts w:ascii="Consolas" w:eastAsia="Times New Roman" w:hAnsi="Consolas" w:cs="Times New Roman"/>
+          <w:color w:val="9CDCFE"/>
+          <w:sz w:val="21"/>
+          <w:szCs w:val="21"/>
+          <w:lang w:eastAsia="en-US"/>
+        </w:rPr>
+        <w:t>timer</w:t>
+      </w:r>
+      <w:proofErr w:type="spellEnd"/>
+      <w:r>
+        <w:rPr>
+          <w:rFonts w:ascii="Consolas" w:eastAsia="Times New Roman" w:hAnsi="Consolas" w:cs="Times New Roman"/>
+          <w:color w:val="CCCCCC"/>
+          <w:sz w:val="21"/>
+          <w:szCs w:val="21"/>
+          <w:lang w:eastAsia="en-US"/>
+        </w:rPr>
+        <w:t>;</w:t>
+      </w:r>
+      <w:proofErr w:type="gramEnd"/>
+      <w:r>
+        <w:rPr>
+          <w:rFonts w:ascii="Consolas" w:eastAsia="Times New Roman" w:hAnsi="Consolas" w:cs="Times New Roman"/>
+          <w:color w:val="CCCCCC"/>
+          <w:sz w:val="21"/>
+          <w:szCs w:val="21"/>
+          <w:lang w:eastAsia="en-US"/>
+        </w:rPr>
+        <w:t xml:space="preserve"> </w:t>
+      </w:r>
+    </w:p>
+    <w:p>
+      <w:pPr>
+        <w:shd w:val="clear" w:color="auto" w:fill="1F1F1F"/>
+        <w:suppressAutoHyphens w:val="0"/>
+        <w:spacing w:after="0" w:line="285" w:lineRule="atLeast"/>
+        <w:rPr>
+          <w:rFonts w:ascii="Consolas" w:eastAsia="Times New Roman" w:hAnsi="Consolas" w:cs="Times New Roman"/>
+          <w:color w:val="CCCCCC"/>
+          <w:sz w:val="21"/>
+          <w:szCs w:val="21"/>
+          <w:lang w:eastAsia="en-US"/>
+        </w:rPr>
+      </w:pPr>
+    </w:p>
+    <w:p>
+      <w:pPr>
+        <w:shd w:val="clear" w:color="auto" w:fill="1F1F1F"/>
+        <w:suppressAutoHyphens w:val="0"/>
+        <w:spacing w:after="0" w:line="285" w:lineRule="atLeast"/>
+        <w:rPr>
+          <w:rFonts w:ascii="Consolas" w:eastAsia="Times New Roman" w:hAnsi="Consolas" w:cs="Times New Roman"/>
+          <w:color w:val="CCCCCC"/>
+          <w:sz w:val="21"/>
+          <w:szCs w:val="21"/>
+          <w:lang w:eastAsia="en-US"/>
+        </w:rPr>
+      </w:pPr>
+      <w:r>
+        <w:rPr>
+          <w:rFonts w:ascii="Consolas" w:eastAsia="Times New Roman" w:hAnsi="Consolas" w:cs="Times New Roman"/>
+          <w:color w:val="CCCCCC"/>
+          <w:sz w:val="21"/>
+          <w:szCs w:val="21"/>
+          <w:lang w:eastAsia="en-US"/>
+        </w:rPr>
+        <w:t xml:space="preserve">    </w:t>
+      </w:r>
+      <w:r>
+        <w:rPr>
+          <w:rFonts w:ascii="Consolas" w:eastAsia="Times New Roman" w:hAnsi="Consolas" w:cs="Times New Roman"/>
+          <w:color w:val="6A9955"/>
+          <w:sz w:val="21"/>
+          <w:szCs w:val="21"/>
+          <w:lang w:eastAsia="en-US"/>
+        </w:rPr>
+        <w:t>// add a repeating timer with callback for the diode and piezo</w:t>
+      </w:r>
+    </w:p>
+    <w:p>
+      <w:pPr>
+        <w:shd w:val="clear" w:color="auto" w:fill="1F1F1F"/>
+        <w:suppressAutoHyphens w:val="0"/>
+        <w:spacing w:after="0" w:line="285" w:lineRule="atLeast"/>
+        <w:rPr>
+          <w:rFonts w:ascii="Consolas" w:eastAsia="Times New Roman" w:hAnsi="Consolas" w:cs="Times New Roman"/>
+          <w:color w:val="CCCCCC"/>
+          <w:sz w:val="21"/>
+          <w:szCs w:val="21"/>
+          <w:lang w:eastAsia="en-US"/>
+        </w:rPr>
+      </w:pPr>
+      <w:r>
+        <w:rPr>
+          <w:rFonts w:ascii="Consolas" w:eastAsia="Times New Roman" w:hAnsi="Consolas" w:cs="Times New Roman"/>
+          <w:color w:val="CCCCCC"/>
+          <w:sz w:val="21"/>
+          <w:szCs w:val="21"/>
+          <w:lang w:eastAsia="en-US"/>
+        </w:rPr>
+        <w:t xml:space="preserve">    </w:t>
+      </w:r>
+      <w:proofErr w:type="spellStart"/>
+      <w:r>
+        <w:rPr>
+          <w:rFonts w:ascii="Consolas" w:eastAsia="Times New Roman" w:hAnsi="Consolas" w:cs="Times New Roman"/>
+          <w:color w:val="DCDCAA"/>
+          <w:sz w:val="21"/>
+          <w:szCs w:val="21"/>
+          <w:lang w:eastAsia="en-US"/>
+        </w:rPr>
+        <w:t>add_repeating_timer_</w:t>
+      </w:r>
+      <w:proofErr w:type="gramStart"/>
+      <w:r>
+        <w:rPr>
+          <w:rFonts w:ascii="Consolas" w:eastAsia="Times New Roman" w:hAnsi="Consolas" w:cs="Times New Roman"/>
+          <w:color w:val="DCDCAA"/>
+          <w:sz w:val="21"/>
+          <w:szCs w:val="21"/>
+          <w:lang w:eastAsia="en-US"/>
+        </w:rPr>
+        <w:t>ms</w:t>
+      </w:r>
+      <w:proofErr w:type="spellEnd"/>
+      <w:r>
+        <w:rPr>
+          <w:rFonts w:ascii="Consolas" w:eastAsia="Times New Roman" w:hAnsi="Consolas" w:cs="Times New Roman"/>
+          <w:color w:val="CCCCCC"/>
+          <w:sz w:val="21"/>
+          <w:szCs w:val="21"/>
+          <w:lang w:eastAsia="en-US"/>
+        </w:rPr>
+        <w:t>(</w:t>
+      </w:r>
+      <w:proofErr w:type="gramEnd"/>
+      <w:r>
+        <w:rPr>
+          <w:rFonts w:ascii="Consolas" w:eastAsia="Times New Roman" w:hAnsi="Consolas" w:cs="Times New Roman"/>
+          <w:color w:val="D4D4D4"/>
+          <w:sz w:val="21"/>
+          <w:szCs w:val="21"/>
+          <w:lang w:eastAsia="en-US"/>
+        </w:rPr>
+        <w:t>-</w:t>
+      </w:r>
+      <w:r>
+        <w:rPr>
+          <w:rFonts w:ascii="Consolas" w:eastAsia="Times New Roman" w:hAnsi="Consolas" w:cs="Times New Roman"/>
+          <w:color w:val="B5CEA8"/>
+          <w:sz w:val="21"/>
+          <w:szCs w:val="21"/>
+          <w:lang w:eastAsia="en-US"/>
+        </w:rPr>
+        <w:t>250</w:t>
+      </w:r>
+      <w:r>
+        <w:rPr>
+          <w:rFonts w:ascii="Consolas" w:eastAsia="Times New Roman" w:hAnsi="Consolas" w:cs="Times New Roman"/>
+          <w:color w:val="CCCCCC"/>
+          <w:sz w:val="21"/>
+          <w:szCs w:val="21"/>
+          <w:lang w:eastAsia="en-US"/>
+        </w:rPr>
+        <w:t xml:space="preserve">, </w:t>
+      </w:r>
+      <w:proofErr w:type="spellStart"/>
+      <w:r>
+        <w:rPr>
+          <w:rFonts w:ascii="Consolas" w:eastAsia="Times New Roman" w:hAnsi="Consolas" w:cs="Times New Roman"/>
+          <w:color w:val="DCDCAA"/>
+          <w:sz w:val="21"/>
+          <w:szCs w:val="21"/>
+          <w:lang w:eastAsia="en-US"/>
+        </w:rPr>
+        <w:t>toggle_diode</w:t>
+      </w:r>
+      <w:proofErr w:type="spellEnd"/>
+      <w:r>
+        <w:rPr>
+          <w:rFonts w:ascii="Consolas" w:eastAsia="Times New Roman" w:hAnsi="Consolas" w:cs="Times New Roman"/>
+          <w:color w:val="CCCCCC"/>
+          <w:sz w:val="21"/>
+          <w:szCs w:val="21"/>
+          <w:lang w:eastAsia="en-US"/>
+        </w:rPr>
+        <w:t xml:space="preserve">, </w:t>
+      </w:r>
+      <w:r>
+        <w:rPr>
+          <w:rFonts w:ascii="Consolas" w:eastAsia="Times New Roman" w:hAnsi="Consolas" w:cs="Times New Roman"/>
+          <w:color w:val="569CD6"/>
+          <w:sz w:val="21"/>
+          <w:szCs w:val="21"/>
+          <w:lang w:eastAsia="en-US"/>
+        </w:rPr>
+        <w:t>NULL</w:t>
+      </w:r>
+      <w:r>
+        <w:rPr>
+          <w:rFonts w:ascii="Consolas" w:eastAsia="Times New Roman" w:hAnsi="Consolas" w:cs="Times New Roman"/>
+          <w:color w:val="CCCCCC"/>
+          <w:sz w:val="21"/>
+          <w:szCs w:val="21"/>
+          <w:lang w:eastAsia="en-US"/>
+        </w:rPr>
+        <w:t xml:space="preserve">, </w:t>
+      </w:r>
+      <w:r>
+        <w:rPr>
+          <w:rFonts w:ascii="Consolas" w:eastAsia="Times New Roman" w:hAnsi="Consolas" w:cs="Times New Roman"/>
+          <w:color w:val="D4D4D4"/>
+          <w:sz w:val="21"/>
+          <w:szCs w:val="21"/>
+          <w:lang w:eastAsia="en-US"/>
+        </w:rPr>
+        <w:t>&amp;</w:t>
+      </w:r>
+      <w:proofErr w:type="spellStart"/>
+      <w:r>
+        <w:rPr>
+          <w:rFonts w:ascii="Consolas" w:eastAsia="Times New Roman" w:hAnsi="Consolas" w:cs="Times New Roman"/>
+          <w:color w:val="9CDCFE"/>
+          <w:sz w:val="21"/>
+          <w:szCs w:val="21"/>
+          <w:lang w:eastAsia="en-US"/>
+        </w:rPr>
+        <w:t>active_timer</w:t>
+      </w:r>
+      <w:proofErr w:type="spellEnd"/>
+      <w:proofErr w:type="gramStart"/>
+      <w:r>
+        <w:rPr>
+          <w:rFonts w:ascii="Consolas" w:eastAsia="Times New Roman" w:hAnsi="Consolas" w:cs="Times New Roman"/>
+          <w:color w:val="CCCCCC"/>
+          <w:sz w:val="21"/>
+          <w:szCs w:val="21"/>
+          <w:lang w:eastAsia="en-US"/>
+        </w:rPr>
+        <w:t>);</w:t>
+      </w:r>
+      <w:proofErr w:type="gramEnd"/>
+    </w:p>
+    <w:p>
+      <w:pPr>
+        <w:shd w:val="clear" w:color="auto" w:fill="1F1F1F"/>
+        <w:suppressAutoHyphens w:val="0"/>
+        <w:spacing w:after="0" w:line="285" w:lineRule="atLeast"/>
+        <w:rPr>
+          <w:rFonts w:ascii="Consolas" w:eastAsia="Times New Roman" w:hAnsi="Consolas" w:cs="Times New Roman"/>
+          <w:color w:val="CCCCCC"/>
+          <w:sz w:val="21"/>
+          <w:szCs w:val="21"/>
+          <w:lang w:eastAsia="en-US"/>
+        </w:rPr>
+      </w:pPr>
+    </w:p>
+    <w:p>
+      <w:pPr>
+        <w:shd w:val="clear" w:color="auto" w:fill="1F1F1F"/>
+        <w:suppressAutoHyphens w:val="0"/>
+        <w:spacing w:after="0" w:line="285" w:lineRule="atLeast"/>
+        <w:rPr>
+          <w:rFonts w:ascii="Consolas" w:eastAsia="Times New Roman" w:hAnsi="Consolas" w:cs="Times New Roman"/>
+          <w:color w:val="CCCCCC"/>
+          <w:sz w:val="21"/>
+          <w:szCs w:val="21"/>
+          <w:lang w:eastAsia="en-US"/>
+        </w:rPr>
+      </w:pPr>
+      <w:r>
+        <w:rPr>
+          <w:rFonts w:ascii="Consolas" w:eastAsia="Times New Roman" w:hAnsi="Consolas" w:cs="Times New Roman"/>
+          <w:color w:val="CCCCCC"/>
+          <w:sz w:val="21"/>
+          <w:szCs w:val="21"/>
+          <w:lang w:eastAsia="en-US"/>
+        </w:rPr>
+        <w:t xml:space="preserve">    </w:t>
+      </w:r>
+      <w:r>
+        <w:rPr>
+          <w:rFonts w:ascii="Consolas" w:eastAsia="Times New Roman" w:hAnsi="Consolas" w:cs="Times New Roman"/>
+          <w:color w:val="6A9955"/>
+          <w:sz w:val="21"/>
+          <w:szCs w:val="21"/>
+          <w:lang w:eastAsia="en-US"/>
+        </w:rPr>
+        <w:t>// enable the falling edge interrupt for the switch pin (enable the interrupt)</w:t>
+      </w:r>
+    </w:p>
+    <w:p>
+      <w:pPr>
+        <w:shd w:val="clear" w:color="auto" w:fill="1F1F1F"/>
+        <w:suppressAutoHyphens w:val="0"/>
+        <w:spacing w:after="0" w:line="285" w:lineRule="atLeast"/>
+        <w:rPr>
+          <w:rFonts w:ascii="Consolas" w:eastAsia="Times New Roman" w:hAnsi="Consolas" w:cs="Times New Roman"/>
+          <w:color w:val="CCCCCC"/>
+          <w:sz w:val="21"/>
+          <w:szCs w:val="21"/>
+          <w:lang w:eastAsia="en-US"/>
+        </w:rPr>
+      </w:pPr>
+      <w:r>
+        <w:rPr>
+          <w:rFonts w:ascii="Consolas" w:eastAsia="Times New Roman" w:hAnsi="Consolas" w:cs="Times New Roman"/>
+          <w:color w:val="CCCCCC"/>
+          <w:sz w:val="21"/>
+          <w:szCs w:val="21"/>
+          <w:lang w:eastAsia="en-US"/>
+        </w:rPr>
+        <w:lastRenderedPageBreak/>
+        <w:t xml:space="preserve">    </w:t>
+      </w:r>
+      <w:proofErr w:type="spellStart"/>
+      <w:r>
+        <w:rPr>
+          <w:rFonts w:ascii="Consolas" w:eastAsia="Times New Roman" w:hAnsi="Consolas" w:cs="Times New Roman"/>
+          <w:color w:val="DCDCAA"/>
+          <w:sz w:val="21"/>
+          <w:szCs w:val="21"/>
+          <w:lang w:eastAsia="en-US"/>
+        </w:rPr>
+        <w:t>gpio_set_irq_</w:t>
+      </w:r>
+      <w:proofErr w:type="gramStart"/>
+      <w:r>
+        <w:rPr>
+          <w:rFonts w:ascii="Consolas" w:eastAsia="Times New Roman" w:hAnsi="Consolas" w:cs="Times New Roman"/>
+          <w:color w:val="DCDCAA"/>
+          <w:sz w:val="21"/>
+          <w:szCs w:val="21"/>
+          <w:lang w:eastAsia="en-US"/>
+        </w:rPr>
+        <w:t>enabled</w:t>
+      </w:r>
+      <w:proofErr w:type="spellEnd"/>
+      <w:r>
+        <w:rPr>
+          <w:rFonts w:ascii="Consolas" w:eastAsia="Times New Roman" w:hAnsi="Consolas" w:cs="Times New Roman"/>
+          <w:color w:val="CCCCCC"/>
+          <w:sz w:val="21"/>
+          <w:szCs w:val="21"/>
+          <w:lang w:eastAsia="en-US"/>
+        </w:rPr>
+        <w:t>(</w:t>
+      </w:r>
+      <w:proofErr w:type="gramEnd"/>
+      <w:r>
+        <w:rPr>
+          <w:rFonts w:ascii="Consolas" w:eastAsia="Times New Roman" w:hAnsi="Consolas" w:cs="Times New Roman"/>
+          <w:color w:val="569CD6"/>
+          <w:sz w:val="21"/>
+          <w:szCs w:val="21"/>
+          <w:lang w:eastAsia="en-US"/>
+        </w:rPr>
+        <w:t>SWITCH_PIN</w:t>
+      </w:r>
+      <w:r>
+        <w:rPr>
+          <w:rFonts w:ascii="Consolas" w:eastAsia="Times New Roman" w:hAnsi="Consolas" w:cs="Times New Roman"/>
+          <w:color w:val="CCCCCC"/>
+          <w:sz w:val="21"/>
+          <w:szCs w:val="21"/>
+          <w:lang w:eastAsia="en-US"/>
+        </w:rPr>
+        <w:t xml:space="preserve">, GPIO_IRQ_EDGE_FALL, </w:t>
+      </w:r>
+      <w:r>
+        <w:rPr>
+          <w:rFonts w:ascii="Consolas" w:eastAsia="Times New Roman" w:hAnsi="Consolas" w:cs="Times New Roman"/>
+          <w:color w:val="569CD6"/>
+          <w:sz w:val="21"/>
+          <w:szCs w:val="21"/>
+          <w:lang w:eastAsia="en-US"/>
+        </w:rPr>
+        <w:t>true</w:t>
+      </w:r>
+      <w:proofErr w:type="gramStart"/>
+      <w:r>
+        <w:rPr>
+          <w:rFonts w:ascii="Consolas" w:eastAsia="Times New Roman" w:hAnsi="Consolas" w:cs="Times New Roman"/>
+          <w:color w:val="CCCCCC"/>
+          <w:sz w:val="21"/>
+          <w:szCs w:val="21"/>
+          <w:lang w:eastAsia="en-US"/>
+        </w:rPr>
+        <w:t>);</w:t>
+      </w:r>
+      <w:proofErr w:type="gramEnd"/>
+      <w:r>
+        <w:rPr>
+          <w:rFonts w:ascii="Consolas" w:eastAsia="Times New Roman" w:hAnsi="Consolas" w:cs="Times New Roman"/>
+          <w:color w:val="CCCCCC"/>
+          <w:sz w:val="21"/>
+          <w:szCs w:val="21"/>
+          <w:lang w:eastAsia="en-US"/>
+        </w:rPr>
+        <w:t xml:space="preserve"> </w:t>
+      </w:r>
+    </w:p>
+    <w:p>
+      <w:pPr>
+        <w:shd w:val="clear" w:color="auto" w:fill="1F1F1F"/>
+        <w:suppressAutoHyphens w:val="0"/>
+        <w:spacing w:after="0" w:line="285" w:lineRule="atLeast"/>
+        <w:rPr>
+          <w:rFonts w:ascii="Consolas" w:eastAsia="Times New Roman" w:hAnsi="Consolas" w:cs="Times New Roman"/>
+          <w:color w:val="CCCCCC"/>
+          <w:sz w:val="21"/>
+          <w:szCs w:val="21"/>
+          <w:lang w:eastAsia="en-US"/>
+        </w:rPr>
+      </w:pPr>
+      <w:r>
+        <w:rPr>
+          <w:rFonts w:ascii="Consolas" w:eastAsia="Times New Roman" w:hAnsi="Consolas" w:cs="Times New Roman"/>
+          <w:color w:val="CCCCCC"/>
+          <w:sz w:val="21"/>
+          <w:szCs w:val="21"/>
+          <w:lang w:eastAsia="en-US"/>
+        </w:rPr>
+        <w:t xml:space="preserve">    </w:t>
+      </w:r>
+      <w:proofErr w:type="spellStart"/>
+      <w:r>
+        <w:rPr>
+          <w:rFonts w:ascii="Consolas" w:eastAsia="Times New Roman" w:hAnsi="Consolas" w:cs="Times New Roman"/>
+          <w:color w:val="DCDCAA"/>
+          <w:sz w:val="21"/>
+          <w:szCs w:val="21"/>
+          <w:lang w:eastAsia="en-US"/>
+        </w:rPr>
+        <w:t>gpio_set_irq_callback</w:t>
+      </w:r>
+      <w:proofErr w:type="spellEnd"/>
+      <w:r>
+        <w:rPr>
+          <w:rFonts w:ascii="Consolas" w:eastAsia="Times New Roman" w:hAnsi="Consolas" w:cs="Times New Roman"/>
+          <w:color w:val="CCCCCC"/>
+          <w:sz w:val="21"/>
+          <w:szCs w:val="21"/>
+          <w:lang w:eastAsia="en-US"/>
+        </w:rPr>
+        <w:t>(</w:t>
+      </w:r>
+      <w:proofErr w:type="spellStart"/>
+      <w:r>
+        <w:rPr>
+          <w:rFonts w:ascii="Consolas" w:eastAsia="Times New Roman" w:hAnsi="Consolas" w:cs="Times New Roman"/>
+          <w:color w:val="DCDCAA"/>
+          <w:sz w:val="21"/>
+          <w:szCs w:val="21"/>
+          <w:lang w:eastAsia="en-US"/>
+        </w:rPr>
+        <w:t>gpio_irq_callback</w:t>
+      </w:r>
+      <w:proofErr w:type="spellEnd"/>
+      <w:proofErr w:type="gramStart"/>
+      <w:r>
+        <w:rPr>
+          <w:rFonts w:ascii="Consolas" w:eastAsia="Times New Roman" w:hAnsi="Consolas" w:cs="Times New Roman"/>
+          <w:color w:val="CCCCCC"/>
+          <w:sz w:val="21"/>
+          <w:szCs w:val="21"/>
+          <w:lang w:eastAsia="en-US"/>
+        </w:rPr>
+        <w:t>);</w:t>
+      </w:r>
+      <w:proofErr w:type="gramEnd"/>
+    </w:p>
+    <w:p>
+      <w:pPr>
+        <w:shd w:val="clear" w:color="auto" w:fill="1F1F1F"/>
+        <w:suppressAutoHyphens w:val="0"/>
+        <w:spacing w:after="0" w:line="285" w:lineRule="atLeast"/>
+        <w:rPr>
+          <w:rFonts w:ascii="Consolas" w:eastAsia="Times New Roman" w:hAnsi="Consolas" w:cs="Times New Roman"/>
+          <w:color w:val="CCCCCC"/>
+          <w:sz w:val="21"/>
+          <w:szCs w:val="21"/>
+          <w:lang w:eastAsia="en-US"/>
+        </w:rPr>
+      </w:pPr>
+      <w:r>
+        <w:rPr>
+          <w:rFonts w:ascii="Consolas" w:eastAsia="Times New Roman" w:hAnsi="Consolas" w:cs="Times New Roman"/>
+          <w:color w:val="CCCCCC"/>
+          <w:sz w:val="21"/>
+          <w:szCs w:val="21"/>
+          <w:lang w:eastAsia="en-US"/>
+        </w:rPr>
+        <w:t xml:space="preserve">    </w:t>
+      </w:r>
+      <w:proofErr w:type="spellStart"/>
+      <w:r>
+        <w:rPr>
+          <w:rFonts w:ascii="Consolas" w:eastAsia="Times New Roman" w:hAnsi="Consolas" w:cs="Times New Roman"/>
+          <w:color w:val="DCDCAA"/>
+          <w:sz w:val="21"/>
+          <w:szCs w:val="21"/>
+          <w:lang w:eastAsia="en-US"/>
+        </w:rPr>
+        <w:t>irq_set_</w:t>
+      </w:r>
+      <w:proofErr w:type="gramStart"/>
+      <w:r>
+        <w:rPr>
+          <w:rFonts w:ascii="Consolas" w:eastAsia="Times New Roman" w:hAnsi="Consolas" w:cs="Times New Roman"/>
+          <w:color w:val="DCDCAA"/>
+          <w:sz w:val="21"/>
+          <w:szCs w:val="21"/>
+          <w:lang w:eastAsia="en-US"/>
+        </w:rPr>
+        <w:t>enabled</w:t>
+      </w:r>
+      <w:proofErr w:type="spellEnd"/>
+      <w:r>
+        <w:rPr>
+          <w:rFonts w:ascii="Consolas" w:eastAsia="Times New Roman" w:hAnsi="Consolas" w:cs="Times New Roman"/>
+          <w:color w:val="CCCCCC"/>
+          <w:sz w:val="21"/>
+          <w:szCs w:val="21"/>
+          <w:lang w:eastAsia="en-US"/>
+        </w:rPr>
+        <w:t>(</w:t>
+      </w:r>
+      <w:proofErr w:type="gramEnd"/>
+      <w:r>
+        <w:rPr>
+          <w:rFonts w:ascii="Consolas" w:eastAsia="Times New Roman" w:hAnsi="Consolas" w:cs="Times New Roman"/>
+          <w:color w:val="CCCCCC"/>
+          <w:sz w:val="21"/>
+          <w:szCs w:val="21"/>
+          <w:lang w:eastAsia="en-US"/>
+        </w:rPr>
+        <w:t xml:space="preserve">IO_IRQ_BANK0, </w:t>
+      </w:r>
+      <w:r>
+        <w:rPr>
+          <w:rFonts w:ascii="Consolas" w:eastAsia="Times New Roman" w:hAnsi="Consolas" w:cs="Times New Roman"/>
+          <w:color w:val="569CD6"/>
+          <w:sz w:val="21"/>
+          <w:szCs w:val="21"/>
+          <w:lang w:eastAsia="en-US"/>
+        </w:rPr>
+        <w:t>true</w:t>
+      </w:r>
+      <w:proofErr w:type="gramStart"/>
+      <w:r>
+        <w:rPr>
+          <w:rFonts w:ascii="Consolas" w:eastAsia="Times New Roman" w:hAnsi="Consolas" w:cs="Times New Roman"/>
+          <w:color w:val="CCCCCC"/>
+          <w:sz w:val="21"/>
+          <w:szCs w:val="21"/>
+          <w:lang w:eastAsia="en-US"/>
+        </w:rPr>
+        <w:t>);</w:t>
+      </w:r>
+      <w:proofErr w:type="gramEnd"/>
+    </w:p>
+    <w:p>
+      <w:pPr>
+        <w:shd w:val="clear" w:color="auto" w:fill="1F1F1F"/>
+        <w:suppressAutoHyphens w:val="0"/>
+        <w:spacing w:after="0" w:line="285" w:lineRule="atLeast"/>
+        <w:rPr>
+          <w:rFonts w:ascii="Consolas" w:eastAsia="Times New Roman" w:hAnsi="Consolas" w:cs="Times New Roman"/>
+          <w:color w:val="CCCCCC"/>
+          <w:sz w:val="21"/>
+          <w:szCs w:val="21"/>
+          <w:lang w:eastAsia="en-US"/>
+        </w:rPr>
+      </w:pPr>
+      <w:r>
+        <w:rPr>
+          <w:rFonts w:ascii="Consolas" w:eastAsia="Times New Roman" w:hAnsi="Consolas" w:cs="Times New Roman"/>
+          <w:color w:val="CCCCCC"/>
+          <w:sz w:val="21"/>
+          <w:szCs w:val="21"/>
+          <w:lang w:eastAsia="en-US"/>
+        </w:rPr>
+        <w:t xml:space="preserve">    </w:t>
+      </w:r>
+    </w:p>
+    <w:p>
+      <w:pPr>
+        <w:shd w:val="clear" w:color="auto" w:fill="1F1F1F"/>
+        <w:suppressAutoHyphens w:val="0"/>
+        <w:spacing w:after="0" w:line="285" w:lineRule="atLeast"/>
+        <w:rPr>
+          <w:rFonts w:ascii="Consolas" w:eastAsia="Times New Roman" w:hAnsi="Consolas" w:cs="Times New Roman"/>
+          <w:color w:val="CCCCCC"/>
+          <w:sz w:val="21"/>
+          <w:szCs w:val="21"/>
+          <w:lang w:eastAsia="en-US"/>
+        </w:rPr>
+      </w:pPr>
+      <w:r>
+        <w:rPr>
+          <w:rFonts w:ascii="Consolas" w:eastAsia="Times New Roman" w:hAnsi="Consolas" w:cs="Times New Roman"/>
+          <w:color w:val="CCCCCC"/>
+          <w:sz w:val="21"/>
+          <w:szCs w:val="21"/>
+          <w:lang w:eastAsia="en-US"/>
+        </w:rPr>
+        <w:t xml:space="preserve">    </w:t>
+      </w:r>
+      <w:proofErr w:type="gramStart"/>
+      <w:r>
+        <w:rPr>
+          <w:rFonts w:ascii="Consolas" w:eastAsia="Times New Roman" w:hAnsi="Consolas" w:cs="Times New Roman"/>
+          <w:color w:val="C586C0"/>
+          <w:sz w:val="21"/>
+          <w:szCs w:val="21"/>
+          <w:lang w:eastAsia="en-US"/>
+        </w:rPr>
+        <w:t>for</w:t>
+      </w:r>
+      <w:r>
+        <w:rPr>
+          <w:rFonts w:ascii="Consolas" w:eastAsia="Times New Roman" w:hAnsi="Consolas" w:cs="Times New Roman"/>
+          <w:color w:val="CCCCCC"/>
+          <w:sz w:val="21"/>
+          <w:szCs w:val="21"/>
+          <w:lang w:eastAsia="en-US"/>
+        </w:rPr>
+        <w:t>(</w:t>
+      </w:r>
+      <w:proofErr w:type="gramEnd"/>
+      <w:r>
+        <w:rPr>
+          <w:rFonts w:ascii="Consolas" w:eastAsia="Times New Roman" w:hAnsi="Consolas" w:cs="Times New Roman"/>
+          <w:color w:val="CCCCCC"/>
+          <w:sz w:val="21"/>
+          <w:szCs w:val="21"/>
+          <w:lang w:eastAsia="en-US"/>
+        </w:rPr>
+        <w:t>;</w:t>
+      </w:r>
+      <w:proofErr w:type="gramStart"/>
+      <w:r>
+        <w:rPr>
+          <w:rFonts w:ascii="Consolas" w:eastAsia="Times New Roman" w:hAnsi="Consolas" w:cs="Times New Roman"/>
+          <w:color w:val="CCCCCC"/>
+          <w:sz w:val="21"/>
+          <w:szCs w:val="21"/>
+          <w:lang w:eastAsia="en-US"/>
+        </w:rPr>
+        <w:t>;){</w:t>
+      </w:r>
+      <w:proofErr w:type="gramEnd"/>
+    </w:p>
+    <w:p>
+      <w:pPr>
+        <w:shd w:val="clear" w:color="auto" w:fill="1F1F1F"/>
+        <w:suppressAutoHyphens w:val="0"/>
+        <w:spacing w:after="0" w:line="285" w:lineRule="atLeast"/>
+        <w:rPr>
+          <w:rFonts w:ascii="Consolas" w:eastAsia="Times New Roman" w:hAnsi="Consolas" w:cs="Times New Roman"/>
+          <w:color w:val="CCCCCC"/>
+          <w:sz w:val="21"/>
+          <w:szCs w:val="21"/>
+          <w:lang w:eastAsia="en-US"/>
+        </w:rPr>
+      </w:pPr>
+      <w:r>
+        <w:rPr>
+          <w:rFonts w:ascii="Consolas" w:eastAsia="Times New Roman" w:hAnsi="Consolas" w:cs="Times New Roman"/>
+          <w:color w:val="CCCCCC"/>
+          <w:sz w:val="21"/>
+          <w:szCs w:val="21"/>
+          <w:lang w:eastAsia="en-US"/>
+        </w:rPr>
+        <w:t xml:space="preserve">        </w:t>
+      </w:r>
+      <w:r>
+        <w:rPr>
+          <w:rFonts w:ascii="Consolas" w:eastAsia="Times New Roman" w:hAnsi="Consolas" w:cs="Times New Roman"/>
+          <w:color w:val="C586C0"/>
+          <w:sz w:val="21"/>
+          <w:szCs w:val="21"/>
+          <w:lang w:eastAsia="en-US"/>
+        </w:rPr>
+        <w:t>if</w:t>
+      </w:r>
+      <w:r>
+        <w:rPr>
+          <w:rFonts w:ascii="Consolas" w:eastAsia="Times New Roman" w:hAnsi="Consolas" w:cs="Times New Roman"/>
+          <w:color w:val="CCCCCC"/>
+          <w:sz w:val="21"/>
+          <w:szCs w:val="21"/>
+          <w:lang w:eastAsia="en-US"/>
+        </w:rPr>
+        <w:t>(</w:t>
+      </w:r>
+      <w:proofErr w:type="spellStart"/>
+      <w:r>
+        <w:rPr>
+          <w:rFonts w:ascii="Consolas" w:eastAsia="Times New Roman" w:hAnsi="Consolas" w:cs="Times New Roman"/>
+          <w:color w:val="9CDCFE"/>
+          <w:sz w:val="21"/>
+          <w:szCs w:val="21"/>
+          <w:lang w:eastAsia="en-US"/>
+        </w:rPr>
+        <w:t>timer_</w:t>
+      </w:r>
+      <w:proofErr w:type="gramStart"/>
+      <w:r>
+        <w:rPr>
+          <w:rFonts w:ascii="Consolas" w:eastAsia="Times New Roman" w:hAnsi="Consolas" w:cs="Times New Roman"/>
+          <w:color w:val="9CDCFE"/>
+          <w:sz w:val="21"/>
+          <w:szCs w:val="21"/>
+          <w:lang w:eastAsia="en-US"/>
+        </w:rPr>
+        <w:t>enable</w:t>
+      </w:r>
+      <w:proofErr w:type="spellEnd"/>
+      <w:r>
+        <w:rPr>
+          <w:rFonts w:ascii="Consolas" w:eastAsia="Times New Roman" w:hAnsi="Consolas" w:cs="Times New Roman"/>
+          <w:color w:val="CCCCCC"/>
+          <w:sz w:val="21"/>
+          <w:szCs w:val="21"/>
+          <w:lang w:eastAsia="en-US"/>
+        </w:rPr>
+        <w:t>){</w:t>
+      </w:r>
+      <w:proofErr w:type="gramEnd"/>
+    </w:p>
+    <w:p>
+      <w:pPr>
+        <w:shd w:val="clear" w:color="auto" w:fill="1F1F1F"/>
+        <w:suppressAutoHyphens w:val="0"/>
+        <w:spacing w:after="0" w:line="285" w:lineRule="atLeast"/>
+        <w:rPr>
+          <w:rFonts w:ascii="Consolas" w:eastAsia="Times New Roman" w:hAnsi="Consolas" w:cs="Times New Roman"/>
+          <w:color w:val="CCCCCC"/>
+          <w:sz w:val="21"/>
+          <w:szCs w:val="21"/>
+          <w:lang w:eastAsia="en-US"/>
+        </w:rPr>
+      </w:pPr>
+    </w:p>
+    <w:p>
+      <w:pPr>
+        <w:shd w:val="clear" w:color="auto" w:fill="1F1F1F"/>
+        <w:suppressAutoHyphens w:val="0"/>
+        <w:spacing w:after="0" w:line="285" w:lineRule="atLeast"/>
+        <w:rPr>
+          <w:rFonts w:ascii="Consolas" w:eastAsia="Times New Roman" w:hAnsi="Consolas" w:cs="Times New Roman"/>
+          <w:color w:val="CCCCCC"/>
+          <w:sz w:val="21"/>
+          <w:szCs w:val="21"/>
+          <w:lang w:eastAsia="en-US"/>
+        </w:rPr>
+      </w:pPr>
+      <w:r>
+        <w:rPr>
+          <w:rFonts w:ascii="Consolas" w:eastAsia="Times New Roman" w:hAnsi="Consolas" w:cs="Times New Roman"/>
+          <w:color w:val="CCCCCC"/>
+          <w:sz w:val="21"/>
+          <w:szCs w:val="21"/>
+          <w:lang w:eastAsia="en-US"/>
+        </w:rPr>
+        <w:t xml:space="preserve">            </w:t>
+      </w:r>
+      <w:proofErr w:type="spellStart"/>
+      <w:r>
+        <w:rPr>
+          <w:rFonts w:ascii="Consolas" w:eastAsia="Times New Roman" w:hAnsi="Consolas" w:cs="Times New Roman"/>
+          <w:color w:val="DCDCAA"/>
+          <w:sz w:val="21"/>
+          <w:szCs w:val="21"/>
+          <w:lang w:eastAsia="en-US"/>
+        </w:rPr>
+        <w:t>cancel_repeating_timer</w:t>
+      </w:r>
+      <w:proofErr w:type="spellEnd"/>
+      <w:r>
+        <w:rPr>
+          <w:rFonts w:ascii="Consolas" w:eastAsia="Times New Roman" w:hAnsi="Consolas" w:cs="Times New Roman"/>
+          <w:color w:val="CCCCCC"/>
+          <w:sz w:val="21"/>
+          <w:szCs w:val="21"/>
+          <w:lang w:eastAsia="en-US"/>
+        </w:rPr>
+        <w:t>(</w:t>
+      </w:r>
+      <w:r>
+        <w:rPr>
+          <w:rFonts w:ascii="Consolas" w:eastAsia="Times New Roman" w:hAnsi="Consolas" w:cs="Times New Roman"/>
+          <w:color w:val="D4D4D4"/>
+          <w:sz w:val="21"/>
+          <w:szCs w:val="21"/>
+          <w:lang w:eastAsia="en-US"/>
+        </w:rPr>
+        <w:t>&amp;</w:t>
+      </w:r>
+      <w:proofErr w:type="spellStart"/>
+      <w:r>
+        <w:rPr>
+          <w:rFonts w:ascii="Consolas" w:eastAsia="Times New Roman" w:hAnsi="Consolas" w:cs="Times New Roman"/>
+          <w:color w:val="9CDCFE"/>
+          <w:sz w:val="21"/>
+          <w:szCs w:val="21"/>
+          <w:lang w:eastAsia="en-US"/>
+        </w:rPr>
+        <w:t>active_timer</w:t>
+      </w:r>
+      <w:proofErr w:type="spellEnd"/>
+      <w:proofErr w:type="gramStart"/>
+      <w:r>
+        <w:rPr>
+          <w:rFonts w:ascii="Consolas" w:eastAsia="Times New Roman" w:hAnsi="Consolas" w:cs="Times New Roman"/>
+          <w:color w:val="CCCCCC"/>
+          <w:sz w:val="21"/>
+          <w:szCs w:val="21"/>
+          <w:lang w:eastAsia="en-US"/>
+        </w:rPr>
+        <w:t>);</w:t>
+      </w:r>
+      <w:proofErr w:type="gramEnd"/>
+    </w:p>
+    <w:p>
+      <w:pPr>
+        <w:shd w:val="clear" w:color="auto" w:fill="1F1F1F"/>
+        <w:suppressAutoHyphens w:val="0"/>
+        <w:spacing w:after="0" w:line="285" w:lineRule="atLeast"/>
+        <w:rPr>
+          <w:rFonts w:ascii="Consolas" w:eastAsia="Times New Roman" w:hAnsi="Consolas" w:cs="Times New Roman"/>
+          <w:color w:val="CCCCCC"/>
+          <w:sz w:val="21"/>
+          <w:szCs w:val="21"/>
+          <w:lang w:eastAsia="en-US"/>
+        </w:rPr>
+      </w:pPr>
+    </w:p>
+    <w:p>
+      <w:pPr>
+        <w:shd w:val="clear" w:color="auto" w:fill="1F1F1F"/>
+        <w:suppressAutoHyphens w:val="0"/>
+        <w:spacing w:after="0" w:line="285" w:lineRule="atLeast"/>
+        <w:rPr>
+          <w:rFonts w:ascii="Consolas" w:eastAsia="Times New Roman" w:hAnsi="Consolas" w:cs="Times New Roman"/>
+          <w:color w:val="CCCCCC"/>
+          <w:sz w:val="21"/>
+          <w:szCs w:val="21"/>
+          <w:lang w:eastAsia="en-US"/>
+        </w:rPr>
+      </w:pPr>
+      <w:r>
+        <w:rPr>
+          <w:rFonts w:ascii="Consolas" w:eastAsia="Times New Roman" w:hAnsi="Consolas" w:cs="Times New Roman"/>
+          <w:color w:val="CCCCCC"/>
+          <w:sz w:val="21"/>
+          <w:szCs w:val="21"/>
+          <w:lang w:eastAsia="en-US"/>
+        </w:rPr>
+        <w:t xml:space="preserve">            </w:t>
+      </w:r>
+      <w:r>
+        <w:rPr>
+          <w:rFonts w:ascii="Consolas" w:eastAsia="Times New Roman" w:hAnsi="Consolas" w:cs="Times New Roman"/>
+          <w:color w:val="6A9955"/>
+          <w:sz w:val="21"/>
+          <w:szCs w:val="21"/>
+          <w:lang w:eastAsia="en-US"/>
+        </w:rPr>
+        <w:t>// turn off both components (for a very small unit of time)</w:t>
+      </w:r>
+    </w:p>
+    <w:p>
+      <w:pPr>
+        <w:shd w:val="clear" w:color="auto" w:fill="1F1F1F"/>
+        <w:suppressAutoHyphens w:val="0"/>
+        <w:spacing w:after="0" w:line="285" w:lineRule="atLeast"/>
+        <w:rPr>
+          <w:rFonts w:ascii="Consolas" w:eastAsia="Times New Roman" w:hAnsi="Consolas" w:cs="Times New Roman"/>
+          <w:color w:val="CCCCCC"/>
+          <w:sz w:val="21"/>
+          <w:szCs w:val="21"/>
+          <w:lang w:eastAsia="en-US"/>
+        </w:rPr>
+      </w:pPr>
+      <w:r>
+        <w:rPr>
+          <w:rFonts w:ascii="Consolas" w:eastAsia="Times New Roman" w:hAnsi="Consolas" w:cs="Times New Roman"/>
+          <w:color w:val="CCCCCC"/>
+          <w:sz w:val="21"/>
+          <w:szCs w:val="21"/>
+          <w:lang w:eastAsia="en-US"/>
+        </w:rPr>
+        <w:t xml:space="preserve">            </w:t>
+      </w:r>
+      <w:proofErr w:type="spellStart"/>
+      <w:r>
+        <w:rPr>
+          <w:rFonts w:ascii="Consolas" w:eastAsia="Times New Roman" w:hAnsi="Consolas" w:cs="Times New Roman"/>
+          <w:color w:val="DCDCAA"/>
+          <w:sz w:val="21"/>
+          <w:szCs w:val="21"/>
+          <w:lang w:eastAsia="en-US"/>
+        </w:rPr>
+        <w:t>gpio_</w:t>
+      </w:r>
+      <w:proofErr w:type="gramStart"/>
+      <w:r>
+        <w:rPr>
+          <w:rFonts w:ascii="Consolas" w:eastAsia="Times New Roman" w:hAnsi="Consolas" w:cs="Times New Roman"/>
+          <w:color w:val="DCDCAA"/>
+          <w:sz w:val="21"/>
+          <w:szCs w:val="21"/>
+          <w:lang w:eastAsia="en-US"/>
+        </w:rPr>
+        <w:t>put</w:t>
+      </w:r>
+      <w:proofErr w:type="spellEnd"/>
+      <w:r>
+        <w:rPr>
+          <w:rFonts w:ascii="Consolas" w:eastAsia="Times New Roman" w:hAnsi="Consolas" w:cs="Times New Roman"/>
+          <w:color w:val="CCCCCC"/>
+          <w:sz w:val="21"/>
+          <w:szCs w:val="21"/>
+          <w:lang w:eastAsia="en-US"/>
+        </w:rPr>
+        <w:t>(</w:t>
+      </w:r>
+      <w:proofErr w:type="gramEnd"/>
+      <w:r>
+        <w:rPr>
+          <w:rFonts w:ascii="Consolas" w:eastAsia="Times New Roman" w:hAnsi="Consolas" w:cs="Times New Roman"/>
+          <w:color w:val="569CD6"/>
+          <w:sz w:val="21"/>
+          <w:szCs w:val="21"/>
+          <w:lang w:eastAsia="en-US"/>
+        </w:rPr>
+        <w:t>PIEZO_PIN</w:t>
+      </w:r>
+      <w:r>
+        <w:rPr>
+          <w:rFonts w:ascii="Consolas" w:eastAsia="Times New Roman" w:hAnsi="Consolas" w:cs="Times New Roman"/>
+          <w:color w:val="CCCCCC"/>
+          <w:sz w:val="21"/>
+          <w:szCs w:val="21"/>
+          <w:lang w:eastAsia="en-US"/>
+        </w:rPr>
+        <w:t xml:space="preserve">, </w:t>
+      </w:r>
+      <w:r>
+        <w:rPr>
+          <w:rFonts w:ascii="Consolas" w:eastAsia="Times New Roman" w:hAnsi="Consolas" w:cs="Times New Roman"/>
+          <w:color w:val="B5CEA8"/>
+          <w:sz w:val="21"/>
+          <w:szCs w:val="21"/>
+          <w:lang w:eastAsia="en-US"/>
+        </w:rPr>
+        <w:t>0</w:t>
+      </w:r>
+      <w:proofErr w:type="gramStart"/>
+      <w:r>
+        <w:rPr>
+          <w:rFonts w:ascii="Consolas" w:eastAsia="Times New Roman" w:hAnsi="Consolas" w:cs="Times New Roman"/>
+          <w:color w:val="CCCCCC"/>
+          <w:sz w:val="21"/>
+          <w:szCs w:val="21"/>
+          <w:lang w:eastAsia="en-US"/>
+        </w:rPr>
+        <w:t>);</w:t>
+      </w:r>
+      <w:proofErr w:type="gramEnd"/>
+    </w:p>
+    <w:p>
+      <w:pPr>
+        <w:shd w:val="clear" w:color="auto" w:fill="1F1F1F"/>
+        <w:suppressAutoHyphens w:val="0"/>
+        <w:spacing w:after="0" w:line="285" w:lineRule="atLeast"/>
+        <w:rPr>
+          <w:rFonts w:ascii="Consolas" w:eastAsia="Times New Roman" w:hAnsi="Consolas" w:cs="Times New Roman"/>
+          <w:color w:val="CCCCCC"/>
+          <w:sz w:val="21"/>
+          <w:szCs w:val="21"/>
+          <w:lang w:eastAsia="en-US"/>
+        </w:rPr>
+      </w:pPr>
+      <w:r>
+        <w:rPr>
+          <w:rFonts w:ascii="Consolas" w:eastAsia="Times New Roman" w:hAnsi="Consolas" w:cs="Times New Roman"/>
+          <w:color w:val="CCCCCC"/>
+          <w:sz w:val="21"/>
+          <w:szCs w:val="21"/>
+          <w:lang w:eastAsia="en-US"/>
+        </w:rPr>
+        <w:t xml:space="preserve">            </w:t>
+      </w:r>
+      <w:proofErr w:type="spellStart"/>
+      <w:r>
+        <w:rPr>
+          <w:rFonts w:ascii="Consolas" w:eastAsia="Times New Roman" w:hAnsi="Consolas" w:cs="Times New Roman"/>
+          <w:color w:val="DCDCAA"/>
+          <w:sz w:val="21"/>
+          <w:szCs w:val="21"/>
+          <w:lang w:eastAsia="en-US"/>
+        </w:rPr>
+        <w:t>gpio_</w:t>
+      </w:r>
+      <w:proofErr w:type="gramStart"/>
+      <w:r>
+        <w:rPr>
+          <w:rFonts w:ascii="Consolas" w:eastAsia="Times New Roman" w:hAnsi="Consolas" w:cs="Times New Roman"/>
+          <w:color w:val="DCDCAA"/>
+          <w:sz w:val="21"/>
+          <w:szCs w:val="21"/>
+          <w:lang w:eastAsia="en-US"/>
+        </w:rPr>
+        <w:t>put</w:t>
+      </w:r>
+      <w:proofErr w:type="spellEnd"/>
+      <w:r>
+        <w:rPr>
+          <w:rFonts w:ascii="Consolas" w:eastAsia="Times New Roman" w:hAnsi="Consolas" w:cs="Times New Roman"/>
+          <w:color w:val="CCCCCC"/>
+          <w:sz w:val="21"/>
+          <w:szCs w:val="21"/>
+          <w:lang w:eastAsia="en-US"/>
+        </w:rPr>
+        <w:t>(</w:t>
+      </w:r>
+      <w:proofErr w:type="gramEnd"/>
+      <w:r>
+        <w:rPr>
+          <w:rFonts w:ascii="Consolas" w:eastAsia="Times New Roman" w:hAnsi="Consolas" w:cs="Times New Roman"/>
+          <w:color w:val="569CD6"/>
+          <w:sz w:val="21"/>
+          <w:szCs w:val="21"/>
+          <w:lang w:eastAsia="en-US"/>
+        </w:rPr>
+        <w:t>DIODE_PIN</w:t>
+      </w:r>
+      <w:r>
+        <w:rPr>
+          <w:rFonts w:ascii="Consolas" w:eastAsia="Times New Roman" w:hAnsi="Consolas" w:cs="Times New Roman"/>
+          <w:color w:val="CCCCCC"/>
+          <w:sz w:val="21"/>
+          <w:szCs w:val="21"/>
+          <w:lang w:eastAsia="en-US"/>
+        </w:rPr>
+        <w:t xml:space="preserve">, </w:t>
+      </w:r>
+      <w:r>
+        <w:rPr>
+          <w:rFonts w:ascii="Consolas" w:eastAsia="Times New Roman" w:hAnsi="Consolas" w:cs="Times New Roman"/>
+          <w:color w:val="B5CEA8"/>
+          <w:sz w:val="21"/>
+          <w:szCs w:val="21"/>
+          <w:lang w:eastAsia="en-US"/>
+        </w:rPr>
+        <w:t>0</w:t>
+      </w:r>
+      <w:proofErr w:type="gramStart"/>
+      <w:r>
+        <w:rPr>
+          <w:rFonts w:ascii="Consolas" w:eastAsia="Times New Roman" w:hAnsi="Consolas" w:cs="Times New Roman"/>
+          <w:color w:val="CCCCCC"/>
+          <w:sz w:val="21"/>
+          <w:szCs w:val="21"/>
+          <w:lang w:eastAsia="en-US"/>
+        </w:rPr>
+        <w:t>);</w:t>
+      </w:r>
+      <w:proofErr w:type="gramEnd"/>
+    </w:p>
+    <w:p>
+      <w:pPr>
+        <w:shd w:val="clear" w:color="auto" w:fill="1F1F1F"/>
+        <w:suppressAutoHyphens w:val="0"/>
+        <w:spacing w:after="0" w:line="285" w:lineRule="atLeast"/>
+        <w:rPr>
+          <w:rFonts w:ascii="Consolas" w:eastAsia="Times New Roman" w:hAnsi="Consolas" w:cs="Times New Roman"/>
+          <w:color w:val="CCCCCC"/>
+          <w:sz w:val="21"/>
+          <w:szCs w:val="21"/>
+          <w:lang w:eastAsia="en-US"/>
+        </w:rPr>
+      </w:pPr>
+    </w:p>
+    <w:p>
+      <w:pPr>
+        <w:shd w:val="clear" w:color="auto" w:fill="1F1F1F"/>
+        <w:suppressAutoHyphens w:val="0"/>
+        <w:spacing w:after="0" w:line="285" w:lineRule="atLeast"/>
+        <w:rPr>
+          <w:rFonts w:ascii="Consolas" w:eastAsia="Times New Roman" w:hAnsi="Consolas" w:cs="Times New Roman"/>
+          <w:color w:val="CCCCCC"/>
+          <w:sz w:val="21"/>
+          <w:szCs w:val="21"/>
+          <w:lang w:eastAsia="en-US"/>
+        </w:rPr>
+      </w:pPr>
+      <w:r>
+        <w:rPr>
+          <w:rFonts w:ascii="Consolas" w:eastAsia="Times New Roman" w:hAnsi="Consolas" w:cs="Times New Roman"/>
+          <w:color w:val="CCCCCC"/>
+          <w:sz w:val="21"/>
+          <w:szCs w:val="21"/>
+          <w:lang w:eastAsia="en-US"/>
+        </w:rPr>
+        <w:t xml:space="preserve">            </w:t>
+      </w:r>
+      <w:r>
+        <w:rPr>
+          <w:rFonts w:ascii="Consolas" w:eastAsia="Times New Roman" w:hAnsi="Consolas" w:cs="Times New Roman"/>
+          <w:color w:val="C586C0"/>
+          <w:sz w:val="21"/>
+          <w:szCs w:val="21"/>
+          <w:lang w:eastAsia="en-US"/>
+        </w:rPr>
+        <w:t>if</w:t>
+      </w:r>
+      <w:proofErr w:type="gramStart"/>
+      <w:r>
+        <w:rPr>
+          <w:rFonts w:ascii="Consolas" w:eastAsia="Times New Roman" w:hAnsi="Consolas" w:cs="Times New Roman"/>
+          <w:color w:val="CCCCCC"/>
+          <w:sz w:val="21"/>
+          <w:szCs w:val="21"/>
+          <w:lang w:eastAsia="en-US"/>
+        </w:rPr>
+        <w:t>(</w:t>
+      </w:r>
+      <w:r>
+        <w:rPr>
+          <w:rFonts w:ascii="Consolas" w:eastAsia="Times New Roman" w:hAnsi="Consolas" w:cs="Times New Roman"/>
+          <w:color w:val="D4D4D4"/>
+          <w:sz w:val="21"/>
+          <w:szCs w:val="21"/>
+          <w:lang w:eastAsia="en-US"/>
+        </w:rPr>
+        <w:t>!</w:t>
+      </w:r>
+      <w:proofErr w:type="spellStart"/>
+      <w:r>
+        <w:rPr>
+          <w:rFonts w:ascii="Consolas" w:eastAsia="Times New Roman" w:hAnsi="Consolas" w:cs="Times New Roman"/>
+          <w:color w:val="9CDCFE"/>
+          <w:sz w:val="21"/>
+          <w:szCs w:val="21"/>
+          <w:lang w:eastAsia="en-US"/>
+        </w:rPr>
+        <w:t>choose</w:t>
+      </w:r>
+      <w:proofErr w:type="gramEnd"/>
+      <w:r>
+        <w:rPr>
+          <w:rFonts w:ascii="Consolas" w:eastAsia="Times New Roman" w:hAnsi="Consolas" w:cs="Times New Roman"/>
+          <w:color w:val="9CDCFE"/>
+          <w:sz w:val="21"/>
+          <w:szCs w:val="21"/>
+          <w:lang w:eastAsia="en-US"/>
+        </w:rPr>
+        <w:t>_</w:t>
+      </w:r>
+      <w:proofErr w:type="gramStart"/>
+      <w:r>
+        <w:rPr>
+          <w:rFonts w:ascii="Consolas" w:eastAsia="Times New Roman" w:hAnsi="Consolas" w:cs="Times New Roman"/>
+          <w:color w:val="9CDCFE"/>
+          <w:sz w:val="21"/>
+          <w:szCs w:val="21"/>
+          <w:lang w:eastAsia="en-US"/>
+        </w:rPr>
+        <w:t>comp</w:t>
+      </w:r>
+      <w:proofErr w:type="spellEnd"/>
+      <w:r>
+        <w:rPr>
+          <w:rFonts w:ascii="Consolas" w:eastAsia="Times New Roman" w:hAnsi="Consolas" w:cs="Times New Roman"/>
+          <w:color w:val="CCCCCC"/>
+          <w:sz w:val="21"/>
+          <w:szCs w:val="21"/>
+          <w:lang w:eastAsia="en-US"/>
+        </w:rPr>
+        <w:t>){</w:t>
+      </w:r>
+      <w:proofErr w:type="gramEnd"/>
+    </w:p>
+    <w:p>
+      <w:pPr>
+        <w:shd w:val="clear" w:color="auto" w:fill="1F1F1F"/>
+        <w:suppressAutoHyphens w:val="0"/>
+        <w:spacing w:after="0" w:line="285" w:lineRule="atLeast"/>
+        <w:rPr>
+          <w:rFonts w:ascii="Consolas" w:eastAsia="Times New Roman" w:hAnsi="Consolas" w:cs="Times New Roman"/>
+          <w:color w:val="CCCCCC"/>
+          <w:sz w:val="21"/>
+          <w:szCs w:val="21"/>
+          <w:lang w:eastAsia="en-US"/>
+        </w:rPr>
+      </w:pPr>
+      <w:r>
+        <w:rPr>
+          <w:rFonts w:ascii="Consolas" w:eastAsia="Times New Roman" w:hAnsi="Consolas" w:cs="Times New Roman"/>
+          <w:color w:val="CCCCCC"/>
+          <w:sz w:val="21"/>
+          <w:szCs w:val="21"/>
+          <w:lang w:eastAsia="en-US"/>
+        </w:rPr>
+        <w:t xml:space="preserve">                </w:t>
+      </w:r>
+      <w:r>
+        <w:rPr>
+          <w:rFonts w:ascii="Consolas" w:eastAsia="Times New Roman" w:hAnsi="Consolas" w:cs="Times New Roman"/>
+          <w:color w:val="6A9955"/>
+          <w:sz w:val="21"/>
+          <w:szCs w:val="21"/>
+          <w:lang w:eastAsia="en-US"/>
+        </w:rPr>
+        <w:t>// add the diode timer</w:t>
+      </w:r>
+    </w:p>
+    <w:p>
+      <w:pPr>
+        <w:shd w:val="clear" w:color="auto" w:fill="1F1F1F"/>
+        <w:suppressAutoHyphens w:val="0"/>
+        <w:spacing w:after="0" w:line="285" w:lineRule="atLeast"/>
+        <w:rPr>
+          <w:rFonts w:ascii="Consolas" w:eastAsia="Times New Roman" w:hAnsi="Consolas" w:cs="Times New Roman"/>
+          <w:color w:val="CCCCCC"/>
+          <w:sz w:val="21"/>
+          <w:szCs w:val="21"/>
+          <w:lang w:eastAsia="en-US"/>
+        </w:rPr>
+      </w:pPr>
+      <w:r>
+        <w:rPr>
+          <w:rFonts w:ascii="Consolas" w:eastAsia="Times New Roman" w:hAnsi="Consolas" w:cs="Times New Roman"/>
+          <w:color w:val="CCCCCC"/>
+          <w:sz w:val="21"/>
+          <w:szCs w:val="21"/>
+          <w:lang w:eastAsia="en-US"/>
+        </w:rPr>
+        <w:t xml:space="preserve">                </w:t>
+      </w:r>
+      <w:proofErr w:type="spellStart"/>
+      <w:r>
+        <w:rPr>
+          <w:rFonts w:ascii="Consolas" w:eastAsia="Times New Roman" w:hAnsi="Consolas" w:cs="Times New Roman"/>
+          <w:color w:val="DCDCAA"/>
+          <w:sz w:val="21"/>
+          <w:szCs w:val="21"/>
+          <w:lang w:eastAsia="en-US"/>
+        </w:rPr>
+        <w:t>add_repeating_timer_</w:t>
+      </w:r>
+      <w:proofErr w:type="gramStart"/>
+      <w:r>
+        <w:rPr>
+          <w:rFonts w:ascii="Consolas" w:eastAsia="Times New Roman" w:hAnsi="Consolas" w:cs="Times New Roman"/>
+          <w:color w:val="DCDCAA"/>
+          <w:sz w:val="21"/>
+          <w:szCs w:val="21"/>
+          <w:lang w:eastAsia="en-US"/>
+        </w:rPr>
+        <w:t>ms</w:t>
+      </w:r>
+      <w:proofErr w:type="spellEnd"/>
+      <w:r>
+        <w:rPr>
+          <w:rFonts w:ascii="Consolas" w:eastAsia="Times New Roman" w:hAnsi="Consolas" w:cs="Times New Roman"/>
+          <w:color w:val="CCCCCC"/>
+          <w:sz w:val="21"/>
+          <w:szCs w:val="21"/>
+          <w:lang w:eastAsia="en-US"/>
+        </w:rPr>
+        <w:t>(</w:t>
+      </w:r>
+      <w:proofErr w:type="gramEnd"/>
+      <w:r>
+        <w:rPr>
+          <w:rFonts w:ascii="Consolas" w:eastAsia="Times New Roman" w:hAnsi="Consolas" w:cs="Times New Roman"/>
+          <w:color w:val="D4D4D4"/>
+          <w:sz w:val="21"/>
+          <w:szCs w:val="21"/>
+          <w:lang w:eastAsia="en-US"/>
+        </w:rPr>
+        <w:t>-</w:t>
+      </w:r>
+      <w:r>
+        <w:rPr>
+          <w:rFonts w:ascii="Consolas" w:eastAsia="Times New Roman" w:hAnsi="Consolas" w:cs="Times New Roman"/>
+          <w:color w:val="B5CEA8"/>
+          <w:sz w:val="21"/>
+          <w:szCs w:val="21"/>
+          <w:lang w:eastAsia="en-US"/>
+        </w:rPr>
+        <w:t>250</w:t>
+      </w:r>
+      <w:r>
+        <w:rPr>
+          <w:rFonts w:ascii="Consolas" w:eastAsia="Times New Roman" w:hAnsi="Consolas" w:cs="Times New Roman"/>
+          <w:color w:val="CCCCCC"/>
+          <w:sz w:val="21"/>
+          <w:szCs w:val="21"/>
+          <w:lang w:eastAsia="en-US"/>
+        </w:rPr>
+        <w:t xml:space="preserve">, </w:t>
+      </w:r>
+      <w:proofErr w:type="spellStart"/>
+      <w:r>
+        <w:rPr>
+          <w:rFonts w:ascii="Consolas" w:eastAsia="Times New Roman" w:hAnsi="Consolas" w:cs="Times New Roman"/>
+          <w:color w:val="DCDCAA"/>
+          <w:sz w:val="21"/>
+          <w:szCs w:val="21"/>
+          <w:lang w:eastAsia="en-US"/>
+        </w:rPr>
+        <w:t>toggle_diode</w:t>
+      </w:r>
+      <w:proofErr w:type="spellEnd"/>
+      <w:r>
+        <w:rPr>
+          <w:rFonts w:ascii="Consolas" w:eastAsia="Times New Roman" w:hAnsi="Consolas" w:cs="Times New Roman"/>
+          <w:color w:val="CCCCCC"/>
+          <w:sz w:val="21"/>
+          <w:szCs w:val="21"/>
+          <w:lang w:eastAsia="en-US"/>
+        </w:rPr>
+        <w:t xml:space="preserve">, </w:t>
+      </w:r>
+      <w:r>
+        <w:rPr>
+          <w:rFonts w:ascii="Consolas" w:eastAsia="Times New Roman" w:hAnsi="Consolas" w:cs="Times New Roman"/>
+          <w:color w:val="569CD6"/>
+          <w:sz w:val="21"/>
+          <w:szCs w:val="21"/>
+          <w:lang w:eastAsia="en-US"/>
+        </w:rPr>
+        <w:t>NULL</w:t>
+      </w:r>
+      <w:r>
+        <w:rPr>
+          <w:rFonts w:ascii="Consolas" w:eastAsia="Times New Roman" w:hAnsi="Consolas" w:cs="Times New Roman"/>
+          <w:color w:val="CCCCCC"/>
+          <w:sz w:val="21"/>
+          <w:szCs w:val="21"/>
+          <w:lang w:eastAsia="en-US"/>
+        </w:rPr>
+        <w:t xml:space="preserve">, </w:t>
+      </w:r>
+      <w:r>
+        <w:rPr>
+          <w:rFonts w:ascii="Consolas" w:eastAsia="Times New Roman" w:hAnsi="Consolas" w:cs="Times New Roman"/>
+          <w:color w:val="D4D4D4"/>
+          <w:sz w:val="21"/>
+          <w:szCs w:val="21"/>
+          <w:lang w:eastAsia="en-US"/>
+        </w:rPr>
+        <w:t>&amp;</w:t>
+      </w:r>
+      <w:proofErr w:type="spellStart"/>
+      <w:r>
+        <w:rPr>
+          <w:rFonts w:ascii="Consolas" w:eastAsia="Times New Roman" w:hAnsi="Consolas" w:cs="Times New Roman"/>
+          <w:color w:val="9CDCFE"/>
+          <w:sz w:val="21"/>
+          <w:szCs w:val="21"/>
+          <w:lang w:eastAsia="en-US"/>
+        </w:rPr>
+        <w:t>active_timer</w:t>
+      </w:r>
+      <w:proofErr w:type="spellEnd"/>
+      <w:proofErr w:type="gramStart"/>
+      <w:r>
+        <w:rPr>
+          <w:rFonts w:ascii="Consolas" w:eastAsia="Times New Roman" w:hAnsi="Consolas" w:cs="Times New Roman"/>
+          <w:color w:val="CCCCCC"/>
+          <w:sz w:val="21"/>
+          <w:szCs w:val="21"/>
+          <w:lang w:eastAsia="en-US"/>
+        </w:rPr>
+        <w:t>);</w:t>
+      </w:r>
+      <w:proofErr w:type="gramEnd"/>
+    </w:p>
+    <w:p>
+      <w:pPr>
+        <w:shd w:val="clear" w:color="auto" w:fill="1F1F1F"/>
+        <w:suppressAutoHyphens w:val="0"/>
+        <w:spacing w:after="0" w:line="285" w:lineRule="atLeast"/>
+        <w:rPr>
+          <w:rFonts w:ascii="Consolas" w:eastAsia="Times New Roman" w:hAnsi="Consolas" w:cs="Times New Roman"/>
+          <w:color w:val="CCCCCC"/>
+          <w:sz w:val="21"/>
+          <w:szCs w:val="21"/>
+          <w:lang w:eastAsia="en-US"/>
+        </w:rPr>
+      </w:pPr>
+      <w:r>
+        <w:rPr>
+          <w:rFonts w:ascii="Consolas" w:eastAsia="Times New Roman" w:hAnsi="Consolas" w:cs="Times New Roman"/>
+          <w:color w:val="CCCCCC"/>
+          <w:sz w:val="21"/>
+          <w:szCs w:val="21"/>
+          <w:lang w:eastAsia="en-US"/>
+        </w:rPr>
+        <w:t>            }</w:t>
+      </w:r>
+    </w:p>
+    <w:p>
+      <w:pPr>
+        <w:shd w:val="clear" w:color="auto" w:fill="1F1F1F"/>
+        <w:suppressAutoHyphens w:val="0"/>
+        <w:spacing w:after="0" w:line="285" w:lineRule="atLeast"/>
+        <w:rPr>
+          <w:rFonts w:ascii="Consolas" w:eastAsia="Times New Roman" w:hAnsi="Consolas" w:cs="Times New Roman"/>
+          <w:color w:val="CCCCCC"/>
+          <w:sz w:val="21"/>
+          <w:szCs w:val="21"/>
+          <w:lang w:eastAsia="en-US"/>
+        </w:rPr>
+      </w:pPr>
+      <w:r>
+        <w:rPr>
+          <w:rFonts w:ascii="Consolas" w:eastAsia="Times New Roman" w:hAnsi="Consolas" w:cs="Times New Roman"/>
+          <w:color w:val="CCCCCC"/>
+          <w:sz w:val="21"/>
+          <w:szCs w:val="21"/>
+          <w:lang w:eastAsia="en-US"/>
+        </w:rPr>
+        <w:t xml:space="preserve">            </w:t>
+      </w:r>
+      <w:proofErr w:type="gramStart"/>
+      <w:r>
+        <w:rPr>
+          <w:rFonts w:ascii="Consolas" w:eastAsia="Times New Roman" w:hAnsi="Consolas" w:cs="Times New Roman"/>
+          <w:color w:val="C586C0"/>
+          <w:sz w:val="21"/>
+          <w:szCs w:val="21"/>
+          <w:lang w:eastAsia="en-US"/>
+        </w:rPr>
+        <w:t>else</w:t>
+      </w:r>
+      <w:r>
+        <w:rPr>
+          <w:rFonts w:ascii="Consolas" w:eastAsia="Times New Roman" w:hAnsi="Consolas" w:cs="Times New Roman"/>
+          <w:color w:val="CCCCCC"/>
+          <w:sz w:val="21"/>
+          <w:szCs w:val="21"/>
+          <w:lang w:eastAsia="en-US"/>
+        </w:rPr>
+        <w:t>{</w:t>
+      </w:r>
+      <w:proofErr w:type="gramEnd"/>
+    </w:p>
+    <w:p>
+      <w:pPr>
+        <w:shd w:val="clear" w:color="auto" w:fill="1F1F1F"/>
+        <w:suppressAutoHyphens w:val="0"/>
+        <w:spacing w:after="0" w:line="285" w:lineRule="atLeast"/>
+        <w:rPr>
+          <w:rFonts w:ascii="Consolas" w:eastAsia="Times New Roman" w:hAnsi="Consolas" w:cs="Times New Roman"/>
+          <w:color w:val="CCCCCC"/>
+          <w:sz w:val="21"/>
+          <w:szCs w:val="21"/>
+          <w:lang w:eastAsia="en-US"/>
+        </w:rPr>
+      </w:pPr>
+      <w:r>
+        <w:rPr>
+          <w:rFonts w:ascii="Consolas" w:eastAsia="Times New Roman" w:hAnsi="Consolas" w:cs="Times New Roman"/>
+          <w:color w:val="CCCCCC"/>
+          <w:sz w:val="21"/>
+          <w:szCs w:val="21"/>
+          <w:lang w:eastAsia="en-US"/>
+        </w:rPr>
+        <w:t xml:space="preserve">                </w:t>
+      </w:r>
+      <w:r>
+        <w:rPr>
+          <w:rFonts w:ascii="Consolas" w:eastAsia="Times New Roman" w:hAnsi="Consolas" w:cs="Times New Roman"/>
+          <w:color w:val="6A9955"/>
+          <w:sz w:val="21"/>
+          <w:szCs w:val="21"/>
+          <w:lang w:eastAsia="en-US"/>
+        </w:rPr>
+        <w:t xml:space="preserve">// add piezo timer </w:t>
+      </w:r>
+    </w:p>
+    <w:p>
+      <w:pPr>
+        <w:shd w:val="clear" w:color="auto" w:fill="1F1F1F"/>
+        <w:suppressAutoHyphens w:val="0"/>
+        <w:spacing w:after="0" w:line="285" w:lineRule="atLeast"/>
+        <w:rPr>
+          <w:rFonts w:ascii="Consolas" w:eastAsia="Times New Roman" w:hAnsi="Consolas" w:cs="Times New Roman"/>
+          <w:color w:val="CCCCCC"/>
+          <w:sz w:val="21"/>
+          <w:szCs w:val="21"/>
+          <w:lang w:eastAsia="en-US"/>
+        </w:rPr>
+      </w:pPr>
+      <w:r>
+        <w:rPr>
+          <w:rFonts w:ascii="Consolas" w:eastAsia="Times New Roman" w:hAnsi="Consolas" w:cs="Times New Roman"/>
+          <w:color w:val="CCCCCC"/>
+          <w:sz w:val="21"/>
+          <w:szCs w:val="21"/>
+          <w:lang w:eastAsia="en-US"/>
+        </w:rPr>
+        <w:t xml:space="preserve">                </w:t>
+      </w:r>
+      <w:proofErr w:type="spellStart"/>
+      <w:r>
+        <w:rPr>
+          <w:rFonts w:ascii="Consolas" w:eastAsia="Times New Roman" w:hAnsi="Consolas" w:cs="Times New Roman"/>
+          <w:color w:val="DCDCAA"/>
+          <w:sz w:val="21"/>
+          <w:szCs w:val="21"/>
+          <w:lang w:eastAsia="en-US"/>
+        </w:rPr>
+        <w:t>add_repeating_timer_</w:t>
+      </w:r>
+      <w:proofErr w:type="gramStart"/>
+      <w:r>
+        <w:rPr>
+          <w:rFonts w:ascii="Consolas" w:eastAsia="Times New Roman" w:hAnsi="Consolas" w:cs="Times New Roman"/>
+          <w:color w:val="DCDCAA"/>
+          <w:sz w:val="21"/>
+          <w:szCs w:val="21"/>
+          <w:lang w:eastAsia="en-US"/>
+        </w:rPr>
+        <w:t>us</w:t>
+      </w:r>
+      <w:proofErr w:type="spellEnd"/>
+      <w:r>
+        <w:rPr>
+          <w:rFonts w:ascii="Consolas" w:eastAsia="Times New Roman" w:hAnsi="Consolas" w:cs="Times New Roman"/>
+          <w:color w:val="CCCCCC"/>
+          <w:sz w:val="21"/>
+          <w:szCs w:val="21"/>
+          <w:lang w:eastAsia="en-US"/>
+        </w:rPr>
+        <w:t>(</w:t>
+      </w:r>
+      <w:proofErr w:type="gramEnd"/>
+      <w:r>
+        <w:rPr>
+          <w:rFonts w:ascii="Consolas" w:eastAsia="Times New Roman" w:hAnsi="Consolas" w:cs="Times New Roman"/>
+          <w:color w:val="D4D4D4"/>
+          <w:sz w:val="21"/>
+          <w:szCs w:val="21"/>
+          <w:lang w:eastAsia="en-US"/>
+        </w:rPr>
+        <w:t>-</w:t>
+      </w:r>
+      <w:r>
+        <w:rPr>
+          <w:rFonts w:ascii="Consolas" w:eastAsia="Times New Roman" w:hAnsi="Consolas" w:cs="Times New Roman"/>
+          <w:color w:val="B5CEA8"/>
+          <w:sz w:val="21"/>
+          <w:szCs w:val="21"/>
+          <w:lang w:eastAsia="en-US"/>
+        </w:rPr>
+        <w:t>250</w:t>
+      </w:r>
+      <w:r>
+        <w:rPr>
+          <w:rFonts w:ascii="Consolas" w:eastAsia="Times New Roman" w:hAnsi="Consolas" w:cs="Times New Roman"/>
+          <w:color w:val="CCCCCC"/>
+          <w:sz w:val="21"/>
+          <w:szCs w:val="21"/>
+          <w:lang w:eastAsia="en-US"/>
+        </w:rPr>
+        <w:t xml:space="preserve">, </w:t>
+      </w:r>
+      <w:proofErr w:type="spellStart"/>
+      <w:r>
+        <w:rPr>
+          <w:rFonts w:ascii="Consolas" w:eastAsia="Times New Roman" w:hAnsi="Consolas" w:cs="Times New Roman"/>
+          <w:color w:val="DCDCAA"/>
+          <w:sz w:val="21"/>
+          <w:szCs w:val="21"/>
+          <w:lang w:eastAsia="en-US"/>
+        </w:rPr>
+        <w:t>toggle_piezo</w:t>
+      </w:r>
+      <w:proofErr w:type="spellEnd"/>
+      <w:r>
+        <w:rPr>
+          <w:rFonts w:ascii="Consolas" w:eastAsia="Times New Roman" w:hAnsi="Consolas" w:cs="Times New Roman"/>
+          <w:color w:val="CCCCCC"/>
+          <w:sz w:val="21"/>
+          <w:szCs w:val="21"/>
+          <w:lang w:eastAsia="en-US"/>
+        </w:rPr>
+        <w:t xml:space="preserve">, </w:t>
+      </w:r>
+      <w:r>
+        <w:rPr>
+          <w:rFonts w:ascii="Consolas" w:eastAsia="Times New Roman" w:hAnsi="Consolas" w:cs="Times New Roman"/>
+          <w:color w:val="569CD6"/>
+          <w:sz w:val="21"/>
+          <w:szCs w:val="21"/>
+          <w:lang w:eastAsia="en-US"/>
+        </w:rPr>
+        <w:t>NULL</w:t>
+      </w:r>
+      <w:r>
+        <w:rPr>
+          <w:rFonts w:ascii="Consolas" w:eastAsia="Times New Roman" w:hAnsi="Consolas" w:cs="Times New Roman"/>
+          <w:color w:val="CCCCCC"/>
+          <w:sz w:val="21"/>
+          <w:szCs w:val="21"/>
+          <w:lang w:eastAsia="en-US"/>
+        </w:rPr>
+        <w:t xml:space="preserve">, </w:t>
+      </w:r>
+      <w:r>
+        <w:rPr>
+          <w:rFonts w:ascii="Consolas" w:eastAsia="Times New Roman" w:hAnsi="Consolas" w:cs="Times New Roman"/>
+          <w:color w:val="D4D4D4"/>
+          <w:sz w:val="21"/>
+          <w:szCs w:val="21"/>
+          <w:lang w:eastAsia="en-US"/>
+        </w:rPr>
+        <w:t>&amp;</w:t>
+      </w:r>
+      <w:proofErr w:type="spellStart"/>
+      <w:r>
+        <w:rPr>
+          <w:rFonts w:ascii="Consolas" w:eastAsia="Times New Roman" w:hAnsi="Consolas" w:cs="Times New Roman"/>
+          <w:color w:val="9CDCFE"/>
+          <w:sz w:val="21"/>
+          <w:szCs w:val="21"/>
+          <w:lang w:eastAsia="en-US"/>
+        </w:rPr>
+        <w:t>active_timer</w:t>
+      </w:r>
+      <w:proofErr w:type="spellEnd"/>
+      <w:proofErr w:type="gramStart"/>
+      <w:r>
+        <w:rPr>
+          <w:rFonts w:ascii="Consolas" w:eastAsia="Times New Roman" w:hAnsi="Consolas" w:cs="Times New Roman"/>
+          <w:color w:val="CCCCCC"/>
+          <w:sz w:val="21"/>
+          <w:szCs w:val="21"/>
+          <w:lang w:eastAsia="en-US"/>
+        </w:rPr>
+        <w:t>);</w:t>
+      </w:r>
+      <w:proofErr w:type="gramEnd"/>
+    </w:p>
+    <w:p>
+      <w:pPr>
+        <w:shd w:val="clear" w:color="auto" w:fill="1F1F1F"/>
+        <w:suppressAutoHyphens w:val="0"/>
+        <w:spacing w:after="0" w:line="285" w:lineRule="atLeast"/>
+        <w:rPr>
+          <w:rFonts w:ascii="Consolas" w:eastAsia="Times New Roman" w:hAnsi="Consolas" w:cs="Times New Roman"/>
+          <w:color w:val="CCCCCC"/>
+          <w:sz w:val="21"/>
+          <w:szCs w:val="21"/>
+          <w:lang w:eastAsia="en-US"/>
+        </w:rPr>
+      </w:pPr>
+      <w:r>
+        <w:rPr>
+          <w:rFonts w:ascii="Consolas" w:eastAsia="Times New Roman" w:hAnsi="Consolas" w:cs="Times New Roman"/>
+          <w:color w:val="CCCCCC"/>
+          <w:sz w:val="21"/>
+          <w:szCs w:val="21"/>
+          <w:lang w:eastAsia="en-US"/>
+        </w:rPr>
+        <w:t>            }</w:t>
+      </w:r>
+    </w:p>
+    <w:p>
+      <w:pPr>
+        <w:shd w:val="clear" w:color="auto" w:fill="1F1F1F"/>
+        <w:suppressAutoHyphens w:val="0"/>
+        <w:spacing w:after="0" w:line="285" w:lineRule="atLeast"/>
+        <w:rPr>
+          <w:rFonts w:ascii="Consolas" w:eastAsia="Times New Roman" w:hAnsi="Consolas" w:cs="Times New Roman"/>
+          <w:color w:val="CCCCCC"/>
+          <w:sz w:val="21"/>
+          <w:szCs w:val="21"/>
+          <w:lang w:eastAsia="en-US"/>
+        </w:rPr>
+      </w:pPr>
+    </w:p>
+    <w:p>
+      <w:pPr>
+        <w:shd w:val="clear" w:color="auto" w:fill="1F1F1F"/>
+        <w:suppressAutoHyphens w:val="0"/>
+        <w:spacing w:after="0" w:line="285" w:lineRule="atLeast"/>
+        <w:rPr>
+          <w:rFonts w:ascii="Consolas" w:eastAsia="Times New Roman" w:hAnsi="Consolas" w:cs="Times New Roman"/>
+          <w:color w:val="CCCCCC"/>
+          <w:sz w:val="21"/>
+          <w:szCs w:val="21"/>
+          <w:lang w:eastAsia="en-US"/>
+        </w:rPr>
+      </w:pPr>
+      <w:r>
+        <w:rPr>
+          <w:rFonts w:ascii="Consolas" w:eastAsia="Times New Roman" w:hAnsi="Consolas" w:cs="Times New Roman"/>
+          <w:color w:val="CCCCCC"/>
+          <w:sz w:val="21"/>
+          <w:szCs w:val="21"/>
+          <w:lang w:eastAsia="en-US"/>
+        </w:rPr>
+        <w:t xml:space="preserve">            </w:t>
+      </w:r>
+      <w:proofErr w:type="spellStart"/>
+      <w:r>
+        <w:rPr>
+          <w:rFonts w:ascii="Consolas" w:eastAsia="Times New Roman" w:hAnsi="Consolas" w:cs="Times New Roman"/>
+          <w:color w:val="9CDCFE"/>
+          <w:sz w:val="21"/>
+          <w:szCs w:val="21"/>
+          <w:lang w:eastAsia="en-US"/>
+        </w:rPr>
+        <w:t>timer_enable</w:t>
+      </w:r>
+      <w:proofErr w:type="spellEnd"/>
+      <w:r>
+        <w:rPr>
+          <w:rFonts w:ascii="Consolas" w:eastAsia="Times New Roman" w:hAnsi="Consolas" w:cs="Times New Roman"/>
+          <w:color w:val="CCCCCC"/>
+          <w:sz w:val="21"/>
+          <w:szCs w:val="21"/>
+          <w:lang w:eastAsia="en-US"/>
+        </w:rPr>
+        <w:t xml:space="preserve"> </w:t>
+      </w:r>
+      <w:r>
+        <w:rPr>
+          <w:rFonts w:ascii="Consolas" w:eastAsia="Times New Roman" w:hAnsi="Consolas" w:cs="Times New Roman"/>
+          <w:color w:val="D4D4D4"/>
+          <w:sz w:val="21"/>
+          <w:szCs w:val="21"/>
+          <w:lang w:eastAsia="en-US"/>
+        </w:rPr>
+        <w:t>=</w:t>
+      </w:r>
+      <w:r>
+        <w:rPr>
+          <w:rFonts w:ascii="Consolas" w:eastAsia="Times New Roman" w:hAnsi="Consolas" w:cs="Times New Roman"/>
+          <w:color w:val="CCCCCC"/>
+          <w:sz w:val="21"/>
+          <w:szCs w:val="21"/>
+          <w:lang w:eastAsia="en-US"/>
+        </w:rPr>
+        <w:t xml:space="preserve"> </w:t>
+      </w:r>
+      <w:proofErr w:type="gramStart"/>
+      <w:r>
+        <w:rPr>
+          <w:rFonts w:ascii="Consolas" w:eastAsia="Times New Roman" w:hAnsi="Consolas" w:cs="Times New Roman"/>
+          <w:color w:val="569CD6"/>
+          <w:sz w:val="21"/>
+          <w:szCs w:val="21"/>
+          <w:lang w:eastAsia="en-US"/>
+        </w:rPr>
+        <w:t>false</w:t>
+      </w:r>
+      <w:r>
+        <w:rPr>
+          <w:rFonts w:ascii="Consolas" w:eastAsia="Times New Roman" w:hAnsi="Consolas" w:cs="Times New Roman"/>
+          <w:color w:val="CCCCCC"/>
+          <w:sz w:val="21"/>
+          <w:szCs w:val="21"/>
+          <w:lang w:eastAsia="en-US"/>
+        </w:rPr>
+        <w:t>;</w:t>
+      </w:r>
+      <w:proofErr w:type="gramEnd"/>
+      <w:r>
+        <w:rPr>
+          <w:rFonts w:ascii="Consolas" w:eastAsia="Times New Roman" w:hAnsi="Consolas" w:cs="Times New Roman"/>
+          <w:color w:val="CCCCCC"/>
+          <w:sz w:val="21"/>
+          <w:szCs w:val="21"/>
+          <w:lang w:eastAsia="en-US"/>
+        </w:rPr>
+        <w:t xml:space="preserve"> </w:t>
+      </w:r>
+    </w:p>
+    <w:p>
+      <w:pPr>
+        <w:shd w:val="clear" w:color="auto" w:fill="1F1F1F"/>
+        <w:suppressAutoHyphens w:val="0"/>
+        <w:spacing w:after="0" w:line="285" w:lineRule="atLeast"/>
+        <w:rPr>
+          <w:rFonts w:ascii="Consolas" w:eastAsia="Times New Roman" w:hAnsi="Consolas" w:cs="Times New Roman"/>
+          <w:color w:val="CCCCCC"/>
+          <w:sz w:val="21"/>
+          <w:szCs w:val="21"/>
+          <w:lang w:eastAsia="en-US"/>
+        </w:rPr>
+      </w:pPr>
+      <w:r>
+        <w:rPr>
+          <w:rFonts w:ascii="Consolas" w:eastAsia="Times New Roman" w:hAnsi="Consolas" w:cs="Times New Roman"/>
+          <w:color w:val="CCCCCC"/>
+          <w:sz w:val="21"/>
+          <w:szCs w:val="21"/>
+          <w:lang w:eastAsia="en-US"/>
+        </w:rPr>
+        <w:t>        }</w:t>
+      </w:r>
+    </w:p>
+    <w:p>
+      <w:pPr>
+        <w:shd w:val="clear" w:color="auto" w:fill="1F1F1F"/>
+        <w:suppressAutoHyphens w:val="0"/>
+        <w:spacing w:after="0" w:line="285" w:lineRule="atLeast"/>
+        <w:rPr>
+          <w:rFonts w:ascii="Consolas" w:eastAsia="Times New Roman" w:hAnsi="Consolas" w:cs="Times New Roman"/>
+          <w:color w:val="CCCCCC"/>
+          <w:sz w:val="21"/>
+          <w:szCs w:val="21"/>
+          <w:lang w:eastAsia="en-US"/>
+        </w:rPr>
+      </w:pPr>
+      <w:r>
+        <w:rPr>
+          <w:rFonts w:ascii="Consolas" w:eastAsia="Times New Roman" w:hAnsi="Consolas" w:cs="Times New Roman"/>
+          <w:color w:val="CCCCCC"/>
+          <w:sz w:val="21"/>
+          <w:szCs w:val="21"/>
+          <w:lang w:eastAsia="en-US"/>
+        </w:rPr>
+        <w:t xml:space="preserve">    } </w:t>
+      </w:r>
+    </w:p>
+    <w:p>
+      <w:pPr>
+        <w:shd w:val="clear" w:color="auto" w:fill="1F1F1F"/>
+        <w:suppressAutoHyphens w:val="0"/>
+        <w:spacing w:after="0" w:line="285" w:lineRule="atLeast"/>
+        <w:rPr>
+          <w:rFonts w:ascii="Consolas" w:eastAsia="Times New Roman" w:hAnsi="Consolas" w:cs="Times New Roman"/>
+          <w:color w:val="CCCCCC"/>
+          <w:sz w:val="21"/>
+          <w:szCs w:val="21"/>
+          <w:lang w:eastAsia="en-US"/>
+        </w:rPr>
+      </w:pPr>
+    </w:p>
+    <w:p>
+      <w:pPr>
+        <w:shd w:val="clear" w:color="auto" w:fill="1F1F1F"/>
+        <w:suppressAutoHyphens w:val="0"/>
+        <w:spacing w:after="0" w:line="285" w:lineRule="atLeast"/>
+        <w:rPr>
+          <w:rFonts w:ascii="Consolas" w:eastAsia="Times New Roman" w:hAnsi="Consolas" w:cs="Times New Roman"/>
+          <w:color w:val="CCCCCC"/>
+          <w:sz w:val="21"/>
+          <w:szCs w:val="21"/>
+          <w:lang w:eastAsia="en-US"/>
+        </w:rPr>
+      </w:pPr>
+      <w:r>
+        <w:rPr>
+          <w:rFonts w:ascii="Consolas" w:eastAsia="Times New Roman" w:hAnsi="Consolas" w:cs="Times New Roman"/>
+          <w:color w:val="CCCCCC"/>
+          <w:sz w:val="21"/>
+          <w:szCs w:val="21"/>
+          <w:lang w:eastAsia="en-US"/>
+        </w:rPr>
+        <w:t xml:space="preserve">    </w:t>
+      </w:r>
+      <w:r>
+        <w:rPr>
+          <w:rFonts w:ascii="Consolas" w:eastAsia="Times New Roman" w:hAnsi="Consolas" w:cs="Times New Roman"/>
+          <w:color w:val="C586C0"/>
+          <w:sz w:val="21"/>
+          <w:szCs w:val="21"/>
+          <w:lang w:eastAsia="en-US"/>
+        </w:rPr>
+        <w:t>return</w:t>
+      </w:r>
+      <w:r>
+        <w:rPr>
+          <w:rFonts w:ascii="Consolas" w:eastAsia="Times New Roman" w:hAnsi="Consolas" w:cs="Times New Roman"/>
+          <w:color w:val="CCCCCC"/>
+          <w:sz w:val="21"/>
+          <w:szCs w:val="21"/>
+          <w:lang w:eastAsia="en-US"/>
+        </w:rPr>
+        <w:t xml:space="preserve"> </w:t>
+      </w:r>
+      <w:proofErr w:type="gramStart"/>
+      <w:r>
+        <w:rPr>
+          <w:rFonts w:ascii="Consolas" w:eastAsia="Times New Roman" w:hAnsi="Consolas" w:cs="Times New Roman"/>
+          <w:color w:val="B5CEA8"/>
+          <w:sz w:val="21"/>
+          <w:szCs w:val="21"/>
+          <w:lang w:eastAsia="en-US"/>
+        </w:rPr>
+        <w:t>0</w:t>
+      </w:r>
+      <w:r>
+        <w:rPr>
+          <w:rFonts w:ascii="Consolas" w:eastAsia="Times New Roman" w:hAnsi="Consolas" w:cs="Times New Roman"/>
+          <w:color w:val="CCCCCC"/>
+          <w:sz w:val="21"/>
+          <w:szCs w:val="21"/>
+          <w:lang w:eastAsia="en-US"/>
+        </w:rPr>
+        <w:t>;</w:t>
+      </w:r>
+      <w:proofErr w:type="gramEnd"/>
+    </w:p>
+    <w:p>
+      <w:pPr>
+        <w:shd w:val="clear" w:color="auto" w:fill="1F1F1F"/>
+        <w:suppressAutoHyphens w:val="0"/>
+        <w:spacing w:after="0" w:line="285" w:lineRule="atLeast"/>
+        <w:rPr>
+          <w:rFonts w:ascii="Consolas" w:eastAsia="Times New Roman" w:hAnsi="Consolas" w:cs="Times New Roman"/>
+          <w:color w:val="CCCCCC"/>
+          <w:sz w:val="21"/>
+          <w:szCs w:val="21"/>
+          <w:lang w:eastAsia="en-US"/>
+        </w:rPr>
+      </w:pPr>
+      <w:r>
+        <w:rPr>
+          <w:rFonts w:ascii="Consolas" w:eastAsia="Times New Roman" w:hAnsi="Consolas" w:cs="Times New Roman"/>
+          <w:color w:val="CCCCCC"/>
+          <w:sz w:val="21"/>
+          <w:szCs w:val="21"/>
+          <w:lang w:eastAsia="en-US"/>
+        </w:rPr>
+        <w:t>}</w:t>
+      </w:r>
+    </w:p>
+    <w:p>
+      <w:pPr>
+        <w:shd w:val="clear" w:color="auto" w:fill="1F1F1F"/>
+        <w:suppressAutoHyphens w:val="0"/>
+        <w:spacing w:after="0" w:line="285" w:lineRule="atLeast"/>
+        <w:rPr>
+          <w:rFonts w:ascii="Consolas" w:eastAsia="Times New Roman" w:hAnsi="Consolas" w:cs="Times New Roman"/>
+          <w:color w:val="CCCCCC"/>
+          <w:sz w:val="21"/>
+          <w:szCs w:val="21"/>
+          <w:lang w:eastAsia="en-US"/>
+        </w:rPr>
+      </w:pPr>
     </w:p>
     <w:p>
       <w:pPr>
